--- a/Assets/Document/new/7.系统功能文档/文字游戏核心系统功能策划案.docx
+++ b/Assets/Document/new/7.系统功能文档/文字游戏核心系统功能策划案.docx
@@ -110,8 +110,8 @@
     <w:tbl>
       <w:tblPr>
         <w:tblStyle w:val="7"/>
-        <w:tblW w:w="10369" w:type="dxa"/>
-        <w:tblInd w:w="-942" w:type="dxa"/>
+        <w:tblW w:w="11363" w:type="dxa"/>
+        <w:tblInd w:w="-1345" w:type="dxa"/>
         <w:tblBorders>
           <w:top w:val="single" w:color="auto" w:sz="4" w:space="0"/>
           <w:left w:val="single" w:color="auto" w:sz="4" w:space="0"/>
@@ -129,11 +129,11 @@
         </w:tblCellMar>
       </w:tblPr>
       <w:tblGrid>
-        <w:gridCol w:w="1294"/>
+        <w:gridCol w:w="1697"/>
         <w:gridCol w:w="1425"/>
         <w:gridCol w:w="1819"/>
         <w:gridCol w:w="3825"/>
-        <w:gridCol w:w="2006"/>
+        <w:gridCol w:w="2597"/>
       </w:tblGrid>
       <w:tr>
         <w:tblPrEx>
@@ -154,7 +154,7 @@
         </w:tblPrEx>
         <w:tc>
           <w:tcPr>
-            <w:tcW w:w="1294" w:type="dxa"/>
+            <w:tcW w:w="1697" w:type="dxa"/>
           </w:tcPr>
           <w:p>
             <w:pPr>
@@ -278,7 +278,7 @@
         </w:tc>
         <w:tc>
           <w:tcPr>
-            <w:tcW w:w="2006" w:type="dxa"/>
+            <w:tcW w:w="2597" w:type="dxa"/>
           </w:tcPr>
           <w:p>
             <w:pPr>
@@ -327,7 +327,7 @@
         </w:tblPrEx>
         <w:tc>
           <w:tcPr>
-            <w:tcW w:w="1294" w:type="dxa"/>
+            <w:tcW w:w="1697" w:type="dxa"/>
           </w:tcPr>
           <w:p>
             <w:pPr>
@@ -435,17 +435,29 @@
         </w:tc>
         <w:tc>
           <w:tcPr>
-            <w:tcW w:w="2006" w:type="dxa"/>
+            <w:tcW w:w="2597" w:type="dxa"/>
           </w:tcPr>
           <w:p>
             <w:pPr>
               <w:jc w:val="center"/>
               <w:rPr>
+                <w:rFonts w:hint="default" w:eastAsiaTheme="minorEastAsia"/>
                 <w:sz w:val="28"/>
                 <w:szCs w:val="28"/>
                 <w:vertAlign w:val="baseline"/>
+                <w:lang w:val="en-US" w:eastAsia="zh-CN"/>
               </w:rPr>
             </w:pPr>
+            <w:r>
+              <w:rPr>
+                <w:rFonts w:hint="eastAsia"/>
+                <w:sz w:val="24"/>
+                <w:szCs w:val="24"/>
+                <w:vertAlign w:val="baseline"/>
+                <w:lang w:val="en-US" w:eastAsia="zh-CN"/>
+              </w:rPr>
+              <w:t>黄底红字为后续完善内容，当前版本不考虑</w:t>
+            </w:r>
           </w:p>
         </w:tc>
       </w:tr>
@@ -468,7 +480,7 @@
         </w:tblPrEx>
         <w:tc>
           <w:tcPr>
-            <w:tcW w:w="1294" w:type="dxa"/>
+            <w:tcW w:w="1697" w:type="dxa"/>
           </w:tcPr>
           <w:p>
             <w:pPr>
@@ -528,7 +540,7 @@
         </w:tc>
         <w:tc>
           <w:tcPr>
-            <w:tcW w:w="2006" w:type="dxa"/>
+            <w:tcW w:w="2597" w:type="dxa"/>
           </w:tcPr>
           <w:p>
             <w:pPr>
@@ -3415,8 +3427,10 @@
           <w:rStyle w:val="9"/>
           <w:rFonts w:hint="eastAsia" w:cs="Times New Roman"/>
           <w:b/>
+          <w:color w:val="FF0000"/>
           <w:sz w:val="32"/>
           <w:szCs w:val="32"/>
+          <w:highlight w:val="yellow"/>
           <w:lang w:val="en-US" w:eastAsia="zh-CN"/>
         </w:rPr>
       </w:pPr>
@@ -3425,33 +3439,13 @@
           <w:rStyle w:val="9"/>
           <w:rFonts w:hint="eastAsia" w:cs="Times New Roman"/>
           <w:b/>
+          <w:color w:val="FF0000"/>
           <w:sz w:val="32"/>
           <w:szCs w:val="32"/>
-          <w:lang w:val="en-US" w:eastAsia="zh-CN"/>
-        </w:rPr>
-        <w:t>5.剧</w:t>
-      </w:r>
-      <w:r>
-        <w:rPr>
-          <w:rStyle w:val="9"/>
-          <w:rFonts w:hint="eastAsia" w:cs="Times New Roman"/>
-          <w:b/>
-          <w:sz w:val="36"/>
-          <w:szCs w:val="36"/>
-          <w:lang w:val="en-US" w:eastAsia="zh-CN"/>
-        </w:rPr>
-        <w:t>情回溯</w:t>
-      </w:r>
-      <w:r>
-        <w:rPr>
-          <w:rStyle w:val="9"/>
-          <w:rFonts w:hint="eastAsia" w:cs="Times New Roman"/>
-          <w:b/>
-          <w:sz w:val="32"/>
-          <w:szCs w:val="32"/>
-          <w:lang w:val="en-US" w:eastAsia="zh-CN"/>
-        </w:rPr>
-        <w:t xml:space="preserve"> (Flowchart / Story Branching)</w:t>
+          <w:highlight w:val="yellow"/>
+          <w:lang w:val="en-US" w:eastAsia="zh-CN"/>
+        </w:rPr>
+        <w:t>5.剧情回溯 (Flowchart / Story Branching)</w:t>
       </w:r>
     </w:p>
     <w:p>
@@ -3466,8 +3460,10 @@
           <w:rStyle w:val="10"/>
           <w:i w:val="0"/>
           <w:iCs/>
-          <w:sz w:val="28"/>
-          <w:szCs w:val="28"/>
+          <w:color w:val="FF0000"/>
+          <w:sz w:val="28"/>
+          <w:szCs w:val="28"/>
+          <w:highlight w:val="yellow"/>
         </w:rPr>
       </w:pPr>
       <w:r>
@@ -3475,8 +3471,10 @@
           <w:rStyle w:val="10"/>
           <w:i w:val="0"/>
           <w:iCs/>
-          <w:sz w:val="28"/>
-          <w:szCs w:val="28"/>
+          <w:color w:val="FF0000"/>
+          <w:sz w:val="28"/>
+          <w:szCs w:val="28"/>
+          <w:highlight w:val="yellow"/>
         </w:rPr>
         <w:t>通过树状流程图展示游戏庞大的分支结构，方便玩家收集全结局或查漏补缺。</w:t>
       </w:r>
@@ -3494,8 +3492,10 @@
           <w:rFonts w:hint="eastAsia" w:eastAsiaTheme="minorEastAsia"/>
           <w:i w:val="0"/>
           <w:iCs/>
-          <w:sz w:val="28"/>
-          <w:szCs w:val="28"/>
+          <w:color w:val="FF0000"/>
+          <w:sz w:val="28"/>
+          <w:szCs w:val="28"/>
+          <w:highlight w:val="yellow"/>
           <w:lang w:eastAsia="zh-CN"/>
         </w:rPr>
       </w:pPr>
@@ -3505,15 +3505,17 @@
           <w:rFonts w:hint="eastAsia" w:eastAsiaTheme="minorEastAsia"/>
           <w:i w:val="0"/>
           <w:iCs/>
-          <w:sz w:val="28"/>
-          <w:szCs w:val="28"/>
+          <w:color w:val="FF0000"/>
+          <w:sz w:val="28"/>
+          <w:szCs w:val="28"/>
+          <w:highlight w:val="yellow"/>
           <w:lang w:eastAsia="zh-CN"/>
         </w:rPr>
         <w:drawing>
           <wp:inline distT="0" distB="0" distL="114300" distR="114300">
-            <wp:extent cx="5266690" cy="2972435"/>
-            <wp:effectExtent l="0" t="0" r="10160" b="18415"/>
-            <wp:docPr id="5" name="图片 5" descr="6aefa442cd8d502a0149c25e46f2b04e"/>
+            <wp:extent cx="5271135" cy="2994025"/>
+            <wp:effectExtent l="0" t="0" r="5715" b="15875"/>
+            <wp:docPr id="2" name="图片 2" descr="45760ef683021f3c0a3e9229ce6f0cdc"/>
             <wp:cNvGraphicFramePr>
               <a:graphicFrameLocks xmlns:a="http://schemas.openxmlformats.org/drawingml/2006/main" noChangeAspect="1"/>
             </wp:cNvGraphicFramePr>
@@ -3521,7 +3523,7 @@
               <a:graphicData uri="http://schemas.openxmlformats.org/drawingml/2006/picture">
                 <pic:pic xmlns:pic="http://schemas.openxmlformats.org/drawingml/2006/picture">
                   <pic:nvPicPr>
-                    <pic:cNvPr id="5" name="图片 5" descr="6aefa442cd8d502a0149c25e46f2b04e"/>
+                    <pic:cNvPr id="2" name="图片 2" descr="45760ef683021f3c0a3e9229ce6f0cdc"/>
                     <pic:cNvPicPr>
                       <a:picLocks noChangeAspect="1"/>
                     </pic:cNvPicPr>
@@ -3535,7 +3537,7 @@
                   <pic:spPr>
                     <a:xfrm>
                       <a:off x="0" y="0"/>
-                      <a:ext cx="5266690" cy="2972435"/>
+                      <a:ext cx="5271135" cy="2994025"/>
                     </a:xfrm>
                     <a:prstGeom prst="rect">
                       <a:avLst/>
@@ -3547,8 +3549,6 @@
           </wp:inline>
         </w:drawing>
       </w:r>
-      <w:bookmarkStart w:id="0" w:name="_GoBack"/>
-      <w:bookmarkEnd w:id="0"/>
     </w:p>
     <w:p>
       <w:pPr>
@@ -3556,8 +3556,10 @@
         <w:bidi w:val="0"/>
         <w:jc w:val="left"/>
         <w:rPr>
-          <w:sz w:val="28"/>
-          <w:szCs w:val="28"/>
+          <w:color w:val="FF0000"/>
+          <w:sz w:val="28"/>
+          <w:szCs w:val="28"/>
+          <w:highlight w:val="yellow"/>
         </w:rPr>
       </w:pPr>
       <w:r>
@@ -3565,8 +3567,10 @@
           <w:rStyle w:val="9"/>
           <w:rFonts w:hint="eastAsia" w:cs="Times New Roman"/>
           <w:b/>
+          <w:color w:val="FF0000"/>
           <w:sz w:val="30"/>
           <w:szCs w:val="30"/>
+          <w:highlight w:val="yellow"/>
           <w:lang w:val="en-US" w:eastAsia="zh-CN"/>
         </w:rPr>
         <w:t>5.1树状拓扑图展示 (Visual Flowchart)</w:t>
@@ -3581,14 +3585,18 @@
         <w:suppressLineNumbers w:val="0"/>
         <w:ind w:firstLine="560" w:firstLineChars="200"/>
         <w:rPr>
-          <w:sz w:val="28"/>
-          <w:szCs w:val="28"/>
-        </w:rPr>
-      </w:pPr>
-      <w:r>
-        <w:rPr>
-          <w:sz w:val="28"/>
-          <w:szCs w:val="28"/>
+          <w:color w:val="FF0000"/>
+          <w:sz w:val="28"/>
+          <w:szCs w:val="28"/>
+          <w:highlight w:val="yellow"/>
+        </w:rPr>
+      </w:pPr>
+      <w:r>
+        <w:rPr>
+          <w:color w:val="FF0000"/>
+          <w:sz w:val="28"/>
+          <w:szCs w:val="28"/>
+          <w:highlight w:val="yellow"/>
         </w:rPr>
         <w:t>将剧情分为不同的节点（Nodes），用连线表现分支走向。</w:t>
       </w:r>
@@ -3601,8 +3609,10 @@
         <w:widowControl/>
         <w:suppressLineNumbers w:val="0"/>
         <w:rPr>
-          <w:sz w:val="28"/>
-          <w:szCs w:val="28"/>
+          <w:color w:val="FF0000"/>
+          <w:sz w:val="28"/>
+          <w:szCs w:val="28"/>
+          <w:highlight w:val="yellow"/>
         </w:rPr>
       </w:pPr>
       <w:r>
@@ -3610,8 +3620,10 @@
           <w:rStyle w:val="9"/>
           <w:b w:val="0"/>
           <w:bCs/>
-          <w:sz w:val="28"/>
-          <w:szCs w:val="28"/>
+          <w:color w:val="FF0000"/>
+          <w:sz w:val="28"/>
+          <w:szCs w:val="28"/>
+          <w:highlight w:val="yellow"/>
         </w:rPr>
         <w:t>视觉区分</w:t>
       </w:r>
@@ -3619,15 +3631,19 @@
         <w:rPr>
           <w:b w:val="0"/>
           <w:bCs/>
-          <w:sz w:val="28"/>
-          <w:szCs w:val="28"/>
+          <w:color w:val="FF0000"/>
+          <w:sz w:val="28"/>
+          <w:szCs w:val="28"/>
+          <w:highlight w:val="yellow"/>
         </w:rPr>
         <w:t>：</w:t>
       </w:r>
       <w:r>
         <w:rPr>
-          <w:sz w:val="28"/>
-          <w:szCs w:val="28"/>
+          <w:color w:val="FF0000"/>
+          <w:sz w:val="28"/>
+          <w:szCs w:val="28"/>
+          <w:highlight w:val="yellow"/>
         </w:rPr>
         <w:t>已读节点（高亮）、当前所处节点（特殊标记）、未探索节点（灰色/问号）、被锁定的节点（带锁图标）</w:t>
       </w:r>
@@ -3641,8 +3657,10 @@
           <w:rStyle w:val="9"/>
           <w:rFonts w:hint="eastAsia" w:cs="Times New Roman"/>
           <w:b/>
+          <w:color w:val="FF0000"/>
           <w:sz w:val="30"/>
           <w:szCs w:val="30"/>
+          <w:highlight w:val="yellow"/>
           <w:lang w:val="en-US" w:eastAsia="zh-CN"/>
         </w:rPr>
       </w:pPr>
@@ -3651,8 +3669,10 @@
           <w:rStyle w:val="9"/>
           <w:rFonts w:hint="eastAsia" w:cs="Times New Roman"/>
           <w:b/>
+          <w:color w:val="FF0000"/>
           <w:sz w:val="30"/>
           <w:szCs w:val="30"/>
+          <w:highlight w:val="yellow"/>
           <w:lang w:val="en-US" w:eastAsia="zh-CN"/>
         </w:rPr>
         <w:t>5.2节点详情与跳转 (Node Info &amp; Jump)</w:t>
@@ -3667,14 +3687,18 @@
         <w:suppressLineNumbers w:val="0"/>
         <w:ind w:firstLine="560" w:firstLineChars="200"/>
         <w:rPr>
-          <w:sz w:val="28"/>
-          <w:szCs w:val="28"/>
-        </w:rPr>
-      </w:pPr>
-      <w:r>
-        <w:rPr>
-          <w:sz w:val="28"/>
-          <w:szCs w:val="28"/>
+          <w:color w:val="FF0000"/>
+          <w:sz w:val="28"/>
+          <w:szCs w:val="28"/>
+          <w:highlight w:val="yellow"/>
+        </w:rPr>
+      </w:pPr>
+      <w:r>
+        <w:rPr>
+          <w:color w:val="FF0000"/>
+          <w:sz w:val="28"/>
+          <w:szCs w:val="28"/>
+          <w:highlight w:val="yellow"/>
         </w:rPr>
         <w:t>悬浮节点可查看该剧情段的名称、缩略图或简介。</w:t>
       </w:r>
@@ -3687,8 +3711,10 @@
         <w:widowControl/>
         <w:suppressLineNumbers w:val="0"/>
         <w:rPr>
-          <w:sz w:val="28"/>
-          <w:szCs w:val="28"/>
+          <w:color w:val="FF0000"/>
+          <w:sz w:val="28"/>
+          <w:szCs w:val="28"/>
+          <w:highlight w:val="yellow"/>
         </w:rPr>
       </w:pPr>
       <w:r>
@@ -3696,8 +3722,10 @@
           <w:rStyle w:val="9"/>
           <w:b w:val="0"/>
           <w:bCs/>
-          <w:sz w:val="28"/>
-          <w:szCs w:val="28"/>
+          <w:color w:val="FF0000"/>
+          <w:sz w:val="28"/>
+          <w:szCs w:val="28"/>
+          <w:highlight w:val="yellow"/>
         </w:rPr>
         <w:t>节点跳转</w:t>
       </w:r>
@@ -3705,23 +3733,29 @@
         <w:rPr>
           <w:b w:val="0"/>
           <w:bCs/>
-          <w:sz w:val="28"/>
-          <w:szCs w:val="28"/>
+          <w:color w:val="FF0000"/>
+          <w:sz w:val="28"/>
+          <w:szCs w:val="28"/>
+          <w:highlight w:val="yellow"/>
         </w:rPr>
         <w:t>：</w:t>
       </w:r>
       <w:r>
         <w:rPr>
-          <w:sz w:val="28"/>
-          <w:szCs w:val="28"/>
+          <w:color w:val="FF0000"/>
+          <w:sz w:val="28"/>
+          <w:szCs w:val="28"/>
+          <w:highlight w:val="yellow"/>
         </w:rPr>
         <w:t>玩家点击已解锁的节点，可直接跨越时空跳转到该剧情点开始游玩</w:t>
       </w:r>
       <w:r>
         <w:rPr>
           <w:rFonts w:hint="eastAsia"/>
-          <w:sz w:val="28"/>
-          <w:szCs w:val="28"/>
+          <w:color w:val="FF0000"/>
+          <w:sz w:val="28"/>
+          <w:szCs w:val="28"/>
+          <w:highlight w:val="yellow"/>
           <w:lang w:val="en-US" w:eastAsia="zh-CN"/>
         </w:rPr>
         <w:t>.</w:t>
@@ -3733,8 +3767,10 @@
         <w:bidi w:val="0"/>
         <w:jc w:val="left"/>
         <w:rPr>
-          <w:sz w:val="28"/>
-          <w:szCs w:val="28"/>
+          <w:color w:val="FF0000"/>
+          <w:sz w:val="28"/>
+          <w:szCs w:val="28"/>
+          <w:highlight w:val="yellow"/>
         </w:rPr>
       </w:pPr>
       <w:r>
@@ -3742,8 +3778,10 @@
           <w:rStyle w:val="9"/>
           <w:rFonts w:hint="eastAsia" w:cs="Times New Roman"/>
           <w:b/>
+          <w:color w:val="FF0000"/>
           <w:sz w:val="30"/>
           <w:szCs w:val="30"/>
+          <w:highlight w:val="yellow"/>
           <w:lang w:val="en-US" w:eastAsia="zh-CN"/>
         </w:rPr>
         <w:t>5.3锁与条件提示 (Lock Hints)</w:t>
@@ -3758,62 +3796,61 @@
         <w:suppressLineNumbers w:val="0"/>
         <w:ind w:firstLine="560" w:firstLineChars="200"/>
         <w:rPr>
-          <w:sz w:val="28"/>
-          <w:szCs w:val="28"/>
-        </w:rPr>
-      </w:pPr>
-      <w:r>
-        <w:rPr>
-          <w:sz w:val="28"/>
-          <w:szCs w:val="28"/>
+          <w:color w:val="FF0000"/>
+          <w:sz w:val="28"/>
+          <w:szCs w:val="28"/>
+          <w:highlight w:val="yellow"/>
+        </w:rPr>
+      </w:pPr>
+      <w:r>
+        <w:rPr>
+          <w:color w:val="FF0000"/>
+          <w:sz w:val="28"/>
+          <w:szCs w:val="28"/>
+          <w:highlight w:val="yellow"/>
         </w:rPr>
         <w:t>对于无法进入的分支线路，提供模糊的条件提示（例如：“要求：在第</w:t>
       </w:r>
       <w:r>
         <w:rPr>
           <w:rFonts w:hint="eastAsia"/>
-          <w:sz w:val="28"/>
-          <w:szCs w:val="28"/>
+          <w:color w:val="FF0000"/>
+          <w:sz w:val="28"/>
+          <w:szCs w:val="28"/>
+          <w:highlight w:val="yellow"/>
           <w:lang w:val="en-US" w:eastAsia="zh-CN"/>
         </w:rPr>
         <w:t>一</w:t>
       </w:r>
       <w:r>
         <w:rPr>
-          <w:sz w:val="28"/>
-          <w:szCs w:val="28"/>
+          <w:color w:val="FF0000"/>
+          <w:sz w:val="28"/>
+          <w:szCs w:val="28"/>
+          <w:highlight w:val="yellow"/>
         </w:rPr>
         <w:t>章中达成与A的约定”或“要求：</w:t>
       </w:r>
       <w:r>
         <w:rPr>
           <w:rFonts w:hint="eastAsia"/>
-          <w:sz w:val="28"/>
-          <w:szCs w:val="28"/>
+          <w:color w:val="FF0000"/>
+          <w:sz w:val="28"/>
+          <w:szCs w:val="28"/>
+          <w:highlight w:val="yellow"/>
           <w:lang w:val="en-US" w:eastAsia="zh-CN"/>
         </w:rPr>
         <w:t>某男主好感值高于95</w:t>
       </w:r>
       <w:r>
         <w:rPr>
-          <w:sz w:val="28"/>
-          <w:szCs w:val="28"/>
+          <w:color w:val="FF0000"/>
+          <w:sz w:val="28"/>
+          <w:szCs w:val="28"/>
+          <w:highlight w:val="yellow"/>
         </w:rPr>
         <w:t>”）。</w:t>
       </w:r>
-    </w:p>
-    <w:p>
-      <w:pPr>
-        <w:pStyle w:val="5"/>
-        <w:keepNext w:val="0"/>
-        <w:keepLines w:val="0"/>
-        <w:widowControl/>
-        <w:suppressLineNumbers w:val="0"/>
-        <w:rPr>
-          <w:sz w:val="28"/>
-          <w:szCs w:val="28"/>
-        </w:rPr>
-      </w:pPr>
     </w:p>
     <w:p>
       <w:pPr>
@@ -3821,8 +3858,10 @@
         <w:bidi w:val="0"/>
         <w:jc w:val="left"/>
         <w:rPr>
-          <w:sz w:val="28"/>
-          <w:szCs w:val="28"/>
+          <w:color w:val="FF0000"/>
+          <w:sz w:val="28"/>
+          <w:szCs w:val="28"/>
+          <w:highlight w:val="yellow"/>
         </w:rPr>
       </w:pPr>
       <w:r>
@@ -3830,8 +3869,10 @@
           <w:rStyle w:val="9"/>
           <w:rFonts w:hint="eastAsia" w:cs="Times New Roman"/>
           <w:b/>
+          <w:color w:val="FF0000"/>
           <w:sz w:val="30"/>
           <w:szCs w:val="30"/>
+          <w:highlight w:val="yellow"/>
           <w:lang w:val="en-US" w:eastAsia="zh-CN"/>
         </w:rPr>
         <w:t>5.4收集进度条 (Completion Rate)</w:t>
@@ -3846,16 +3887,435 @@
         <w:suppressLineNumbers w:val="0"/>
         <w:ind w:firstLine="560" w:firstLineChars="200"/>
         <w:rPr>
-          <w:sz w:val="28"/>
-          <w:szCs w:val="28"/>
-        </w:rPr>
-      </w:pPr>
-      <w:r>
-        <w:rPr>
-          <w:sz w:val="28"/>
-          <w:szCs w:val="28"/>
+          <w:color w:val="FF0000"/>
+          <w:sz w:val="28"/>
+          <w:szCs w:val="28"/>
+          <w:highlight w:val="yellow"/>
+        </w:rPr>
+      </w:pPr>
+      <w:r>
+        <w:rPr>
+          <w:color w:val="FF0000"/>
+          <w:sz w:val="28"/>
+          <w:szCs w:val="28"/>
+          <w:highlight w:val="yellow"/>
         </w:rPr>
         <w:t>显示全局剧本完成度百分比，以及各主要章节的完成度。</w:t>
+      </w:r>
+    </w:p>
+    <w:p>
+      <w:pPr>
+        <w:pStyle w:val="3"/>
+        <w:bidi w:val="0"/>
+        <w:jc w:val="left"/>
+        <w:rPr>
+          <w:rStyle w:val="9"/>
+          <w:rFonts w:hint="eastAsia" w:cs="Times New Roman"/>
+          <w:b/>
+          <w:color w:val="FF0000"/>
+          <w:sz w:val="32"/>
+          <w:szCs w:val="32"/>
+          <w:highlight w:val="yellow"/>
+          <w:lang w:val="en-US" w:eastAsia="zh-CN"/>
+        </w:rPr>
+      </w:pPr>
+      <w:r>
+        <w:rPr>
+          <w:rStyle w:val="9"/>
+          <w:rFonts w:hint="eastAsia" w:cs="Times New Roman"/>
+          <w:b/>
+          <w:color w:val="FF0000"/>
+          <w:sz w:val="32"/>
+          <w:szCs w:val="32"/>
+          <w:highlight w:val="yellow"/>
+          <w:lang w:val="en-US" w:eastAsia="zh-CN"/>
+        </w:rPr>
+        <w:t>6.结局查看 (Ending Gallery / Clear List)</w:t>
+      </w:r>
+    </w:p>
+    <w:p>
+      <w:pPr>
+        <w:pStyle w:val="5"/>
+        <w:keepNext w:val="0"/>
+        <w:keepLines w:val="0"/>
+        <w:widowControl/>
+        <w:suppressLineNumbers w:val="0"/>
+        <w:ind w:firstLine="560" w:firstLineChars="200"/>
+        <w:rPr>
+          <w:color w:val="FF0000"/>
+          <w:sz w:val="28"/>
+          <w:szCs w:val="28"/>
+          <w:highlight w:val="yellow"/>
+        </w:rPr>
+      </w:pPr>
+      <w:r>
+        <w:rPr>
+          <w:rStyle w:val="10"/>
+          <w:b w:val="0"/>
+          <w:bCs w:val="0"/>
+          <w:i w:val="0"/>
+          <w:iCs/>
+          <w:color w:val="FF0000"/>
+          <w:sz w:val="28"/>
+          <w:szCs w:val="28"/>
+          <w:highlight w:val="yellow"/>
+        </w:rPr>
+        <w:t>玩家的荣誉室与周目继承系统。</w:t>
+      </w:r>
+    </w:p>
+    <w:p>
+      <w:pPr>
+        <w:pStyle w:val="3"/>
+        <w:bidi w:val="0"/>
+        <w:jc w:val="left"/>
+        <w:rPr>
+          <w:color w:val="FF0000"/>
+          <w:sz w:val="28"/>
+          <w:szCs w:val="28"/>
+          <w:highlight w:val="yellow"/>
+        </w:rPr>
+      </w:pPr>
+      <w:r>
+        <w:rPr>
+          <w:rStyle w:val="9"/>
+          <w:rFonts w:hint="eastAsia" w:cs="Times New Roman"/>
+          <w:b/>
+          <w:color w:val="FF0000"/>
+          <w:sz w:val="30"/>
+          <w:szCs w:val="30"/>
+          <w:highlight w:val="yellow"/>
+          <w:lang w:val="en-US" w:eastAsia="zh-CN"/>
+        </w:rPr>
+        <w:t>6.1结局陈列室 (Gallery UI)</w:t>
+      </w:r>
+    </w:p>
+    <w:p>
+      <w:pPr>
+        <w:pStyle w:val="5"/>
+        <w:keepNext w:val="0"/>
+        <w:keepLines w:val="0"/>
+        <w:widowControl/>
+        <w:suppressLineNumbers w:val="0"/>
+        <w:ind w:firstLine="560" w:firstLineChars="200"/>
+        <w:rPr>
+          <w:color w:val="FF0000"/>
+          <w:sz w:val="28"/>
+          <w:szCs w:val="28"/>
+          <w:highlight w:val="yellow"/>
+        </w:rPr>
+      </w:pPr>
+      <w:r>
+        <w:rPr>
+          <w:color w:val="FF0000"/>
+          <w:sz w:val="28"/>
+          <w:szCs w:val="28"/>
+          <w:highlight w:val="yellow"/>
+        </w:rPr>
+        <w:t>展示所有可能的结局（True End, Good End, Normal End, Bad End）</w:t>
+      </w:r>
+      <w:r>
+        <w:rPr>
+          <w:rFonts w:hint="eastAsia"/>
+          <w:color w:val="FF0000"/>
+          <w:sz w:val="28"/>
+          <w:szCs w:val="28"/>
+          <w:highlight w:val="yellow"/>
+          <w:lang w:eastAsia="zh-CN"/>
+        </w:rPr>
+        <w:t>，</w:t>
+      </w:r>
+      <w:r>
+        <w:rPr>
+          <w:color w:val="FF0000"/>
+          <w:sz w:val="28"/>
+          <w:szCs w:val="28"/>
+          <w:highlight w:val="yellow"/>
+        </w:rPr>
+        <w:t>未解锁结局保留神秘感（编号+“???”）。</w:t>
+      </w:r>
+    </w:p>
+    <w:p>
+      <w:pPr>
+        <w:pStyle w:val="3"/>
+        <w:bidi w:val="0"/>
+        <w:jc w:val="left"/>
+        <w:rPr>
+          <w:color w:val="FF0000"/>
+          <w:sz w:val="28"/>
+          <w:szCs w:val="28"/>
+          <w:highlight w:val="yellow"/>
+        </w:rPr>
+      </w:pPr>
+      <w:r>
+        <w:rPr>
+          <w:rStyle w:val="9"/>
+          <w:rFonts w:hint="eastAsia" w:cs="Times New Roman"/>
+          <w:b/>
+          <w:color w:val="FF0000"/>
+          <w:sz w:val="30"/>
+          <w:szCs w:val="30"/>
+          <w:highlight w:val="yellow"/>
+          <w:lang w:val="en-US" w:eastAsia="zh-CN"/>
+        </w:rPr>
+        <w:t>6.2结局详情与回味 (Ending Details)</w:t>
+      </w:r>
+    </w:p>
+    <w:p>
+      <w:pPr>
+        <w:pStyle w:val="5"/>
+        <w:keepNext w:val="0"/>
+        <w:keepLines w:val="0"/>
+        <w:widowControl/>
+        <w:suppressLineNumbers w:val="0"/>
+        <w:rPr>
+          <w:color w:val="FF0000"/>
+          <w:sz w:val="28"/>
+          <w:szCs w:val="28"/>
+          <w:highlight w:val="yellow"/>
+        </w:rPr>
+      </w:pPr>
+      <w:r>
+        <w:rPr>
+          <w:rStyle w:val="9"/>
+          <w:b w:val="0"/>
+          <w:bCs/>
+          <w:color w:val="FF0000"/>
+          <w:sz w:val="28"/>
+          <w:szCs w:val="28"/>
+          <w:highlight w:val="yellow"/>
+        </w:rPr>
+        <w:t>小段文本概述</w:t>
+      </w:r>
+      <w:r>
+        <w:rPr>
+          <w:b w:val="0"/>
+          <w:bCs/>
+          <w:color w:val="FF0000"/>
+          <w:sz w:val="28"/>
+          <w:szCs w:val="28"/>
+          <w:highlight w:val="yellow"/>
+        </w:rPr>
+        <w:t>：</w:t>
+      </w:r>
+      <w:r>
+        <w:rPr>
+          <w:color w:val="FF0000"/>
+          <w:sz w:val="28"/>
+          <w:szCs w:val="28"/>
+          <w:highlight w:val="yellow"/>
+        </w:rPr>
+        <w:t>点击已解锁的结局，展示该结局的一句话总结或一段简短的感悟文本。</w:t>
+      </w:r>
+    </w:p>
+    <w:p>
+      <w:pPr>
+        <w:pStyle w:val="5"/>
+        <w:keepNext w:val="0"/>
+        <w:keepLines w:val="0"/>
+        <w:widowControl/>
+        <w:suppressLineNumbers w:val="0"/>
+        <w:rPr>
+          <w:color w:val="FF0000"/>
+          <w:sz w:val="28"/>
+          <w:szCs w:val="28"/>
+          <w:highlight w:val="yellow"/>
+        </w:rPr>
+      </w:pPr>
+      <w:r>
+        <w:rPr>
+          <w:rStyle w:val="9"/>
+          <w:b w:val="0"/>
+          <w:bCs/>
+          <w:color w:val="FF0000"/>
+          <w:sz w:val="28"/>
+          <w:szCs w:val="28"/>
+          <w:highlight w:val="yellow"/>
+        </w:rPr>
+        <w:t>结局CG回顾</w:t>
+      </w:r>
+      <w:r>
+        <w:rPr>
+          <w:b w:val="0"/>
+          <w:bCs/>
+          <w:color w:val="FF0000"/>
+          <w:sz w:val="28"/>
+          <w:szCs w:val="28"/>
+          <w:highlight w:val="yellow"/>
+        </w:rPr>
+        <w:t>：</w:t>
+      </w:r>
+      <w:r>
+        <w:rPr>
+          <w:color w:val="FF0000"/>
+          <w:sz w:val="28"/>
+          <w:szCs w:val="28"/>
+          <w:highlight w:val="yellow"/>
+        </w:rPr>
+        <w:t>若该结局有专属CG，可在此处全屏查看。</w:t>
+      </w:r>
+    </w:p>
+    <w:p>
+      <w:pPr>
+        <w:pStyle w:val="5"/>
+        <w:keepNext w:val="0"/>
+        <w:keepLines w:val="0"/>
+        <w:widowControl/>
+        <w:suppressLineNumbers w:val="0"/>
+        <w:rPr>
+          <w:color w:val="FF0000"/>
+          <w:sz w:val="28"/>
+          <w:szCs w:val="28"/>
+          <w:highlight w:val="yellow"/>
+        </w:rPr>
+      </w:pPr>
+      <w:r>
+        <w:rPr>
+          <w:rStyle w:val="9"/>
+          <w:b w:val="0"/>
+          <w:bCs/>
+          <w:color w:val="FF0000"/>
+          <w:sz w:val="28"/>
+          <w:szCs w:val="28"/>
+          <w:highlight w:val="yellow"/>
+        </w:rPr>
+        <w:t>回看结局</w:t>
+      </w:r>
+      <w:r>
+        <w:rPr>
+          <w:b w:val="0"/>
+          <w:bCs/>
+          <w:color w:val="FF0000"/>
+          <w:sz w:val="28"/>
+          <w:szCs w:val="28"/>
+          <w:highlight w:val="yellow"/>
+        </w:rPr>
+        <w:t>：</w:t>
+      </w:r>
+      <w:r>
+        <w:rPr>
+          <w:color w:val="FF0000"/>
+          <w:sz w:val="28"/>
+          <w:szCs w:val="28"/>
+          <w:highlight w:val="yellow"/>
+        </w:rPr>
+        <w:t>提供按钮允许玩家重新播放结局的演职员表（Credits）和尾声片段。</w:t>
+      </w:r>
+    </w:p>
+    <w:p>
+      <w:pPr>
+        <w:pStyle w:val="3"/>
+        <w:bidi w:val="0"/>
+        <w:jc w:val="left"/>
+        <w:rPr>
+          <w:color w:val="FF0000"/>
+          <w:sz w:val="28"/>
+          <w:szCs w:val="28"/>
+          <w:highlight w:val="yellow"/>
+        </w:rPr>
+      </w:pPr>
+      <w:r>
+        <w:rPr>
+          <w:rStyle w:val="9"/>
+          <w:rFonts w:hint="eastAsia" w:cs="Times New Roman"/>
+          <w:b/>
+          <w:color w:val="FF0000"/>
+          <w:sz w:val="30"/>
+          <w:szCs w:val="30"/>
+          <w:highlight w:val="yellow"/>
+          <w:lang w:val="en-US" w:eastAsia="zh-CN"/>
+        </w:rPr>
+        <w:t>6.3属性加成/多周目奖励 (New Game+ Bonuses)</w:t>
+      </w:r>
+    </w:p>
+    <w:p>
+      <w:pPr>
+        <w:pStyle w:val="5"/>
+        <w:keepNext w:val="0"/>
+        <w:keepLines w:val="0"/>
+        <w:widowControl/>
+        <w:suppressLineNumbers w:val="0"/>
+        <w:ind w:firstLine="560" w:firstLineChars="200"/>
+        <w:rPr>
+          <w:color w:val="FF0000"/>
+          <w:sz w:val="28"/>
+          <w:szCs w:val="28"/>
+          <w:highlight w:val="yellow"/>
+        </w:rPr>
+      </w:pPr>
+      <w:r>
+        <w:rPr>
+          <w:color w:val="FF0000"/>
+          <w:sz w:val="28"/>
+          <w:szCs w:val="28"/>
+          <w:highlight w:val="yellow"/>
+        </w:rPr>
+        <w:t>明确展示达成该结局后获得的</w:t>
+      </w:r>
+      <w:r>
+        <w:rPr>
+          <w:rStyle w:val="9"/>
+          <w:color w:val="FF0000"/>
+          <w:sz w:val="28"/>
+          <w:szCs w:val="28"/>
+          <w:highlight w:val="yellow"/>
+        </w:rPr>
+        <w:t>永久系统级奖励</w:t>
+      </w:r>
+      <w:r>
+        <w:rPr>
+          <w:color w:val="FF0000"/>
+          <w:sz w:val="28"/>
+          <w:szCs w:val="28"/>
+          <w:highlight w:val="yellow"/>
+        </w:rPr>
+        <w:t>。</w:t>
+      </w:r>
+    </w:p>
+    <w:p>
+      <w:pPr>
+        <w:pStyle w:val="5"/>
+        <w:keepNext w:val="0"/>
+        <w:keepLines w:val="0"/>
+        <w:widowControl/>
+        <w:suppressLineNumbers w:val="0"/>
+        <w:rPr>
+          <w:rStyle w:val="9"/>
+          <w:rFonts w:hint="eastAsia" w:cs="Times New Roman"/>
+          <w:color w:val="FF0000"/>
+          <w:sz w:val="30"/>
+          <w:szCs w:val="30"/>
+          <w:highlight w:val="yellow"/>
+          <w:lang w:val="en-US" w:eastAsia="zh-CN"/>
+        </w:rPr>
+      </w:pPr>
+      <w:r>
+        <w:rPr>
+          <w:color w:val="FF0000"/>
+          <w:sz w:val="28"/>
+          <w:szCs w:val="28"/>
+          <w:highlight w:val="yellow"/>
+        </w:rPr>
+        <w:t>例如：“达成结局【如梦初醒】，下一周目初始‘理智’属性 +</w:t>
+      </w:r>
+      <w:r>
+        <w:rPr>
+          <w:rFonts w:hint="eastAsia"/>
+          <w:color w:val="FF0000"/>
+          <w:sz w:val="28"/>
+          <w:szCs w:val="28"/>
+          <w:highlight w:val="yellow"/>
+          <w:lang w:val="en-US" w:eastAsia="zh-CN"/>
+        </w:rPr>
+        <w:t>5</w:t>
+      </w:r>
+      <w:r>
+        <w:rPr>
+          <w:color w:val="FF0000"/>
+          <w:sz w:val="28"/>
+          <w:szCs w:val="28"/>
+          <w:highlight w:val="yellow"/>
+        </w:rPr>
+        <w:t>”</w:t>
       </w:r>
     </w:p>
     <w:p>
@@ -3881,353 +4341,6 @@
           <w:szCs w:val="32"/>
           <w:lang w:val="en-US" w:eastAsia="zh-CN"/>
         </w:rPr>
-        <w:t>6.结局查看 (Ending Gallery / Clear List)</w:t>
-      </w:r>
-    </w:p>
-    <w:p>
-      <w:pPr>
-        <w:pStyle w:val="5"/>
-        <w:keepNext w:val="0"/>
-        <w:keepLines w:val="0"/>
-        <w:widowControl/>
-        <w:suppressLineNumbers w:val="0"/>
-        <w:ind w:firstLine="560" w:firstLineChars="200"/>
-        <w:rPr>
-          <w:sz w:val="28"/>
-          <w:szCs w:val="28"/>
-        </w:rPr>
-      </w:pPr>
-      <w:r>
-        <w:rPr>
-          <w:rStyle w:val="10"/>
-          <w:b w:val="0"/>
-          <w:bCs w:val="0"/>
-          <w:i w:val="0"/>
-          <w:iCs/>
-          <w:sz w:val="28"/>
-          <w:szCs w:val="28"/>
-        </w:rPr>
-        <w:t>玩家的荣誉室与周目继承系统。</w:t>
-      </w:r>
-    </w:p>
-    <w:p>
-      <w:pPr>
-        <w:pStyle w:val="3"/>
-        <w:bidi w:val="0"/>
-        <w:jc w:val="left"/>
-        <w:rPr>
-          <w:sz w:val="28"/>
-          <w:szCs w:val="28"/>
-        </w:rPr>
-      </w:pPr>
-      <w:r>
-        <w:rPr>
-          <w:rStyle w:val="9"/>
-          <w:rFonts w:hint="eastAsia" w:cs="Times New Roman"/>
-          <w:b/>
-          <w:sz w:val="30"/>
-          <w:szCs w:val="30"/>
-          <w:lang w:val="en-US" w:eastAsia="zh-CN"/>
-        </w:rPr>
-        <w:t>6.1结局陈列室 (Gallery UI)</w:t>
-      </w:r>
-    </w:p>
-    <w:p>
-      <w:pPr>
-        <w:pStyle w:val="5"/>
-        <w:keepNext w:val="0"/>
-        <w:keepLines w:val="0"/>
-        <w:widowControl/>
-        <w:suppressLineNumbers w:val="0"/>
-        <w:ind w:firstLine="560" w:firstLineChars="200"/>
-        <w:rPr>
-          <w:sz w:val="28"/>
-          <w:szCs w:val="28"/>
-        </w:rPr>
-      </w:pPr>
-      <w:r>
-        <w:rPr>
-          <w:sz w:val="28"/>
-          <w:szCs w:val="28"/>
-        </w:rPr>
-        <w:t>展示所有可能的结局（True End, Good End, Normal End, Bad End）</w:t>
-      </w:r>
-      <w:r>
-        <w:rPr>
-          <w:rFonts w:hint="eastAsia"/>
-          <w:sz w:val="28"/>
-          <w:szCs w:val="28"/>
-          <w:lang w:eastAsia="zh-CN"/>
-        </w:rPr>
-        <w:t>，</w:t>
-      </w:r>
-      <w:r>
-        <w:rPr>
-          <w:sz w:val="28"/>
-          <w:szCs w:val="28"/>
-        </w:rPr>
-        <w:t>未解锁结局保留神秘感（编号+“???”）。</w:t>
-      </w:r>
-    </w:p>
-    <w:p>
-      <w:pPr>
-        <w:pStyle w:val="3"/>
-        <w:bidi w:val="0"/>
-        <w:jc w:val="left"/>
-        <w:rPr>
-          <w:sz w:val="28"/>
-          <w:szCs w:val="28"/>
-        </w:rPr>
-      </w:pPr>
-      <w:r>
-        <w:rPr>
-          <w:rStyle w:val="9"/>
-          <w:rFonts w:hint="eastAsia" w:cs="Times New Roman"/>
-          <w:b/>
-          <w:sz w:val="30"/>
-          <w:szCs w:val="30"/>
-          <w:lang w:val="en-US" w:eastAsia="zh-CN"/>
-        </w:rPr>
-        <w:t>6.2结局详情与回味 (Ending Details)</w:t>
-      </w:r>
-    </w:p>
-    <w:p>
-      <w:pPr>
-        <w:pStyle w:val="5"/>
-        <w:keepNext w:val="0"/>
-        <w:keepLines w:val="0"/>
-        <w:widowControl/>
-        <w:suppressLineNumbers w:val="0"/>
-        <w:rPr>
-          <w:sz w:val="28"/>
-          <w:szCs w:val="28"/>
-        </w:rPr>
-      </w:pPr>
-      <w:r>
-        <w:rPr>
-          <w:rStyle w:val="9"/>
-          <w:b w:val="0"/>
-          <w:bCs/>
-          <w:sz w:val="28"/>
-          <w:szCs w:val="28"/>
-        </w:rPr>
-        <w:t>小段文本概述</w:t>
-      </w:r>
-      <w:r>
-        <w:rPr>
-          <w:b w:val="0"/>
-          <w:bCs/>
-          <w:sz w:val="28"/>
-          <w:szCs w:val="28"/>
-        </w:rPr>
-        <w:t>：</w:t>
-      </w:r>
-      <w:r>
-        <w:rPr>
-          <w:sz w:val="28"/>
-          <w:szCs w:val="28"/>
-        </w:rPr>
-        <w:t>点击已解锁的结局，展示该结局的一句话总结或一段简短的感悟文本。</w:t>
-      </w:r>
-    </w:p>
-    <w:p>
-      <w:pPr>
-        <w:pStyle w:val="5"/>
-        <w:keepNext w:val="0"/>
-        <w:keepLines w:val="0"/>
-        <w:widowControl/>
-        <w:suppressLineNumbers w:val="0"/>
-        <w:rPr>
-          <w:sz w:val="28"/>
-          <w:szCs w:val="28"/>
-        </w:rPr>
-      </w:pPr>
-      <w:r>
-        <w:rPr>
-          <w:rStyle w:val="9"/>
-          <w:b w:val="0"/>
-          <w:bCs/>
-          <w:sz w:val="28"/>
-          <w:szCs w:val="28"/>
-        </w:rPr>
-        <w:t>结局CG回顾</w:t>
-      </w:r>
-      <w:r>
-        <w:rPr>
-          <w:b w:val="0"/>
-          <w:bCs/>
-          <w:sz w:val="28"/>
-          <w:szCs w:val="28"/>
-        </w:rPr>
-        <w:t>：</w:t>
-      </w:r>
-      <w:r>
-        <w:rPr>
-          <w:sz w:val="28"/>
-          <w:szCs w:val="28"/>
-        </w:rPr>
-        <w:t>若该结局有专属CG，可在此处全屏查看。</w:t>
-      </w:r>
-    </w:p>
-    <w:p>
-      <w:pPr>
-        <w:pStyle w:val="5"/>
-        <w:keepNext w:val="0"/>
-        <w:keepLines w:val="0"/>
-        <w:widowControl/>
-        <w:suppressLineNumbers w:val="0"/>
-        <w:rPr>
-          <w:sz w:val="28"/>
-          <w:szCs w:val="28"/>
-        </w:rPr>
-      </w:pPr>
-      <w:r>
-        <w:rPr>
-          <w:rStyle w:val="9"/>
-          <w:b w:val="0"/>
-          <w:bCs/>
-          <w:sz w:val="28"/>
-          <w:szCs w:val="28"/>
-        </w:rPr>
-        <w:t>回看结局</w:t>
-      </w:r>
-      <w:r>
-        <w:rPr>
-          <w:b w:val="0"/>
-          <w:bCs/>
-          <w:sz w:val="28"/>
-          <w:szCs w:val="28"/>
-        </w:rPr>
-        <w:t>：</w:t>
-      </w:r>
-      <w:r>
-        <w:rPr>
-          <w:sz w:val="28"/>
-          <w:szCs w:val="28"/>
-        </w:rPr>
-        <w:t>提供按钮允许玩家重新播放结局的演职员表（Credits）和尾声片段。</w:t>
-      </w:r>
-    </w:p>
-    <w:p>
-      <w:pPr>
-        <w:pStyle w:val="3"/>
-        <w:bidi w:val="0"/>
-        <w:jc w:val="left"/>
-        <w:rPr>
-          <w:sz w:val="28"/>
-          <w:szCs w:val="28"/>
-        </w:rPr>
-      </w:pPr>
-      <w:r>
-        <w:rPr>
-          <w:rStyle w:val="9"/>
-          <w:rFonts w:hint="eastAsia" w:cs="Times New Roman"/>
-          <w:b/>
-          <w:sz w:val="30"/>
-          <w:szCs w:val="30"/>
-          <w:lang w:val="en-US" w:eastAsia="zh-CN"/>
-        </w:rPr>
-        <w:t>6.3属性加成/多周目奖励 (New Game+ Bonuses)</w:t>
-      </w:r>
-    </w:p>
-    <w:p>
-      <w:pPr>
-        <w:pStyle w:val="5"/>
-        <w:keepNext w:val="0"/>
-        <w:keepLines w:val="0"/>
-        <w:widowControl/>
-        <w:suppressLineNumbers w:val="0"/>
-        <w:ind w:firstLine="560" w:firstLineChars="200"/>
-        <w:rPr>
-          <w:sz w:val="28"/>
-          <w:szCs w:val="28"/>
-        </w:rPr>
-      </w:pPr>
-      <w:r>
-        <w:rPr>
-          <w:sz w:val="28"/>
-          <w:szCs w:val="28"/>
-        </w:rPr>
-        <w:t>明确展示达成该结局后获得的</w:t>
-      </w:r>
-      <w:r>
-        <w:rPr>
-          <w:rStyle w:val="9"/>
-          <w:sz w:val="28"/>
-          <w:szCs w:val="28"/>
-        </w:rPr>
-        <w:t>永久系统级奖励</w:t>
-      </w:r>
-      <w:r>
-        <w:rPr>
-          <w:sz w:val="28"/>
-          <w:szCs w:val="28"/>
-        </w:rPr>
-        <w:t>。</w:t>
-      </w:r>
-    </w:p>
-    <w:p>
-      <w:pPr>
-        <w:pStyle w:val="5"/>
-        <w:keepNext w:val="0"/>
-        <w:keepLines w:val="0"/>
-        <w:widowControl/>
-        <w:suppressLineNumbers w:val="0"/>
-        <w:rPr>
-          <w:rStyle w:val="9"/>
-          <w:rFonts w:hint="eastAsia" w:cs="Times New Roman"/>
-          <w:sz w:val="30"/>
-          <w:szCs w:val="30"/>
-          <w:lang w:val="en-US" w:eastAsia="zh-CN"/>
-        </w:rPr>
-      </w:pPr>
-      <w:r>
-        <w:rPr>
-          <w:sz w:val="28"/>
-          <w:szCs w:val="28"/>
-        </w:rPr>
-        <w:t>例如：“达成结局【如梦初醒】，下一周目初始‘理智’属性 +</w:t>
-      </w:r>
-      <w:r>
-        <w:rPr>
-          <w:rFonts w:hint="eastAsia"/>
-          <w:sz w:val="28"/>
-          <w:szCs w:val="28"/>
-          <w:lang w:val="en-US" w:eastAsia="zh-CN"/>
-        </w:rPr>
-        <w:t>5</w:t>
-      </w:r>
-      <w:r>
-        <w:rPr>
-          <w:sz w:val="28"/>
-          <w:szCs w:val="28"/>
-        </w:rPr>
-        <w:t>”</w:t>
-      </w:r>
-    </w:p>
-    <w:p>
-      <w:pPr>
-        <w:pStyle w:val="3"/>
-        <w:bidi w:val="0"/>
-        <w:jc w:val="left"/>
-        <w:rPr>
-          <w:rStyle w:val="9"/>
-          <w:rFonts w:hint="eastAsia" w:cs="Times New Roman"/>
-          <w:b/>
-          <w:sz w:val="32"/>
-          <w:szCs w:val="32"/>
-          <w:lang w:val="en-US" w:eastAsia="zh-CN"/>
-        </w:rPr>
-      </w:pPr>
-      <w:r>
-        <w:rPr>
-          <w:rStyle w:val="9"/>
-          <w:rFonts w:hint="eastAsia" w:cs="Times New Roman"/>
-          <w:b/>
-          <w:sz w:val="32"/>
-          <w:szCs w:val="32"/>
-          <w:lang w:val="en-US" w:eastAsia="zh-CN"/>
-        </w:rPr>
         <w:t>7.系统设置 (Config / Settings)</w:t>
       </w:r>
     </w:p>
@@ -4238,12 +4351,6 @@
         <w:keepLines w:val="0"/>
         <w:widowControl/>
         <w:suppressLineNumbers w:val="0"/>
-        <w:rPr>
-          <w:sz w:val="28"/>
-          <w:szCs w:val="28"/>
-        </w:rPr>
-      </w:pPr>
-      <w:r>
         <w:rPr>
           <w:rStyle w:val="10"/>
           <w:i w:val="0"/>
@@ -4251,33 +4358,3862 @@
           <w:sz w:val="28"/>
           <w:szCs w:val="28"/>
         </w:rPr>
+      </w:pPr>
+      <w:r>
+        <w:rPr>
+          <w:rStyle w:val="10"/>
+          <w:i w:val="0"/>
+          <w:iCs/>
+          <w:sz w:val="28"/>
+          <w:szCs w:val="28"/>
+        </w:rPr>
         <w:t>提供个性化的游戏体验调节。</w:t>
       </w:r>
     </w:p>
     <w:p>
       <w:pPr>
-        <w:pStyle w:val="3"/>
-        <w:bidi w:val="0"/>
-        <w:jc w:val="left"/>
-        <w:rPr>
-          <w:rStyle w:val="9"/>
-          <w:rFonts w:hint="eastAsia" w:cs="Times New Roman"/>
-          <w:b/>
-          <w:sz w:val="30"/>
-          <w:szCs w:val="30"/>
-          <w:lang w:val="en-US" w:eastAsia="zh-CN"/>
-        </w:rPr>
-      </w:pPr>
-      <w:r>
-        <w:rPr>
-          <w:rStyle w:val="9"/>
-          <w:rFonts w:hint="eastAsia" w:cs="Times New Roman"/>
-          <w:b/>
-          <w:sz w:val="30"/>
-          <w:szCs w:val="30"/>
-          <w:lang w:val="en-US" w:eastAsia="zh-CN"/>
-        </w:rPr>
-        <w:t>7.1音量设置 (Audio)</w:t>
+        <w:pStyle w:val="5"/>
+        <w:keepNext w:val="0"/>
+        <w:keepLines w:val="0"/>
+        <w:widowControl/>
+        <w:suppressLineNumbers w:val="0"/>
+        <w:rPr>
+          <w:rStyle w:val="10"/>
+          <w:rFonts w:hint="eastAsia" w:eastAsiaTheme="minorEastAsia"/>
+          <w:i w:val="0"/>
+          <w:iCs/>
+          <w:sz w:val="28"/>
+          <w:szCs w:val="28"/>
+          <w:lang w:eastAsia="zh-CN"/>
+        </w:rPr>
+      </w:pPr>
+      <w:r>
+        <w:rPr>
+          <w:rStyle w:val="10"/>
+          <w:rFonts w:hint="eastAsia" w:eastAsiaTheme="minorEastAsia"/>
+          <w:i w:val="0"/>
+          <w:iCs/>
+          <w:sz w:val="28"/>
+          <w:szCs w:val="28"/>
+          <w:lang w:eastAsia="zh-CN"/>
+        </w:rPr>
+        <w:drawing>
+          <wp:inline distT="0" distB="0" distL="114300" distR="114300">
+            <wp:extent cx="5263515" cy="2957830"/>
+            <wp:effectExtent l="0" t="0" r="13335" b="13970"/>
+            <wp:docPr id="10" name="图片 10" descr="1cfef590ceacfd2f2ae78becb07ef5f4"/>
+            <wp:cNvGraphicFramePr>
+              <a:graphicFrameLocks xmlns:a="http://schemas.openxmlformats.org/drawingml/2006/main" noChangeAspect="1"/>
+            </wp:cNvGraphicFramePr>
+            <a:graphic xmlns:a="http://schemas.openxmlformats.org/drawingml/2006/main">
+              <a:graphicData uri="http://schemas.openxmlformats.org/drawingml/2006/picture">
+                <pic:pic xmlns:pic="http://schemas.openxmlformats.org/drawingml/2006/picture">
+                  <pic:nvPicPr>
+                    <pic:cNvPr id="10" name="图片 10" descr="1cfef590ceacfd2f2ae78becb07ef5f4"/>
+                    <pic:cNvPicPr>
+                      <a:picLocks noChangeAspect="1"/>
+                    </pic:cNvPicPr>
+                  </pic:nvPicPr>
+                  <pic:blipFill>
+                    <a:blip r:embed="rId13"/>
+                    <a:stretch>
+                      <a:fillRect/>
+                    </a:stretch>
+                  </pic:blipFill>
+                  <pic:spPr>
+                    <a:xfrm>
+                      <a:off x="0" y="0"/>
+                      <a:ext cx="5263515" cy="2957830"/>
+                    </a:xfrm>
+                    <a:prstGeom prst="rect">
+                      <a:avLst/>
+                    </a:prstGeom>
+                  </pic:spPr>
+                </pic:pic>
+              </a:graphicData>
+            </a:graphic>
+          </wp:inline>
+        </w:drawing>
+      </w:r>
+    </w:p>
+    <w:p>
+      <w:pPr>
+        <w:pStyle w:val="5"/>
+        <w:keepNext w:val="0"/>
+        <w:keepLines w:val="0"/>
+        <w:widowControl/>
+        <w:numPr>
+          <w:ilvl w:val="0"/>
+          <w:numId w:val="7"/>
+        </w:numPr>
+        <w:suppressLineNumbers w:val="0"/>
+        <w:rPr>
+          <w:rStyle w:val="10"/>
+          <w:rFonts w:hint="eastAsia"/>
+          <w:i w:val="0"/>
+          <w:iCs/>
+          <w:sz w:val="28"/>
+          <w:szCs w:val="28"/>
+          <w:lang w:val="en-US" w:eastAsia="zh-CN"/>
+        </w:rPr>
+      </w:pPr>
+      <w:r>
+        <w:rPr>
+          <w:rStyle w:val="10"/>
+          <w:rFonts w:hint="eastAsia"/>
+          <w:i w:val="0"/>
+          <w:iCs/>
+          <w:sz w:val="28"/>
+          <w:szCs w:val="28"/>
+          <w:lang w:val="en-US" w:eastAsia="zh-CN"/>
+        </w:rPr>
+        <w:t>返回按钮，点击时返回功能页面；</w:t>
+      </w:r>
+    </w:p>
+    <w:p>
+      <w:pPr>
+        <w:pStyle w:val="5"/>
+        <w:keepNext w:val="0"/>
+        <w:keepLines w:val="0"/>
+        <w:widowControl/>
+        <w:numPr>
+          <w:ilvl w:val="0"/>
+          <w:numId w:val="7"/>
+        </w:numPr>
+        <w:suppressLineNumbers w:val="0"/>
+        <w:rPr>
+          <w:rStyle w:val="10"/>
+          <w:rFonts w:hint="eastAsia"/>
+          <w:i w:val="0"/>
+          <w:iCs/>
+          <w:sz w:val="28"/>
+          <w:szCs w:val="28"/>
+          <w:lang w:val="en-US" w:eastAsia="zh-CN"/>
+        </w:rPr>
+      </w:pPr>
+      <w:r>
+        <w:rPr>
+          <w:rStyle w:val="10"/>
+          <w:rFonts w:hint="eastAsia"/>
+          <w:i w:val="0"/>
+          <w:iCs/>
+          <w:sz w:val="28"/>
+          <w:szCs w:val="28"/>
+          <w:lang w:val="en-US" w:eastAsia="zh-CN"/>
+        </w:rPr>
+        <w:t>文本显示速度，可参照表格</w:t>
+      </w:r>
+    </w:p>
+    <w:tbl>
+      <w:tblPr>
+        <w:tblW w:w="5000" w:type="pct"/>
+        <w:tblInd w:w="0" w:type="dxa"/>
+        <w:tblBorders>
+          <w:top w:val="none" w:color="auto" w:sz="0" w:space="0"/>
+          <w:left w:val="none" w:color="auto" w:sz="0" w:space="0"/>
+          <w:bottom w:val="none" w:color="auto" w:sz="0" w:space="0"/>
+          <w:right w:val="none" w:color="auto" w:sz="0" w:space="0"/>
+          <w:insideH w:val="none" w:color="auto" w:sz="0" w:space="0"/>
+          <w:insideV w:val="none" w:color="auto" w:sz="0" w:space="0"/>
+        </w:tblBorders>
+        <w:shd w:val="clear"/>
+        <w:tblLayout w:type="autofit"/>
+        <w:tblCellMar>
+          <w:top w:w="15" w:type="dxa"/>
+          <w:left w:w="15" w:type="dxa"/>
+          <w:bottom w:w="15" w:type="dxa"/>
+          <w:right w:w="15" w:type="dxa"/>
+        </w:tblCellMar>
+      </w:tblPr>
+      <w:tblGrid>
+        <w:gridCol w:w="744"/>
+        <w:gridCol w:w="1738"/>
+        <w:gridCol w:w="1862"/>
+        <w:gridCol w:w="4202"/>
+      </w:tblGrid>
+      <w:tr>
+        <w:tblPrEx>
+          <w:tblBorders>
+            <w:top w:val="none" w:color="auto" w:sz="0" w:space="0"/>
+            <w:left w:val="none" w:color="auto" w:sz="0" w:space="0"/>
+            <w:bottom w:val="none" w:color="auto" w:sz="0" w:space="0"/>
+            <w:right w:val="none" w:color="auto" w:sz="0" w:space="0"/>
+            <w:insideH w:val="none" w:color="auto" w:sz="0" w:space="0"/>
+            <w:insideV w:val="none" w:color="auto" w:sz="0" w:space="0"/>
+          </w:tblBorders>
+          <w:shd w:val="clear"/>
+          <w:tblCellMar>
+            <w:top w:w="15" w:type="dxa"/>
+            <w:left w:w="15" w:type="dxa"/>
+            <w:bottom w:w="15" w:type="dxa"/>
+            <w:right w:w="15" w:type="dxa"/>
+          </w:tblCellMar>
+        </w:tblPrEx>
+        <w:trPr>
+          <w:tblHeader/>
+        </w:trPr>
+        <w:tc>
+          <w:tcPr>
+            <w:tcW w:w="0" w:type="auto"/>
+            <w:tcBorders>
+              <w:top w:val="single" w:color="CCCCCC" w:sz="6" w:space="0"/>
+              <w:left w:val="single" w:color="CCCCCC" w:sz="6" w:space="0"/>
+              <w:bottom w:val="single" w:color="CCCCCC" w:sz="6" w:space="0"/>
+              <w:right w:val="single" w:color="CCCCCC" w:sz="6" w:space="0"/>
+            </w:tcBorders>
+            <w:shd w:val="clear"/>
+            <w:tcMar>
+              <w:top w:w="120" w:type="dxa"/>
+              <w:left w:w="120" w:type="dxa"/>
+              <w:bottom w:w="120" w:type="dxa"/>
+              <w:right w:w="120" w:type="dxa"/>
+            </w:tcMar>
+            <w:vAlign w:val="center"/>
+          </w:tcPr>
+          <w:p>
+            <w:pPr>
+              <w:keepNext w:val="0"/>
+              <w:keepLines w:val="0"/>
+              <w:widowControl/>
+              <w:suppressLineNumbers w:val="0"/>
+              <w:jc w:val="left"/>
+              <w:rPr>
+                <w:b/>
+                <w:bCs/>
+              </w:rPr>
+            </w:pPr>
+            <w:r>
+              <w:rPr>
+                <w:rFonts w:ascii="宋体" w:hAnsi="宋体" w:eastAsia="宋体" w:cs="宋体"/>
+                <w:b/>
+                <w:bCs/>
+                <w:kern w:val="0"/>
+                <w:sz w:val="24"/>
+                <w:szCs w:val="24"/>
+                <w:bdr w:val="none" w:color="auto" w:sz="0" w:space="0"/>
+                <w:lang w:val="en-US" w:eastAsia="zh-CN" w:bidi="ar"/>
+              </w:rPr>
+              <w:t>档位</w:t>
+            </w:r>
+          </w:p>
+        </w:tc>
+        <w:tc>
+          <w:tcPr>
+            <w:tcW w:w="0" w:type="auto"/>
+            <w:tcBorders>
+              <w:top w:val="single" w:color="CCCCCC" w:sz="6" w:space="0"/>
+              <w:left w:val="single" w:color="CCCCCC" w:sz="6" w:space="0"/>
+              <w:bottom w:val="single" w:color="CCCCCC" w:sz="6" w:space="0"/>
+              <w:right w:val="single" w:color="CCCCCC" w:sz="6" w:space="0"/>
+            </w:tcBorders>
+            <w:shd w:val="clear"/>
+            <w:tcMar>
+              <w:top w:w="120" w:type="dxa"/>
+              <w:left w:w="120" w:type="dxa"/>
+              <w:bottom w:w="120" w:type="dxa"/>
+              <w:right w:w="120" w:type="dxa"/>
+            </w:tcMar>
+            <w:vAlign w:val="center"/>
+          </w:tcPr>
+          <w:p>
+            <w:pPr>
+              <w:keepNext w:val="0"/>
+              <w:keepLines w:val="0"/>
+              <w:widowControl/>
+              <w:suppressLineNumbers w:val="0"/>
+              <w:jc w:val="left"/>
+              <w:rPr>
+                <w:b/>
+                <w:bCs/>
+              </w:rPr>
+            </w:pPr>
+            <w:r>
+              <w:rPr>
+                <w:rFonts w:ascii="宋体" w:hAnsi="宋体" w:eastAsia="宋体" w:cs="宋体"/>
+                <w:b/>
+                <w:bCs/>
+                <w:kern w:val="0"/>
+                <w:sz w:val="24"/>
+                <w:szCs w:val="24"/>
+                <w:bdr w:val="none" w:color="auto" w:sz="0" w:space="0"/>
+                <w:lang w:val="en-US" w:eastAsia="zh-CN" w:bidi="ar"/>
+              </w:rPr>
+              <w:t>显示速度 CPS</w:t>
+            </w:r>
+          </w:p>
+        </w:tc>
+        <w:tc>
+          <w:tcPr>
+            <w:tcW w:w="0" w:type="auto"/>
+            <w:tcBorders>
+              <w:top w:val="single" w:color="CCCCCC" w:sz="6" w:space="0"/>
+              <w:left w:val="single" w:color="CCCCCC" w:sz="6" w:space="0"/>
+              <w:bottom w:val="single" w:color="CCCCCC" w:sz="6" w:space="0"/>
+              <w:right w:val="single" w:color="CCCCCC" w:sz="6" w:space="0"/>
+            </w:tcBorders>
+            <w:shd w:val="clear"/>
+            <w:tcMar>
+              <w:top w:w="120" w:type="dxa"/>
+              <w:left w:w="120" w:type="dxa"/>
+              <w:bottom w:w="120" w:type="dxa"/>
+              <w:right w:w="120" w:type="dxa"/>
+            </w:tcMar>
+            <w:vAlign w:val="center"/>
+          </w:tcPr>
+          <w:p>
+            <w:pPr>
+              <w:keepNext w:val="0"/>
+              <w:keepLines w:val="0"/>
+              <w:widowControl/>
+              <w:suppressLineNumbers w:val="0"/>
+              <w:jc w:val="left"/>
+              <w:rPr>
+                <w:b/>
+                <w:bCs/>
+              </w:rPr>
+            </w:pPr>
+            <w:r>
+              <w:rPr>
+                <w:rFonts w:ascii="宋体" w:hAnsi="宋体" w:eastAsia="宋体" w:cs="宋体"/>
+                <w:b/>
+                <w:bCs/>
+                <w:kern w:val="0"/>
+                <w:sz w:val="24"/>
+                <w:szCs w:val="24"/>
+                <w:bdr w:val="none" w:color="auto" w:sz="0" w:space="0"/>
+                <w:lang w:val="en-US" w:eastAsia="zh-CN" w:bidi="ar"/>
+              </w:rPr>
+              <w:t>单字间隔 (ms)</w:t>
+            </w:r>
+          </w:p>
+        </w:tc>
+        <w:tc>
+          <w:tcPr>
+            <w:tcW w:w="0" w:type="auto"/>
+            <w:tcBorders>
+              <w:top w:val="single" w:color="CCCCCC" w:sz="6" w:space="0"/>
+              <w:left w:val="single" w:color="CCCCCC" w:sz="6" w:space="0"/>
+              <w:bottom w:val="single" w:color="CCCCCC" w:sz="6" w:space="0"/>
+              <w:right w:val="single" w:color="CCCCCC" w:sz="6" w:space="0"/>
+            </w:tcBorders>
+            <w:shd w:val="clear"/>
+            <w:tcMar>
+              <w:top w:w="120" w:type="dxa"/>
+              <w:left w:w="120" w:type="dxa"/>
+              <w:bottom w:w="120" w:type="dxa"/>
+              <w:right w:w="120" w:type="dxa"/>
+            </w:tcMar>
+            <w:vAlign w:val="center"/>
+          </w:tcPr>
+          <w:p>
+            <w:pPr>
+              <w:keepNext w:val="0"/>
+              <w:keepLines w:val="0"/>
+              <w:widowControl/>
+              <w:suppressLineNumbers w:val="0"/>
+              <w:jc w:val="left"/>
+              <w:rPr>
+                <w:b/>
+                <w:bCs/>
+              </w:rPr>
+            </w:pPr>
+            <w:r>
+              <w:rPr>
+                <w:rFonts w:ascii="宋体" w:hAnsi="宋体" w:eastAsia="宋体" w:cs="宋体"/>
+                <w:b/>
+                <w:bCs/>
+                <w:kern w:val="0"/>
+                <w:sz w:val="24"/>
+                <w:szCs w:val="24"/>
+                <w:bdr w:val="none" w:color="auto" w:sz="0" w:space="0"/>
+                <w:lang w:val="en-US" w:eastAsia="zh-CN" w:bidi="ar"/>
+              </w:rPr>
+              <w:t>适用场景</w:t>
+            </w:r>
+          </w:p>
+        </w:tc>
+      </w:tr>
+      <w:tr>
+        <w:tblPrEx>
+          <w:tblBorders>
+            <w:top w:val="none" w:color="auto" w:sz="0" w:space="0"/>
+            <w:left w:val="none" w:color="auto" w:sz="0" w:space="0"/>
+            <w:bottom w:val="none" w:color="auto" w:sz="0" w:space="0"/>
+            <w:right w:val="none" w:color="auto" w:sz="0" w:space="0"/>
+            <w:insideH w:val="none" w:color="auto" w:sz="0" w:space="0"/>
+            <w:insideV w:val="none" w:color="auto" w:sz="0" w:space="0"/>
+          </w:tblBorders>
+          <w:shd w:val="clear"/>
+          <w:tblCellMar>
+            <w:top w:w="15" w:type="dxa"/>
+            <w:left w:w="15" w:type="dxa"/>
+            <w:bottom w:w="15" w:type="dxa"/>
+            <w:right w:w="15" w:type="dxa"/>
+          </w:tblCellMar>
+        </w:tblPrEx>
+        <w:tc>
+          <w:tcPr>
+            <w:tcW w:w="0" w:type="auto"/>
+            <w:tcBorders>
+              <w:top w:val="single" w:color="CCCCCC" w:sz="6" w:space="0"/>
+              <w:left w:val="single" w:color="CCCCCC" w:sz="6" w:space="0"/>
+              <w:bottom w:val="single" w:color="CCCCCC" w:sz="6" w:space="0"/>
+              <w:right w:val="single" w:color="CCCCCC" w:sz="6" w:space="0"/>
+            </w:tcBorders>
+            <w:shd w:val="clear"/>
+            <w:tcMar>
+              <w:top w:w="120" w:type="dxa"/>
+              <w:left w:w="120" w:type="dxa"/>
+              <w:bottom w:w="120" w:type="dxa"/>
+              <w:right w:w="120" w:type="dxa"/>
+            </w:tcMar>
+            <w:vAlign w:val="center"/>
+          </w:tcPr>
+          <w:p>
+            <w:pPr>
+              <w:keepNext w:val="0"/>
+              <w:keepLines w:val="0"/>
+              <w:widowControl/>
+              <w:suppressLineNumbers w:val="0"/>
+              <w:jc w:val="left"/>
+            </w:pPr>
+            <w:r>
+              <w:rPr>
+                <w:rFonts w:ascii="宋体" w:hAnsi="宋体" w:eastAsia="宋体" w:cs="宋体"/>
+                <w:kern w:val="0"/>
+                <w:sz w:val="24"/>
+                <w:szCs w:val="24"/>
+                <w:bdr w:val="none" w:color="auto" w:sz="0" w:space="0"/>
+                <w:lang w:val="en-US" w:eastAsia="zh-CN" w:bidi="ar"/>
+              </w:rPr>
+              <w:t>极慢</w:t>
+            </w:r>
+          </w:p>
+        </w:tc>
+        <w:tc>
+          <w:tcPr>
+            <w:tcW w:w="0" w:type="auto"/>
+            <w:tcBorders>
+              <w:top w:val="single" w:color="CCCCCC" w:sz="6" w:space="0"/>
+              <w:left w:val="single" w:color="CCCCCC" w:sz="6" w:space="0"/>
+              <w:bottom w:val="single" w:color="CCCCCC" w:sz="6" w:space="0"/>
+              <w:right w:val="single" w:color="CCCCCC" w:sz="6" w:space="0"/>
+            </w:tcBorders>
+            <w:shd w:val="clear"/>
+            <w:tcMar>
+              <w:top w:w="120" w:type="dxa"/>
+              <w:left w:w="120" w:type="dxa"/>
+              <w:bottom w:w="120" w:type="dxa"/>
+              <w:right w:w="120" w:type="dxa"/>
+            </w:tcMar>
+            <w:vAlign w:val="center"/>
+          </w:tcPr>
+          <w:p>
+            <w:pPr>
+              <w:keepNext w:val="0"/>
+              <w:keepLines w:val="0"/>
+              <w:widowControl/>
+              <w:suppressLineNumbers w:val="0"/>
+              <w:jc w:val="left"/>
+            </w:pPr>
+            <w:r>
+              <w:rPr>
+                <w:rFonts w:ascii="宋体" w:hAnsi="宋体" w:eastAsia="宋体" w:cs="宋体"/>
+                <w:kern w:val="0"/>
+                <w:sz w:val="24"/>
+                <w:szCs w:val="24"/>
+                <w:bdr w:val="none" w:color="auto" w:sz="0" w:space="0"/>
+                <w:lang w:val="en-US" w:eastAsia="zh-CN" w:bidi="ar"/>
+              </w:rPr>
+              <w:t>15</w:t>
+            </w:r>
+          </w:p>
+        </w:tc>
+        <w:tc>
+          <w:tcPr>
+            <w:tcW w:w="0" w:type="auto"/>
+            <w:tcBorders>
+              <w:top w:val="single" w:color="CCCCCC" w:sz="6" w:space="0"/>
+              <w:left w:val="single" w:color="CCCCCC" w:sz="6" w:space="0"/>
+              <w:bottom w:val="single" w:color="CCCCCC" w:sz="6" w:space="0"/>
+              <w:right w:val="single" w:color="CCCCCC" w:sz="6" w:space="0"/>
+            </w:tcBorders>
+            <w:shd w:val="clear"/>
+            <w:tcMar>
+              <w:top w:w="120" w:type="dxa"/>
+              <w:left w:w="120" w:type="dxa"/>
+              <w:bottom w:w="120" w:type="dxa"/>
+              <w:right w:w="120" w:type="dxa"/>
+            </w:tcMar>
+            <w:vAlign w:val="center"/>
+          </w:tcPr>
+          <w:p>
+            <w:pPr>
+              <w:keepNext w:val="0"/>
+              <w:keepLines w:val="0"/>
+              <w:widowControl/>
+              <w:suppressLineNumbers w:val="0"/>
+              <w:jc w:val="left"/>
+            </w:pPr>
+            <w:r>
+              <w:rPr>
+                <w:rFonts w:ascii="宋体" w:hAnsi="宋体" w:eastAsia="宋体" w:cs="宋体"/>
+                <w:kern w:val="0"/>
+                <w:sz w:val="24"/>
+                <w:szCs w:val="24"/>
+                <w:bdr w:val="none" w:color="auto" w:sz="0" w:space="0"/>
+                <w:lang w:val="en-US" w:eastAsia="zh-CN" w:bidi="ar"/>
+              </w:rPr>
+              <w:t>67</w:t>
+            </w:r>
+          </w:p>
+        </w:tc>
+        <w:tc>
+          <w:tcPr>
+            <w:tcW w:w="0" w:type="auto"/>
+            <w:tcBorders>
+              <w:top w:val="single" w:color="CCCCCC" w:sz="6" w:space="0"/>
+              <w:left w:val="single" w:color="CCCCCC" w:sz="6" w:space="0"/>
+              <w:bottom w:val="single" w:color="CCCCCC" w:sz="6" w:space="0"/>
+              <w:right w:val="single" w:color="CCCCCC" w:sz="6" w:space="0"/>
+            </w:tcBorders>
+            <w:shd w:val="clear"/>
+            <w:tcMar>
+              <w:top w:w="120" w:type="dxa"/>
+              <w:left w:w="120" w:type="dxa"/>
+              <w:bottom w:w="120" w:type="dxa"/>
+              <w:right w:w="120" w:type="dxa"/>
+            </w:tcMar>
+            <w:vAlign w:val="center"/>
+          </w:tcPr>
+          <w:p>
+            <w:pPr>
+              <w:keepNext w:val="0"/>
+              <w:keepLines w:val="0"/>
+              <w:widowControl/>
+              <w:suppressLineNumbers w:val="0"/>
+              <w:jc w:val="left"/>
+            </w:pPr>
+            <w:r>
+              <w:rPr>
+                <w:rFonts w:ascii="宋体" w:hAnsi="宋体" w:eastAsia="宋体" w:cs="宋体"/>
+                <w:kern w:val="0"/>
+                <w:sz w:val="24"/>
+                <w:szCs w:val="24"/>
+                <w:bdr w:val="none" w:color="auto" w:sz="0" w:space="0"/>
+                <w:lang w:val="en-US" w:eastAsia="zh-CN" w:bidi="ar"/>
+              </w:rPr>
+              <w:t>悬疑低语、悲伤独白、关键伏笔</w:t>
+            </w:r>
+          </w:p>
+        </w:tc>
+      </w:tr>
+      <w:tr>
+        <w:tblPrEx>
+          <w:tblBorders>
+            <w:top w:val="none" w:color="auto" w:sz="0" w:space="0"/>
+            <w:left w:val="none" w:color="auto" w:sz="0" w:space="0"/>
+            <w:bottom w:val="none" w:color="auto" w:sz="0" w:space="0"/>
+            <w:right w:val="none" w:color="auto" w:sz="0" w:space="0"/>
+            <w:insideH w:val="none" w:color="auto" w:sz="0" w:space="0"/>
+            <w:insideV w:val="none" w:color="auto" w:sz="0" w:space="0"/>
+          </w:tblBorders>
+          <w:shd w:val="clear"/>
+          <w:tblCellMar>
+            <w:top w:w="15" w:type="dxa"/>
+            <w:left w:w="15" w:type="dxa"/>
+            <w:bottom w:w="15" w:type="dxa"/>
+            <w:right w:w="15" w:type="dxa"/>
+          </w:tblCellMar>
+        </w:tblPrEx>
+        <w:tc>
+          <w:tcPr>
+            <w:tcW w:w="0" w:type="auto"/>
+            <w:tcBorders>
+              <w:top w:val="single" w:color="CCCCCC" w:sz="6" w:space="0"/>
+              <w:left w:val="single" w:color="CCCCCC" w:sz="6" w:space="0"/>
+              <w:bottom w:val="single" w:color="CCCCCC" w:sz="6" w:space="0"/>
+              <w:right w:val="single" w:color="CCCCCC" w:sz="6" w:space="0"/>
+            </w:tcBorders>
+            <w:shd w:val="clear"/>
+            <w:tcMar>
+              <w:top w:w="120" w:type="dxa"/>
+              <w:left w:w="120" w:type="dxa"/>
+              <w:bottom w:w="120" w:type="dxa"/>
+              <w:right w:w="120" w:type="dxa"/>
+            </w:tcMar>
+            <w:vAlign w:val="center"/>
+          </w:tcPr>
+          <w:p>
+            <w:pPr>
+              <w:keepNext w:val="0"/>
+              <w:keepLines w:val="0"/>
+              <w:widowControl/>
+              <w:suppressLineNumbers w:val="0"/>
+              <w:jc w:val="left"/>
+            </w:pPr>
+            <w:r>
+              <w:rPr>
+                <w:rFonts w:ascii="宋体" w:hAnsi="宋体" w:eastAsia="宋体" w:cs="宋体"/>
+                <w:kern w:val="0"/>
+                <w:sz w:val="24"/>
+                <w:szCs w:val="24"/>
+                <w:bdr w:val="none" w:color="auto" w:sz="0" w:space="0"/>
+                <w:lang w:val="en-US" w:eastAsia="zh-CN" w:bidi="ar"/>
+              </w:rPr>
+              <w:t>慢速</w:t>
+            </w:r>
+          </w:p>
+        </w:tc>
+        <w:tc>
+          <w:tcPr>
+            <w:tcW w:w="0" w:type="auto"/>
+            <w:tcBorders>
+              <w:top w:val="single" w:color="CCCCCC" w:sz="6" w:space="0"/>
+              <w:left w:val="single" w:color="CCCCCC" w:sz="6" w:space="0"/>
+              <w:bottom w:val="single" w:color="CCCCCC" w:sz="6" w:space="0"/>
+              <w:right w:val="single" w:color="CCCCCC" w:sz="6" w:space="0"/>
+            </w:tcBorders>
+            <w:shd w:val="clear"/>
+            <w:tcMar>
+              <w:top w:w="120" w:type="dxa"/>
+              <w:left w:w="120" w:type="dxa"/>
+              <w:bottom w:w="120" w:type="dxa"/>
+              <w:right w:w="120" w:type="dxa"/>
+            </w:tcMar>
+            <w:vAlign w:val="center"/>
+          </w:tcPr>
+          <w:p>
+            <w:pPr>
+              <w:keepNext w:val="0"/>
+              <w:keepLines w:val="0"/>
+              <w:widowControl/>
+              <w:suppressLineNumbers w:val="0"/>
+              <w:jc w:val="left"/>
+            </w:pPr>
+            <w:r>
+              <w:rPr>
+                <w:rFonts w:ascii="宋体" w:hAnsi="宋体" w:eastAsia="宋体" w:cs="宋体"/>
+                <w:kern w:val="0"/>
+                <w:sz w:val="24"/>
+                <w:szCs w:val="24"/>
+                <w:bdr w:val="none" w:color="auto" w:sz="0" w:space="0"/>
+                <w:lang w:val="en-US" w:eastAsia="zh-CN" w:bidi="ar"/>
+              </w:rPr>
+              <w:t>25</w:t>
+            </w:r>
+          </w:p>
+        </w:tc>
+        <w:tc>
+          <w:tcPr>
+            <w:tcW w:w="0" w:type="auto"/>
+            <w:tcBorders>
+              <w:top w:val="single" w:color="CCCCCC" w:sz="6" w:space="0"/>
+              <w:left w:val="single" w:color="CCCCCC" w:sz="6" w:space="0"/>
+              <w:bottom w:val="single" w:color="CCCCCC" w:sz="6" w:space="0"/>
+              <w:right w:val="single" w:color="CCCCCC" w:sz="6" w:space="0"/>
+            </w:tcBorders>
+            <w:shd w:val="clear"/>
+            <w:tcMar>
+              <w:top w:w="120" w:type="dxa"/>
+              <w:left w:w="120" w:type="dxa"/>
+              <w:bottom w:w="120" w:type="dxa"/>
+              <w:right w:w="120" w:type="dxa"/>
+            </w:tcMar>
+            <w:vAlign w:val="center"/>
+          </w:tcPr>
+          <w:p>
+            <w:pPr>
+              <w:keepNext w:val="0"/>
+              <w:keepLines w:val="0"/>
+              <w:widowControl/>
+              <w:suppressLineNumbers w:val="0"/>
+              <w:jc w:val="left"/>
+            </w:pPr>
+            <w:r>
+              <w:rPr>
+                <w:rFonts w:ascii="宋体" w:hAnsi="宋体" w:eastAsia="宋体" w:cs="宋体"/>
+                <w:kern w:val="0"/>
+                <w:sz w:val="24"/>
+                <w:szCs w:val="24"/>
+                <w:bdr w:val="none" w:color="auto" w:sz="0" w:space="0"/>
+                <w:lang w:val="en-US" w:eastAsia="zh-CN" w:bidi="ar"/>
+              </w:rPr>
+              <w:t>40</w:t>
+            </w:r>
+          </w:p>
+        </w:tc>
+        <w:tc>
+          <w:tcPr>
+            <w:tcW w:w="0" w:type="auto"/>
+            <w:tcBorders>
+              <w:top w:val="single" w:color="CCCCCC" w:sz="6" w:space="0"/>
+              <w:left w:val="single" w:color="CCCCCC" w:sz="6" w:space="0"/>
+              <w:bottom w:val="single" w:color="CCCCCC" w:sz="6" w:space="0"/>
+              <w:right w:val="single" w:color="CCCCCC" w:sz="6" w:space="0"/>
+            </w:tcBorders>
+            <w:shd w:val="clear"/>
+            <w:tcMar>
+              <w:top w:w="120" w:type="dxa"/>
+              <w:left w:w="120" w:type="dxa"/>
+              <w:bottom w:w="120" w:type="dxa"/>
+              <w:right w:w="120" w:type="dxa"/>
+            </w:tcMar>
+            <w:vAlign w:val="center"/>
+          </w:tcPr>
+          <w:p>
+            <w:pPr>
+              <w:keepNext w:val="0"/>
+              <w:keepLines w:val="0"/>
+              <w:widowControl/>
+              <w:suppressLineNumbers w:val="0"/>
+              <w:jc w:val="left"/>
+            </w:pPr>
+            <w:r>
+              <w:rPr>
+                <w:rFonts w:ascii="宋体" w:hAnsi="宋体" w:eastAsia="宋体" w:cs="宋体"/>
+                <w:kern w:val="0"/>
+                <w:sz w:val="24"/>
+                <w:szCs w:val="24"/>
+                <w:bdr w:val="none" w:color="auto" w:sz="0" w:space="0"/>
+                <w:lang w:val="en-US" w:eastAsia="zh-CN" w:bidi="ar"/>
+              </w:rPr>
+              <w:t>日常对话、细腻情绪、角色内心戏</w:t>
+            </w:r>
+          </w:p>
+        </w:tc>
+      </w:tr>
+      <w:tr>
+        <w:tblPrEx>
+          <w:tblBorders>
+            <w:top w:val="none" w:color="auto" w:sz="0" w:space="0"/>
+            <w:left w:val="none" w:color="auto" w:sz="0" w:space="0"/>
+            <w:bottom w:val="none" w:color="auto" w:sz="0" w:space="0"/>
+            <w:right w:val="none" w:color="auto" w:sz="0" w:space="0"/>
+            <w:insideH w:val="none" w:color="auto" w:sz="0" w:space="0"/>
+            <w:insideV w:val="none" w:color="auto" w:sz="0" w:space="0"/>
+          </w:tblBorders>
+          <w:shd w:val="clear"/>
+          <w:tblCellMar>
+            <w:top w:w="15" w:type="dxa"/>
+            <w:left w:w="15" w:type="dxa"/>
+            <w:bottom w:w="15" w:type="dxa"/>
+            <w:right w:w="15" w:type="dxa"/>
+          </w:tblCellMar>
+        </w:tblPrEx>
+        <w:tc>
+          <w:tcPr>
+            <w:tcW w:w="0" w:type="auto"/>
+            <w:tcBorders>
+              <w:top w:val="single" w:color="CCCCCC" w:sz="6" w:space="0"/>
+              <w:left w:val="single" w:color="CCCCCC" w:sz="6" w:space="0"/>
+              <w:bottom w:val="single" w:color="CCCCCC" w:sz="6" w:space="0"/>
+              <w:right w:val="single" w:color="CCCCCC" w:sz="6" w:space="0"/>
+            </w:tcBorders>
+            <w:shd w:val="clear"/>
+            <w:tcMar>
+              <w:top w:w="120" w:type="dxa"/>
+              <w:left w:w="120" w:type="dxa"/>
+              <w:bottom w:w="120" w:type="dxa"/>
+              <w:right w:w="120" w:type="dxa"/>
+            </w:tcMar>
+            <w:vAlign w:val="center"/>
+          </w:tcPr>
+          <w:p>
+            <w:pPr>
+              <w:keepNext w:val="0"/>
+              <w:keepLines w:val="0"/>
+              <w:widowControl/>
+              <w:suppressLineNumbers w:val="0"/>
+              <w:jc w:val="left"/>
+            </w:pPr>
+            <w:r>
+              <w:rPr>
+                <w:rFonts w:ascii="宋体" w:hAnsi="宋体" w:eastAsia="宋体" w:cs="宋体"/>
+                <w:kern w:val="0"/>
+                <w:sz w:val="24"/>
+                <w:szCs w:val="24"/>
+                <w:bdr w:val="none" w:color="auto" w:sz="0" w:space="0"/>
+                <w:lang w:val="en-US" w:eastAsia="zh-CN" w:bidi="ar"/>
+              </w:rPr>
+              <w:t>标准</w:t>
+            </w:r>
+          </w:p>
+        </w:tc>
+        <w:tc>
+          <w:tcPr>
+            <w:tcW w:w="0" w:type="auto"/>
+            <w:tcBorders>
+              <w:top w:val="single" w:color="CCCCCC" w:sz="6" w:space="0"/>
+              <w:left w:val="single" w:color="CCCCCC" w:sz="6" w:space="0"/>
+              <w:bottom w:val="single" w:color="CCCCCC" w:sz="6" w:space="0"/>
+              <w:right w:val="single" w:color="CCCCCC" w:sz="6" w:space="0"/>
+            </w:tcBorders>
+            <w:shd w:val="clear"/>
+            <w:tcMar>
+              <w:top w:w="120" w:type="dxa"/>
+              <w:left w:w="120" w:type="dxa"/>
+              <w:bottom w:w="120" w:type="dxa"/>
+              <w:right w:w="120" w:type="dxa"/>
+            </w:tcMar>
+            <w:vAlign w:val="center"/>
+          </w:tcPr>
+          <w:p>
+            <w:pPr>
+              <w:keepNext w:val="0"/>
+              <w:keepLines w:val="0"/>
+              <w:widowControl/>
+              <w:suppressLineNumbers w:val="0"/>
+              <w:jc w:val="left"/>
+            </w:pPr>
+            <w:r>
+              <w:rPr>
+                <w:rFonts w:ascii="宋体" w:hAnsi="宋体" w:eastAsia="宋体" w:cs="宋体"/>
+                <w:kern w:val="0"/>
+                <w:sz w:val="24"/>
+                <w:szCs w:val="24"/>
+                <w:bdr w:val="none" w:color="auto" w:sz="0" w:space="0"/>
+                <w:lang w:val="en-US" w:eastAsia="zh-CN" w:bidi="ar"/>
+              </w:rPr>
+              <w:t>40</w:t>
+            </w:r>
+          </w:p>
+        </w:tc>
+        <w:tc>
+          <w:tcPr>
+            <w:tcW w:w="0" w:type="auto"/>
+            <w:tcBorders>
+              <w:top w:val="single" w:color="CCCCCC" w:sz="6" w:space="0"/>
+              <w:left w:val="single" w:color="CCCCCC" w:sz="6" w:space="0"/>
+              <w:bottom w:val="single" w:color="CCCCCC" w:sz="6" w:space="0"/>
+              <w:right w:val="single" w:color="CCCCCC" w:sz="6" w:space="0"/>
+            </w:tcBorders>
+            <w:shd w:val="clear"/>
+            <w:tcMar>
+              <w:top w:w="120" w:type="dxa"/>
+              <w:left w:w="120" w:type="dxa"/>
+              <w:bottom w:w="120" w:type="dxa"/>
+              <w:right w:w="120" w:type="dxa"/>
+            </w:tcMar>
+            <w:vAlign w:val="center"/>
+          </w:tcPr>
+          <w:p>
+            <w:pPr>
+              <w:keepNext w:val="0"/>
+              <w:keepLines w:val="0"/>
+              <w:widowControl/>
+              <w:suppressLineNumbers w:val="0"/>
+              <w:jc w:val="left"/>
+            </w:pPr>
+            <w:r>
+              <w:rPr>
+                <w:rFonts w:ascii="宋体" w:hAnsi="宋体" w:eastAsia="宋体" w:cs="宋体"/>
+                <w:kern w:val="0"/>
+                <w:sz w:val="24"/>
+                <w:szCs w:val="24"/>
+                <w:bdr w:val="none" w:color="auto" w:sz="0" w:space="0"/>
+                <w:lang w:val="en-US" w:eastAsia="zh-CN" w:bidi="ar"/>
+              </w:rPr>
+              <w:t>25</w:t>
+            </w:r>
+          </w:p>
+        </w:tc>
+        <w:tc>
+          <w:tcPr>
+            <w:tcW w:w="0" w:type="auto"/>
+            <w:tcBorders>
+              <w:top w:val="single" w:color="CCCCCC" w:sz="6" w:space="0"/>
+              <w:left w:val="single" w:color="CCCCCC" w:sz="6" w:space="0"/>
+              <w:bottom w:val="single" w:color="CCCCCC" w:sz="6" w:space="0"/>
+              <w:right w:val="single" w:color="CCCCCC" w:sz="6" w:space="0"/>
+            </w:tcBorders>
+            <w:shd w:val="clear"/>
+            <w:tcMar>
+              <w:top w:w="120" w:type="dxa"/>
+              <w:left w:w="120" w:type="dxa"/>
+              <w:bottom w:w="120" w:type="dxa"/>
+              <w:right w:w="120" w:type="dxa"/>
+            </w:tcMar>
+            <w:vAlign w:val="center"/>
+          </w:tcPr>
+          <w:p>
+            <w:pPr>
+              <w:keepNext w:val="0"/>
+              <w:keepLines w:val="0"/>
+              <w:widowControl/>
+              <w:suppressLineNumbers w:val="0"/>
+              <w:jc w:val="left"/>
+            </w:pPr>
+            <w:r>
+              <w:rPr>
+                <w:rFonts w:ascii="宋体" w:hAnsi="宋体" w:eastAsia="宋体" w:cs="宋体"/>
+                <w:kern w:val="0"/>
+                <w:sz w:val="24"/>
+                <w:szCs w:val="24"/>
+                <w:bdr w:val="none" w:color="auto" w:sz="0" w:space="0"/>
+                <w:lang w:val="en-US" w:eastAsia="zh-CN" w:bidi="ar"/>
+              </w:rPr>
+              <w:t>主线剧情、通用叙事（默认推荐）</w:t>
+            </w:r>
+          </w:p>
+        </w:tc>
+      </w:tr>
+      <w:tr>
+        <w:tblPrEx>
+          <w:tblBorders>
+            <w:top w:val="none" w:color="auto" w:sz="0" w:space="0"/>
+            <w:left w:val="none" w:color="auto" w:sz="0" w:space="0"/>
+            <w:bottom w:val="none" w:color="auto" w:sz="0" w:space="0"/>
+            <w:right w:val="none" w:color="auto" w:sz="0" w:space="0"/>
+            <w:insideH w:val="none" w:color="auto" w:sz="0" w:space="0"/>
+            <w:insideV w:val="none" w:color="auto" w:sz="0" w:space="0"/>
+          </w:tblBorders>
+          <w:shd w:val="clear"/>
+          <w:tblCellMar>
+            <w:top w:w="15" w:type="dxa"/>
+            <w:left w:w="15" w:type="dxa"/>
+            <w:bottom w:w="15" w:type="dxa"/>
+            <w:right w:w="15" w:type="dxa"/>
+          </w:tblCellMar>
+        </w:tblPrEx>
+        <w:tc>
+          <w:tcPr>
+            <w:tcW w:w="0" w:type="auto"/>
+            <w:tcBorders>
+              <w:top w:val="single" w:color="CCCCCC" w:sz="6" w:space="0"/>
+              <w:left w:val="single" w:color="CCCCCC" w:sz="6" w:space="0"/>
+              <w:bottom w:val="single" w:color="CCCCCC" w:sz="6" w:space="0"/>
+              <w:right w:val="single" w:color="CCCCCC" w:sz="6" w:space="0"/>
+            </w:tcBorders>
+            <w:shd w:val="clear"/>
+            <w:tcMar>
+              <w:top w:w="120" w:type="dxa"/>
+              <w:left w:w="120" w:type="dxa"/>
+              <w:bottom w:w="120" w:type="dxa"/>
+              <w:right w:w="120" w:type="dxa"/>
+            </w:tcMar>
+            <w:vAlign w:val="center"/>
+          </w:tcPr>
+          <w:p>
+            <w:pPr>
+              <w:keepNext w:val="0"/>
+              <w:keepLines w:val="0"/>
+              <w:widowControl/>
+              <w:suppressLineNumbers w:val="0"/>
+              <w:jc w:val="left"/>
+            </w:pPr>
+            <w:r>
+              <w:rPr>
+                <w:rFonts w:ascii="宋体" w:hAnsi="宋体" w:eastAsia="宋体" w:cs="宋体"/>
+                <w:kern w:val="0"/>
+                <w:sz w:val="24"/>
+                <w:szCs w:val="24"/>
+                <w:bdr w:val="none" w:color="auto" w:sz="0" w:space="0"/>
+                <w:lang w:val="en-US" w:eastAsia="zh-CN" w:bidi="ar"/>
+              </w:rPr>
+              <w:t>快速</w:t>
+            </w:r>
+          </w:p>
+        </w:tc>
+        <w:tc>
+          <w:tcPr>
+            <w:tcW w:w="0" w:type="auto"/>
+            <w:tcBorders>
+              <w:top w:val="single" w:color="CCCCCC" w:sz="6" w:space="0"/>
+              <w:left w:val="single" w:color="CCCCCC" w:sz="6" w:space="0"/>
+              <w:bottom w:val="single" w:color="CCCCCC" w:sz="6" w:space="0"/>
+              <w:right w:val="single" w:color="CCCCCC" w:sz="6" w:space="0"/>
+            </w:tcBorders>
+            <w:shd w:val="clear"/>
+            <w:tcMar>
+              <w:top w:w="120" w:type="dxa"/>
+              <w:left w:w="120" w:type="dxa"/>
+              <w:bottom w:w="120" w:type="dxa"/>
+              <w:right w:w="120" w:type="dxa"/>
+            </w:tcMar>
+            <w:vAlign w:val="center"/>
+          </w:tcPr>
+          <w:p>
+            <w:pPr>
+              <w:keepNext w:val="0"/>
+              <w:keepLines w:val="0"/>
+              <w:widowControl/>
+              <w:suppressLineNumbers w:val="0"/>
+              <w:jc w:val="left"/>
+            </w:pPr>
+            <w:r>
+              <w:rPr>
+                <w:rFonts w:ascii="宋体" w:hAnsi="宋体" w:eastAsia="宋体" w:cs="宋体"/>
+                <w:kern w:val="0"/>
+                <w:sz w:val="24"/>
+                <w:szCs w:val="24"/>
+                <w:bdr w:val="none" w:color="auto" w:sz="0" w:space="0"/>
+                <w:lang w:val="en-US" w:eastAsia="zh-CN" w:bidi="ar"/>
+              </w:rPr>
+              <w:t>60</w:t>
+            </w:r>
+          </w:p>
+        </w:tc>
+        <w:tc>
+          <w:tcPr>
+            <w:tcW w:w="0" w:type="auto"/>
+            <w:tcBorders>
+              <w:top w:val="single" w:color="CCCCCC" w:sz="6" w:space="0"/>
+              <w:left w:val="single" w:color="CCCCCC" w:sz="6" w:space="0"/>
+              <w:bottom w:val="single" w:color="CCCCCC" w:sz="6" w:space="0"/>
+              <w:right w:val="single" w:color="CCCCCC" w:sz="6" w:space="0"/>
+            </w:tcBorders>
+            <w:shd w:val="clear"/>
+            <w:tcMar>
+              <w:top w:w="120" w:type="dxa"/>
+              <w:left w:w="120" w:type="dxa"/>
+              <w:bottom w:w="120" w:type="dxa"/>
+              <w:right w:w="120" w:type="dxa"/>
+            </w:tcMar>
+            <w:vAlign w:val="center"/>
+          </w:tcPr>
+          <w:p>
+            <w:pPr>
+              <w:keepNext w:val="0"/>
+              <w:keepLines w:val="0"/>
+              <w:widowControl/>
+              <w:suppressLineNumbers w:val="0"/>
+              <w:jc w:val="left"/>
+            </w:pPr>
+            <w:r>
+              <w:rPr>
+                <w:rFonts w:ascii="宋体" w:hAnsi="宋体" w:eastAsia="宋体" w:cs="宋体"/>
+                <w:kern w:val="0"/>
+                <w:sz w:val="24"/>
+                <w:szCs w:val="24"/>
+                <w:bdr w:val="none" w:color="auto" w:sz="0" w:space="0"/>
+                <w:lang w:val="en-US" w:eastAsia="zh-CN" w:bidi="ar"/>
+              </w:rPr>
+              <w:t>17</w:t>
+            </w:r>
+          </w:p>
+        </w:tc>
+        <w:tc>
+          <w:tcPr>
+            <w:tcW w:w="0" w:type="auto"/>
+            <w:tcBorders>
+              <w:top w:val="single" w:color="CCCCCC" w:sz="6" w:space="0"/>
+              <w:left w:val="single" w:color="CCCCCC" w:sz="6" w:space="0"/>
+              <w:bottom w:val="single" w:color="CCCCCC" w:sz="6" w:space="0"/>
+              <w:right w:val="single" w:color="CCCCCC" w:sz="6" w:space="0"/>
+            </w:tcBorders>
+            <w:shd w:val="clear"/>
+            <w:tcMar>
+              <w:top w:w="120" w:type="dxa"/>
+              <w:left w:w="120" w:type="dxa"/>
+              <w:bottom w:w="120" w:type="dxa"/>
+              <w:right w:w="120" w:type="dxa"/>
+            </w:tcMar>
+            <w:vAlign w:val="center"/>
+          </w:tcPr>
+          <w:p>
+            <w:pPr>
+              <w:keepNext w:val="0"/>
+              <w:keepLines w:val="0"/>
+              <w:widowControl/>
+              <w:suppressLineNumbers w:val="0"/>
+              <w:jc w:val="left"/>
+            </w:pPr>
+            <w:r>
+              <w:rPr>
+                <w:rFonts w:ascii="宋体" w:hAnsi="宋体" w:eastAsia="宋体" w:cs="宋体"/>
+                <w:kern w:val="0"/>
+                <w:sz w:val="24"/>
+                <w:szCs w:val="24"/>
+                <w:bdr w:val="none" w:color="auto" w:sz="0" w:space="0"/>
+                <w:lang w:val="en-US" w:eastAsia="zh-CN" w:bidi="ar"/>
+              </w:rPr>
+              <w:t>激烈争吵、快节奏行动、信息密集段</w:t>
+            </w:r>
+          </w:p>
+        </w:tc>
+      </w:tr>
+      <w:tr>
+        <w:tblPrEx>
+          <w:tblBorders>
+            <w:top w:val="none" w:color="auto" w:sz="0" w:space="0"/>
+            <w:left w:val="none" w:color="auto" w:sz="0" w:space="0"/>
+            <w:bottom w:val="none" w:color="auto" w:sz="0" w:space="0"/>
+            <w:right w:val="none" w:color="auto" w:sz="0" w:space="0"/>
+            <w:insideH w:val="none" w:color="auto" w:sz="0" w:space="0"/>
+            <w:insideV w:val="none" w:color="auto" w:sz="0" w:space="0"/>
+          </w:tblBorders>
+          <w:shd w:val="clear"/>
+          <w:tblCellMar>
+            <w:top w:w="15" w:type="dxa"/>
+            <w:left w:w="15" w:type="dxa"/>
+            <w:bottom w:w="15" w:type="dxa"/>
+            <w:right w:w="15" w:type="dxa"/>
+          </w:tblCellMar>
+        </w:tblPrEx>
+        <w:tc>
+          <w:tcPr>
+            <w:tcW w:w="0" w:type="auto"/>
+            <w:tcBorders>
+              <w:top w:val="single" w:color="CCCCCC" w:sz="6" w:space="0"/>
+              <w:left w:val="single" w:color="CCCCCC" w:sz="6" w:space="0"/>
+              <w:bottom w:val="single" w:color="CCCCCC" w:sz="6" w:space="0"/>
+              <w:right w:val="single" w:color="CCCCCC" w:sz="6" w:space="0"/>
+            </w:tcBorders>
+            <w:shd w:val="clear"/>
+            <w:tcMar>
+              <w:top w:w="120" w:type="dxa"/>
+              <w:left w:w="120" w:type="dxa"/>
+              <w:bottom w:w="120" w:type="dxa"/>
+              <w:right w:w="120" w:type="dxa"/>
+            </w:tcMar>
+            <w:vAlign w:val="center"/>
+          </w:tcPr>
+          <w:p>
+            <w:pPr>
+              <w:keepNext w:val="0"/>
+              <w:keepLines w:val="0"/>
+              <w:widowControl/>
+              <w:suppressLineNumbers w:val="0"/>
+              <w:jc w:val="left"/>
+            </w:pPr>
+            <w:r>
+              <w:rPr>
+                <w:rFonts w:ascii="宋体" w:hAnsi="宋体" w:eastAsia="宋体" w:cs="宋体"/>
+                <w:kern w:val="0"/>
+                <w:sz w:val="24"/>
+                <w:szCs w:val="24"/>
+                <w:bdr w:val="none" w:color="auto" w:sz="0" w:space="0"/>
+                <w:lang w:val="en-US" w:eastAsia="zh-CN" w:bidi="ar"/>
+              </w:rPr>
+              <w:t>极速</w:t>
+            </w:r>
+          </w:p>
+        </w:tc>
+        <w:tc>
+          <w:tcPr>
+            <w:tcW w:w="0" w:type="auto"/>
+            <w:tcBorders>
+              <w:top w:val="single" w:color="CCCCCC" w:sz="6" w:space="0"/>
+              <w:left w:val="single" w:color="CCCCCC" w:sz="6" w:space="0"/>
+              <w:bottom w:val="single" w:color="CCCCCC" w:sz="6" w:space="0"/>
+              <w:right w:val="single" w:color="CCCCCC" w:sz="6" w:space="0"/>
+            </w:tcBorders>
+            <w:shd w:val="clear"/>
+            <w:tcMar>
+              <w:top w:w="120" w:type="dxa"/>
+              <w:left w:w="120" w:type="dxa"/>
+              <w:bottom w:w="120" w:type="dxa"/>
+              <w:right w:w="120" w:type="dxa"/>
+            </w:tcMar>
+            <w:vAlign w:val="center"/>
+          </w:tcPr>
+          <w:p>
+            <w:pPr>
+              <w:keepNext w:val="0"/>
+              <w:keepLines w:val="0"/>
+              <w:widowControl/>
+              <w:suppressLineNumbers w:val="0"/>
+              <w:jc w:val="left"/>
+            </w:pPr>
+            <w:r>
+              <w:rPr>
+                <w:rFonts w:ascii="宋体" w:hAnsi="宋体" w:eastAsia="宋体" w:cs="宋体"/>
+                <w:kern w:val="0"/>
+                <w:sz w:val="24"/>
+                <w:szCs w:val="24"/>
+                <w:bdr w:val="none" w:color="auto" w:sz="0" w:space="0"/>
+                <w:lang w:val="en-US" w:eastAsia="zh-CN" w:bidi="ar"/>
+              </w:rPr>
+              <w:t>90</w:t>
+            </w:r>
+          </w:p>
+        </w:tc>
+        <w:tc>
+          <w:tcPr>
+            <w:tcW w:w="0" w:type="auto"/>
+            <w:tcBorders>
+              <w:top w:val="single" w:color="CCCCCC" w:sz="6" w:space="0"/>
+              <w:left w:val="single" w:color="CCCCCC" w:sz="6" w:space="0"/>
+              <w:bottom w:val="single" w:color="CCCCCC" w:sz="6" w:space="0"/>
+              <w:right w:val="single" w:color="CCCCCC" w:sz="6" w:space="0"/>
+            </w:tcBorders>
+            <w:shd w:val="clear"/>
+            <w:tcMar>
+              <w:top w:w="120" w:type="dxa"/>
+              <w:left w:w="120" w:type="dxa"/>
+              <w:bottom w:w="120" w:type="dxa"/>
+              <w:right w:w="120" w:type="dxa"/>
+            </w:tcMar>
+            <w:vAlign w:val="center"/>
+          </w:tcPr>
+          <w:p>
+            <w:pPr>
+              <w:keepNext w:val="0"/>
+              <w:keepLines w:val="0"/>
+              <w:widowControl/>
+              <w:suppressLineNumbers w:val="0"/>
+              <w:jc w:val="left"/>
+            </w:pPr>
+            <w:r>
+              <w:rPr>
+                <w:rFonts w:ascii="宋体" w:hAnsi="宋体" w:eastAsia="宋体" w:cs="宋体"/>
+                <w:kern w:val="0"/>
+                <w:sz w:val="24"/>
+                <w:szCs w:val="24"/>
+                <w:bdr w:val="none" w:color="auto" w:sz="0" w:space="0"/>
+                <w:lang w:val="en-US" w:eastAsia="zh-CN" w:bidi="ar"/>
+              </w:rPr>
+              <w:t>11</w:t>
+            </w:r>
+          </w:p>
+        </w:tc>
+        <w:tc>
+          <w:tcPr>
+            <w:tcW w:w="0" w:type="auto"/>
+            <w:tcBorders>
+              <w:top w:val="single" w:color="CCCCCC" w:sz="6" w:space="0"/>
+              <w:left w:val="single" w:color="CCCCCC" w:sz="6" w:space="0"/>
+              <w:bottom w:val="single" w:color="CCCCCC" w:sz="6" w:space="0"/>
+              <w:right w:val="single" w:color="CCCCCC" w:sz="6" w:space="0"/>
+            </w:tcBorders>
+            <w:shd w:val="clear"/>
+            <w:tcMar>
+              <w:top w:w="120" w:type="dxa"/>
+              <w:left w:w="120" w:type="dxa"/>
+              <w:bottom w:w="120" w:type="dxa"/>
+              <w:right w:w="120" w:type="dxa"/>
+            </w:tcMar>
+            <w:vAlign w:val="center"/>
+          </w:tcPr>
+          <w:p>
+            <w:pPr>
+              <w:keepNext w:val="0"/>
+              <w:keepLines w:val="0"/>
+              <w:widowControl/>
+              <w:suppressLineNumbers w:val="0"/>
+              <w:jc w:val="left"/>
+            </w:pPr>
+            <w:r>
+              <w:rPr>
+                <w:rFonts w:ascii="宋体" w:hAnsi="宋体" w:eastAsia="宋体" w:cs="宋体"/>
+                <w:kern w:val="0"/>
+                <w:sz w:val="24"/>
+                <w:szCs w:val="24"/>
+                <w:bdr w:val="none" w:color="auto" w:sz="0" w:space="0"/>
+                <w:lang w:val="en-US" w:eastAsia="zh-CN" w:bidi="ar"/>
+              </w:rPr>
+              <w:t>系统提示、重复剧情、长段速读</w:t>
+            </w:r>
+          </w:p>
+        </w:tc>
+      </w:tr>
+      <w:tr>
+        <w:tblPrEx>
+          <w:tblBorders>
+            <w:top w:val="none" w:color="auto" w:sz="0" w:space="0"/>
+            <w:left w:val="none" w:color="auto" w:sz="0" w:space="0"/>
+            <w:bottom w:val="none" w:color="auto" w:sz="0" w:space="0"/>
+            <w:right w:val="none" w:color="auto" w:sz="0" w:space="0"/>
+            <w:insideH w:val="none" w:color="auto" w:sz="0" w:space="0"/>
+            <w:insideV w:val="none" w:color="auto" w:sz="0" w:space="0"/>
+          </w:tblBorders>
+          <w:shd w:val="clear"/>
+          <w:tblCellMar>
+            <w:top w:w="15" w:type="dxa"/>
+            <w:left w:w="15" w:type="dxa"/>
+            <w:bottom w:w="15" w:type="dxa"/>
+            <w:right w:w="15" w:type="dxa"/>
+          </w:tblCellMar>
+        </w:tblPrEx>
+        <w:tc>
+          <w:tcPr>
+            <w:tcW w:w="0" w:type="auto"/>
+            <w:tcBorders>
+              <w:top w:val="single" w:color="CCCCCC" w:sz="6" w:space="0"/>
+              <w:left w:val="single" w:color="CCCCCC" w:sz="6" w:space="0"/>
+              <w:bottom w:val="single" w:color="CCCCCC" w:sz="6" w:space="0"/>
+              <w:right w:val="single" w:color="CCCCCC" w:sz="6" w:space="0"/>
+            </w:tcBorders>
+            <w:shd w:val="clear"/>
+            <w:tcMar>
+              <w:top w:w="120" w:type="dxa"/>
+              <w:left w:w="120" w:type="dxa"/>
+              <w:bottom w:w="120" w:type="dxa"/>
+              <w:right w:w="120" w:type="dxa"/>
+            </w:tcMar>
+            <w:vAlign w:val="center"/>
+          </w:tcPr>
+          <w:p>
+            <w:pPr>
+              <w:keepNext w:val="0"/>
+              <w:keepLines w:val="0"/>
+              <w:widowControl/>
+              <w:suppressLineNumbers w:val="0"/>
+              <w:jc w:val="left"/>
+            </w:pPr>
+            <w:r>
+              <w:rPr>
+                <w:rFonts w:ascii="宋体" w:hAnsi="宋体" w:eastAsia="宋体" w:cs="宋体"/>
+                <w:kern w:val="0"/>
+                <w:sz w:val="24"/>
+                <w:szCs w:val="24"/>
+                <w:bdr w:val="none" w:color="auto" w:sz="0" w:space="0"/>
+                <w:lang w:val="en-US" w:eastAsia="zh-CN" w:bidi="ar"/>
+              </w:rPr>
+              <w:t>立即</w:t>
+            </w:r>
+          </w:p>
+        </w:tc>
+        <w:tc>
+          <w:tcPr>
+            <w:tcW w:w="0" w:type="auto"/>
+            <w:tcBorders>
+              <w:top w:val="single" w:color="CCCCCC" w:sz="6" w:space="0"/>
+              <w:left w:val="single" w:color="CCCCCC" w:sz="6" w:space="0"/>
+              <w:bottom w:val="single" w:color="CCCCCC" w:sz="6" w:space="0"/>
+              <w:right w:val="single" w:color="CCCCCC" w:sz="6" w:space="0"/>
+            </w:tcBorders>
+            <w:shd w:val="clear"/>
+            <w:tcMar>
+              <w:top w:w="120" w:type="dxa"/>
+              <w:left w:w="120" w:type="dxa"/>
+              <w:bottom w:w="120" w:type="dxa"/>
+              <w:right w:w="120" w:type="dxa"/>
+            </w:tcMar>
+            <w:vAlign w:val="center"/>
+          </w:tcPr>
+          <w:p>
+            <w:pPr>
+              <w:keepNext w:val="0"/>
+              <w:keepLines w:val="0"/>
+              <w:widowControl/>
+              <w:suppressLineNumbers w:val="0"/>
+              <w:jc w:val="left"/>
+            </w:pPr>
+            <w:r>
+              <w:rPr>
+                <w:rFonts w:ascii="宋体" w:hAnsi="宋体" w:eastAsia="宋体" w:cs="宋体"/>
+                <w:kern w:val="0"/>
+                <w:sz w:val="24"/>
+                <w:szCs w:val="24"/>
+                <w:bdr w:val="none" w:color="auto" w:sz="0" w:space="0"/>
+                <w:lang w:val="en-US" w:eastAsia="zh-CN" w:bidi="ar"/>
+              </w:rPr>
+              <w:t>0（无限）</w:t>
+            </w:r>
+          </w:p>
+        </w:tc>
+        <w:tc>
+          <w:tcPr>
+            <w:tcW w:w="0" w:type="auto"/>
+            <w:tcBorders>
+              <w:top w:val="single" w:color="CCCCCC" w:sz="6" w:space="0"/>
+              <w:left w:val="single" w:color="CCCCCC" w:sz="6" w:space="0"/>
+              <w:bottom w:val="single" w:color="CCCCCC" w:sz="6" w:space="0"/>
+              <w:right w:val="single" w:color="CCCCCC" w:sz="6" w:space="0"/>
+            </w:tcBorders>
+            <w:shd w:val="clear"/>
+            <w:tcMar>
+              <w:top w:w="120" w:type="dxa"/>
+              <w:left w:w="120" w:type="dxa"/>
+              <w:bottom w:w="120" w:type="dxa"/>
+              <w:right w:w="120" w:type="dxa"/>
+            </w:tcMar>
+            <w:vAlign w:val="center"/>
+          </w:tcPr>
+          <w:p>
+            <w:pPr>
+              <w:keepNext w:val="0"/>
+              <w:keepLines w:val="0"/>
+              <w:widowControl/>
+              <w:suppressLineNumbers w:val="0"/>
+              <w:jc w:val="left"/>
+            </w:pPr>
+            <w:r>
+              <w:rPr>
+                <w:rFonts w:ascii="宋体" w:hAnsi="宋体" w:eastAsia="宋体" w:cs="宋体"/>
+                <w:kern w:val="0"/>
+                <w:sz w:val="24"/>
+                <w:szCs w:val="24"/>
+                <w:bdr w:val="none" w:color="auto" w:sz="0" w:space="0"/>
+                <w:lang w:val="en-US" w:eastAsia="zh-CN" w:bidi="ar"/>
+              </w:rPr>
+              <w:t>0</w:t>
+            </w:r>
+          </w:p>
+        </w:tc>
+        <w:tc>
+          <w:tcPr>
+            <w:tcW w:w="0" w:type="auto"/>
+            <w:tcBorders>
+              <w:top w:val="single" w:color="CCCCCC" w:sz="6" w:space="0"/>
+              <w:left w:val="single" w:color="CCCCCC" w:sz="6" w:space="0"/>
+              <w:bottom w:val="single" w:color="CCCCCC" w:sz="6" w:space="0"/>
+              <w:right w:val="single" w:color="CCCCCC" w:sz="6" w:space="0"/>
+            </w:tcBorders>
+            <w:shd w:val="clear"/>
+            <w:tcMar>
+              <w:top w:w="120" w:type="dxa"/>
+              <w:left w:w="120" w:type="dxa"/>
+              <w:bottom w:w="120" w:type="dxa"/>
+              <w:right w:w="120" w:type="dxa"/>
+            </w:tcMar>
+            <w:vAlign w:val="center"/>
+          </w:tcPr>
+          <w:p>
+            <w:pPr>
+              <w:keepNext w:val="0"/>
+              <w:keepLines w:val="0"/>
+              <w:widowControl/>
+              <w:suppressLineNumbers w:val="0"/>
+              <w:jc w:val="left"/>
+            </w:pPr>
+            <w:r>
+              <w:rPr>
+                <w:rFonts w:ascii="宋体" w:hAnsi="宋体" w:eastAsia="宋体" w:cs="宋体"/>
+                <w:kern w:val="0"/>
+                <w:sz w:val="24"/>
+                <w:szCs w:val="24"/>
+                <w:bdr w:val="none" w:color="auto" w:sz="0" w:space="0"/>
+                <w:lang w:val="en-US" w:eastAsia="zh-CN" w:bidi="ar"/>
+              </w:rPr>
+              <w:t>跳过、回看、玩家手动速览</w:t>
+            </w:r>
+          </w:p>
+        </w:tc>
+      </w:tr>
+    </w:tbl>
+    <w:p>
+      <w:pPr>
+        <w:pStyle w:val="5"/>
+        <w:keepNext w:val="0"/>
+        <w:keepLines w:val="0"/>
+        <w:widowControl/>
+        <w:numPr>
+          <w:ilvl w:val="0"/>
+          <w:numId w:val="7"/>
+        </w:numPr>
+        <w:suppressLineNumbers w:val="0"/>
+        <w:ind w:left="0" w:leftChars="0" w:right="0" w:rightChars="0" w:firstLine="0" w:firstLineChars="0"/>
+        <w:rPr>
+          <w:rStyle w:val="10"/>
+          <w:rFonts w:hint="eastAsia"/>
+          <w:i w:val="0"/>
+          <w:iCs/>
+          <w:sz w:val="28"/>
+          <w:szCs w:val="28"/>
+          <w:lang w:val="en-US" w:eastAsia="zh-CN"/>
+        </w:rPr>
+      </w:pPr>
+      <w:r>
+        <w:rPr>
+          <w:rStyle w:val="10"/>
+          <w:rFonts w:hint="eastAsia"/>
+          <w:i w:val="0"/>
+          <w:iCs/>
+          <w:sz w:val="28"/>
+          <w:szCs w:val="28"/>
+          <w:lang w:val="en-US" w:eastAsia="zh-CN"/>
+        </w:rPr>
+        <w:t>文本未显示完时点击，显示全部文本或直接跳转至下一段文本，默认未显示全部文本；</w:t>
+      </w:r>
+    </w:p>
+    <w:p>
+      <w:pPr>
+        <w:pStyle w:val="5"/>
+        <w:keepNext w:val="0"/>
+        <w:keepLines w:val="0"/>
+        <w:widowControl/>
+        <w:numPr>
+          <w:ilvl w:val="0"/>
+          <w:numId w:val="7"/>
+        </w:numPr>
+        <w:suppressLineNumbers w:val="0"/>
+        <w:ind w:left="0" w:leftChars="0" w:right="0" w:rightChars="0" w:firstLine="0" w:firstLineChars="0"/>
+        <w:rPr>
+          <w:rStyle w:val="10"/>
+          <w:rFonts w:hint="default"/>
+          <w:i w:val="0"/>
+          <w:iCs/>
+          <w:sz w:val="28"/>
+          <w:szCs w:val="28"/>
+          <w:lang w:val="en-US" w:eastAsia="zh-CN"/>
+        </w:rPr>
+      </w:pPr>
+      <w:r>
+        <w:rPr>
+          <w:rStyle w:val="10"/>
+          <w:rFonts w:hint="eastAsia"/>
+          <w:i w:val="0"/>
+          <w:iCs/>
+          <w:sz w:val="28"/>
+          <w:szCs w:val="28"/>
+          <w:lang w:val="en-US" w:eastAsia="zh-CN"/>
+        </w:rPr>
+        <w:t>快进方式，全部快进或仅快进已读内容，默认为仅快进已读内容；</w:t>
+      </w:r>
+    </w:p>
+    <w:p>
+      <w:pPr>
+        <w:pStyle w:val="5"/>
+        <w:keepNext w:val="0"/>
+        <w:keepLines w:val="0"/>
+        <w:widowControl/>
+        <w:numPr>
+          <w:ilvl w:val="0"/>
+          <w:numId w:val="7"/>
+        </w:numPr>
+        <w:suppressLineNumbers w:val="0"/>
+        <w:ind w:left="0" w:leftChars="0" w:right="0" w:rightChars="0" w:firstLine="0" w:firstLineChars="0"/>
+        <w:rPr>
+          <w:rStyle w:val="10"/>
+          <w:rFonts w:hint="eastAsia"/>
+          <w:i w:val="0"/>
+          <w:iCs/>
+          <w:sz w:val="28"/>
+          <w:szCs w:val="28"/>
+          <w:lang w:val="en-US" w:eastAsia="zh-CN"/>
+        </w:rPr>
+      </w:pPr>
+      <w:r>
+        <w:rPr>
+          <w:rStyle w:val="10"/>
+          <w:rFonts w:hint="eastAsia"/>
+          <w:i w:val="0"/>
+          <w:iCs/>
+          <w:sz w:val="28"/>
+          <w:szCs w:val="28"/>
+          <w:lang w:val="en-US" w:eastAsia="zh-CN"/>
+        </w:rPr>
+        <w:t>自动播放速度，可参考表格；</w:t>
+      </w:r>
+    </w:p>
+    <w:p>
+      <w:pPr>
+        <w:pStyle w:val="5"/>
+        <w:keepNext w:val="0"/>
+        <w:keepLines w:val="0"/>
+        <w:widowControl/>
+        <w:numPr>
+          <w:numId w:val="0"/>
+        </w:numPr>
+        <w:suppressLineNumbers w:val="0"/>
+        <w:ind w:leftChars="0" w:right="0" w:rightChars="0"/>
+        <w:rPr>
+          <w:rStyle w:val="10"/>
+          <w:rFonts w:hint="eastAsia"/>
+          <w:i w:val="0"/>
+          <w:iCs/>
+          <w:sz w:val="28"/>
+          <w:szCs w:val="28"/>
+          <w:lang w:val="en-US" w:eastAsia="zh-CN"/>
+        </w:rPr>
+      </w:pPr>
+      <w:r>
+        <w:rPr>
+          <w:rStyle w:val="10"/>
+          <w:rFonts w:hint="eastAsia"/>
+          <w:i w:val="0"/>
+          <w:iCs/>
+          <w:sz w:val="28"/>
+          <w:szCs w:val="28"/>
+          <w:lang w:val="en-US" w:eastAsia="zh-CN"/>
+        </w:rPr>
+        <w:t>文字速度：慢（15～25CPS）→ 自动播放：+0.5～1s</w:t>
+      </w:r>
+    </w:p>
+    <w:p>
+      <w:pPr>
+        <w:pStyle w:val="5"/>
+        <w:keepNext w:val="0"/>
+        <w:keepLines w:val="0"/>
+        <w:widowControl/>
+        <w:numPr>
+          <w:numId w:val="0"/>
+        </w:numPr>
+        <w:suppressLineNumbers w:val="0"/>
+        <w:ind w:leftChars="0" w:right="0" w:rightChars="0"/>
+        <w:rPr>
+          <w:rStyle w:val="10"/>
+          <w:rFonts w:hint="eastAsia"/>
+          <w:i w:val="0"/>
+          <w:iCs/>
+          <w:sz w:val="28"/>
+          <w:szCs w:val="28"/>
+          <w:lang w:val="en-US" w:eastAsia="zh-CN"/>
+        </w:rPr>
+      </w:pPr>
+      <w:r>
+        <w:rPr>
+          <w:rStyle w:val="10"/>
+          <w:rFonts w:hint="eastAsia"/>
+          <w:i w:val="0"/>
+          <w:iCs/>
+          <w:sz w:val="28"/>
+          <w:szCs w:val="28"/>
+          <w:lang w:val="en-US" w:eastAsia="zh-CN"/>
+        </w:rPr>
+        <w:t>文字速度：标准（40CPS）→ 自动播放：2.5～3s</w:t>
+      </w:r>
+    </w:p>
+    <w:p>
+      <w:pPr>
+        <w:pStyle w:val="5"/>
+        <w:keepNext w:val="0"/>
+        <w:keepLines w:val="0"/>
+        <w:widowControl/>
+        <w:numPr>
+          <w:numId w:val="0"/>
+        </w:numPr>
+        <w:suppressLineNumbers w:val="0"/>
+        <w:ind w:leftChars="0" w:right="0" w:rightChars="0"/>
+        <w:rPr>
+          <w:rStyle w:val="10"/>
+          <w:rFonts w:hint="default"/>
+          <w:i w:val="0"/>
+          <w:iCs/>
+          <w:sz w:val="28"/>
+          <w:szCs w:val="28"/>
+          <w:lang w:val="en-US" w:eastAsia="zh-CN"/>
+        </w:rPr>
+      </w:pPr>
+      <w:r>
+        <w:rPr>
+          <w:rStyle w:val="10"/>
+          <w:rFonts w:hint="eastAsia"/>
+          <w:i w:val="0"/>
+          <w:iCs/>
+          <w:sz w:val="28"/>
+          <w:szCs w:val="28"/>
+          <w:lang w:val="en-US" w:eastAsia="zh-CN"/>
+        </w:rPr>
+        <w:t>文字速度：快（60CPS+）→ 自动播放：1.5～2s</w:t>
+      </w:r>
+    </w:p>
+    <w:tbl>
+      <w:tblPr>
+        <w:tblW w:w="5000" w:type="pct"/>
+        <w:tblInd w:w="0" w:type="dxa"/>
+        <w:tblBorders>
+          <w:top w:val="none" w:color="auto" w:sz="0" w:space="0"/>
+          <w:left w:val="none" w:color="auto" w:sz="0" w:space="0"/>
+          <w:bottom w:val="none" w:color="auto" w:sz="0" w:space="0"/>
+          <w:right w:val="none" w:color="auto" w:sz="0" w:space="0"/>
+          <w:insideH w:val="none" w:color="auto" w:sz="0" w:space="0"/>
+          <w:insideV w:val="none" w:color="auto" w:sz="0" w:space="0"/>
+        </w:tblBorders>
+        <w:shd w:val="clear"/>
+        <w:tblLayout w:type="autofit"/>
+        <w:tblCellMar>
+          <w:top w:w="15" w:type="dxa"/>
+          <w:left w:w="15" w:type="dxa"/>
+          <w:bottom w:w="15" w:type="dxa"/>
+          <w:right w:w="15" w:type="dxa"/>
+        </w:tblCellMar>
+      </w:tblPr>
+      <w:tblGrid>
+        <w:gridCol w:w="1680"/>
+        <w:gridCol w:w="1842"/>
+        <w:gridCol w:w="5024"/>
+      </w:tblGrid>
+      <w:tr>
+        <w:tblPrEx>
+          <w:tblBorders>
+            <w:top w:val="none" w:color="auto" w:sz="0" w:space="0"/>
+            <w:left w:val="none" w:color="auto" w:sz="0" w:space="0"/>
+            <w:bottom w:val="none" w:color="auto" w:sz="0" w:space="0"/>
+            <w:right w:val="none" w:color="auto" w:sz="0" w:space="0"/>
+            <w:insideH w:val="none" w:color="auto" w:sz="0" w:space="0"/>
+            <w:insideV w:val="none" w:color="auto" w:sz="0" w:space="0"/>
+          </w:tblBorders>
+          <w:tblCellMar>
+            <w:top w:w="15" w:type="dxa"/>
+            <w:left w:w="15" w:type="dxa"/>
+            <w:bottom w:w="15" w:type="dxa"/>
+            <w:right w:w="15" w:type="dxa"/>
+          </w:tblCellMar>
+        </w:tblPrEx>
+        <w:trPr>
+          <w:tblHeader/>
+        </w:trPr>
+        <w:tc>
+          <w:tcPr>
+            <w:tcW w:w="0" w:type="auto"/>
+            <w:tcBorders>
+              <w:top w:val="single" w:color="CCCCCC" w:sz="6" w:space="0"/>
+              <w:left w:val="single" w:color="CCCCCC" w:sz="6" w:space="0"/>
+              <w:bottom w:val="single" w:color="CCCCCC" w:sz="6" w:space="0"/>
+              <w:right w:val="single" w:color="CCCCCC" w:sz="6" w:space="0"/>
+            </w:tcBorders>
+            <w:shd w:val="clear"/>
+            <w:tcMar>
+              <w:top w:w="120" w:type="dxa"/>
+              <w:left w:w="120" w:type="dxa"/>
+              <w:bottom w:w="120" w:type="dxa"/>
+              <w:right w:w="120" w:type="dxa"/>
+            </w:tcMar>
+            <w:vAlign w:val="center"/>
+          </w:tcPr>
+          <w:p>
+            <w:pPr>
+              <w:keepNext w:val="0"/>
+              <w:keepLines w:val="0"/>
+              <w:widowControl/>
+              <w:suppressLineNumbers w:val="0"/>
+              <w:jc w:val="left"/>
+              <w:rPr>
+                <w:b/>
+                <w:bCs/>
+              </w:rPr>
+            </w:pPr>
+            <w:r>
+              <w:rPr>
+                <w:rFonts w:ascii="宋体" w:hAnsi="宋体" w:eastAsia="宋体" w:cs="宋体"/>
+                <w:b/>
+                <w:bCs/>
+                <w:kern w:val="0"/>
+                <w:sz w:val="24"/>
+                <w:szCs w:val="24"/>
+                <w:bdr w:val="none" w:color="auto" w:sz="0" w:space="0"/>
+                <w:lang w:val="en-US" w:eastAsia="zh-CN" w:bidi="ar"/>
+              </w:rPr>
+              <w:t>自动档位</w:t>
+            </w:r>
+          </w:p>
+        </w:tc>
+        <w:tc>
+          <w:tcPr>
+            <w:tcW w:w="0" w:type="auto"/>
+            <w:tcBorders>
+              <w:top w:val="single" w:color="CCCCCC" w:sz="6" w:space="0"/>
+              <w:left w:val="single" w:color="CCCCCC" w:sz="6" w:space="0"/>
+              <w:bottom w:val="single" w:color="CCCCCC" w:sz="6" w:space="0"/>
+              <w:right w:val="single" w:color="CCCCCC" w:sz="6" w:space="0"/>
+            </w:tcBorders>
+            <w:shd w:val="clear"/>
+            <w:tcMar>
+              <w:top w:w="120" w:type="dxa"/>
+              <w:left w:w="120" w:type="dxa"/>
+              <w:bottom w:w="120" w:type="dxa"/>
+              <w:right w:w="120" w:type="dxa"/>
+            </w:tcMar>
+            <w:vAlign w:val="center"/>
+          </w:tcPr>
+          <w:p>
+            <w:pPr>
+              <w:keepNext w:val="0"/>
+              <w:keepLines w:val="0"/>
+              <w:widowControl/>
+              <w:suppressLineNumbers w:val="0"/>
+              <w:jc w:val="left"/>
+              <w:rPr>
+                <w:b/>
+                <w:bCs/>
+              </w:rPr>
+            </w:pPr>
+            <w:r>
+              <w:rPr>
+                <w:rFonts w:ascii="宋体" w:hAnsi="宋体" w:eastAsia="宋体" w:cs="宋体"/>
+                <w:b/>
+                <w:bCs/>
+                <w:kern w:val="0"/>
+                <w:sz w:val="24"/>
+                <w:szCs w:val="24"/>
+                <w:bdr w:val="none" w:color="auto" w:sz="0" w:space="0"/>
+                <w:lang w:val="en-US" w:eastAsia="zh-CN" w:bidi="ar"/>
+              </w:rPr>
+              <w:t>间隔时间</w:t>
+            </w:r>
+          </w:p>
+        </w:tc>
+        <w:tc>
+          <w:tcPr>
+            <w:tcW w:w="0" w:type="auto"/>
+            <w:tcBorders>
+              <w:top w:val="single" w:color="CCCCCC" w:sz="6" w:space="0"/>
+              <w:left w:val="single" w:color="CCCCCC" w:sz="6" w:space="0"/>
+              <w:bottom w:val="single" w:color="CCCCCC" w:sz="6" w:space="0"/>
+              <w:right w:val="single" w:color="CCCCCC" w:sz="6" w:space="0"/>
+            </w:tcBorders>
+            <w:shd w:val="clear"/>
+            <w:tcMar>
+              <w:top w:w="120" w:type="dxa"/>
+              <w:left w:w="120" w:type="dxa"/>
+              <w:bottom w:w="120" w:type="dxa"/>
+              <w:right w:w="120" w:type="dxa"/>
+            </w:tcMar>
+            <w:vAlign w:val="center"/>
+          </w:tcPr>
+          <w:p>
+            <w:pPr>
+              <w:keepNext w:val="0"/>
+              <w:keepLines w:val="0"/>
+              <w:widowControl/>
+              <w:suppressLineNumbers w:val="0"/>
+              <w:jc w:val="left"/>
+              <w:rPr>
+                <w:b/>
+                <w:bCs/>
+              </w:rPr>
+            </w:pPr>
+            <w:r>
+              <w:rPr>
+                <w:rFonts w:ascii="宋体" w:hAnsi="宋体" w:eastAsia="宋体" w:cs="宋体"/>
+                <w:b/>
+                <w:bCs/>
+                <w:kern w:val="0"/>
+                <w:sz w:val="24"/>
+                <w:szCs w:val="24"/>
+                <w:bdr w:val="none" w:color="auto" w:sz="0" w:space="0"/>
+                <w:lang w:val="en-US" w:eastAsia="zh-CN" w:bidi="ar"/>
+              </w:rPr>
+              <w:t>适用场景</w:t>
+            </w:r>
+          </w:p>
+        </w:tc>
+      </w:tr>
+      <w:tr>
+        <w:tblPrEx>
+          <w:tblBorders>
+            <w:top w:val="none" w:color="auto" w:sz="0" w:space="0"/>
+            <w:left w:val="none" w:color="auto" w:sz="0" w:space="0"/>
+            <w:bottom w:val="none" w:color="auto" w:sz="0" w:space="0"/>
+            <w:right w:val="none" w:color="auto" w:sz="0" w:space="0"/>
+            <w:insideH w:val="none" w:color="auto" w:sz="0" w:space="0"/>
+            <w:insideV w:val="none" w:color="auto" w:sz="0" w:space="0"/>
+          </w:tblBorders>
+          <w:tblCellMar>
+            <w:top w:w="15" w:type="dxa"/>
+            <w:left w:w="15" w:type="dxa"/>
+            <w:bottom w:w="15" w:type="dxa"/>
+            <w:right w:w="15" w:type="dxa"/>
+          </w:tblCellMar>
+        </w:tblPrEx>
+        <w:tc>
+          <w:tcPr>
+            <w:tcW w:w="0" w:type="auto"/>
+            <w:tcBorders>
+              <w:top w:val="single" w:color="CCCCCC" w:sz="6" w:space="0"/>
+              <w:left w:val="single" w:color="CCCCCC" w:sz="6" w:space="0"/>
+              <w:bottom w:val="single" w:color="CCCCCC" w:sz="6" w:space="0"/>
+              <w:right w:val="single" w:color="CCCCCC" w:sz="6" w:space="0"/>
+            </w:tcBorders>
+            <w:shd w:val="clear"/>
+            <w:tcMar>
+              <w:top w:w="120" w:type="dxa"/>
+              <w:left w:w="120" w:type="dxa"/>
+              <w:bottom w:w="120" w:type="dxa"/>
+              <w:right w:w="120" w:type="dxa"/>
+            </w:tcMar>
+            <w:vAlign w:val="center"/>
+          </w:tcPr>
+          <w:p>
+            <w:pPr>
+              <w:keepNext w:val="0"/>
+              <w:keepLines w:val="0"/>
+              <w:widowControl/>
+              <w:suppressLineNumbers w:val="0"/>
+              <w:jc w:val="left"/>
+            </w:pPr>
+            <w:r>
+              <w:rPr>
+                <w:rFonts w:ascii="宋体" w:hAnsi="宋体" w:eastAsia="宋体" w:cs="宋体"/>
+                <w:kern w:val="0"/>
+                <w:sz w:val="24"/>
+                <w:szCs w:val="24"/>
+                <w:bdr w:val="none" w:color="auto" w:sz="0" w:space="0"/>
+                <w:lang w:val="en-US" w:eastAsia="zh-CN" w:bidi="ar"/>
+              </w:rPr>
+              <w:t>慢速自动</w:t>
+            </w:r>
+          </w:p>
+        </w:tc>
+        <w:tc>
+          <w:tcPr>
+            <w:tcW w:w="0" w:type="auto"/>
+            <w:tcBorders>
+              <w:top w:val="single" w:color="CCCCCC" w:sz="6" w:space="0"/>
+              <w:left w:val="single" w:color="CCCCCC" w:sz="6" w:space="0"/>
+              <w:bottom w:val="single" w:color="CCCCCC" w:sz="6" w:space="0"/>
+              <w:right w:val="single" w:color="CCCCCC" w:sz="6" w:space="0"/>
+            </w:tcBorders>
+            <w:shd w:val="clear"/>
+            <w:tcMar>
+              <w:top w:w="120" w:type="dxa"/>
+              <w:left w:w="120" w:type="dxa"/>
+              <w:bottom w:w="120" w:type="dxa"/>
+              <w:right w:w="120" w:type="dxa"/>
+            </w:tcMar>
+            <w:vAlign w:val="center"/>
+          </w:tcPr>
+          <w:p>
+            <w:pPr>
+              <w:keepNext w:val="0"/>
+              <w:keepLines w:val="0"/>
+              <w:widowControl/>
+              <w:suppressLineNumbers w:val="0"/>
+              <w:jc w:val="left"/>
+            </w:pPr>
+            <w:r>
+              <w:rPr>
+                <w:rFonts w:ascii="宋体" w:hAnsi="宋体" w:eastAsia="宋体" w:cs="宋体"/>
+                <w:kern w:val="0"/>
+                <w:sz w:val="24"/>
+                <w:szCs w:val="24"/>
+                <w:bdr w:val="none" w:color="auto" w:sz="0" w:space="0"/>
+                <w:lang w:val="en-US" w:eastAsia="zh-CN" w:bidi="ar"/>
+              </w:rPr>
+              <w:t>3.5～4.5s</w:t>
+            </w:r>
+          </w:p>
+        </w:tc>
+        <w:tc>
+          <w:tcPr>
+            <w:tcW w:w="0" w:type="auto"/>
+            <w:tcBorders>
+              <w:top w:val="single" w:color="CCCCCC" w:sz="6" w:space="0"/>
+              <w:left w:val="single" w:color="CCCCCC" w:sz="6" w:space="0"/>
+              <w:bottom w:val="single" w:color="CCCCCC" w:sz="6" w:space="0"/>
+              <w:right w:val="single" w:color="CCCCCC" w:sz="6" w:space="0"/>
+            </w:tcBorders>
+            <w:shd w:val="clear"/>
+            <w:tcMar>
+              <w:top w:w="120" w:type="dxa"/>
+              <w:left w:w="120" w:type="dxa"/>
+              <w:bottom w:w="120" w:type="dxa"/>
+              <w:right w:w="120" w:type="dxa"/>
+            </w:tcMar>
+            <w:vAlign w:val="center"/>
+          </w:tcPr>
+          <w:p>
+            <w:pPr>
+              <w:keepNext w:val="0"/>
+              <w:keepLines w:val="0"/>
+              <w:widowControl/>
+              <w:suppressLineNumbers w:val="0"/>
+              <w:jc w:val="left"/>
+            </w:pPr>
+            <w:r>
+              <w:rPr>
+                <w:rFonts w:ascii="宋体" w:hAnsi="宋体" w:eastAsia="宋体" w:cs="宋体"/>
+                <w:kern w:val="0"/>
+                <w:sz w:val="24"/>
+                <w:szCs w:val="24"/>
+                <w:bdr w:val="none" w:color="auto" w:sz="0" w:space="0"/>
+                <w:lang w:val="en-US" w:eastAsia="zh-CN" w:bidi="ar"/>
+              </w:rPr>
+              <w:t>抒情、氛围、悬疑、内心独白</w:t>
+            </w:r>
+          </w:p>
+        </w:tc>
+      </w:tr>
+      <w:tr>
+        <w:tblPrEx>
+          <w:tblBorders>
+            <w:top w:val="none" w:color="auto" w:sz="0" w:space="0"/>
+            <w:left w:val="none" w:color="auto" w:sz="0" w:space="0"/>
+            <w:bottom w:val="none" w:color="auto" w:sz="0" w:space="0"/>
+            <w:right w:val="none" w:color="auto" w:sz="0" w:space="0"/>
+            <w:insideH w:val="none" w:color="auto" w:sz="0" w:space="0"/>
+            <w:insideV w:val="none" w:color="auto" w:sz="0" w:space="0"/>
+          </w:tblBorders>
+          <w:shd w:val="clear"/>
+          <w:tblCellMar>
+            <w:top w:w="15" w:type="dxa"/>
+            <w:left w:w="15" w:type="dxa"/>
+            <w:bottom w:w="15" w:type="dxa"/>
+            <w:right w:w="15" w:type="dxa"/>
+          </w:tblCellMar>
+        </w:tblPrEx>
+        <w:tc>
+          <w:tcPr>
+            <w:tcW w:w="0" w:type="auto"/>
+            <w:tcBorders>
+              <w:top w:val="single" w:color="CCCCCC" w:sz="6" w:space="0"/>
+              <w:left w:val="single" w:color="CCCCCC" w:sz="6" w:space="0"/>
+              <w:bottom w:val="single" w:color="CCCCCC" w:sz="6" w:space="0"/>
+              <w:right w:val="single" w:color="CCCCCC" w:sz="6" w:space="0"/>
+            </w:tcBorders>
+            <w:shd w:val="clear"/>
+            <w:tcMar>
+              <w:top w:w="120" w:type="dxa"/>
+              <w:left w:w="120" w:type="dxa"/>
+              <w:bottom w:w="120" w:type="dxa"/>
+              <w:right w:w="120" w:type="dxa"/>
+            </w:tcMar>
+            <w:vAlign w:val="center"/>
+          </w:tcPr>
+          <w:p>
+            <w:pPr>
+              <w:keepNext w:val="0"/>
+              <w:keepLines w:val="0"/>
+              <w:widowControl/>
+              <w:suppressLineNumbers w:val="0"/>
+              <w:jc w:val="left"/>
+            </w:pPr>
+            <w:r>
+              <w:rPr>
+                <w:rFonts w:ascii="宋体" w:hAnsi="宋体" w:eastAsia="宋体" w:cs="宋体"/>
+                <w:kern w:val="0"/>
+                <w:sz w:val="24"/>
+                <w:szCs w:val="24"/>
+                <w:bdr w:val="none" w:color="auto" w:sz="0" w:space="0"/>
+                <w:lang w:val="en-US" w:eastAsia="zh-CN" w:bidi="ar"/>
+              </w:rPr>
+              <w:t>标准自动</w:t>
+            </w:r>
+          </w:p>
+        </w:tc>
+        <w:tc>
+          <w:tcPr>
+            <w:tcW w:w="0" w:type="auto"/>
+            <w:tcBorders>
+              <w:top w:val="single" w:color="CCCCCC" w:sz="6" w:space="0"/>
+              <w:left w:val="single" w:color="CCCCCC" w:sz="6" w:space="0"/>
+              <w:bottom w:val="single" w:color="CCCCCC" w:sz="6" w:space="0"/>
+              <w:right w:val="single" w:color="CCCCCC" w:sz="6" w:space="0"/>
+            </w:tcBorders>
+            <w:shd w:val="clear"/>
+            <w:tcMar>
+              <w:top w:w="120" w:type="dxa"/>
+              <w:left w:w="120" w:type="dxa"/>
+              <w:bottom w:w="120" w:type="dxa"/>
+              <w:right w:w="120" w:type="dxa"/>
+            </w:tcMar>
+            <w:vAlign w:val="center"/>
+          </w:tcPr>
+          <w:p>
+            <w:pPr>
+              <w:keepNext w:val="0"/>
+              <w:keepLines w:val="0"/>
+              <w:widowControl/>
+              <w:suppressLineNumbers w:val="0"/>
+              <w:jc w:val="left"/>
+            </w:pPr>
+            <w:r>
+              <w:rPr>
+                <w:rFonts w:ascii="宋体" w:hAnsi="宋体" w:eastAsia="宋体" w:cs="宋体"/>
+                <w:kern w:val="0"/>
+                <w:sz w:val="24"/>
+                <w:szCs w:val="24"/>
+                <w:bdr w:val="none" w:color="auto" w:sz="0" w:space="0"/>
+                <w:lang w:val="en-US" w:eastAsia="zh-CN" w:bidi="ar"/>
+              </w:rPr>
+              <w:t>2.5～3.0s</w:t>
+            </w:r>
+          </w:p>
+        </w:tc>
+        <w:tc>
+          <w:tcPr>
+            <w:tcW w:w="0" w:type="auto"/>
+            <w:tcBorders>
+              <w:top w:val="single" w:color="CCCCCC" w:sz="6" w:space="0"/>
+              <w:left w:val="single" w:color="CCCCCC" w:sz="6" w:space="0"/>
+              <w:bottom w:val="single" w:color="CCCCCC" w:sz="6" w:space="0"/>
+              <w:right w:val="single" w:color="CCCCCC" w:sz="6" w:space="0"/>
+            </w:tcBorders>
+            <w:shd w:val="clear"/>
+            <w:tcMar>
+              <w:top w:w="120" w:type="dxa"/>
+              <w:left w:w="120" w:type="dxa"/>
+              <w:bottom w:w="120" w:type="dxa"/>
+              <w:right w:w="120" w:type="dxa"/>
+            </w:tcMar>
+            <w:vAlign w:val="center"/>
+          </w:tcPr>
+          <w:p>
+            <w:pPr>
+              <w:keepNext w:val="0"/>
+              <w:keepLines w:val="0"/>
+              <w:widowControl/>
+              <w:suppressLineNumbers w:val="0"/>
+              <w:jc w:val="left"/>
+            </w:pPr>
+            <w:r>
+              <w:rPr>
+                <w:rFonts w:ascii="宋体" w:hAnsi="宋体" w:eastAsia="宋体" w:cs="宋体"/>
+                <w:kern w:val="0"/>
+                <w:sz w:val="24"/>
+                <w:szCs w:val="24"/>
+                <w:bdr w:val="none" w:color="auto" w:sz="0" w:space="0"/>
+                <w:lang w:val="en-US" w:eastAsia="zh-CN" w:bidi="ar"/>
+              </w:rPr>
+              <w:t>主线剧情、日常对话（默认）</w:t>
+            </w:r>
+          </w:p>
+        </w:tc>
+      </w:tr>
+      <w:tr>
+        <w:tblPrEx>
+          <w:tblBorders>
+            <w:top w:val="none" w:color="auto" w:sz="0" w:space="0"/>
+            <w:left w:val="none" w:color="auto" w:sz="0" w:space="0"/>
+            <w:bottom w:val="none" w:color="auto" w:sz="0" w:space="0"/>
+            <w:right w:val="none" w:color="auto" w:sz="0" w:space="0"/>
+            <w:insideH w:val="none" w:color="auto" w:sz="0" w:space="0"/>
+            <w:insideV w:val="none" w:color="auto" w:sz="0" w:space="0"/>
+          </w:tblBorders>
+          <w:shd w:val="clear"/>
+          <w:tblCellMar>
+            <w:top w:w="15" w:type="dxa"/>
+            <w:left w:w="15" w:type="dxa"/>
+            <w:bottom w:w="15" w:type="dxa"/>
+            <w:right w:w="15" w:type="dxa"/>
+          </w:tblCellMar>
+        </w:tblPrEx>
+        <w:tc>
+          <w:tcPr>
+            <w:tcW w:w="0" w:type="auto"/>
+            <w:tcBorders>
+              <w:top w:val="single" w:color="CCCCCC" w:sz="6" w:space="0"/>
+              <w:left w:val="single" w:color="CCCCCC" w:sz="6" w:space="0"/>
+              <w:bottom w:val="single" w:color="CCCCCC" w:sz="6" w:space="0"/>
+              <w:right w:val="single" w:color="CCCCCC" w:sz="6" w:space="0"/>
+            </w:tcBorders>
+            <w:shd w:val="clear"/>
+            <w:tcMar>
+              <w:top w:w="120" w:type="dxa"/>
+              <w:left w:w="120" w:type="dxa"/>
+              <w:bottom w:w="120" w:type="dxa"/>
+              <w:right w:w="120" w:type="dxa"/>
+            </w:tcMar>
+            <w:vAlign w:val="center"/>
+          </w:tcPr>
+          <w:p>
+            <w:pPr>
+              <w:keepNext w:val="0"/>
+              <w:keepLines w:val="0"/>
+              <w:widowControl/>
+              <w:suppressLineNumbers w:val="0"/>
+              <w:jc w:val="left"/>
+            </w:pPr>
+            <w:r>
+              <w:rPr>
+                <w:rFonts w:ascii="宋体" w:hAnsi="宋体" w:eastAsia="宋体" w:cs="宋体"/>
+                <w:kern w:val="0"/>
+                <w:sz w:val="24"/>
+                <w:szCs w:val="24"/>
+                <w:bdr w:val="none" w:color="auto" w:sz="0" w:space="0"/>
+                <w:lang w:val="en-US" w:eastAsia="zh-CN" w:bidi="ar"/>
+              </w:rPr>
+              <w:t>快速自动</w:t>
+            </w:r>
+          </w:p>
+        </w:tc>
+        <w:tc>
+          <w:tcPr>
+            <w:tcW w:w="0" w:type="auto"/>
+            <w:tcBorders>
+              <w:top w:val="single" w:color="CCCCCC" w:sz="6" w:space="0"/>
+              <w:left w:val="single" w:color="CCCCCC" w:sz="6" w:space="0"/>
+              <w:bottom w:val="single" w:color="CCCCCC" w:sz="6" w:space="0"/>
+              <w:right w:val="single" w:color="CCCCCC" w:sz="6" w:space="0"/>
+            </w:tcBorders>
+            <w:shd w:val="clear"/>
+            <w:tcMar>
+              <w:top w:w="120" w:type="dxa"/>
+              <w:left w:w="120" w:type="dxa"/>
+              <w:bottom w:w="120" w:type="dxa"/>
+              <w:right w:w="120" w:type="dxa"/>
+            </w:tcMar>
+            <w:vAlign w:val="center"/>
+          </w:tcPr>
+          <w:p>
+            <w:pPr>
+              <w:keepNext w:val="0"/>
+              <w:keepLines w:val="0"/>
+              <w:widowControl/>
+              <w:suppressLineNumbers w:val="0"/>
+              <w:jc w:val="left"/>
+            </w:pPr>
+            <w:r>
+              <w:rPr>
+                <w:rFonts w:ascii="宋体" w:hAnsi="宋体" w:eastAsia="宋体" w:cs="宋体"/>
+                <w:kern w:val="0"/>
+                <w:sz w:val="24"/>
+                <w:szCs w:val="24"/>
+                <w:bdr w:val="none" w:color="auto" w:sz="0" w:space="0"/>
+                <w:lang w:val="en-US" w:eastAsia="zh-CN" w:bidi="ar"/>
+              </w:rPr>
+              <w:t>1.5～2.0s</w:t>
+            </w:r>
+          </w:p>
+        </w:tc>
+        <w:tc>
+          <w:tcPr>
+            <w:tcW w:w="0" w:type="auto"/>
+            <w:tcBorders>
+              <w:top w:val="single" w:color="CCCCCC" w:sz="6" w:space="0"/>
+              <w:left w:val="single" w:color="CCCCCC" w:sz="6" w:space="0"/>
+              <w:bottom w:val="single" w:color="CCCCCC" w:sz="6" w:space="0"/>
+              <w:right w:val="single" w:color="CCCCCC" w:sz="6" w:space="0"/>
+            </w:tcBorders>
+            <w:shd w:val="clear"/>
+            <w:tcMar>
+              <w:top w:w="120" w:type="dxa"/>
+              <w:left w:w="120" w:type="dxa"/>
+              <w:bottom w:w="120" w:type="dxa"/>
+              <w:right w:w="120" w:type="dxa"/>
+            </w:tcMar>
+            <w:vAlign w:val="center"/>
+          </w:tcPr>
+          <w:p>
+            <w:pPr>
+              <w:keepNext w:val="0"/>
+              <w:keepLines w:val="0"/>
+              <w:widowControl/>
+              <w:suppressLineNumbers w:val="0"/>
+              <w:jc w:val="left"/>
+            </w:pPr>
+            <w:r>
+              <w:rPr>
+                <w:rFonts w:ascii="宋体" w:hAnsi="宋体" w:eastAsia="宋体" w:cs="宋体"/>
+                <w:kern w:val="0"/>
+                <w:sz w:val="24"/>
+                <w:szCs w:val="24"/>
+                <w:bdr w:val="none" w:color="auto" w:sz="0" w:space="0"/>
+                <w:lang w:val="en-US" w:eastAsia="zh-CN" w:bidi="ar"/>
+              </w:rPr>
+              <w:t>节奏紧凑、连续对话、轻松剧情</w:t>
+            </w:r>
+          </w:p>
+        </w:tc>
+      </w:tr>
+      <w:tr>
+        <w:tblPrEx>
+          <w:tblBorders>
+            <w:top w:val="none" w:color="auto" w:sz="0" w:space="0"/>
+            <w:left w:val="none" w:color="auto" w:sz="0" w:space="0"/>
+            <w:bottom w:val="none" w:color="auto" w:sz="0" w:space="0"/>
+            <w:right w:val="none" w:color="auto" w:sz="0" w:space="0"/>
+            <w:insideH w:val="none" w:color="auto" w:sz="0" w:space="0"/>
+            <w:insideV w:val="none" w:color="auto" w:sz="0" w:space="0"/>
+          </w:tblBorders>
+          <w:tblCellMar>
+            <w:top w:w="15" w:type="dxa"/>
+            <w:left w:w="15" w:type="dxa"/>
+            <w:bottom w:w="15" w:type="dxa"/>
+            <w:right w:w="15" w:type="dxa"/>
+          </w:tblCellMar>
+        </w:tblPrEx>
+        <w:tc>
+          <w:tcPr>
+            <w:tcW w:w="0" w:type="auto"/>
+            <w:tcBorders>
+              <w:top w:val="single" w:color="CCCCCC" w:sz="6" w:space="0"/>
+              <w:left w:val="single" w:color="CCCCCC" w:sz="6" w:space="0"/>
+              <w:bottom w:val="single" w:color="CCCCCC" w:sz="6" w:space="0"/>
+              <w:right w:val="single" w:color="CCCCCC" w:sz="6" w:space="0"/>
+            </w:tcBorders>
+            <w:shd w:val="clear"/>
+            <w:tcMar>
+              <w:top w:w="120" w:type="dxa"/>
+              <w:left w:w="120" w:type="dxa"/>
+              <w:bottom w:w="120" w:type="dxa"/>
+              <w:right w:w="120" w:type="dxa"/>
+            </w:tcMar>
+            <w:vAlign w:val="center"/>
+          </w:tcPr>
+          <w:p>
+            <w:pPr>
+              <w:keepNext w:val="0"/>
+              <w:keepLines w:val="0"/>
+              <w:widowControl/>
+              <w:suppressLineNumbers w:val="0"/>
+              <w:jc w:val="left"/>
+            </w:pPr>
+            <w:r>
+              <w:rPr>
+                <w:rFonts w:ascii="宋体" w:hAnsi="宋体" w:eastAsia="宋体" w:cs="宋体"/>
+                <w:kern w:val="0"/>
+                <w:sz w:val="24"/>
+                <w:szCs w:val="24"/>
+                <w:bdr w:val="none" w:color="auto" w:sz="0" w:space="0"/>
+                <w:lang w:val="en-US" w:eastAsia="zh-CN" w:bidi="ar"/>
+              </w:rPr>
+              <w:t>极速自动</w:t>
+            </w:r>
+          </w:p>
+        </w:tc>
+        <w:tc>
+          <w:tcPr>
+            <w:tcW w:w="0" w:type="auto"/>
+            <w:tcBorders>
+              <w:top w:val="single" w:color="CCCCCC" w:sz="6" w:space="0"/>
+              <w:left w:val="single" w:color="CCCCCC" w:sz="6" w:space="0"/>
+              <w:bottom w:val="single" w:color="CCCCCC" w:sz="6" w:space="0"/>
+              <w:right w:val="single" w:color="CCCCCC" w:sz="6" w:space="0"/>
+            </w:tcBorders>
+            <w:shd w:val="clear"/>
+            <w:tcMar>
+              <w:top w:w="120" w:type="dxa"/>
+              <w:left w:w="120" w:type="dxa"/>
+              <w:bottom w:w="120" w:type="dxa"/>
+              <w:right w:w="120" w:type="dxa"/>
+            </w:tcMar>
+            <w:vAlign w:val="center"/>
+          </w:tcPr>
+          <w:p>
+            <w:pPr>
+              <w:keepNext w:val="0"/>
+              <w:keepLines w:val="0"/>
+              <w:widowControl/>
+              <w:suppressLineNumbers w:val="0"/>
+              <w:jc w:val="left"/>
+            </w:pPr>
+            <w:r>
+              <w:rPr>
+                <w:rFonts w:ascii="宋体" w:hAnsi="宋体" w:eastAsia="宋体" w:cs="宋体"/>
+                <w:kern w:val="0"/>
+                <w:sz w:val="24"/>
+                <w:szCs w:val="24"/>
+                <w:bdr w:val="none" w:color="auto" w:sz="0" w:space="0"/>
+                <w:lang w:val="en-US" w:eastAsia="zh-CN" w:bidi="ar"/>
+              </w:rPr>
+              <w:t>0.8～1.2s</w:t>
+            </w:r>
+          </w:p>
+        </w:tc>
+        <w:tc>
+          <w:tcPr>
+            <w:tcW w:w="0" w:type="auto"/>
+            <w:tcBorders>
+              <w:top w:val="single" w:color="CCCCCC" w:sz="6" w:space="0"/>
+              <w:left w:val="single" w:color="CCCCCC" w:sz="6" w:space="0"/>
+              <w:bottom w:val="single" w:color="CCCCCC" w:sz="6" w:space="0"/>
+              <w:right w:val="single" w:color="CCCCCC" w:sz="6" w:space="0"/>
+            </w:tcBorders>
+            <w:shd w:val="clear"/>
+            <w:tcMar>
+              <w:top w:w="120" w:type="dxa"/>
+              <w:left w:w="120" w:type="dxa"/>
+              <w:bottom w:w="120" w:type="dxa"/>
+              <w:right w:w="120" w:type="dxa"/>
+            </w:tcMar>
+            <w:vAlign w:val="center"/>
+          </w:tcPr>
+          <w:p>
+            <w:pPr>
+              <w:keepNext w:val="0"/>
+              <w:keepLines w:val="0"/>
+              <w:widowControl/>
+              <w:suppressLineNumbers w:val="0"/>
+              <w:jc w:val="left"/>
+            </w:pPr>
+            <w:r>
+              <w:rPr>
+                <w:rFonts w:ascii="宋体" w:hAnsi="宋体" w:eastAsia="宋体" w:cs="宋体"/>
+                <w:kern w:val="0"/>
+                <w:sz w:val="24"/>
+                <w:szCs w:val="24"/>
+                <w:bdr w:val="none" w:color="auto" w:sz="0" w:space="0"/>
+                <w:lang w:val="en-US" w:eastAsia="zh-CN" w:bidi="ar"/>
+              </w:rPr>
+              <w:t>速读、刷剧情、重复内容</w:t>
+            </w:r>
+          </w:p>
+        </w:tc>
+      </w:tr>
+    </w:tbl>
+    <w:p>
+      <w:pPr>
+        <w:keepNext w:val="0"/>
+        <w:keepLines w:val="0"/>
+        <w:widowControl/>
+        <w:suppressLineNumbers w:val="0"/>
+        <w:pBdr>
+          <w:top w:val="none" w:color="auto" w:sz="0" w:space="0"/>
+          <w:left w:val="none" w:color="auto" w:sz="0" w:space="0"/>
+          <w:bottom w:val="none" w:color="auto" w:sz="0" w:space="0"/>
+          <w:right w:val="none" w:color="auto" w:sz="0" w:space="0"/>
+        </w:pBdr>
+        <w:spacing w:before="0" w:beforeAutospacing="0" w:after="0" w:afterAutospacing="0" w:line="360" w:lineRule="atLeast"/>
+        <w:ind w:left="0" w:right="0"/>
+        <w:rPr>
+          <w:rStyle w:val="10"/>
+          <w:rFonts w:hint="eastAsia"/>
+          <w:i w:val="0"/>
+          <w:iCs/>
+          <w:sz w:val="28"/>
+          <w:szCs w:val="28"/>
+          <w:lang w:val="en-US" w:eastAsia="zh-CN"/>
+        </w:rPr>
+      </w:pPr>
+      <w:r>
+        <w:rPr>
+          <w:rStyle w:val="10"/>
+          <w:rFonts w:hint="eastAsia"/>
+          <w:i w:val="0"/>
+          <w:iCs/>
+          <w:sz w:val="28"/>
+          <w:szCs w:val="28"/>
+          <w:lang w:val="en-US" w:eastAsia="zh-CN"/>
+        </w:rPr>
+        <w:t>（6）自动播放显示速度，</w:t>
+      </w:r>
+    </w:p>
+    <w:p>
+      <w:pPr>
+        <w:keepNext w:val="0"/>
+        <w:keepLines w:val="0"/>
+        <w:widowControl/>
+        <w:suppressLineNumbers w:val="0"/>
+        <w:pBdr>
+          <w:top w:val="none" w:color="auto" w:sz="0" w:space="0"/>
+          <w:left w:val="none" w:color="auto" w:sz="0" w:space="0"/>
+          <w:bottom w:val="none" w:color="auto" w:sz="0" w:space="0"/>
+          <w:right w:val="none" w:color="auto" w:sz="0" w:space="0"/>
+        </w:pBdr>
+        <w:spacing w:before="0" w:beforeAutospacing="0" w:after="0" w:afterAutospacing="0" w:line="360" w:lineRule="atLeast"/>
+        <w:ind w:left="0" w:right="0"/>
+        <w:rPr>
+          <w:color w:val="000000"/>
+          <w:sz w:val="24"/>
+          <w:szCs w:val="24"/>
+        </w:rPr>
+      </w:pPr>
+      <w:r>
+        <w:rPr>
+          <w:rFonts w:ascii="Symbol" w:hAnsi="Symbol" w:eastAsia="Symbol" w:cs="Symbol"/>
+          <w:sz w:val="24"/>
+        </w:rPr>
+        <w:t>·</w:t>
+      </w:r>
+      <w:r>
+        <w:rPr>
+          <w:color w:val="000000"/>
+          <w:sz w:val="24"/>
+          <w:szCs w:val="24"/>
+          <w:bdr w:val="none" w:color="auto" w:sz="0" w:space="0"/>
+        </w:rPr>
+        <w:t>默认自动播放：文字速度 40 字 / 秒 + 句子停留 3 秒</w:t>
+      </w:r>
+    </w:p>
+    <w:p>
+      <w:pPr>
+        <w:keepNext w:val="0"/>
+        <w:keepLines w:val="0"/>
+        <w:widowControl/>
+        <w:suppressLineNumbers w:val="0"/>
+        <w:pBdr>
+          <w:top w:val="none" w:color="auto" w:sz="0" w:space="0"/>
+          <w:left w:val="none" w:color="auto" w:sz="0" w:space="0"/>
+          <w:bottom w:val="none" w:color="auto" w:sz="0" w:space="0"/>
+          <w:right w:val="none" w:color="auto" w:sz="0" w:space="0"/>
+        </w:pBdr>
+        <w:spacing w:before="0" w:beforeAutospacing="0" w:after="0" w:afterAutospacing="0" w:line="360" w:lineRule="atLeast"/>
+        <w:ind w:left="0" w:right="0"/>
+        <w:rPr>
+          <w:color w:val="000000"/>
+          <w:sz w:val="24"/>
+          <w:szCs w:val="24"/>
+        </w:rPr>
+      </w:pPr>
+      <w:r>
+        <w:rPr>
+          <w:rFonts w:hint="default" w:ascii="Symbol" w:hAnsi="Symbol" w:eastAsia="Symbol" w:cs="Symbol"/>
+          <w:sz w:val="24"/>
+        </w:rPr>
+        <w:t>·</w:t>
+      </w:r>
+      <w:r>
+        <w:rPr>
+          <w:color w:val="000000"/>
+          <w:sz w:val="24"/>
+          <w:szCs w:val="24"/>
+          <w:bdr w:val="none" w:color="auto" w:sz="0" w:space="0"/>
+        </w:rPr>
+        <w:t>自动最小间隔：1 秒</w:t>
+      </w:r>
+    </w:p>
+    <w:p>
+      <w:pPr>
+        <w:keepNext w:val="0"/>
+        <w:keepLines w:val="0"/>
+        <w:widowControl/>
+        <w:suppressLineNumbers w:val="0"/>
+        <w:pBdr>
+          <w:top w:val="none" w:color="auto" w:sz="0" w:space="0"/>
+          <w:left w:val="none" w:color="auto" w:sz="0" w:space="0"/>
+          <w:bottom w:val="none" w:color="auto" w:sz="0" w:space="0"/>
+          <w:right w:val="none" w:color="auto" w:sz="0" w:space="0"/>
+        </w:pBdr>
+        <w:spacing w:before="0" w:beforeAutospacing="0" w:after="0" w:afterAutospacing="0" w:line="360" w:lineRule="atLeast"/>
+        <w:ind w:left="0" w:right="0"/>
+        <w:rPr>
+          <w:color w:val="000000"/>
+          <w:sz w:val="24"/>
+          <w:szCs w:val="24"/>
+        </w:rPr>
+      </w:pPr>
+      <w:r>
+        <w:rPr>
+          <w:rFonts w:hint="default" w:ascii="Symbol" w:hAnsi="Symbol" w:eastAsia="Symbol" w:cs="Symbol"/>
+          <w:sz w:val="24"/>
+        </w:rPr>
+        <w:t>·</w:t>
+      </w:r>
+      <w:r>
+        <w:rPr>
+          <w:color w:val="000000"/>
+          <w:sz w:val="24"/>
+          <w:szCs w:val="24"/>
+          <w:bdr w:val="none" w:color="auto" w:sz="0" w:space="0"/>
+        </w:rPr>
+        <w:t>自动最大间隔：5 秒</w:t>
+      </w:r>
+    </w:p>
+    <w:p>
+      <w:pPr>
+        <w:keepNext w:val="0"/>
+        <w:keepLines w:val="0"/>
+        <w:widowControl/>
+        <w:suppressLineNumbers w:val="0"/>
+        <w:pBdr>
+          <w:top w:val="none" w:color="auto" w:sz="0" w:space="0"/>
+          <w:left w:val="none" w:color="auto" w:sz="0" w:space="0"/>
+          <w:bottom w:val="none" w:color="auto" w:sz="0" w:space="0"/>
+          <w:right w:val="none" w:color="auto" w:sz="0" w:space="0"/>
+        </w:pBdr>
+        <w:spacing w:before="0" w:beforeAutospacing="0" w:after="0" w:afterAutospacing="0" w:line="360" w:lineRule="atLeast"/>
+        <w:ind w:left="0" w:right="0"/>
+        <w:rPr>
+          <w:rStyle w:val="10"/>
+          <w:rFonts w:hint="default"/>
+          <w:i w:val="0"/>
+          <w:iCs/>
+          <w:sz w:val="28"/>
+          <w:szCs w:val="28"/>
+          <w:lang w:val="en-US" w:eastAsia="zh-CN"/>
+        </w:rPr>
+      </w:pPr>
+      <w:r>
+        <w:rPr>
+          <w:rFonts w:hint="default" w:ascii="Symbol" w:hAnsi="Symbol" w:eastAsia="Symbol" w:cs="Symbol"/>
+          <w:sz w:val="24"/>
+        </w:rPr>
+        <w:t>·</w:t>
+      </w:r>
+      <w:r>
+        <w:rPr>
+          <w:color w:val="000000"/>
+          <w:sz w:val="24"/>
+          <w:szCs w:val="24"/>
+          <w:bdr w:val="none" w:color="auto" w:sz="0" w:space="0"/>
+        </w:rPr>
+        <w:t>禁止自动跳过关键选项、警告提示</w:t>
+      </w:r>
+    </w:p>
+    <w:tbl>
+      <w:tblPr>
+        <w:tblW w:w="5000" w:type="pct"/>
+        <w:tblInd w:w="0" w:type="dxa"/>
+        <w:tblBorders>
+          <w:top w:val="none" w:color="auto" w:sz="0" w:space="0"/>
+          <w:left w:val="none" w:color="auto" w:sz="0" w:space="0"/>
+          <w:bottom w:val="none" w:color="auto" w:sz="0" w:space="0"/>
+          <w:right w:val="none" w:color="auto" w:sz="0" w:space="0"/>
+          <w:insideH w:val="none" w:color="auto" w:sz="0" w:space="0"/>
+          <w:insideV w:val="none" w:color="auto" w:sz="0" w:space="0"/>
+        </w:tblBorders>
+        <w:shd w:val="clear"/>
+        <w:tblLayout w:type="autofit"/>
+        <w:tblCellMar>
+          <w:top w:w="15" w:type="dxa"/>
+          <w:left w:w="15" w:type="dxa"/>
+          <w:bottom w:w="15" w:type="dxa"/>
+          <w:right w:w="15" w:type="dxa"/>
+        </w:tblCellMar>
+      </w:tblPr>
+      <w:tblGrid>
+        <w:gridCol w:w="1422"/>
+        <w:gridCol w:w="1997"/>
+        <w:gridCol w:w="1997"/>
+        <w:gridCol w:w="3130"/>
+      </w:tblGrid>
+      <w:tr>
+        <w:tblPrEx>
+          <w:tblBorders>
+            <w:top w:val="none" w:color="auto" w:sz="0" w:space="0"/>
+            <w:left w:val="none" w:color="auto" w:sz="0" w:space="0"/>
+            <w:bottom w:val="none" w:color="auto" w:sz="0" w:space="0"/>
+            <w:right w:val="none" w:color="auto" w:sz="0" w:space="0"/>
+            <w:insideH w:val="none" w:color="auto" w:sz="0" w:space="0"/>
+            <w:insideV w:val="none" w:color="auto" w:sz="0" w:space="0"/>
+          </w:tblBorders>
+          <w:shd w:val="clear"/>
+          <w:tblCellMar>
+            <w:top w:w="15" w:type="dxa"/>
+            <w:left w:w="15" w:type="dxa"/>
+            <w:bottom w:w="15" w:type="dxa"/>
+            <w:right w:w="15" w:type="dxa"/>
+          </w:tblCellMar>
+        </w:tblPrEx>
+        <w:trPr>
+          <w:tblHeader/>
+        </w:trPr>
+        <w:tc>
+          <w:tcPr>
+            <w:tcW w:w="0" w:type="auto"/>
+            <w:tcBorders>
+              <w:top w:val="single" w:color="CCCCCC" w:sz="6" w:space="0"/>
+              <w:left w:val="single" w:color="CCCCCC" w:sz="6" w:space="0"/>
+              <w:bottom w:val="single" w:color="CCCCCC" w:sz="6" w:space="0"/>
+              <w:right w:val="single" w:color="CCCCCC" w:sz="6" w:space="0"/>
+            </w:tcBorders>
+            <w:shd w:val="clear"/>
+            <w:tcMar>
+              <w:top w:w="120" w:type="dxa"/>
+              <w:left w:w="120" w:type="dxa"/>
+              <w:bottom w:w="120" w:type="dxa"/>
+              <w:right w:w="120" w:type="dxa"/>
+            </w:tcMar>
+            <w:vAlign w:val="center"/>
+          </w:tcPr>
+          <w:p>
+            <w:pPr>
+              <w:keepNext w:val="0"/>
+              <w:keepLines w:val="0"/>
+              <w:widowControl/>
+              <w:suppressLineNumbers w:val="0"/>
+              <w:jc w:val="left"/>
+              <w:rPr>
+                <w:b/>
+                <w:bCs/>
+              </w:rPr>
+            </w:pPr>
+            <w:r>
+              <w:rPr>
+                <w:rFonts w:ascii="宋体" w:hAnsi="宋体" w:eastAsia="宋体" w:cs="宋体"/>
+                <w:b/>
+                <w:bCs/>
+                <w:kern w:val="0"/>
+                <w:sz w:val="24"/>
+                <w:szCs w:val="24"/>
+                <w:bdr w:val="none" w:color="auto" w:sz="0" w:space="0"/>
+                <w:lang w:val="en-US" w:eastAsia="zh-CN" w:bidi="ar"/>
+              </w:rPr>
+              <w:t>档位</w:t>
+            </w:r>
+          </w:p>
+        </w:tc>
+        <w:tc>
+          <w:tcPr>
+            <w:tcW w:w="1168" w:type="pct"/>
+            <w:tcBorders>
+              <w:top w:val="single" w:color="CCCCCC" w:sz="6" w:space="0"/>
+              <w:left w:val="single" w:color="CCCCCC" w:sz="6" w:space="0"/>
+              <w:bottom w:val="single" w:color="CCCCCC" w:sz="6" w:space="0"/>
+              <w:right w:val="single" w:color="CCCCCC" w:sz="6" w:space="0"/>
+            </w:tcBorders>
+            <w:shd w:val="clear"/>
+            <w:tcMar>
+              <w:top w:w="120" w:type="dxa"/>
+              <w:left w:w="120" w:type="dxa"/>
+              <w:bottom w:w="120" w:type="dxa"/>
+              <w:right w:w="120" w:type="dxa"/>
+            </w:tcMar>
+            <w:vAlign w:val="center"/>
+          </w:tcPr>
+          <w:p>
+            <w:pPr>
+              <w:keepNext w:val="0"/>
+              <w:keepLines w:val="0"/>
+              <w:widowControl/>
+              <w:suppressLineNumbers w:val="0"/>
+              <w:jc w:val="left"/>
+              <w:rPr>
+                <w:b/>
+                <w:bCs/>
+              </w:rPr>
+            </w:pPr>
+            <w:r>
+              <w:rPr>
+                <w:rFonts w:ascii="宋体" w:hAnsi="宋体" w:eastAsia="宋体" w:cs="宋体"/>
+                <w:b/>
+                <w:bCs/>
+                <w:kern w:val="0"/>
+                <w:sz w:val="24"/>
+                <w:szCs w:val="24"/>
+                <w:bdr w:val="none" w:color="auto" w:sz="0" w:space="0"/>
+                <w:lang w:val="en-US" w:eastAsia="zh-CN" w:bidi="ar"/>
+              </w:rPr>
+              <w:t>文字打字速度</w:t>
+            </w:r>
+          </w:p>
+        </w:tc>
+        <w:tc>
+          <w:tcPr>
+            <w:tcW w:w="1168" w:type="pct"/>
+            <w:tcBorders>
+              <w:top w:val="single" w:color="CCCCCC" w:sz="6" w:space="0"/>
+              <w:left w:val="single" w:color="CCCCCC" w:sz="6" w:space="0"/>
+              <w:bottom w:val="single" w:color="CCCCCC" w:sz="6" w:space="0"/>
+              <w:right w:val="single" w:color="CCCCCC" w:sz="6" w:space="0"/>
+            </w:tcBorders>
+            <w:shd w:val="clear"/>
+            <w:tcMar>
+              <w:top w:w="120" w:type="dxa"/>
+              <w:left w:w="120" w:type="dxa"/>
+              <w:bottom w:w="120" w:type="dxa"/>
+              <w:right w:w="120" w:type="dxa"/>
+            </w:tcMar>
+            <w:vAlign w:val="center"/>
+          </w:tcPr>
+          <w:p>
+            <w:pPr>
+              <w:keepNext w:val="0"/>
+              <w:keepLines w:val="0"/>
+              <w:widowControl/>
+              <w:suppressLineNumbers w:val="0"/>
+              <w:jc w:val="left"/>
+              <w:rPr>
+                <w:b/>
+                <w:bCs/>
+              </w:rPr>
+            </w:pPr>
+            <w:r>
+              <w:rPr>
+                <w:rFonts w:ascii="宋体" w:hAnsi="宋体" w:eastAsia="宋体" w:cs="宋体"/>
+                <w:b/>
+                <w:bCs/>
+                <w:kern w:val="0"/>
+                <w:sz w:val="24"/>
+                <w:szCs w:val="24"/>
+                <w:bdr w:val="none" w:color="auto" w:sz="0" w:space="0"/>
+                <w:lang w:val="en-US" w:eastAsia="zh-CN" w:bidi="ar"/>
+              </w:rPr>
+              <w:t>句子停留时间</w:t>
+            </w:r>
+          </w:p>
+        </w:tc>
+        <w:tc>
+          <w:tcPr>
+            <w:tcW w:w="0" w:type="auto"/>
+            <w:tcBorders>
+              <w:top w:val="single" w:color="CCCCCC" w:sz="6" w:space="0"/>
+              <w:left w:val="single" w:color="CCCCCC" w:sz="6" w:space="0"/>
+              <w:bottom w:val="single" w:color="CCCCCC" w:sz="6" w:space="0"/>
+              <w:right w:val="single" w:color="CCCCCC" w:sz="6" w:space="0"/>
+            </w:tcBorders>
+            <w:shd w:val="clear"/>
+            <w:tcMar>
+              <w:top w:w="120" w:type="dxa"/>
+              <w:left w:w="120" w:type="dxa"/>
+              <w:bottom w:w="120" w:type="dxa"/>
+              <w:right w:w="120" w:type="dxa"/>
+            </w:tcMar>
+            <w:vAlign w:val="center"/>
+          </w:tcPr>
+          <w:p>
+            <w:pPr>
+              <w:keepNext w:val="0"/>
+              <w:keepLines w:val="0"/>
+              <w:widowControl/>
+              <w:suppressLineNumbers w:val="0"/>
+              <w:jc w:val="left"/>
+              <w:rPr>
+                <w:b/>
+                <w:bCs/>
+              </w:rPr>
+            </w:pPr>
+            <w:r>
+              <w:rPr>
+                <w:rFonts w:ascii="宋体" w:hAnsi="宋体" w:eastAsia="宋体" w:cs="宋体"/>
+                <w:b/>
+                <w:bCs/>
+                <w:kern w:val="0"/>
+                <w:sz w:val="24"/>
+                <w:szCs w:val="24"/>
+                <w:bdr w:val="none" w:color="auto" w:sz="0" w:space="0"/>
+                <w:lang w:val="en-US" w:eastAsia="zh-CN" w:bidi="ar"/>
+              </w:rPr>
+              <w:t>总体验节奏</w:t>
+            </w:r>
+          </w:p>
+        </w:tc>
+      </w:tr>
+      <w:tr>
+        <w:tblPrEx>
+          <w:tblBorders>
+            <w:top w:val="none" w:color="auto" w:sz="0" w:space="0"/>
+            <w:left w:val="none" w:color="auto" w:sz="0" w:space="0"/>
+            <w:bottom w:val="none" w:color="auto" w:sz="0" w:space="0"/>
+            <w:right w:val="none" w:color="auto" w:sz="0" w:space="0"/>
+            <w:insideH w:val="none" w:color="auto" w:sz="0" w:space="0"/>
+            <w:insideV w:val="none" w:color="auto" w:sz="0" w:space="0"/>
+          </w:tblBorders>
+          <w:shd w:val="clear"/>
+          <w:tblCellMar>
+            <w:top w:w="15" w:type="dxa"/>
+            <w:left w:w="15" w:type="dxa"/>
+            <w:bottom w:w="15" w:type="dxa"/>
+            <w:right w:w="15" w:type="dxa"/>
+          </w:tblCellMar>
+        </w:tblPrEx>
+        <w:tc>
+          <w:tcPr>
+            <w:tcW w:w="0" w:type="auto"/>
+            <w:tcBorders>
+              <w:top w:val="single" w:color="CCCCCC" w:sz="6" w:space="0"/>
+              <w:left w:val="single" w:color="CCCCCC" w:sz="6" w:space="0"/>
+              <w:bottom w:val="single" w:color="CCCCCC" w:sz="6" w:space="0"/>
+              <w:right w:val="single" w:color="CCCCCC" w:sz="6" w:space="0"/>
+            </w:tcBorders>
+            <w:shd w:val="clear"/>
+            <w:tcMar>
+              <w:top w:w="120" w:type="dxa"/>
+              <w:left w:w="120" w:type="dxa"/>
+              <w:bottom w:w="120" w:type="dxa"/>
+              <w:right w:w="120" w:type="dxa"/>
+            </w:tcMar>
+            <w:vAlign w:val="center"/>
+          </w:tcPr>
+          <w:p>
+            <w:pPr>
+              <w:keepNext w:val="0"/>
+              <w:keepLines w:val="0"/>
+              <w:widowControl/>
+              <w:suppressLineNumbers w:val="0"/>
+              <w:jc w:val="left"/>
+            </w:pPr>
+            <w:r>
+              <w:rPr>
+                <w:rFonts w:ascii="宋体" w:hAnsi="宋体" w:eastAsia="宋体" w:cs="宋体"/>
+                <w:kern w:val="0"/>
+                <w:sz w:val="24"/>
+                <w:szCs w:val="24"/>
+                <w:bdr w:val="none" w:color="auto" w:sz="0" w:space="0"/>
+                <w:lang w:val="en-US" w:eastAsia="zh-CN" w:bidi="ar"/>
+              </w:rPr>
+              <w:t>慢自动</w:t>
+            </w:r>
+          </w:p>
+        </w:tc>
+        <w:tc>
+          <w:tcPr>
+            <w:tcW w:w="1168" w:type="pct"/>
+            <w:tcBorders>
+              <w:top w:val="single" w:color="CCCCCC" w:sz="6" w:space="0"/>
+              <w:left w:val="single" w:color="CCCCCC" w:sz="6" w:space="0"/>
+              <w:bottom w:val="single" w:color="CCCCCC" w:sz="6" w:space="0"/>
+              <w:right w:val="single" w:color="CCCCCC" w:sz="6" w:space="0"/>
+            </w:tcBorders>
+            <w:shd w:val="clear"/>
+            <w:tcMar>
+              <w:top w:w="120" w:type="dxa"/>
+              <w:left w:w="120" w:type="dxa"/>
+              <w:bottom w:w="120" w:type="dxa"/>
+              <w:right w:w="120" w:type="dxa"/>
+            </w:tcMar>
+            <w:vAlign w:val="center"/>
+          </w:tcPr>
+          <w:p>
+            <w:pPr>
+              <w:keepNext w:val="0"/>
+              <w:keepLines w:val="0"/>
+              <w:widowControl/>
+              <w:suppressLineNumbers w:val="0"/>
+              <w:jc w:val="left"/>
+            </w:pPr>
+            <w:r>
+              <w:rPr>
+                <w:rFonts w:ascii="宋体" w:hAnsi="宋体" w:eastAsia="宋体" w:cs="宋体"/>
+                <w:kern w:val="0"/>
+                <w:sz w:val="24"/>
+                <w:szCs w:val="24"/>
+                <w:bdr w:val="none" w:color="auto" w:sz="0" w:space="0"/>
+                <w:lang w:val="en-US" w:eastAsia="zh-CN" w:bidi="ar"/>
+              </w:rPr>
+              <w:t>20 字 / 秒</w:t>
+            </w:r>
+          </w:p>
+        </w:tc>
+        <w:tc>
+          <w:tcPr>
+            <w:tcW w:w="1168" w:type="pct"/>
+            <w:tcBorders>
+              <w:top w:val="single" w:color="CCCCCC" w:sz="6" w:space="0"/>
+              <w:left w:val="single" w:color="CCCCCC" w:sz="6" w:space="0"/>
+              <w:bottom w:val="single" w:color="CCCCCC" w:sz="6" w:space="0"/>
+              <w:right w:val="single" w:color="CCCCCC" w:sz="6" w:space="0"/>
+            </w:tcBorders>
+            <w:shd w:val="clear"/>
+            <w:tcMar>
+              <w:top w:w="120" w:type="dxa"/>
+              <w:left w:w="120" w:type="dxa"/>
+              <w:bottom w:w="120" w:type="dxa"/>
+              <w:right w:w="120" w:type="dxa"/>
+            </w:tcMar>
+            <w:vAlign w:val="center"/>
+          </w:tcPr>
+          <w:p>
+            <w:pPr>
+              <w:keepNext w:val="0"/>
+              <w:keepLines w:val="0"/>
+              <w:widowControl/>
+              <w:suppressLineNumbers w:val="0"/>
+              <w:jc w:val="left"/>
+            </w:pPr>
+            <w:r>
+              <w:rPr>
+                <w:rFonts w:ascii="宋体" w:hAnsi="宋体" w:eastAsia="宋体" w:cs="宋体"/>
+                <w:kern w:val="0"/>
+                <w:sz w:val="24"/>
+                <w:szCs w:val="24"/>
+                <w:bdr w:val="none" w:color="auto" w:sz="0" w:space="0"/>
+                <w:lang w:val="en-US" w:eastAsia="zh-CN" w:bidi="ar"/>
+              </w:rPr>
+              <w:t>3.5～4.5 秒</w:t>
+            </w:r>
+          </w:p>
+        </w:tc>
+        <w:tc>
+          <w:tcPr>
+            <w:tcW w:w="0" w:type="auto"/>
+            <w:tcBorders>
+              <w:top w:val="single" w:color="CCCCCC" w:sz="6" w:space="0"/>
+              <w:left w:val="single" w:color="CCCCCC" w:sz="6" w:space="0"/>
+              <w:bottom w:val="single" w:color="CCCCCC" w:sz="6" w:space="0"/>
+              <w:right w:val="single" w:color="CCCCCC" w:sz="6" w:space="0"/>
+            </w:tcBorders>
+            <w:shd w:val="clear"/>
+            <w:tcMar>
+              <w:top w:w="120" w:type="dxa"/>
+              <w:left w:w="120" w:type="dxa"/>
+              <w:bottom w:w="120" w:type="dxa"/>
+              <w:right w:w="120" w:type="dxa"/>
+            </w:tcMar>
+            <w:vAlign w:val="center"/>
+          </w:tcPr>
+          <w:p>
+            <w:pPr>
+              <w:keepNext w:val="0"/>
+              <w:keepLines w:val="0"/>
+              <w:widowControl/>
+              <w:suppressLineNumbers w:val="0"/>
+              <w:jc w:val="left"/>
+            </w:pPr>
+            <w:r>
+              <w:rPr>
+                <w:rFonts w:ascii="宋体" w:hAnsi="宋体" w:eastAsia="宋体" w:cs="宋体"/>
+                <w:kern w:val="0"/>
+                <w:sz w:val="24"/>
+                <w:szCs w:val="24"/>
+                <w:bdr w:val="none" w:color="auto" w:sz="0" w:space="0"/>
+                <w:lang w:val="en-US" w:eastAsia="zh-CN" w:bidi="ar"/>
+              </w:rPr>
+              <w:t>抒情、悬疑、氛围剧情</w:t>
+            </w:r>
+          </w:p>
+        </w:tc>
+      </w:tr>
+      <w:tr>
+        <w:tblPrEx>
+          <w:tblBorders>
+            <w:top w:val="none" w:color="auto" w:sz="0" w:space="0"/>
+            <w:left w:val="none" w:color="auto" w:sz="0" w:space="0"/>
+            <w:bottom w:val="none" w:color="auto" w:sz="0" w:space="0"/>
+            <w:right w:val="none" w:color="auto" w:sz="0" w:space="0"/>
+            <w:insideH w:val="none" w:color="auto" w:sz="0" w:space="0"/>
+            <w:insideV w:val="none" w:color="auto" w:sz="0" w:space="0"/>
+          </w:tblBorders>
+          <w:shd w:val="clear"/>
+          <w:tblCellMar>
+            <w:top w:w="15" w:type="dxa"/>
+            <w:left w:w="15" w:type="dxa"/>
+            <w:bottom w:w="15" w:type="dxa"/>
+            <w:right w:w="15" w:type="dxa"/>
+          </w:tblCellMar>
+        </w:tblPrEx>
+        <w:tc>
+          <w:tcPr>
+            <w:tcW w:w="0" w:type="auto"/>
+            <w:tcBorders>
+              <w:top w:val="single" w:color="CCCCCC" w:sz="6" w:space="0"/>
+              <w:left w:val="single" w:color="CCCCCC" w:sz="6" w:space="0"/>
+              <w:bottom w:val="single" w:color="CCCCCC" w:sz="6" w:space="0"/>
+              <w:right w:val="single" w:color="CCCCCC" w:sz="6" w:space="0"/>
+            </w:tcBorders>
+            <w:shd w:val="clear"/>
+            <w:tcMar>
+              <w:top w:w="120" w:type="dxa"/>
+              <w:left w:w="120" w:type="dxa"/>
+              <w:bottom w:w="120" w:type="dxa"/>
+              <w:right w:w="120" w:type="dxa"/>
+            </w:tcMar>
+            <w:vAlign w:val="center"/>
+          </w:tcPr>
+          <w:p>
+            <w:pPr>
+              <w:keepNext w:val="0"/>
+              <w:keepLines w:val="0"/>
+              <w:widowControl/>
+              <w:suppressLineNumbers w:val="0"/>
+              <w:jc w:val="left"/>
+            </w:pPr>
+            <w:r>
+              <w:rPr>
+                <w:rFonts w:ascii="宋体" w:hAnsi="宋体" w:eastAsia="宋体" w:cs="宋体"/>
+                <w:kern w:val="0"/>
+                <w:sz w:val="24"/>
+                <w:szCs w:val="24"/>
+                <w:bdr w:val="none" w:color="auto" w:sz="0" w:space="0"/>
+                <w:lang w:val="en-US" w:eastAsia="zh-CN" w:bidi="ar"/>
+              </w:rPr>
+              <w:t>标准自动</w:t>
+            </w:r>
+          </w:p>
+        </w:tc>
+        <w:tc>
+          <w:tcPr>
+            <w:tcW w:w="1168" w:type="pct"/>
+            <w:tcBorders>
+              <w:top w:val="single" w:color="CCCCCC" w:sz="6" w:space="0"/>
+              <w:left w:val="single" w:color="CCCCCC" w:sz="6" w:space="0"/>
+              <w:bottom w:val="single" w:color="CCCCCC" w:sz="6" w:space="0"/>
+              <w:right w:val="single" w:color="CCCCCC" w:sz="6" w:space="0"/>
+            </w:tcBorders>
+            <w:shd w:val="clear"/>
+            <w:tcMar>
+              <w:top w:w="120" w:type="dxa"/>
+              <w:left w:w="120" w:type="dxa"/>
+              <w:bottom w:w="120" w:type="dxa"/>
+              <w:right w:w="120" w:type="dxa"/>
+            </w:tcMar>
+            <w:vAlign w:val="center"/>
+          </w:tcPr>
+          <w:p>
+            <w:pPr>
+              <w:keepNext w:val="0"/>
+              <w:keepLines w:val="0"/>
+              <w:widowControl/>
+              <w:suppressLineNumbers w:val="0"/>
+              <w:jc w:val="left"/>
+            </w:pPr>
+            <w:r>
+              <w:rPr>
+                <w:rFonts w:ascii="宋体" w:hAnsi="宋体" w:eastAsia="宋体" w:cs="宋体"/>
+                <w:kern w:val="0"/>
+                <w:sz w:val="24"/>
+                <w:szCs w:val="24"/>
+                <w:bdr w:val="none" w:color="auto" w:sz="0" w:space="0"/>
+                <w:lang w:val="en-US" w:eastAsia="zh-CN" w:bidi="ar"/>
+              </w:rPr>
+              <w:t>40 字 / 秒</w:t>
+            </w:r>
+          </w:p>
+        </w:tc>
+        <w:tc>
+          <w:tcPr>
+            <w:tcW w:w="1168" w:type="pct"/>
+            <w:tcBorders>
+              <w:top w:val="single" w:color="CCCCCC" w:sz="6" w:space="0"/>
+              <w:left w:val="single" w:color="CCCCCC" w:sz="6" w:space="0"/>
+              <w:bottom w:val="single" w:color="CCCCCC" w:sz="6" w:space="0"/>
+              <w:right w:val="single" w:color="CCCCCC" w:sz="6" w:space="0"/>
+            </w:tcBorders>
+            <w:shd w:val="clear"/>
+            <w:tcMar>
+              <w:top w:w="120" w:type="dxa"/>
+              <w:left w:w="120" w:type="dxa"/>
+              <w:bottom w:w="120" w:type="dxa"/>
+              <w:right w:w="120" w:type="dxa"/>
+            </w:tcMar>
+            <w:vAlign w:val="center"/>
+          </w:tcPr>
+          <w:p>
+            <w:pPr>
+              <w:keepNext w:val="0"/>
+              <w:keepLines w:val="0"/>
+              <w:widowControl/>
+              <w:suppressLineNumbers w:val="0"/>
+              <w:jc w:val="left"/>
+            </w:pPr>
+            <w:r>
+              <w:rPr>
+                <w:rFonts w:ascii="宋体" w:hAnsi="宋体" w:eastAsia="宋体" w:cs="宋体"/>
+                <w:kern w:val="0"/>
+                <w:sz w:val="24"/>
+                <w:szCs w:val="24"/>
+                <w:bdr w:val="none" w:color="auto" w:sz="0" w:space="0"/>
+                <w:lang w:val="en-US" w:eastAsia="zh-CN" w:bidi="ar"/>
+              </w:rPr>
+              <w:t>2.5～3.0 秒</w:t>
+            </w:r>
+          </w:p>
+        </w:tc>
+        <w:tc>
+          <w:tcPr>
+            <w:tcW w:w="0" w:type="auto"/>
+            <w:tcBorders>
+              <w:top w:val="single" w:color="CCCCCC" w:sz="6" w:space="0"/>
+              <w:left w:val="single" w:color="CCCCCC" w:sz="6" w:space="0"/>
+              <w:bottom w:val="single" w:color="CCCCCC" w:sz="6" w:space="0"/>
+              <w:right w:val="single" w:color="CCCCCC" w:sz="6" w:space="0"/>
+            </w:tcBorders>
+            <w:shd w:val="clear"/>
+            <w:tcMar>
+              <w:top w:w="120" w:type="dxa"/>
+              <w:left w:w="120" w:type="dxa"/>
+              <w:bottom w:w="120" w:type="dxa"/>
+              <w:right w:w="120" w:type="dxa"/>
+            </w:tcMar>
+            <w:vAlign w:val="center"/>
+          </w:tcPr>
+          <w:p>
+            <w:pPr>
+              <w:keepNext w:val="0"/>
+              <w:keepLines w:val="0"/>
+              <w:widowControl/>
+              <w:suppressLineNumbers w:val="0"/>
+              <w:jc w:val="left"/>
+            </w:pPr>
+            <w:r>
+              <w:rPr>
+                <w:rFonts w:ascii="宋体" w:hAnsi="宋体" w:eastAsia="宋体" w:cs="宋体"/>
+                <w:kern w:val="0"/>
+                <w:sz w:val="24"/>
+                <w:szCs w:val="24"/>
+                <w:bdr w:val="none" w:color="auto" w:sz="0" w:space="0"/>
+                <w:lang w:val="en-US" w:eastAsia="zh-CN" w:bidi="ar"/>
+              </w:rPr>
+              <w:t>通用主线、日常对话</w:t>
+            </w:r>
+          </w:p>
+        </w:tc>
+      </w:tr>
+      <w:tr>
+        <w:tblPrEx>
+          <w:tblBorders>
+            <w:top w:val="none" w:color="auto" w:sz="0" w:space="0"/>
+            <w:left w:val="none" w:color="auto" w:sz="0" w:space="0"/>
+            <w:bottom w:val="none" w:color="auto" w:sz="0" w:space="0"/>
+            <w:right w:val="none" w:color="auto" w:sz="0" w:space="0"/>
+            <w:insideH w:val="none" w:color="auto" w:sz="0" w:space="0"/>
+            <w:insideV w:val="none" w:color="auto" w:sz="0" w:space="0"/>
+          </w:tblBorders>
+          <w:shd w:val="clear"/>
+          <w:tblCellMar>
+            <w:top w:w="15" w:type="dxa"/>
+            <w:left w:w="15" w:type="dxa"/>
+            <w:bottom w:w="15" w:type="dxa"/>
+            <w:right w:w="15" w:type="dxa"/>
+          </w:tblCellMar>
+        </w:tblPrEx>
+        <w:tc>
+          <w:tcPr>
+            <w:tcW w:w="0" w:type="auto"/>
+            <w:tcBorders>
+              <w:top w:val="single" w:color="CCCCCC" w:sz="6" w:space="0"/>
+              <w:left w:val="single" w:color="CCCCCC" w:sz="6" w:space="0"/>
+              <w:bottom w:val="single" w:color="CCCCCC" w:sz="6" w:space="0"/>
+              <w:right w:val="single" w:color="CCCCCC" w:sz="6" w:space="0"/>
+            </w:tcBorders>
+            <w:shd w:val="clear"/>
+            <w:tcMar>
+              <w:top w:w="120" w:type="dxa"/>
+              <w:left w:w="120" w:type="dxa"/>
+              <w:bottom w:w="120" w:type="dxa"/>
+              <w:right w:w="120" w:type="dxa"/>
+            </w:tcMar>
+            <w:vAlign w:val="center"/>
+          </w:tcPr>
+          <w:p>
+            <w:pPr>
+              <w:keepNext w:val="0"/>
+              <w:keepLines w:val="0"/>
+              <w:widowControl/>
+              <w:suppressLineNumbers w:val="0"/>
+              <w:jc w:val="left"/>
+            </w:pPr>
+            <w:r>
+              <w:rPr>
+                <w:rFonts w:ascii="宋体" w:hAnsi="宋体" w:eastAsia="宋体" w:cs="宋体"/>
+                <w:kern w:val="0"/>
+                <w:sz w:val="24"/>
+                <w:szCs w:val="24"/>
+                <w:bdr w:val="none" w:color="auto" w:sz="0" w:space="0"/>
+                <w:lang w:val="en-US" w:eastAsia="zh-CN" w:bidi="ar"/>
+              </w:rPr>
+              <w:t>快自动</w:t>
+            </w:r>
+          </w:p>
+        </w:tc>
+        <w:tc>
+          <w:tcPr>
+            <w:tcW w:w="1168" w:type="pct"/>
+            <w:tcBorders>
+              <w:top w:val="single" w:color="CCCCCC" w:sz="6" w:space="0"/>
+              <w:left w:val="single" w:color="CCCCCC" w:sz="6" w:space="0"/>
+              <w:bottom w:val="single" w:color="CCCCCC" w:sz="6" w:space="0"/>
+              <w:right w:val="single" w:color="CCCCCC" w:sz="6" w:space="0"/>
+            </w:tcBorders>
+            <w:shd w:val="clear"/>
+            <w:tcMar>
+              <w:top w:w="120" w:type="dxa"/>
+              <w:left w:w="120" w:type="dxa"/>
+              <w:bottom w:w="120" w:type="dxa"/>
+              <w:right w:w="120" w:type="dxa"/>
+            </w:tcMar>
+            <w:vAlign w:val="center"/>
+          </w:tcPr>
+          <w:p>
+            <w:pPr>
+              <w:keepNext w:val="0"/>
+              <w:keepLines w:val="0"/>
+              <w:widowControl/>
+              <w:suppressLineNumbers w:val="0"/>
+              <w:jc w:val="left"/>
+            </w:pPr>
+            <w:r>
+              <w:rPr>
+                <w:rFonts w:ascii="宋体" w:hAnsi="宋体" w:eastAsia="宋体" w:cs="宋体"/>
+                <w:kern w:val="0"/>
+                <w:sz w:val="24"/>
+                <w:szCs w:val="24"/>
+                <w:bdr w:val="none" w:color="auto" w:sz="0" w:space="0"/>
+                <w:lang w:val="en-US" w:eastAsia="zh-CN" w:bidi="ar"/>
+              </w:rPr>
+              <w:t>60 字 / 秒</w:t>
+            </w:r>
+          </w:p>
+        </w:tc>
+        <w:tc>
+          <w:tcPr>
+            <w:tcW w:w="1168" w:type="pct"/>
+            <w:tcBorders>
+              <w:top w:val="single" w:color="CCCCCC" w:sz="6" w:space="0"/>
+              <w:left w:val="single" w:color="CCCCCC" w:sz="6" w:space="0"/>
+              <w:bottom w:val="single" w:color="CCCCCC" w:sz="6" w:space="0"/>
+              <w:right w:val="single" w:color="CCCCCC" w:sz="6" w:space="0"/>
+            </w:tcBorders>
+            <w:shd w:val="clear"/>
+            <w:tcMar>
+              <w:top w:w="120" w:type="dxa"/>
+              <w:left w:w="120" w:type="dxa"/>
+              <w:bottom w:w="120" w:type="dxa"/>
+              <w:right w:w="120" w:type="dxa"/>
+            </w:tcMar>
+            <w:vAlign w:val="center"/>
+          </w:tcPr>
+          <w:p>
+            <w:pPr>
+              <w:keepNext w:val="0"/>
+              <w:keepLines w:val="0"/>
+              <w:widowControl/>
+              <w:suppressLineNumbers w:val="0"/>
+              <w:jc w:val="left"/>
+            </w:pPr>
+            <w:r>
+              <w:rPr>
+                <w:rFonts w:ascii="宋体" w:hAnsi="宋体" w:eastAsia="宋体" w:cs="宋体"/>
+                <w:kern w:val="0"/>
+                <w:sz w:val="24"/>
+                <w:szCs w:val="24"/>
+                <w:bdr w:val="none" w:color="auto" w:sz="0" w:space="0"/>
+                <w:lang w:val="en-US" w:eastAsia="zh-CN" w:bidi="ar"/>
+              </w:rPr>
+              <w:t>1.5～2.0 秒</w:t>
+            </w:r>
+          </w:p>
+        </w:tc>
+        <w:tc>
+          <w:tcPr>
+            <w:tcW w:w="0" w:type="auto"/>
+            <w:tcBorders>
+              <w:top w:val="single" w:color="CCCCCC" w:sz="6" w:space="0"/>
+              <w:left w:val="single" w:color="CCCCCC" w:sz="6" w:space="0"/>
+              <w:bottom w:val="single" w:color="CCCCCC" w:sz="6" w:space="0"/>
+              <w:right w:val="single" w:color="CCCCCC" w:sz="6" w:space="0"/>
+            </w:tcBorders>
+            <w:shd w:val="clear"/>
+            <w:tcMar>
+              <w:top w:w="120" w:type="dxa"/>
+              <w:left w:w="120" w:type="dxa"/>
+              <w:bottom w:w="120" w:type="dxa"/>
+              <w:right w:w="120" w:type="dxa"/>
+            </w:tcMar>
+            <w:vAlign w:val="center"/>
+          </w:tcPr>
+          <w:p>
+            <w:pPr>
+              <w:keepNext w:val="0"/>
+              <w:keepLines w:val="0"/>
+              <w:widowControl/>
+              <w:suppressLineNumbers w:val="0"/>
+              <w:jc w:val="left"/>
+            </w:pPr>
+            <w:r>
+              <w:rPr>
+                <w:rFonts w:ascii="宋体" w:hAnsi="宋体" w:eastAsia="宋体" w:cs="宋体"/>
+                <w:kern w:val="0"/>
+                <w:sz w:val="24"/>
+                <w:szCs w:val="24"/>
+                <w:bdr w:val="none" w:color="auto" w:sz="0" w:space="0"/>
+                <w:lang w:val="en-US" w:eastAsia="zh-CN" w:bidi="ar"/>
+              </w:rPr>
+              <w:t>紧凑对话、轻快剧情</w:t>
+            </w:r>
+          </w:p>
+        </w:tc>
+      </w:tr>
+      <w:tr>
+        <w:tblPrEx>
+          <w:tblBorders>
+            <w:top w:val="none" w:color="auto" w:sz="0" w:space="0"/>
+            <w:left w:val="none" w:color="auto" w:sz="0" w:space="0"/>
+            <w:bottom w:val="none" w:color="auto" w:sz="0" w:space="0"/>
+            <w:right w:val="none" w:color="auto" w:sz="0" w:space="0"/>
+            <w:insideH w:val="none" w:color="auto" w:sz="0" w:space="0"/>
+            <w:insideV w:val="none" w:color="auto" w:sz="0" w:space="0"/>
+          </w:tblBorders>
+          <w:shd w:val="clear"/>
+          <w:tblCellMar>
+            <w:top w:w="15" w:type="dxa"/>
+            <w:left w:w="15" w:type="dxa"/>
+            <w:bottom w:w="15" w:type="dxa"/>
+            <w:right w:w="15" w:type="dxa"/>
+          </w:tblCellMar>
+        </w:tblPrEx>
+        <w:tc>
+          <w:tcPr>
+            <w:tcW w:w="0" w:type="auto"/>
+            <w:tcBorders>
+              <w:top w:val="single" w:color="CCCCCC" w:sz="6" w:space="0"/>
+              <w:left w:val="single" w:color="CCCCCC" w:sz="6" w:space="0"/>
+              <w:bottom w:val="single" w:color="CCCCCC" w:sz="6" w:space="0"/>
+              <w:right w:val="single" w:color="CCCCCC" w:sz="6" w:space="0"/>
+            </w:tcBorders>
+            <w:shd w:val="clear"/>
+            <w:tcMar>
+              <w:top w:w="120" w:type="dxa"/>
+              <w:left w:w="120" w:type="dxa"/>
+              <w:bottom w:w="120" w:type="dxa"/>
+              <w:right w:w="120" w:type="dxa"/>
+            </w:tcMar>
+            <w:vAlign w:val="center"/>
+          </w:tcPr>
+          <w:p>
+            <w:pPr>
+              <w:keepNext w:val="0"/>
+              <w:keepLines w:val="0"/>
+              <w:widowControl/>
+              <w:suppressLineNumbers w:val="0"/>
+              <w:jc w:val="left"/>
+            </w:pPr>
+            <w:r>
+              <w:rPr>
+                <w:rFonts w:ascii="宋体" w:hAnsi="宋体" w:eastAsia="宋体" w:cs="宋体"/>
+                <w:kern w:val="0"/>
+                <w:sz w:val="24"/>
+                <w:szCs w:val="24"/>
+                <w:bdr w:val="none" w:color="auto" w:sz="0" w:space="0"/>
+                <w:lang w:val="en-US" w:eastAsia="zh-CN" w:bidi="ar"/>
+              </w:rPr>
+              <w:t>极速自动</w:t>
+            </w:r>
+          </w:p>
+        </w:tc>
+        <w:tc>
+          <w:tcPr>
+            <w:tcW w:w="1168" w:type="pct"/>
+            <w:tcBorders>
+              <w:top w:val="single" w:color="CCCCCC" w:sz="6" w:space="0"/>
+              <w:left w:val="single" w:color="CCCCCC" w:sz="6" w:space="0"/>
+              <w:bottom w:val="single" w:color="CCCCCC" w:sz="6" w:space="0"/>
+              <w:right w:val="single" w:color="CCCCCC" w:sz="6" w:space="0"/>
+            </w:tcBorders>
+            <w:shd w:val="clear"/>
+            <w:tcMar>
+              <w:top w:w="120" w:type="dxa"/>
+              <w:left w:w="120" w:type="dxa"/>
+              <w:bottom w:w="120" w:type="dxa"/>
+              <w:right w:w="120" w:type="dxa"/>
+            </w:tcMar>
+            <w:vAlign w:val="center"/>
+          </w:tcPr>
+          <w:p>
+            <w:pPr>
+              <w:keepNext w:val="0"/>
+              <w:keepLines w:val="0"/>
+              <w:widowControl/>
+              <w:suppressLineNumbers w:val="0"/>
+              <w:jc w:val="left"/>
+            </w:pPr>
+            <w:r>
+              <w:rPr>
+                <w:rFonts w:ascii="宋体" w:hAnsi="宋体" w:eastAsia="宋体" w:cs="宋体"/>
+                <w:kern w:val="0"/>
+                <w:sz w:val="24"/>
+                <w:szCs w:val="24"/>
+                <w:bdr w:val="none" w:color="auto" w:sz="0" w:space="0"/>
+                <w:lang w:val="en-US" w:eastAsia="zh-CN" w:bidi="ar"/>
+              </w:rPr>
+              <w:t>立即显示</w:t>
+            </w:r>
+          </w:p>
+        </w:tc>
+        <w:tc>
+          <w:tcPr>
+            <w:tcW w:w="1168" w:type="pct"/>
+            <w:tcBorders>
+              <w:top w:val="single" w:color="CCCCCC" w:sz="6" w:space="0"/>
+              <w:left w:val="single" w:color="CCCCCC" w:sz="6" w:space="0"/>
+              <w:bottom w:val="single" w:color="CCCCCC" w:sz="6" w:space="0"/>
+              <w:right w:val="single" w:color="CCCCCC" w:sz="6" w:space="0"/>
+            </w:tcBorders>
+            <w:shd w:val="clear"/>
+            <w:tcMar>
+              <w:top w:w="120" w:type="dxa"/>
+              <w:left w:w="120" w:type="dxa"/>
+              <w:bottom w:w="120" w:type="dxa"/>
+              <w:right w:w="120" w:type="dxa"/>
+            </w:tcMar>
+            <w:vAlign w:val="center"/>
+          </w:tcPr>
+          <w:p>
+            <w:pPr>
+              <w:keepNext w:val="0"/>
+              <w:keepLines w:val="0"/>
+              <w:widowControl/>
+              <w:suppressLineNumbers w:val="0"/>
+              <w:jc w:val="left"/>
+            </w:pPr>
+            <w:r>
+              <w:rPr>
+                <w:rFonts w:ascii="宋体" w:hAnsi="宋体" w:eastAsia="宋体" w:cs="宋体"/>
+                <w:kern w:val="0"/>
+                <w:sz w:val="24"/>
+                <w:szCs w:val="24"/>
+                <w:bdr w:val="none" w:color="auto" w:sz="0" w:space="0"/>
+                <w:lang w:val="en-US" w:eastAsia="zh-CN" w:bidi="ar"/>
+              </w:rPr>
+              <w:t>0.8～1.2 秒</w:t>
+            </w:r>
+          </w:p>
+        </w:tc>
+        <w:tc>
+          <w:tcPr>
+            <w:tcW w:w="0" w:type="auto"/>
+            <w:tcBorders>
+              <w:top w:val="single" w:color="CCCCCC" w:sz="6" w:space="0"/>
+              <w:left w:val="single" w:color="CCCCCC" w:sz="6" w:space="0"/>
+              <w:bottom w:val="single" w:color="CCCCCC" w:sz="6" w:space="0"/>
+              <w:right w:val="single" w:color="CCCCCC" w:sz="6" w:space="0"/>
+            </w:tcBorders>
+            <w:shd w:val="clear"/>
+            <w:tcMar>
+              <w:top w:w="120" w:type="dxa"/>
+              <w:left w:w="120" w:type="dxa"/>
+              <w:bottom w:w="120" w:type="dxa"/>
+              <w:right w:w="120" w:type="dxa"/>
+            </w:tcMar>
+            <w:vAlign w:val="center"/>
+          </w:tcPr>
+          <w:p>
+            <w:pPr>
+              <w:keepNext w:val="0"/>
+              <w:keepLines w:val="0"/>
+              <w:widowControl/>
+              <w:suppressLineNumbers w:val="0"/>
+              <w:jc w:val="left"/>
+            </w:pPr>
+            <w:r>
+              <w:rPr>
+                <w:rFonts w:ascii="宋体" w:hAnsi="宋体" w:eastAsia="宋体" w:cs="宋体"/>
+                <w:kern w:val="0"/>
+                <w:sz w:val="24"/>
+                <w:szCs w:val="24"/>
+                <w:bdr w:val="none" w:color="auto" w:sz="0" w:space="0"/>
+                <w:lang w:val="en-US" w:eastAsia="zh-CN" w:bidi="ar"/>
+              </w:rPr>
+              <w:t>速读、刷剧情</w:t>
+            </w:r>
+          </w:p>
+        </w:tc>
+      </w:tr>
+    </w:tbl>
+    <w:p>
+      <w:pPr>
+        <w:pStyle w:val="5"/>
+        <w:keepNext w:val="0"/>
+        <w:keepLines w:val="0"/>
+        <w:widowControl/>
+        <w:numPr>
+          <w:numId w:val="0"/>
+        </w:numPr>
+        <w:suppressLineNumbers w:val="0"/>
+        <w:ind w:leftChars="0" w:right="0" w:rightChars="0"/>
+        <w:rPr>
+          <w:rStyle w:val="10"/>
+          <w:rFonts w:hint="eastAsia"/>
+          <w:i w:val="0"/>
+          <w:iCs/>
+          <w:sz w:val="28"/>
+          <w:szCs w:val="28"/>
+          <w:lang w:val="en-US" w:eastAsia="zh-CN"/>
+        </w:rPr>
+      </w:pPr>
+      <w:r>
+        <w:rPr>
+          <w:rStyle w:val="10"/>
+          <w:rFonts w:hint="eastAsia"/>
+          <w:i w:val="0"/>
+          <w:iCs/>
+          <w:sz w:val="28"/>
+          <w:szCs w:val="28"/>
+          <w:lang w:val="en-US" w:eastAsia="zh-CN"/>
+        </w:rPr>
+        <w:t>（7）窗口透明度，调整文本框底色，最低可降至0%，默认为75%；</w:t>
+      </w:r>
+    </w:p>
+    <w:p>
+      <w:pPr>
+        <w:pStyle w:val="5"/>
+        <w:keepNext w:val="0"/>
+        <w:keepLines w:val="0"/>
+        <w:widowControl/>
+        <w:numPr>
+          <w:numId w:val="0"/>
+        </w:numPr>
+        <w:suppressLineNumbers w:val="0"/>
+        <w:ind w:leftChars="0" w:right="0" w:rightChars="0"/>
+        <w:rPr>
+          <w:rStyle w:val="10"/>
+          <w:rFonts w:hint="eastAsia"/>
+          <w:i w:val="0"/>
+          <w:iCs/>
+          <w:sz w:val="28"/>
+          <w:szCs w:val="28"/>
+          <w:lang w:val="en-US" w:eastAsia="zh-CN"/>
+        </w:rPr>
+      </w:pPr>
+      <w:r>
+        <w:rPr>
+          <w:rStyle w:val="10"/>
+          <w:rFonts w:hint="eastAsia"/>
+          <w:i w:val="0"/>
+          <w:iCs/>
+          <w:sz w:val="28"/>
+          <w:szCs w:val="28"/>
+          <w:lang w:val="en-US" w:eastAsia="zh-CN"/>
+        </w:rPr>
+        <w:t>（8）文本测试内容，当玩家更改文本显示速度时，播放一遍“显示测试文本”用作修改显示速度的效果；</w:t>
+      </w:r>
+    </w:p>
+    <w:p>
+      <w:pPr>
+        <w:pStyle w:val="5"/>
+        <w:keepNext w:val="0"/>
+        <w:keepLines w:val="0"/>
+        <w:widowControl/>
+        <w:numPr>
+          <w:numId w:val="0"/>
+        </w:numPr>
+        <w:suppressLineNumbers w:val="0"/>
+        <w:ind w:leftChars="0" w:right="0" w:rightChars="0"/>
+        <w:rPr>
+          <w:rStyle w:val="10"/>
+          <w:rFonts w:hint="eastAsia"/>
+          <w:i w:val="0"/>
+          <w:iCs/>
+          <w:sz w:val="28"/>
+          <w:szCs w:val="28"/>
+          <w:lang w:val="en-US" w:eastAsia="zh-CN"/>
+        </w:rPr>
+      </w:pPr>
+      <w:r>
+        <w:rPr>
+          <w:rStyle w:val="10"/>
+          <w:rFonts w:hint="eastAsia"/>
+          <w:i w:val="0"/>
+          <w:iCs/>
+          <w:sz w:val="28"/>
+          <w:szCs w:val="28"/>
+          <w:lang w:val="en-US" w:eastAsia="zh-CN"/>
+        </w:rPr>
+        <w:t>（9）文本设置页签，点击时进入文本设置界面，选中时页签置灰；</w:t>
+      </w:r>
+    </w:p>
+    <w:p>
+      <w:pPr>
+        <w:pStyle w:val="5"/>
+        <w:keepNext w:val="0"/>
+        <w:keepLines w:val="0"/>
+        <w:widowControl/>
+        <w:numPr>
+          <w:numId w:val="0"/>
+        </w:numPr>
+        <w:suppressLineNumbers w:val="0"/>
+        <w:ind w:leftChars="0" w:right="0" w:rightChars="0"/>
+        <w:rPr>
+          <w:rStyle w:val="10"/>
+          <w:rFonts w:hint="eastAsia"/>
+          <w:i w:val="0"/>
+          <w:iCs/>
+          <w:sz w:val="28"/>
+          <w:szCs w:val="28"/>
+          <w:lang w:val="en-US" w:eastAsia="zh-CN"/>
+        </w:rPr>
+      </w:pPr>
+      <w:r>
+        <w:rPr>
+          <w:rStyle w:val="10"/>
+          <w:rFonts w:hint="eastAsia"/>
+          <w:i w:val="0"/>
+          <w:iCs/>
+          <w:sz w:val="28"/>
+          <w:szCs w:val="28"/>
+          <w:lang w:val="en-US" w:eastAsia="zh-CN"/>
+        </w:rPr>
+        <w:t>（10）声音设置页签，点击时进入声音设置界面；</w:t>
+      </w:r>
+    </w:p>
+    <w:p>
+      <w:pPr>
+        <w:pStyle w:val="5"/>
+        <w:keepNext w:val="0"/>
+        <w:keepLines w:val="0"/>
+        <w:widowControl/>
+        <w:numPr>
+          <w:numId w:val="0"/>
+        </w:numPr>
+        <w:suppressLineNumbers w:val="0"/>
+        <w:ind w:leftChars="0" w:right="0" w:rightChars="0"/>
+        <w:rPr>
+          <w:rStyle w:val="10"/>
+          <w:rFonts w:hint="default"/>
+          <w:i w:val="0"/>
+          <w:iCs/>
+          <w:sz w:val="28"/>
+          <w:szCs w:val="28"/>
+          <w:lang w:val="en-US" w:eastAsia="zh-CN"/>
+        </w:rPr>
+      </w:pPr>
+      <w:r>
+        <w:rPr>
+          <w:rStyle w:val="10"/>
+          <w:rFonts w:hint="default"/>
+          <w:i w:val="0"/>
+          <w:iCs/>
+          <w:sz w:val="28"/>
+          <w:szCs w:val="28"/>
+          <w:lang w:val="en-US" w:eastAsia="zh-CN"/>
+        </w:rPr>
+        <w:drawing>
+          <wp:inline distT="0" distB="0" distL="114300" distR="114300">
+            <wp:extent cx="5273040" cy="2946400"/>
+            <wp:effectExtent l="0" t="0" r="3810" b="6350"/>
+            <wp:docPr id="11" name="图片 11" descr="d84883a445d48ffc16b1c5213e16b3e5"/>
+            <wp:cNvGraphicFramePr>
+              <a:graphicFrameLocks xmlns:a="http://schemas.openxmlformats.org/drawingml/2006/main" noChangeAspect="1"/>
+            </wp:cNvGraphicFramePr>
+            <a:graphic xmlns:a="http://schemas.openxmlformats.org/drawingml/2006/main">
+              <a:graphicData uri="http://schemas.openxmlformats.org/drawingml/2006/picture">
+                <pic:pic xmlns:pic="http://schemas.openxmlformats.org/drawingml/2006/picture">
+                  <pic:nvPicPr>
+                    <pic:cNvPr id="11" name="图片 11" descr="d84883a445d48ffc16b1c5213e16b3e5"/>
+                    <pic:cNvPicPr>
+                      <a:picLocks noChangeAspect="1"/>
+                    </pic:cNvPicPr>
+                  </pic:nvPicPr>
+                  <pic:blipFill>
+                    <a:blip r:embed="rId14"/>
+                    <a:stretch>
+                      <a:fillRect/>
+                    </a:stretch>
+                  </pic:blipFill>
+                  <pic:spPr>
+                    <a:xfrm>
+                      <a:off x="0" y="0"/>
+                      <a:ext cx="5273040" cy="2946400"/>
+                    </a:xfrm>
+                    <a:prstGeom prst="rect">
+                      <a:avLst/>
+                    </a:prstGeom>
+                  </pic:spPr>
+                </pic:pic>
+              </a:graphicData>
+            </a:graphic>
+          </wp:inline>
+        </w:drawing>
+      </w:r>
+    </w:p>
+    <w:p>
+      <w:pPr>
+        <w:pStyle w:val="5"/>
+        <w:keepNext w:val="0"/>
+        <w:keepLines w:val="0"/>
+        <w:widowControl/>
+        <w:numPr>
+          <w:ilvl w:val="0"/>
+          <w:numId w:val="8"/>
+        </w:numPr>
+        <w:suppressLineNumbers w:val="0"/>
+        <w:ind w:leftChars="0" w:right="0" w:rightChars="0"/>
+        <w:rPr>
+          <w:rStyle w:val="10"/>
+          <w:rFonts w:hint="eastAsia"/>
+          <w:i w:val="0"/>
+          <w:iCs/>
+          <w:sz w:val="28"/>
+          <w:szCs w:val="28"/>
+          <w:lang w:val="en-US" w:eastAsia="zh-CN"/>
+        </w:rPr>
+      </w:pPr>
+      <w:r>
+        <w:rPr>
+          <w:rStyle w:val="10"/>
+          <w:rFonts w:hint="eastAsia"/>
+          <w:i w:val="0"/>
+          <w:iCs/>
+          <w:sz w:val="28"/>
+          <w:szCs w:val="28"/>
+          <w:lang w:val="en-US" w:eastAsia="zh-CN"/>
+        </w:rPr>
+        <w:t>总音量调节；</w:t>
+      </w:r>
+    </w:p>
+    <w:p>
+      <w:pPr>
+        <w:pStyle w:val="5"/>
+        <w:keepNext w:val="0"/>
+        <w:keepLines w:val="0"/>
+        <w:widowControl/>
+        <w:numPr>
+          <w:ilvl w:val="0"/>
+          <w:numId w:val="8"/>
+        </w:numPr>
+        <w:suppressLineNumbers w:val="0"/>
+        <w:ind w:leftChars="0" w:right="0" w:rightChars="0"/>
+        <w:rPr>
+          <w:rStyle w:val="10"/>
+          <w:rFonts w:hint="default"/>
+          <w:i w:val="0"/>
+          <w:iCs/>
+          <w:sz w:val="28"/>
+          <w:szCs w:val="28"/>
+          <w:lang w:val="en-US" w:eastAsia="zh-CN"/>
+        </w:rPr>
+      </w:pPr>
+      <w:r>
+        <w:rPr>
+          <w:rStyle w:val="10"/>
+          <w:rFonts w:hint="eastAsia"/>
+          <w:i w:val="0"/>
+          <w:iCs/>
+          <w:sz w:val="28"/>
+          <w:szCs w:val="28"/>
+          <w:lang w:val="en-US" w:eastAsia="zh-CN"/>
+        </w:rPr>
+        <w:t>Bgm音量调节；</w:t>
+      </w:r>
+    </w:p>
+    <w:p>
+      <w:pPr>
+        <w:pStyle w:val="5"/>
+        <w:keepNext w:val="0"/>
+        <w:keepLines w:val="0"/>
+        <w:widowControl/>
+        <w:numPr>
+          <w:ilvl w:val="0"/>
+          <w:numId w:val="8"/>
+        </w:numPr>
+        <w:suppressLineNumbers w:val="0"/>
+        <w:ind w:leftChars="0" w:right="0" w:rightChars="0"/>
+        <w:rPr>
+          <w:rStyle w:val="10"/>
+          <w:rFonts w:hint="default"/>
+          <w:i w:val="0"/>
+          <w:iCs/>
+          <w:sz w:val="28"/>
+          <w:szCs w:val="28"/>
+          <w:lang w:val="en-US" w:eastAsia="zh-CN"/>
+        </w:rPr>
+      </w:pPr>
+      <w:r>
+        <w:rPr>
+          <w:rStyle w:val="10"/>
+          <w:rFonts w:hint="eastAsia"/>
+          <w:i w:val="0"/>
+          <w:iCs/>
+          <w:sz w:val="28"/>
+          <w:szCs w:val="28"/>
+          <w:lang w:val="en-US" w:eastAsia="zh-CN"/>
+        </w:rPr>
+        <w:t>音效音量调节；</w:t>
+      </w:r>
+    </w:p>
+    <w:p>
+      <w:pPr>
+        <w:pStyle w:val="5"/>
+        <w:keepNext w:val="0"/>
+        <w:keepLines w:val="0"/>
+        <w:widowControl/>
+        <w:numPr>
+          <w:ilvl w:val="0"/>
+          <w:numId w:val="8"/>
+        </w:numPr>
+        <w:suppressLineNumbers w:val="0"/>
+        <w:ind w:leftChars="0" w:right="0" w:rightChars="0"/>
+        <w:rPr>
+          <w:rStyle w:val="10"/>
+          <w:rFonts w:hint="default"/>
+          <w:i w:val="0"/>
+          <w:iCs/>
+          <w:sz w:val="28"/>
+          <w:szCs w:val="28"/>
+          <w:lang w:val="en-US" w:eastAsia="zh-CN"/>
+        </w:rPr>
+      </w:pPr>
+      <w:r>
+        <w:rPr>
+          <w:rStyle w:val="10"/>
+          <w:rFonts w:hint="eastAsia"/>
+          <w:i w:val="0"/>
+          <w:iCs/>
+          <w:sz w:val="28"/>
+          <w:szCs w:val="28"/>
+          <w:lang w:val="en-US" w:eastAsia="zh-CN"/>
+        </w:rPr>
+        <w:t>角色语音音量调节；</w:t>
+      </w:r>
+    </w:p>
+    <w:p>
+      <w:pPr>
+        <w:pStyle w:val="5"/>
+        <w:keepNext w:val="0"/>
+        <w:keepLines w:val="0"/>
+        <w:widowControl/>
+        <w:numPr>
+          <w:ilvl w:val="0"/>
+          <w:numId w:val="8"/>
+        </w:numPr>
+        <w:suppressLineNumbers w:val="0"/>
+        <w:ind w:leftChars="0" w:right="0" w:rightChars="0"/>
+        <w:rPr>
+          <w:rStyle w:val="10"/>
+          <w:rFonts w:hint="default"/>
+          <w:i w:val="0"/>
+          <w:iCs/>
+          <w:sz w:val="28"/>
+          <w:szCs w:val="28"/>
+          <w:lang w:val="en-US" w:eastAsia="zh-CN"/>
+        </w:rPr>
+      </w:pPr>
+      <w:r>
+        <w:rPr>
+          <w:rStyle w:val="10"/>
+          <w:rFonts w:hint="eastAsia"/>
+          <w:i w:val="0"/>
+          <w:iCs/>
+          <w:sz w:val="28"/>
+          <w:szCs w:val="28"/>
+          <w:lang w:val="en-US" w:eastAsia="zh-CN"/>
+        </w:rPr>
+        <w:t>中断语音，当玩家点击未完成文本且翻页时，中断当前播放语音，接入下一段文本语音；</w:t>
       </w:r>
     </w:p>
     <w:p>
@@ -4289,289 +8225,41 @@
         <w:suppressLineNumbers w:val="0"/>
         <w:ind w:firstLine="560" w:firstLineChars="200"/>
         <w:rPr>
-          <w:sz w:val="28"/>
-          <w:szCs w:val="28"/>
-        </w:rPr>
-      </w:pPr>
-      <w:r>
-        <w:rPr>
-          <w:sz w:val="28"/>
-          <w:szCs w:val="28"/>
-        </w:rPr>
-        <w:t>主音量 (Master)、背景音乐 (BGM)、环境/音效 (BGS/SE)、系统按键音 (System Sound)、角色语音 (Voice) 独立滑块调节。</w:t>
-      </w:r>
-    </w:p>
-    <w:p>
-      <w:pPr>
-        <w:pStyle w:val="3"/>
-        <w:bidi w:val="0"/>
-        <w:jc w:val="left"/>
-        <w:rPr>
-          <w:sz w:val="28"/>
-          <w:szCs w:val="28"/>
-        </w:rPr>
-      </w:pPr>
-      <w:r>
-        <w:rPr>
-          <w:rStyle w:val="9"/>
-          <w:rFonts w:hint="eastAsia" w:cs="Times New Roman"/>
-          <w:b/>
-          <w:sz w:val="30"/>
-          <w:szCs w:val="30"/>
-          <w:lang w:val="en-US" w:eastAsia="zh-CN"/>
-        </w:rPr>
-        <w:t>7.2文本与播放 (Text &amp; Playback)</w:t>
-      </w:r>
-    </w:p>
-    <w:p>
-      <w:pPr>
-        <w:pStyle w:val="5"/>
-        <w:keepNext w:val="0"/>
-        <w:keepLines w:val="0"/>
-        <w:widowControl/>
-        <w:suppressLineNumbers w:val="0"/>
-        <w:rPr>
-          <w:sz w:val="28"/>
-          <w:szCs w:val="28"/>
-        </w:rPr>
-      </w:pPr>
-      <w:r>
-        <w:rPr>
-          <w:rStyle w:val="9"/>
-          <w:b w:val="0"/>
-          <w:bCs/>
-          <w:sz w:val="28"/>
-          <w:szCs w:val="28"/>
-        </w:rPr>
-        <w:t>文本显示度</w:t>
-      </w:r>
-      <w:r>
-        <w:rPr>
-          <w:b w:val="0"/>
-          <w:bCs/>
-          <w:sz w:val="28"/>
-          <w:szCs w:val="28"/>
-        </w:rPr>
-        <w:t>：</w:t>
-      </w:r>
-      <w:r>
-        <w:rPr>
-          <w:sz w:val="28"/>
-          <w:szCs w:val="28"/>
-        </w:rPr>
-        <w:t>滑块调节（从极慢到瞬间显示）</w:t>
-      </w:r>
-    </w:p>
-    <w:p>
-      <w:pPr>
-        <w:pStyle w:val="5"/>
-        <w:keepNext w:val="0"/>
-        <w:keepLines w:val="0"/>
-        <w:widowControl/>
-        <w:suppressLineNumbers w:val="0"/>
-        <w:rPr>
-          <w:sz w:val="28"/>
-          <w:szCs w:val="28"/>
-        </w:rPr>
-      </w:pPr>
-      <w:r>
-        <w:rPr>
-          <w:rStyle w:val="9"/>
-          <w:b w:val="0"/>
-          <w:bCs/>
-          <w:sz w:val="28"/>
-          <w:szCs w:val="28"/>
-        </w:rPr>
-        <w:t>自动播放速度 (Auto-Forward)</w:t>
-      </w:r>
-      <w:r>
-        <w:rPr>
-          <w:b w:val="0"/>
-          <w:bCs/>
-          <w:sz w:val="28"/>
-          <w:szCs w:val="28"/>
-        </w:rPr>
-        <w:t>：</w:t>
-      </w:r>
-      <w:r>
-        <w:rPr>
-          <w:sz w:val="28"/>
-          <w:szCs w:val="28"/>
-        </w:rPr>
-        <w:t>调节Auto模式下，语音播放完毕/文本显示完毕后停留的等待时间。</w:t>
-      </w:r>
-    </w:p>
-    <w:p>
-      <w:pPr>
-        <w:pStyle w:val="5"/>
-        <w:keepNext w:val="0"/>
-        <w:keepLines w:val="0"/>
-        <w:widowControl/>
-        <w:suppressLineNumbers w:val="0"/>
-        <w:rPr>
-          <w:sz w:val="28"/>
-          <w:szCs w:val="28"/>
-        </w:rPr>
-      </w:pPr>
-      <w:r>
-        <w:rPr>
-          <w:rStyle w:val="9"/>
-          <w:b w:val="0"/>
-          <w:bCs/>
-          <w:sz w:val="28"/>
-          <w:szCs w:val="28"/>
-        </w:rPr>
-        <w:t>已读跳过设置 (Skip Options)</w:t>
-      </w:r>
-      <w:r>
-        <w:rPr>
-          <w:sz w:val="28"/>
-          <w:szCs w:val="28"/>
-        </w:rPr>
-        <w:t>：设置Skip模式是“只跳过已读文本”还是“强制跳过所有文本”。</w:t>
-      </w:r>
-    </w:p>
-    <w:p>
-      <w:pPr>
-        <w:pStyle w:val="3"/>
-        <w:bidi w:val="0"/>
-        <w:jc w:val="left"/>
-        <w:rPr>
-          <w:sz w:val="28"/>
-          <w:szCs w:val="28"/>
-        </w:rPr>
-      </w:pPr>
-      <w:r>
-        <w:rPr>
-          <w:rStyle w:val="9"/>
-          <w:rFonts w:hint="eastAsia" w:cs="Times New Roman"/>
-          <w:b/>
-          <w:sz w:val="30"/>
-          <w:szCs w:val="30"/>
-          <w:lang w:val="en-US" w:eastAsia="zh-CN"/>
-        </w:rPr>
-        <w:t>7.3画面与显示 (Graphics)</w:t>
-      </w:r>
-    </w:p>
-    <w:p>
-      <w:pPr>
-        <w:pStyle w:val="5"/>
-        <w:keepNext w:val="0"/>
-        <w:keepLines w:val="0"/>
-        <w:widowControl/>
-        <w:suppressLineNumbers w:val="0"/>
-        <w:ind w:firstLine="560" w:firstLineChars="200"/>
-        <w:rPr>
-          <w:rFonts w:hint="eastAsia" w:eastAsiaTheme="minorEastAsia"/>
-          <w:sz w:val="28"/>
-          <w:szCs w:val="28"/>
-          <w:lang w:eastAsia="zh-CN"/>
-        </w:rPr>
-      </w:pPr>
-      <w:r>
-        <w:rPr>
-          <w:sz w:val="28"/>
-          <w:szCs w:val="28"/>
-        </w:rPr>
-        <w:t>全屏/窗口式切换、分辨率选择</w:t>
-      </w:r>
-      <w:r>
-        <w:rPr>
-          <w:rFonts w:hint="eastAsia"/>
-          <w:sz w:val="28"/>
-          <w:szCs w:val="28"/>
-          <w:lang w:eastAsia="zh-CN"/>
-        </w:rPr>
-        <w:t>，</w:t>
-      </w:r>
-      <w:r>
-        <w:rPr>
-          <w:sz w:val="28"/>
-          <w:szCs w:val="28"/>
-        </w:rPr>
-        <w:t>对话框透明度调节（方便欣赏背景CG）</w:t>
-      </w:r>
-      <w:r>
-        <w:rPr>
-          <w:rFonts w:hint="eastAsia"/>
-          <w:sz w:val="28"/>
-          <w:szCs w:val="28"/>
-          <w:lang w:eastAsia="zh-CN"/>
-        </w:rPr>
-        <w:t>。</w:t>
-      </w:r>
-    </w:p>
-    <w:p>
-      <w:pPr>
-        <w:pStyle w:val="3"/>
-        <w:bidi w:val="0"/>
-        <w:jc w:val="left"/>
-        <w:rPr>
-          <w:sz w:val="28"/>
-          <w:szCs w:val="28"/>
-        </w:rPr>
-      </w:pPr>
-      <w:r>
-        <w:rPr>
-          <w:rStyle w:val="9"/>
-          <w:rFonts w:hint="eastAsia" w:cs="Times New Roman"/>
-          <w:b/>
-          <w:sz w:val="30"/>
-          <w:szCs w:val="30"/>
-          <w:lang w:val="en-US" w:eastAsia="zh-CN"/>
-        </w:rPr>
-        <w:t>7.4其他控制 (Misc)</w:t>
-      </w:r>
-    </w:p>
-    <w:p>
-      <w:pPr>
-        <w:pStyle w:val="5"/>
-        <w:keepNext w:val="0"/>
-        <w:keepLines w:val="0"/>
-        <w:widowControl/>
-        <w:suppressLineNumbers w:val="0"/>
-        <w:ind w:firstLine="560" w:firstLineChars="200"/>
-        <w:rPr>
-          <w:sz w:val="28"/>
-          <w:szCs w:val="28"/>
-        </w:rPr>
-      </w:pPr>
-      <w:r>
-        <w:rPr>
-          <w:sz w:val="28"/>
-          <w:szCs w:val="28"/>
-        </w:rPr>
-        <w:t>语言切换（如有）。</w:t>
-      </w:r>
-    </w:p>
-    <w:p>
-      <w:pPr>
-        <w:pStyle w:val="5"/>
-        <w:keepNext w:val="0"/>
-        <w:keepLines w:val="0"/>
-        <w:widowControl/>
-        <w:suppressLineNumbers w:val="0"/>
-        <w:ind w:firstLine="560" w:firstLineChars="200"/>
-        <w:rPr>
-          <w:sz w:val="28"/>
-          <w:szCs w:val="28"/>
-        </w:rPr>
-      </w:pPr>
-      <w:r>
-        <w:rPr>
-          <w:sz w:val="28"/>
-          <w:szCs w:val="28"/>
-        </w:rPr>
-        <w:t>初始化系统数据（清空所有存档、画廊和进度，需极强的二次确认防呆设计）。</w:t>
-      </w:r>
-    </w:p>
-    <w:p>
-      <w:pPr>
-        <w:rPr>
-          <w:sz w:val="28"/>
-          <w:szCs w:val="28"/>
-        </w:rPr>
-      </w:pPr>
+          <w:color w:val="FF0000"/>
+          <w:sz w:val="28"/>
+          <w:szCs w:val="28"/>
+          <w:highlight w:val="yellow"/>
+        </w:rPr>
+      </w:pPr>
+      <w:r>
+        <w:rPr>
+          <w:color w:val="FF0000"/>
+          <w:sz w:val="28"/>
+          <w:szCs w:val="28"/>
+          <w:highlight w:val="yellow"/>
+        </w:rPr>
+        <w:t>语言切换（</w:t>
+      </w:r>
+      <w:r>
+        <w:rPr>
+          <w:rFonts w:hint="eastAsia"/>
+          <w:color w:val="FF0000"/>
+          <w:sz w:val="28"/>
+          <w:szCs w:val="28"/>
+          <w:highlight w:val="yellow"/>
+          <w:lang w:val="en-US" w:eastAsia="zh-CN"/>
+        </w:rPr>
+        <w:t>文本切换，如繁体/简体/英文等，可考虑做不做</w:t>
+      </w:r>
+      <w:r>
+        <w:rPr>
+          <w:color w:val="FF0000"/>
+          <w:sz w:val="28"/>
+          <w:szCs w:val="28"/>
+          <w:highlight w:val="yellow"/>
+        </w:rPr>
+        <w:t>）。</w:t>
+      </w:r>
     </w:p>
     <w:sectPr>
       <w:pgSz w:w="11906" w:h="16838"/>
@@ -4622,6 +8310,18 @@
     </w:lvl>
   </w:abstractNum>
   <w:abstractNum w:abstractNumId="3">
+    <w:nsid w:val="FD4733EE"/>
+    <w:multiLevelType w:val="singleLevel"/>
+    <w:tmpl w:val="FD4733EE"/>
+    <w:lvl w:ilvl="0" w:tentative="0">
+      <w:start w:val="1"/>
+      <w:numFmt w:val="decimal"/>
+      <w:suff w:val="nothing"/>
+      <w:lvlText w:val="（%1）"/>
+      <w:lvlJc w:val="left"/>
+    </w:lvl>
+  </w:abstractNum>
+  <w:abstractNum w:abstractNumId="4">
     <w:nsid w:val="03A79AF2"/>
     <w:multiLevelType w:val="singleLevel"/>
     <w:tmpl w:val="03A79AF2"/>
@@ -4633,7 +8333,19 @@
       <w:lvlJc w:val="left"/>
     </w:lvl>
   </w:abstractNum>
-  <w:abstractNum w:abstractNumId="4">
+  <w:abstractNum w:abstractNumId="5">
+    <w:nsid w:val="29EA4D0C"/>
+    <w:multiLevelType w:val="singleLevel"/>
+    <w:tmpl w:val="29EA4D0C"/>
+    <w:lvl w:ilvl="0" w:tentative="0">
+      <w:start w:val="11"/>
+      <w:numFmt w:val="decimal"/>
+      <w:suff w:val="nothing"/>
+      <w:lvlText w:val="（%1）"/>
+      <w:lvlJc w:val="left"/>
+    </w:lvl>
+  </w:abstractNum>
+  <w:abstractNum w:abstractNumId="6">
     <w:nsid w:val="34A9AD42"/>
     <w:multiLevelType w:val="singleLevel"/>
     <w:tmpl w:val="34A9AD42"/>
@@ -4645,7 +8357,7 @@
       <w:lvlJc w:val="left"/>
     </w:lvl>
   </w:abstractNum>
-  <w:abstractNum w:abstractNumId="5">
+  <w:abstractNum w:abstractNumId="7">
     <w:nsid w:val="457C1CC9"/>
     <w:multiLevelType w:val="singleLevel"/>
     <w:tmpl w:val="457C1CC9"/>
@@ -4661,7 +8373,7 @@
     <w:abstractNumId w:val="0"/>
   </w:num>
   <w:num w:numId="2">
-    <w:abstractNumId w:val="4"/>
+    <w:abstractNumId w:val="6"/>
   </w:num>
   <w:num w:numId="3">
     <w:abstractNumId w:val="1"/>
@@ -4670,10 +8382,16 @@
     <w:abstractNumId w:val="2"/>
   </w:num>
   <w:num w:numId="5">
-    <w:abstractNumId w:val="5"/>
+    <w:abstractNumId w:val="7"/>
   </w:num>
   <w:num w:numId="6">
+    <w:abstractNumId w:val="4"/>
+  </w:num>
+  <w:num w:numId="7">
     <w:abstractNumId w:val="3"/>
+  </w:num>
+  <w:num w:numId="8">
+    <w:abstractNumId w:val="5"/>
   </w:num>
 </w:numbering>
 </file>

--- a/Assets/Document/new/7.系统功能文档/文字游戏核心系统功能策划案.docx
+++ b/Assets/Document/new/7.系统功能文档/文字游戏核心系统功能策划案.docx
@@ -145,12 +145,6 @@
             <w:insideH w:val="single" w:color="auto" w:sz="4" w:space="0"/>
             <w:insideV w:val="single" w:color="auto" w:sz="4" w:space="0"/>
           </w:tblBorders>
-          <w:tblCellMar>
-            <w:top w:w="0" w:type="dxa"/>
-            <w:left w:w="108" w:type="dxa"/>
-            <w:bottom w:w="0" w:type="dxa"/>
-            <w:right w:w="108" w:type="dxa"/>
-          </w:tblCellMar>
         </w:tblPrEx>
         <w:tc>
           <w:tcPr>
@@ -486,11 +480,23 @@
             <w:pPr>
               <w:jc w:val="center"/>
               <w:rPr>
+                <w:rFonts w:hint="default" w:eastAsiaTheme="minorEastAsia"/>
                 <w:sz w:val="28"/>
                 <w:szCs w:val="28"/>
                 <w:vertAlign w:val="baseline"/>
+                <w:lang w:val="en-US" w:eastAsia="zh-CN"/>
               </w:rPr>
             </w:pPr>
+            <w:r>
+              <w:rPr>
+                <w:rFonts w:hint="eastAsia"/>
+                <w:sz w:val="28"/>
+                <w:szCs w:val="28"/>
+                <w:vertAlign w:val="baseline"/>
+                <w:lang w:val="en-US" w:eastAsia="zh-CN"/>
+              </w:rPr>
+              <w:t>V0.2</w:t>
+            </w:r>
           </w:p>
         </w:tc>
         <w:tc>
@@ -501,11 +507,23 @@
             <w:pPr>
               <w:jc w:val="center"/>
               <w:rPr>
+                <w:rFonts w:hint="eastAsia" w:eastAsiaTheme="minorEastAsia"/>
                 <w:sz w:val="28"/>
                 <w:szCs w:val="28"/>
                 <w:vertAlign w:val="baseline"/>
+                <w:lang w:val="en-US" w:eastAsia="zh-CN"/>
               </w:rPr>
             </w:pPr>
+            <w:r>
+              <w:rPr>
+                <w:rFonts w:hint="eastAsia"/>
+                <w:sz w:val="28"/>
+                <w:szCs w:val="28"/>
+                <w:vertAlign w:val="baseline"/>
+                <w:lang w:val="en-US" w:eastAsia="zh-CN"/>
+              </w:rPr>
+              <w:t>吴心怡</w:t>
+            </w:r>
           </w:p>
         </w:tc>
         <w:tc>
@@ -516,11 +534,23 @@
             <w:pPr>
               <w:jc w:val="center"/>
               <w:rPr>
+                <w:rFonts w:hint="default" w:eastAsiaTheme="minorEastAsia"/>
                 <w:sz w:val="28"/>
                 <w:szCs w:val="28"/>
                 <w:vertAlign w:val="baseline"/>
+                <w:lang w:val="en-US" w:eastAsia="zh-CN"/>
               </w:rPr>
             </w:pPr>
+            <w:r>
+              <w:rPr>
+                <w:rFonts w:hint="eastAsia"/>
+                <w:sz w:val="28"/>
+                <w:szCs w:val="28"/>
+                <w:vertAlign w:val="baseline"/>
+                <w:lang w:val="en-US" w:eastAsia="zh-CN"/>
+              </w:rPr>
+              <w:t>2026.3.25</w:t>
+            </w:r>
           </w:p>
         </w:tc>
         <w:tc>
@@ -531,11 +561,23 @@
             <w:pPr>
               <w:jc w:val="center"/>
               <w:rPr>
+                <w:rFonts w:hint="default"/>
                 <w:sz w:val="28"/>
                 <w:szCs w:val="28"/>
                 <w:vertAlign w:val="baseline"/>
+                <w:lang w:val="en-US" w:eastAsia="zh-CN"/>
               </w:rPr>
             </w:pPr>
+            <w:r>
+              <w:rPr>
+                <w:rFonts w:hint="eastAsia"/>
+                <w:sz w:val="28"/>
+                <w:szCs w:val="28"/>
+                <w:vertAlign w:val="baseline"/>
+                <w:lang w:val="en-US" w:eastAsia="zh-CN"/>
+              </w:rPr>
+              <w:t>新增玩家名字设置功能</w:t>
+            </w:r>
           </w:p>
         </w:tc>
         <w:tc>
@@ -546,11 +588,23 @@
             <w:pPr>
               <w:jc w:val="center"/>
               <w:rPr>
+                <w:rFonts w:hint="default" w:eastAsiaTheme="minorEastAsia"/>
                 <w:sz w:val="28"/>
                 <w:szCs w:val="28"/>
                 <w:vertAlign w:val="baseline"/>
+                <w:lang w:val="en-US" w:eastAsia="zh-CN"/>
               </w:rPr>
             </w:pPr>
+            <w:r>
+              <w:rPr>
+                <w:rFonts w:hint="eastAsia"/>
+                <w:sz w:val="28"/>
+                <w:szCs w:val="28"/>
+                <w:vertAlign w:val="baseline"/>
+                <w:lang w:val="en-US" w:eastAsia="zh-CN"/>
+              </w:rPr>
+              <w:t>加在了8</w:t>
+            </w:r>
           </w:p>
         </w:tc>
       </w:tr>
@@ -4506,6 +4560,7 @@
     </w:p>
     <w:tbl>
       <w:tblPr>
+        <w:tblStyle w:val="6"/>
         <w:tblW w:w="5000" w:type="pct"/>
         <w:tblInd w:w="0" w:type="dxa"/>
         <w:tblBorders>
@@ -4516,7 +4571,7 @@
           <w:insideH w:val="none" w:color="auto" w:sz="0" w:space="0"/>
           <w:insideV w:val="none" w:color="auto" w:sz="0" w:space="0"/>
         </w:tblBorders>
-        <w:shd w:val="clear"/>
+        <w:shd w:val="clear" w:color="auto" w:fill="auto"/>
         <w:tblLayout w:type="autofit"/>
         <w:tblCellMar>
           <w:top w:w="15" w:type="dxa"/>
@@ -4541,13 +4596,7 @@
             <w:insideH w:val="none" w:color="auto" w:sz="0" w:space="0"/>
             <w:insideV w:val="none" w:color="auto" w:sz="0" w:space="0"/>
           </w:tblBorders>
-          <w:shd w:val="clear"/>
-          <w:tblCellMar>
-            <w:top w:w="15" w:type="dxa"/>
-            <w:left w:w="15" w:type="dxa"/>
-            <w:bottom w:w="15" w:type="dxa"/>
-            <w:right w:w="15" w:type="dxa"/>
-          </w:tblCellMar>
+          <w:shd w:val="clear" w:color="auto" w:fill="auto"/>
         </w:tblPrEx>
         <w:trPr>
           <w:tblHeader/>
@@ -4561,7 +4610,7 @@
               <w:bottom w:val="single" w:color="CCCCCC" w:sz="6" w:space="0"/>
               <w:right w:val="single" w:color="CCCCCC" w:sz="6" w:space="0"/>
             </w:tcBorders>
-            <w:shd w:val="clear"/>
+            <w:shd w:val="clear" w:color="auto" w:fill="auto"/>
             <w:tcMar>
               <w:top w:w="120" w:type="dxa"/>
               <w:left w:w="120" w:type="dxa"/>
@@ -4590,7 +4639,6 @@
                 <w:kern w:val="0"/>
                 <w:sz w:val="24"/>
                 <w:szCs w:val="24"/>
-                <w:bdr w:val="none" w:color="auto" w:sz="0" w:space="0"/>
                 <w:lang w:val="en-US" w:eastAsia="zh-CN" w:bidi="ar"/>
               </w:rPr>
               <w:t>档位</w:t>
@@ -4606,7 +4654,7 @@
               <w:bottom w:val="single" w:color="CCCCCC" w:sz="6" w:space="0"/>
               <w:right w:val="single" w:color="CCCCCC" w:sz="6" w:space="0"/>
             </w:tcBorders>
-            <w:shd w:val="clear"/>
+            <w:shd w:val="clear" w:color="auto" w:fill="auto"/>
             <w:tcMar>
               <w:top w:w="120" w:type="dxa"/>
               <w:left w:w="120" w:type="dxa"/>
@@ -4635,7 +4683,6 @@
                 <w:kern w:val="0"/>
                 <w:sz w:val="24"/>
                 <w:szCs w:val="24"/>
-                <w:bdr w:val="none" w:color="auto" w:sz="0" w:space="0"/>
                 <w:lang w:val="en-US" w:eastAsia="zh-CN" w:bidi="ar"/>
               </w:rPr>
               <w:t>显示速度 CPS</w:t>
@@ -4651,7 +4698,7 @@
               <w:bottom w:val="single" w:color="CCCCCC" w:sz="6" w:space="0"/>
               <w:right w:val="single" w:color="CCCCCC" w:sz="6" w:space="0"/>
             </w:tcBorders>
-            <w:shd w:val="clear"/>
+            <w:shd w:val="clear" w:color="auto" w:fill="auto"/>
             <w:tcMar>
               <w:top w:w="120" w:type="dxa"/>
               <w:left w:w="120" w:type="dxa"/>
@@ -4680,7 +4727,6 @@
                 <w:kern w:val="0"/>
                 <w:sz w:val="24"/>
                 <w:szCs w:val="24"/>
-                <w:bdr w:val="none" w:color="auto" w:sz="0" w:space="0"/>
                 <w:lang w:val="en-US" w:eastAsia="zh-CN" w:bidi="ar"/>
               </w:rPr>
               <w:t>单字间隔 (ms)</w:t>
@@ -4696,7 +4742,7 @@
               <w:bottom w:val="single" w:color="CCCCCC" w:sz="6" w:space="0"/>
               <w:right w:val="single" w:color="CCCCCC" w:sz="6" w:space="0"/>
             </w:tcBorders>
-            <w:shd w:val="clear"/>
+            <w:shd w:val="clear" w:color="auto" w:fill="auto"/>
             <w:tcMar>
               <w:top w:w="120" w:type="dxa"/>
               <w:left w:w="120" w:type="dxa"/>
@@ -4725,1447 +4771,6 @@
                 <w:kern w:val="0"/>
                 <w:sz w:val="24"/>
                 <w:szCs w:val="24"/>
-                <w:bdr w:val="none" w:color="auto" w:sz="0" w:space="0"/>
-                <w:lang w:val="en-US" w:eastAsia="zh-CN" w:bidi="ar"/>
-              </w:rPr>
-              <w:t>适用场景</w:t>
-            </w:r>
-          </w:p>
-        </w:tc>
-      </w:tr>
-      <w:tr>
-        <w:tblPrEx>
-          <w:tblBorders>
-            <w:top w:val="none" w:color="auto" w:sz="0" w:space="0"/>
-            <w:left w:val="none" w:color="auto" w:sz="0" w:space="0"/>
-            <w:bottom w:val="none" w:color="auto" w:sz="0" w:space="0"/>
-            <w:right w:val="none" w:color="auto" w:sz="0" w:space="0"/>
-            <w:insideH w:val="none" w:color="auto" w:sz="0" w:space="0"/>
-            <w:insideV w:val="none" w:color="auto" w:sz="0" w:space="0"/>
-          </w:tblBorders>
-          <w:shd w:val="clear"/>
-          <w:tblCellMar>
-            <w:top w:w="15" w:type="dxa"/>
-            <w:left w:w="15" w:type="dxa"/>
-            <w:bottom w:w="15" w:type="dxa"/>
-            <w:right w:w="15" w:type="dxa"/>
-          </w:tblCellMar>
-        </w:tblPrEx>
-        <w:tc>
-          <w:tcPr>
-            <w:tcW w:w="0" w:type="auto"/>
-            <w:tcBorders>
-              <w:top w:val="single" w:color="CCCCCC" w:sz="6" w:space="0"/>
-              <w:left w:val="single" w:color="CCCCCC" w:sz="6" w:space="0"/>
-              <w:bottom w:val="single" w:color="CCCCCC" w:sz="6" w:space="0"/>
-              <w:right w:val="single" w:color="CCCCCC" w:sz="6" w:space="0"/>
-            </w:tcBorders>
-            <w:shd w:val="clear"/>
-            <w:tcMar>
-              <w:top w:w="120" w:type="dxa"/>
-              <w:left w:w="120" w:type="dxa"/>
-              <w:bottom w:w="120" w:type="dxa"/>
-              <w:right w:w="120" w:type="dxa"/>
-            </w:tcMar>
-            <w:vAlign w:val="center"/>
-          </w:tcPr>
-          <w:p>
-            <w:pPr>
-              <w:keepNext w:val="0"/>
-              <w:keepLines w:val="0"/>
-              <w:widowControl/>
-              <w:suppressLineNumbers w:val="0"/>
-              <w:jc w:val="left"/>
-            </w:pPr>
-            <w:r>
-              <w:rPr>
-                <w:rFonts w:ascii="宋体" w:hAnsi="宋体" w:eastAsia="宋体" w:cs="宋体"/>
-                <w:kern w:val="0"/>
-                <w:sz w:val="24"/>
-                <w:szCs w:val="24"/>
-                <w:bdr w:val="none" w:color="auto" w:sz="0" w:space="0"/>
-                <w:lang w:val="en-US" w:eastAsia="zh-CN" w:bidi="ar"/>
-              </w:rPr>
-              <w:t>极慢</w:t>
-            </w:r>
-          </w:p>
-        </w:tc>
-        <w:tc>
-          <w:tcPr>
-            <w:tcW w:w="0" w:type="auto"/>
-            <w:tcBorders>
-              <w:top w:val="single" w:color="CCCCCC" w:sz="6" w:space="0"/>
-              <w:left w:val="single" w:color="CCCCCC" w:sz="6" w:space="0"/>
-              <w:bottom w:val="single" w:color="CCCCCC" w:sz="6" w:space="0"/>
-              <w:right w:val="single" w:color="CCCCCC" w:sz="6" w:space="0"/>
-            </w:tcBorders>
-            <w:shd w:val="clear"/>
-            <w:tcMar>
-              <w:top w:w="120" w:type="dxa"/>
-              <w:left w:w="120" w:type="dxa"/>
-              <w:bottom w:w="120" w:type="dxa"/>
-              <w:right w:w="120" w:type="dxa"/>
-            </w:tcMar>
-            <w:vAlign w:val="center"/>
-          </w:tcPr>
-          <w:p>
-            <w:pPr>
-              <w:keepNext w:val="0"/>
-              <w:keepLines w:val="0"/>
-              <w:widowControl/>
-              <w:suppressLineNumbers w:val="0"/>
-              <w:jc w:val="left"/>
-            </w:pPr>
-            <w:r>
-              <w:rPr>
-                <w:rFonts w:ascii="宋体" w:hAnsi="宋体" w:eastAsia="宋体" w:cs="宋体"/>
-                <w:kern w:val="0"/>
-                <w:sz w:val="24"/>
-                <w:szCs w:val="24"/>
-                <w:bdr w:val="none" w:color="auto" w:sz="0" w:space="0"/>
-                <w:lang w:val="en-US" w:eastAsia="zh-CN" w:bidi="ar"/>
-              </w:rPr>
-              <w:t>15</w:t>
-            </w:r>
-          </w:p>
-        </w:tc>
-        <w:tc>
-          <w:tcPr>
-            <w:tcW w:w="0" w:type="auto"/>
-            <w:tcBorders>
-              <w:top w:val="single" w:color="CCCCCC" w:sz="6" w:space="0"/>
-              <w:left w:val="single" w:color="CCCCCC" w:sz="6" w:space="0"/>
-              <w:bottom w:val="single" w:color="CCCCCC" w:sz="6" w:space="0"/>
-              <w:right w:val="single" w:color="CCCCCC" w:sz="6" w:space="0"/>
-            </w:tcBorders>
-            <w:shd w:val="clear"/>
-            <w:tcMar>
-              <w:top w:w="120" w:type="dxa"/>
-              <w:left w:w="120" w:type="dxa"/>
-              <w:bottom w:w="120" w:type="dxa"/>
-              <w:right w:w="120" w:type="dxa"/>
-            </w:tcMar>
-            <w:vAlign w:val="center"/>
-          </w:tcPr>
-          <w:p>
-            <w:pPr>
-              <w:keepNext w:val="0"/>
-              <w:keepLines w:val="0"/>
-              <w:widowControl/>
-              <w:suppressLineNumbers w:val="0"/>
-              <w:jc w:val="left"/>
-            </w:pPr>
-            <w:r>
-              <w:rPr>
-                <w:rFonts w:ascii="宋体" w:hAnsi="宋体" w:eastAsia="宋体" w:cs="宋体"/>
-                <w:kern w:val="0"/>
-                <w:sz w:val="24"/>
-                <w:szCs w:val="24"/>
-                <w:bdr w:val="none" w:color="auto" w:sz="0" w:space="0"/>
-                <w:lang w:val="en-US" w:eastAsia="zh-CN" w:bidi="ar"/>
-              </w:rPr>
-              <w:t>67</w:t>
-            </w:r>
-          </w:p>
-        </w:tc>
-        <w:tc>
-          <w:tcPr>
-            <w:tcW w:w="0" w:type="auto"/>
-            <w:tcBorders>
-              <w:top w:val="single" w:color="CCCCCC" w:sz="6" w:space="0"/>
-              <w:left w:val="single" w:color="CCCCCC" w:sz="6" w:space="0"/>
-              <w:bottom w:val="single" w:color="CCCCCC" w:sz="6" w:space="0"/>
-              <w:right w:val="single" w:color="CCCCCC" w:sz="6" w:space="0"/>
-            </w:tcBorders>
-            <w:shd w:val="clear"/>
-            <w:tcMar>
-              <w:top w:w="120" w:type="dxa"/>
-              <w:left w:w="120" w:type="dxa"/>
-              <w:bottom w:w="120" w:type="dxa"/>
-              <w:right w:w="120" w:type="dxa"/>
-            </w:tcMar>
-            <w:vAlign w:val="center"/>
-          </w:tcPr>
-          <w:p>
-            <w:pPr>
-              <w:keepNext w:val="0"/>
-              <w:keepLines w:val="0"/>
-              <w:widowControl/>
-              <w:suppressLineNumbers w:val="0"/>
-              <w:jc w:val="left"/>
-            </w:pPr>
-            <w:r>
-              <w:rPr>
-                <w:rFonts w:ascii="宋体" w:hAnsi="宋体" w:eastAsia="宋体" w:cs="宋体"/>
-                <w:kern w:val="0"/>
-                <w:sz w:val="24"/>
-                <w:szCs w:val="24"/>
-                <w:bdr w:val="none" w:color="auto" w:sz="0" w:space="0"/>
-                <w:lang w:val="en-US" w:eastAsia="zh-CN" w:bidi="ar"/>
-              </w:rPr>
-              <w:t>悬疑低语、悲伤独白、关键伏笔</w:t>
-            </w:r>
-          </w:p>
-        </w:tc>
-      </w:tr>
-      <w:tr>
-        <w:tblPrEx>
-          <w:tblBorders>
-            <w:top w:val="none" w:color="auto" w:sz="0" w:space="0"/>
-            <w:left w:val="none" w:color="auto" w:sz="0" w:space="0"/>
-            <w:bottom w:val="none" w:color="auto" w:sz="0" w:space="0"/>
-            <w:right w:val="none" w:color="auto" w:sz="0" w:space="0"/>
-            <w:insideH w:val="none" w:color="auto" w:sz="0" w:space="0"/>
-            <w:insideV w:val="none" w:color="auto" w:sz="0" w:space="0"/>
-          </w:tblBorders>
-          <w:shd w:val="clear"/>
-          <w:tblCellMar>
-            <w:top w:w="15" w:type="dxa"/>
-            <w:left w:w="15" w:type="dxa"/>
-            <w:bottom w:w="15" w:type="dxa"/>
-            <w:right w:w="15" w:type="dxa"/>
-          </w:tblCellMar>
-        </w:tblPrEx>
-        <w:tc>
-          <w:tcPr>
-            <w:tcW w:w="0" w:type="auto"/>
-            <w:tcBorders>
-              <w:top w:val="single" w:color="CCCCCC" w:sz="6" w:space="0"/>
-              <w:left w:val="single" w:color="CCCCCC" w:sz="6" w:space="0"/>
-              <w:bottom w:val="single" w:color="CCCCCC" w:sz="6" w:space="0"/>
-              <w:right w:val="single" w:color="CCCCCC" w:sz="6" w:space="0"/>
-            </w:tcBorders>
-            <w:shd w:val="clear"/>
-            <w:tcMar>
-              <w:top w:w="120" w:type="dxa"/>
-              <w:left w:w="120" w:type="dxa"/>
-              <w:bottom w:w="120" w:type="dxa"/>
-              <w:right w:w="120" w:type="dxa"/>
-            </w:tcMar>
-            <w:vAlign w:val="center"/>
-          </w:tcPr>
-          <w:p>
-            <w:pPr>
-              <w:keepNext w:val="0"/>
-              <w:keepLines w:val="0"/>
-              <w:widowControl/>
-              <w:suppressLineNumbers w:val="0"/>
-              <w:jc w:val="left"/>
-            </w:pPr>
-            <w:r>
-              <w:rPr>
-                <w:rFonts w:ascii="宋体" w:hAnsi="宋体" w:eastAsia="宋体" w:cs="宋体"/>
-                <w:kern w:val="0"/>
-                <w:sz w:val="24"/>
-                <w:szCs w:val="24"/>
-                <w:bdr w:val="none" w:color="auto" w:sz="0" w:space="0"/>
-                <w:lang w:val="en-US" w:eastAsia="zh-CN" w:bidi="ar"/>
-              </w:rPr>
-              <w:t>慢速</w:t>
-            </w:r>
-          </w:p>
-        </w:tc>
-        <w:tc>
-          <w:tcPr>
-            <w:tcW w:w="0" w:type="auto"/>
-            <w:tcBorders>
-              <w:top w:val="single" w:color="CCCCCC" w:sz="6" w:space="0"/>
-              <w:left w:val="single" w:color="CCCCCC" w:sz="6" w:space="0"/>
-              <w:bottom w:val="single" w:color="CCCCCC" w:sz="6" w:space="0"/>
-              <w:right w:val="single" w:color="CCCCCC" w:sz="6" w:space="0"/>
-            </w:tcBorders>
-            <w:shd w:val="clear"/>
-            <w:tcMar>
-              <w:top w:w="120" w:type="dxa"/>
-              <w:left w:w="120" w:type="dxa"/>
-              <w:bottom w:w="120" w:type="dxa"/>
-              <w:right w:w="120" w:type="dxa"/>
-            </w:tcMar>
-            <w:vAlign w:val="center"/>
-          </w:tcPr>
-          <w:p>
-            <w:pPr>
-              <w:keepNext w:val="0"/>
-              <w:keepLines w:val="0"/>
-              <w:widowControl/>
-              <w:suppressLineNumbers w:val="0"/>
-              <w:jc w:val="left"/>
-            </w:pPr>
-            <w:r>
-              <w:rPr>
-                <w:rFonts w:ascii="宋体" w:hAnsi="宋体" w:eastAsia="宋体" w:cs="宋体"/>
-                <w:kern w:val="0"/>
-                <w:sz w:val="24"/>
-                <w:szCs w:val="24"/>
-                <w:bdr w:val="none" w:color="auto" w:sz="0" w:space="0"/>
-                <w:lang w:val="en-US" w:eastAsia="zh-CN" w:bidi="ar"/>
-              </w:rPr>
-              <w:t>25</w:t>
-            </w:r>
-          </w:p>
-        </w:tc>
-        <w:tc>
-          <w:tcPr>
-            <w:tcW w:w="0" w:type="auto"/>
-            <w:tcBorders>
-              <w:top w:val="single" w:color="CCCCCC" w:sz="6" w:space="0"/>
-              <w:left w:val="single" w:color="CCCCCC" w:sz="6" w:space="0"/>
-              <w:bottom w:val="single" w:color="CCCCCC" w:sz="6" w:space="0"/>
-              <w:right w:val="single" w:color="CCCCCC" w:sz="6" w:space="0"/>
-            </w:tcBorders>
-            <w:shd w:val="clear"/>
-            <w:tcMar>
-              <w:top w:w="120" w:type="dxa"/>
-              <w:left w:w="120" w:type="dxa"/>
-              <w:bottom w:w="120" w:type="dxa"/>
-              <w:right w:w="120" w:type="dxa"/>
-            </w:tcMar>
-            <w:vAlign w:val="center"/>
-          </w:tcPr>
-          <w:p>
-            <w:pPr>
-              <w:keepNext w:val="0"/>
-              <w:keepLines w:val="0"/>
-              <w:widowControl/>
-              <w:suppressLineNumbers w:val="0"/>
-              <w:jc w:val="left"/>
-            </w:pPr>
-            <w:r>
-              <w:rPr>
-                <w:rFonts w:ascii="宋体" w:hAnsi="宋体" w:eastAsia="宋体" w:cs="宋体"/>
-                <w:kern w:val="0"/>
-                <w:sz w:val="24"/>
-                <w:szCs w:val="24"/>
-                <w:bdr w:val="none" w:color="auto" w:sz="0" w:space="0"/>
-                <w:lang w:val="en-US" w:eastAsia="zh-CN" w:bidi="ar"/>
-              </w:rPr>
-              <w:t>40</w:t>
-            </w:r>
-          </w:p>
-        </w:tc>
-        <w:tc>
-          <w:tcPr>
-            <w:tcW w:w="0" w:type="auto"/>
-            <w:tcBorders>
-              <w:top w:val="single" w:color="CCCCCC" w:sz="6" w:space="0"/>
-              <w:left w:val="single" w:color="CCCCCC" w:sz="6" w:space="0"/>
-              <w:bottom w:val="single" w:color="CCCCCC" w:sz="6" w:space="0"/>
-              <w:right w:val="single" w:color="CCCCCC" w:sz="6" w:space="0"/>
-            </w:tcBorders>
-            <w:shd w:val="clear"/>
-            <w:tcMar>
-              <w:top w:w="120" w:type="dxa"/>
-              <w:left w:w="120" w:type="dxa"/>
-              <w:bottom w:w="120" w:type="dxa"/>
-              <w:right w:w="120" w:type="dxa"/>
-            </w:tcMar>
-            <w:vAlign w:val="center"/>
-          </w:tcPr>
-          <w:p>
-            <w:pPr>
-              <w:keepNext w:val="0"/>
-              <w:keepLines w:val="0"/>
-              <w:widowControl/>
-              <w:suppressLineNumbers w:val="0"/>
-              <w:jc w:val="left"/>
-            </w:pPr>
-            <w:r>
-              <w:rPr>
-                <w:rFonts w:ascii="宋体" w:hAnsi="宋体" w:eastAsia="宋体" w:cs="宋体"/>
-                <w:kern w:val="0"/>
-                <w:sz w:val="24"/>
-                <w:szCs w:val="24"/>
-                <w:bdr w:val="none" w:color="auto" w:sz="0" w:space="0"/>
-                <w:lang w:val="en-US" w:eastAsia="zh-CN" w:bidi="ar"/>
-              </w:rPr>
-              <w:t>日常对话、细腻情绪、角色内心戏</w:t>
-            </w:r>
-          </w:p>
-        </w:tc>
-      </w:tr>
-      <w:tr>
-        <w:tblPrEx>
-          <w:tblBorders>
-            <w:top w:val="none" w:color="auto" w:sz="0" w:space="0"/>
-            <w:left w:val="none" w:color="auto" w:sz="0" w:space="0"/>
-            <w:bottom w:val="none" w:color="auto" w:sz="0" w:space="0"/>
-            <w:right w:val="none" w:color="auto" w:sz="0" w:space="0"/>
-            <w:insideH w:val="none" w:color="auto" w:sz="0" w:space="0"/>
-            <w:insideV w:val="none" w:color="auto" w:sz="0" w:space="0"/>
-          </w:tblBorders>
-          <w:shd w:val="clear"/>
-          <w:tblCellMar>
-            <w:top w:w="15" w:type="dxa"/>
-            <w:left w:w="15" w:type="dxa"/>
-            <w:bottom w:w="15" w:type="dxa"/>
-            <w:right w:w="15" w:type="dxa"/>
-          </w:tblCellMar>
-        </w:tblPrEx>
-        <w:tc>
-          <w:tcPr>
-            <w:tcW w:w="0" w:type="auto"/>
-            <w:tcBorders>
-              <w:top w:val="single" w:color="CCCCCC" w:sz="6" w:space="0"/>
-              <w:left w:val="single" w:color="CCCCCC" w:sz="6" w:space="0"/>
-              <w:bottom w:val="single" w:color="CCCCCC" w:sz="6" w:space="0"/>
-              <w:right w:val="single" w:color="CCCCCC" w:sz="6" w:space="0"/>
-            </w:tcBorders>
-            <w:shd w:val="clear"/>
-            <w:tcMar>
-              <w:top w:w="120" w:type="dxa"/>
-              <w:left w:w="120" w:type="dxa"/>
-              <w:bottom w:w="120" w:type="dxa"/>
-              <w:right w:w="120" w:type="dxa"/>
-            </w:tcMar>
-            <w:vAlign w:val="center"/>
-          </w:tcPr>
-          <w:p>
-            <w:pPr>
-              <w:keepNext w:val="0"/>
-              <w:keepLines w:val="0"/>
-              <w:widowControl/>
-              <w:suppressLineNumbers w:val="0"/>
-              <w:jc w:val="left"/>
-            </w:pPr>
-            <w:r>
-              <w:rPr>
-                <w:rFonts w:ascii="宋体" w:hAnsi="宋体" w:eastAsia="宋体" w:cs="宋体"/>
-                <w:kern w:val="0"/>
-                <w:sz w:val="24"/>
-                <w:szCs w:val="24"/>
-                <w:bdr w:val="none" w:color="auto" w:sz="0" w:space="0"/>
-                <w:lang w:val="en-US" w:eastAsia="zh-CN" w:bidi="ar"/>
-              </w:rPr>
-              <w:t>标准</w:t>
-            </w:r>
-          </w:p>
-        </w:tc>
-        <w:tc>
-          <w:tcPr>
-            <w:tcW w:w="0" w:type="auto"/>
-            <w:tcBorders>
-              <w:top w:val="single" w:color="CCCCCC" w:sz="6" w:space="0"/>
-              <w:left w:val="single" w:color="CCCCCC" w:sz="6" w:space="0"/>
-              <w:bottom w:val="single" w:color="CCCCCC" w:sz="6" w:space="0"/>
-              <w:right w:val="single" w:color="CCCCCC" w:sz="6" w:space="0"/>
-            </w:tcBorders>
-            <w:shd w:val="clear"/>
-            <w:tcMar>
-              <w:top w:w="120" w:type="dxa"/>
-              <w:left w:w="120" w:type="dxa"/>
-              <w:bottom w:w="120" w:type="dxa"/>
-              <w:right w:w="120" w:type="dxa"/>
-            </w:tcMar>
-            <w:vAlign w:val="center"/>
-          </w:tcPr>
-          <w:p>
-            <w:pPr>
-              <w:keepNext w:val="0"/>
-              <w:keepLines w:val="0"/>
-              <w:widowControl/>
-              <w:suppressLineNumbers w:val="0"/>
-              <w:jc w:val="left"/>
-            </w:pPr>
-            <w:r>
-              <w:rPr>
-                <w:rFonts w:ascii="宋体" w:hAnsi="宋体" w:eastAsia="宋体" w:cs="宋体"/>
-                <w:kern w:val="0"/>
-                <w:sz w:val="24"/>
-                <w:szCs w:val="24"/>
-                <w:bdr w:val="none" w:color="auto" w:sz="0" w:space="0"/>
-                <w:lang w:val="en-US" w:eastAsia="zh-CN" w:bidi="ar"/>
-              </w:rPr>
-              <w:t>40</w:t>
-            </w:r>
-          </w:p>
-        </w:tc>
-        <w:tc>
-          <w:tcPr>
-            <w:tcW w:w="0" w:type="auto"/>
-            <w:tcBorders>
-              <w:top w:val="single" w:color="CCCCCC" w:sz="6" w:space="0"/>
-              <w:left w:val="single" w:color="CCCCCC" w:sz="6" w:space="0"/>
-              <w:bottom w:val="single" w:color="CCCCCC" w:sz="6" w:space="0"/>
-              <w:right w:val="single" w:color="CCCCCC" w:sz="6" w:space="0"/>
-            </w:tcBorders>
-            <w:shd w:val="clear"/>
-            <w:tcMar>
-              <w:top w:w="120" w:type="dxa"/>
-              <w:left w:w="120" w:type="dxa"/>
-              <w:bottom w:w="120" w:type="dxa"/>
-              <w:right w:w="120" w:type="dxa"/>
-            </w:tcMar>
-            <w:vAlign w:val="center"/>
-          </w:tcPr>
-          <w:p>
-            <w:pPr>
-              <w:keepNext w:val="0"/>
-              <w:keepLines w:val="0"/>
-              <w:widowControl/>
-              <w:suppressLineNumbers w:val="0"/>
-              <w:jc w:val="left"/>
-            </w:pPr>
-            <w:r>
-              <w:rPr>
-                <w:rFonts w:ascii="宋体" w:hAnsi="宋体" w:eastAsia="宋体" w:cs="宋体"/>
-                <w:kern w:val="0"/>
-                <w:sz w:val="24"/>
-                <w:szCs w:val="24"/>
-                <w:bdr w:val="none" w:color="auto" w:sz="0" w:space="0"/>
-                <w:lang w:val="en-US" w:eastAsia="zh-CN" w:bidi="ar"/>
-              </w:rPr>
-              <w:t>25</w:t>
-            </w:r>
-          </w:p>
-        </w:tc>
-        <w:tc>
-          <w:tcPr>
-            <w:tcW w:w="0" w:type="auto"/>
-            <w:tcBorders>
-              <w:top w:val="single" w:color="CCCCCC" w:sz="6" w:space="0"/>
-              <w:left w:val="single" w:color="CCCCCC" w:sz="6" w:space="0"/>
-              <w:bottom w:val="single" w:color="CCCCCC" w:sz="6" w:space="0"/>
-              <w:right w:val="single" w:color="CCCCCC" w:sz="6" w:space="0"/>
-            </w:tcBorders>
-            <w:shd w:val="clear"/>
-            <w:tcMar>
-              <w:top w:w="120" w:type="dxa"/>
-              <w:left w:w="120" w:type="dxa"/>
-              <w:bottom w:w="120" w:type="dxa"/>
-              <w:right w:w="120" w:type="dxa"/>
-            </w:tcMar>
-            <w:vAlign w:val="center"/>
-          </w:tcPr>
-          <w:p>
-            <w:pPr>
-              <w:keepNext w:val="0"/>
-              <w:keepLines w:val="0"/>
-              <w:widowControl/>
-              <w:suppressLineNumbers w:val="0"/>
-              <w:jc w:val="left"/>
-            </w:pPr>
-            <w:r>
-              <w:rPr>
-                <w:rFonts w:ascii="宋体" w:hAnsi="宋体" w:eastAsia="宋体" w:cs="宋体"/>
-                <w:kern w:val="0"/>
-                <w:sz w:val="24"/>
-                <w:szCs w:val="24"/>
-                <w:bdr w:val="none" w:color="auto" w:sz="0" w:space="0"/>
-                <w:lang w:val="en-US" w:eastAsia="zh-CN" w:bidi="ar"/>
-              </w:rPr>
-              <w:t>主线剧情、通用叙事（默认推荐）</w:t>
-            </w:r>
-          </w:p>
-        </w:tc>
-      </w:tr>
-      <w:tr>
-        <w:tblPrEx>
-          <w:tblBorders>
-            <w:top w:val="none" w:color="auto" w:sz="0" w:space="0"/>
-            <w:left w:val="none" w:color="auto" w:sz="0" w:space="0"/>
-            <w:bottom w:val="none" w:color="auto" w:sz="0" w:space="0"/>
-            <w:right w:val="none" w:color="auto" w:sz="0" w:space="0"/>
-            <w:insideH w:val="none" w:color="auto" w:sz="0" w:space="0"/>
-            <w:insideV w:val="none" w:color="auto" w:sz="0" w:space="0"/>
-          </w:tblBorders>
-          <w:shd w:val="clear"/>
-          <w:tblCellMar>
-            <w:top w:w="15" w:type="dxa"/>
-            <w:left w:w="15" w:type="dxa"/>
-            <w:bottom w:w="15" w:type="dxa"/>
-            <w:right w:w="15" w:type="dxa"/>
-          </w:tblCellMar>
-        </w:tblPrEx>
-        <w:tc>
-          <w:tcPr>
-            <w:tcW w:w="0" w:type="auto"/>
-            <w:tcBorders>
-              <w:top w:val="single" w:color="CCCCCC" w:sz="6" w:space="0"/>
-              <w:left w:val="single" w:color="CCCCCC" w:sz="6" w:space="0"/>
-              <w:bottom w:val="single" w:color="CCCCCC" w:sz="6" w:space="0"/>
-              <w:right w:val="single" w:color="CCCCCC" w:sz="6" w:space="0"/>
-            </w:tcBorders>
-            <w:shd w:val="clear"/>
-            <w:tcMar>
-              <w:top w:w="120" w:type="dxa"/>
-              <w:left w:w="120" w:type="dxa"/>
-              <w:bottom w:w="120" w:type="dxa"/>
-              <w:right w:w="120" w:type="dxa"/>
-            </w:tcMar>
-            <w:vAlign w:val="center"/>
-          </w:tcPr>
-          <w:p>
-            <w:pPr>
-              <w:keepNext w:val="0"/>
-              <w:keepLines w:val="0"/>
-              <w:widowControl/>
-              <w:suppressLineNumbers w:val="0"/>
-              <w:jc w:val="left"/>
-            </w:pPr>
-            <w:r>
-              <w:rPr>
-                <w:rFonts w:ascii="宋体" w:hAnsi="宋体" w:eastAsia="宋体" w:cs="宋体"/>
-                <w:kern w:val="0"/>
-                <w:sz w:val="24"/>
-                <w:szCs w:val="24"/>
-                <w:bdr w:val="none" w:color="auto" w:sz="0" w:space="0"/>
-                <w:lang w:val="en-US" w:eastAsia="zh-CN" w:bidi="ar"/>
-              </w:rPr>
-              <w:t>快速</w:t>
-            </w:r>
-          </w:p>
-        </w:tc>
-        <w:tc>
-          <w:tcPr>
-            <w:tcW w:w="0" w:type="auto"/>
-            <w:tcBorders>
-              <w:top w:val="single" w:color="CCCCCC" w:sz="6" w:space="0"/>
-              <w:left w:val="single" w:color="CCCCCC" w:sz="6" w:space="0"/>
-              <w:bottom w:val="single" w:color="CCCCCC" w:sz="6" w:space="0"/>
-              <w:right w:val="single" w:color="CCCCCC" w:sz="6" w:space="0"/>
-            </w:tcBorders>
-            <w:shd w:val="clear"/>
-            <w:tcMar>
-              <w:top w:w="120" w:type="dxa"/>
-              <w:left w:w="120" w:type="dxa"/>
-              <w:bottom w:w="120" w:type="dxa"/>
-              <w:right w:w="120" w:type="dxa"/>
-            </w:tcMar>
-            <w:vAlign w:val="center"/>
-          </w:tcPr>
-          <w:p>
-            <w:pPr>
-              <w:keepNext w:val="0"/>
-              <w:keepLines w:val="0"/>
-              <w:widowControl/>
-              <w:suppressLineNumbers w:val="0"/>
-              <w:jc w:val="left"/>
-            </w:pPr>
-            <w:r>
-              <w:rPr>
-                <w:rFonts w:ascii="宋体" w:hAnsi="宋体" w:eastAsia="宋体" w:cs="宋体"/>
-                <w:kern w:val="0"/>
-                <w:sz w:val="24"/>
-                <w:szCs w:val="24"/>
-                <w:bdr w:val="none" w:color="auto" w:sz="0" w:space="0"/>
-                <w:lang w:val="en-US" w:eastAsia="zh-CN" w:bidi="ar"/>
-              </w:rPr>
-              <w:t>60</w:t>
-            </w:r>
-          </w:p>
-        </w:tc>
-        <w:tc>
-          <w:tcPr>
-            <w:tcW w:w="0" w:type="auto"/>
-            <w:tcBorders>
-              <w:top w:val="single" w:color="CCCCCC" w:sz="6" w:space="0"/>
-              <w:left w:val="single" w:color="CCCCCC" w:sz="6" w:space="0"/>
-              <w:bottom w:val="single" w:color="CCCCCC" w:sz="6" w:space="0"/>
-              <w:right w:val="single" w:color="CCCCCC" w:sz="6" w:space="0"/>
-            </w:tcBorders>
-            <w:shd w:val="clear"/>
-            <w:tcMar>
-              <w:top w:w="120" w:type="dxa"/>
-              <w:left w:w="120" w:type="dxa"/>
-              <w:bottom w:w="120" w:type="dxa"/>
-              <w:right w:w="120" w:type="dxa"/>
-            </w:tcMar>
-            <w:vAlign w:val="center"/>
-          </w:tcPr>
-          <w:p>
-            <w:pPr>
-              <w:keepNext w:val="0"/>
-              <w:keepLines w:val="0"/>
-              <w:widowControl/>
-              <w:suppressLineNumbers w:val="0"/>
-              <w:jc w:val="left"/>
-            </w:pPr>
-            <w:r>
-              <w:rPr>
-                <w:rFonts w:ascii="宋体" w:hAnsi="宋体" w:eastAsia="宋体" w:cs="宋体"/>
-                <w:kern w:val="0"/>
-                <w:sz w:val="24"/>
-                <w:szCs w:val="24"/>
-                <w:bdr w:val="none" w:color="auto" w:sz="0" w:space="0"/>
-                <w:lang w:val="en-US" w:eastAsia="zh-CN" w:bidi="ar"/>
-              </w:rPr>
-              <w:t>17</w:t>
-            </w:r>
-          </w:p>
-        </w:tc>
-        <w:tc>
-          <w:tcPr>
-            <w:tcW w:w="0" w:type="auto"/>
-            <w:tcBorders>
-              <w:top w:val="single" w:color="CCCCCC" w:sz="6" w:space="0"/>
-              <w:left w:val="single" w:color="CCCCCC" w:sz="6" w:space="0"/>
-              <w:bottom w:val="single" w:color="CCCCCC" w:sz="6" w:space="0"/>
-              <w:right w:val="single" w:color="CCCCCC" w:sz="6" w:space="0"/>
-            </w:tcBorders>
-            <w:shd w:val="clear"/>
-            <w:tcMar>
-              <w:top w:w="120" w:type="dxa"/>
-              <w:left w:w="120" w:type="dxa"/>
-              <w:bottom w:w="120" w:type="dxa"/>
-              <w:right w:w="120" w:type="dxa"/>
-            </w:tcMar>
-            <w:vAlign w:val="center"/>
-          </w:tcPr>
-          <w:p>
-            <w:pPr>
-              <w:keepNext w:val="0"/>
-              <w:keepLines w:val="0"/>
-              <w:widowControl/>
-              <w:suppressLineNumbers w:val="0"/>
-              <w:jc w:val="left"/>
-            </w:pPr>
-            <w:r>
-              <w:rPr>
-                <w:rFonts w:ascii="宋体" w:hAnsi="宋体" w:eastAsia="宋体" w:cs="宋体"/>
-                <w:kern w:val="0"/>
-                <w:sz w:val="24"/>
-                <w:szCs w:val="24"/>
-                <w:bdr w:val="none" w:color="auto" w:sz="0" w:space="0"/>
-                <w:lang w:val="en-US" w:eastAsia="zh-CN" w:bidi="ar"/>
-              </w:rPr>
-              <w:t>激烈争吵、快节奏行动、信息密集段</w:t>
-            </w:r>
-          </w:p>
-        </w:tc>
-      </w:tr>
-      <w:tr>
-        <w:tblPrEx>
-          <w:tblBorders>
-            <w:top w:val="none" w:color="auto" w:sz="0" w:space="0"/>
-            <w:left w:val="none" w:color="auto" w:sz="0" w:space="0"/>
-            <w:bottom w:val="none" w:color="auto" w:sz="0" w:space="0"/>
-            <w:right w:val="none" w:color="auto" w:sz="0" w:space="0"/>
-            <w:insideH w:val="none" w:color="auto" w:sz="0" w:space="0"/>
-            <w:insideV w:val="none" w:color="auto" w:sz="0" w:space="0"/>
-          </w:tblBorders>
-          <w:shd w:val="clear"/>
-          <w:tblCellMar>
-            <w:top w:w="15" w:type="dxa"/>
-            <w:left w:w="15" w:type="dxa"/>
-            <w:bottom w:w="15" w:type="dxa"/>
-            <w:right w:w="15" w:type="dxa"/>
-          </w:tblCellMar>
-        </w:tblPrEx>
-        <w:tc>
-          <w:tcPr>
-            <w:tcW w:w="0" w:type="auto"/>
-            <w:tcBorders>
-              <w:top w:val="single" w:color="CCCCCC" w:sz="6" w:space="0"/>
-              <w:left w:val="single" w:color="CCCCCC" w:sz="6" w:space="0"/>
-              <w:bottom w:val="single" w:color="CCCCCC" w:sz="6" w:space="0"/>
-              <w:right w:val="single" w:color="CCCCCC" w:sz="6" w:space="0"/>
-            </w:tcBorders>
-            <w:shd w:val="clear"/>
-            <w:tcMar>
-              <w:top w:w="120" w:type="dxa"/>
-              <w:left w:w="120" w:type="dxa"/>
-              <w:bottom w:w="120" w:type="dxa"/>
-              <w:right w:w="120" w:type="dxa"/>
-            </w:tcMar>
-            <w:vAlign w:val="center"/>
-          </w:tcPr>
-          <w:p>
-            <w:pPr>
-              <w:keepNext w:val="0"/>
-              <w:keepLines w:val="0"/>
-              <w:widowControl/>
-              <w:suppressLineNumbers w:val="0"/>
-              <w:jc w:val="left"/>
-            </w:pPr>
-            <w:r>
-              <w:rPr>
-                <w:rFonts w:ascii="宋体" w:hAnsi="宋体" w:eastAsia="宋体" w:cs="宋体"/>
-                <w:kern w:val="0"/>
-                <w:sz w:val="24"/>
-                <w:szCs w:val="24"/>
-                <w:bdr w:val="none" w:color="auto" w:sz="0" w:space="0"/>
-                <w:lang w:val="en-US" w:eastAsia="zh-CN" w:bidi="ar"/>
-              </w:rPr>
-              <w:t>极速</w:t>
-            </w:r>
-          </w:p>
-        </w:tc>
-        <w:tc>
-          <w:tcPr>
-            <w:tcW w:w="0" w:type="auto"/>
-            <w:tcBorders>
-              <w:top w:val="single" w:color="CCCCCC" w:sz="6" w:space="0"/>
-              <w:left w:val="single" w:color="CCCCCC" w:sz="6" w:space="0"/>
-              <w:bottom w:val="single" w:color="CCCCCC" w:sz="6" w:space="0"/>
-              <w:right w:val="single" w:color="CCCCCC" w:sz="6" w:space="0"/>
-            </w:tcBorders>
-            <w:shd w:val="clear"/>
-            <w:tcMar>
-              <w:top w:w="120" w:type="dxa"/>
-              <w:left w:w="120" w:type="dxa"/>
-              <w:bottom w:w="120" w:type="dxa"/>
-              <w:right w:w="120" w:type="dxa"/>
-            </w:tcMar>
-            <w:vAlign w:val="center"/>
-          </w:tcPr>
-          <w:p>
-            <w:pPr>
-              <w:keepNext w:val="0"/>
-              <w:keepLines w:val="0"/>
-              <w:widowControl/>
-              <w:suppressLineNumbers w:val="0"/>
-              <w:jc w:val="left"/>
-            </w:pPr>
-            <w:r>
-              <w:rPr>
-                <w:rFonts w:ascii="宋体" w:hAnsi="宋体" w:eastAsia="宋体" w:cs="宋体"/>
-                <w:kern w:val="0"/>
-                <w:sz w:val="24"/>
-                <w:szCs w:val="24"/>
-                <w:bdr w:val="none" w:color="auto" w:sz="0" w:space="0"/>
-                <w:lang w:val="en-US" w:eastAsia="zh-CN" w:bidi="ar"/>
-              </w:rPr>
-              <w:t>90</w:t>
-            </w:r>
-          </w:p>
-        </w:tc>
-        <w:tc>
-          <w:tcPr>
-            <w:tcW w:w="0" w:type="auto"/>
-            <w:tcBorders>
-              <w:top w:val="single" w:color="CCCCCC" w:sz="6" w:space="0"/>
-              <w:left w:val="single" w:color="CCCCCC" w:sz="6" w:space="0"/>
-              <w:bottom w:val="single" w:color="CCCCCC" w:sz="6" w:space="0"/>
-              <w:right w:val="single" w:color="CCCCCC" w:sz="6" w:space="0"/>
-            </w:tcBorders>
-            <w:shd w:val="clear"/>
-            <w:tcMar>
-              <w:top w:w="120" w:type="dxa"/>
-              <w:left w:w="120" w:type="dxa"/>
-              <w:bottom w:w="120" w:type="dxa"/>
-              <w:right w:w="120" w:type="dxa"/>
-            </w:tcMar>
-            <w:vAlign w:val="center"/>
-          </w:tcPr>
-          <w:p>
-            <w:pPr>
-              <w:keepNext w:val="0"/>
-              <w:keepLines w:val="0"/>
-              <w:widowControl/>
-              <w:suppressLineNumbers w:val="0"/>
-              <w:jc w:val="left"/>
-            </w:pPr>
-            <w:r>
-              <w:rPr>
-                <w:rFonts w:ascii="宋体" w:hAnsi="宋体" w:eastAsia="宋体" w:cs="宋体"/>
-                <w:kern w:val="0"/>
-                <w:sz w:val="24"/>
-                <w:szCs w:val="24"/>
-                <w:bdr w:val="none" w:color="auto" w:sz="0" w:space="0"/>
-                <w:lang w:val="en-US" w:eastAsia="zh-CN" w:bidi="ar"/>
-              </w:rPr>
-              <w:t>11</w:t>
-            </w:r>
-          </w:p>
-        </w:tc>
-        <w:tc>
-          <w:tcPr>
-            <w:tcW w:w="0" w:type="auto"/>
-            <w:tcBorders>
-              <w:top w:val="single" w:color="CCCCCC" w:sz="6" w:space="0"/>
-              <w:left w:val="single" w:color="CCCCCC" w:sz="6" w:space="0"/>
-              <w:bottom w:val="single" w:color="CCCCCC" w:sz="6" w:space="0"/>
-              <w:right w:val="single" w:color="CCCCCC" w:sz="6" w:space="0"/>
-            </w:tcBorders>
-            <w:shd w:val="clear"/>
-            <w:tcMar>
-              <w:top w:w="120" w:type="dxa"/>
-              <w:left w:w="120" w:type="dxa"/>
-              <w:bottom w:w="120" w:type="dxa"/>
-              <w:right w:w="120" w:type="dxa"/>
-            </w:tcMar>
-            <w:vAlign w:val="center"/>
-          </w:tcPr>
-          <w:p>
-            <w:pPr>
-              <w:keepNext w:val="0"/>
-              <w:keepLines w:val="0"/>
-              <w:widowControl/>
-              <w:suppressLineNumbers w:val="0"/>
-              <w:jc w:val="left"/>
-            </w:pPr>
-            <w:r>
-              <w:rPr>
-                <w:rFonts w:ascii="宋体" w:hAnsi="宋体" w:eastAsia="宋体" w:cs="宋体"/>
-                <w:kern w:val="0"/>
-                <w:sz w:val="24"/>
-                <w:szCs w:val="24"/>
-                <w:bdr w:val="none" w:color="auto" w:sz="0" w:space="0"/>
-                <w:lang w:val="en-US" w:eastAsia="zh-CN" w:bidi="ar"/>
-              </w:rPr>
-              <w:t>系统提示、重复剧情、长段速读</w:t>
-            </w:r>
-          </w:p>
-        </w:tc>
-      </w:tr>
-      <w:tr>
-        <w:tblPrEx>
-          <w:tblBorders>
-            <w:top w:val="none" w:color="auto" w:sz="0" w:space="0"/>
-            <w:left w:val="none" w:color="auto" w:sz="0" w:space="0"/>
-            <w:bottom w:val="none" w:color="auto" w:sz="0" w:space="0"/>
-            <w:right w:val="none" w:color="auto" w:sz="0" w:space="0"/>
-            <w:insideH w:val="none" w:color="auto" w:sz="0" w:space="0"/>
-            <w:insideV w:val="none" w:color="auto" w:sz="0" w:space="0"/>
-          </w:tblBorders>
-          <w:shd w:val="clear"/>
-          <w:tblCellMar>
-            <w:top w:w="15" w:type="dxa"/>
-            <w:left w:w="15" w:type="dxa"/>
-            <w:bottom w:w="15" w:type="dxa"/>
-            <w:right w:w="15" w:type="dxa"/>
-          </w:tblCellMar>
-        </w:tblPrEx>
-        <w:tc>
-          <w:tcPr>
-            <w:tcW w:w="0" w:type="auto"/>
-            <w:tcBorders>
-              <w:top w:val="single" w:color="CCCCCC" w:sz="6" w:space="0"/>
-              <w:left w:val="single" w:color="CCCCCC" w:sz="6" w:space="0"/>
-              <w:bottom w:val="single" w:color="CCCCCC" w:sz="6" w:space="0"/>
-              <w:right w:val="single" w:color="CCCCCC" w:sz="6" w:space="0"/>
-            </w:tcBorders>
-            <w:shd w:val="clear"/>
-            <w:tcMar>
-              <w:top w:w="120" w:type="dxa"/>
-              <w:left w:w="120" w:type="dxa"/>
-              <w:bottom w:w="120" w:type="dxa"/>
-              <w:right w:w="120" w:type="dxa"/>
-            </w:tcMar>
-            <w:vAlign w:val="center"/>
-          </w:tcPr>
-          <w:p>
-            <w:pPr>
-              <w:keepNext w:val="0"/>
-              <w:keepLines w:val="0"/>
-              <w:widowControl/>
-              <w:suppressLineNumbers w:val="0"/>
-              <w:jc w:val="left"/>
-            </w:pPr>
-            <w:r>
-              <w:rPr>
-                <w:rFonts w:ascii="宋体" w:hAnsi="宋体" w:eastAsia="宋体" w:cs="宋体"/>
-                <w:kern w:val="0"/>
-                <w:sz w:val="24"/>
-                <w:szCs w:val="24"/>
-                <w:bdr w:val="none" w:color="auto" w:sz="0" w:space="0"/>
-                <w:lang w:val="en-US" w:eastAsia="zh-CN" w:bidi="ar"/>
-              </w:rPr>
-              <w:t>立即</w:t>
-            </w:r>
-          </w:p>
-        </w:tc>
-        <w:tc>
-          <w:tcPr>
-            <w:tcW w:w="0" w:type="auto"/>
-            <w:tcBorders>
-              <w:top w:val="single" w:color="CCCCCC" w:sz="6" w:space="0"/>
-              <w:left w:val="single" w:color="CCCCCC" w:sz="6" w:space="0"/>
-              <w:bottom w:val="single" w:color="CCCCCC" w:sz="6" w:space="0"/>
-              <w:right w:val="single" w:color="CCCCCC" w:sz="6" w:space="0"/>
-            </w:tcBorders>
-            <w:shd w:val="clear"/>
-            <w:tcMar>
-              <w:top w:w="120" w:type="dxa"/>
-              <w:left w:w="120" w:type="dxa"/>
-              <w:bottom w:w="120" w:type="dxa"/>
-              <w:right w:w="120" w:type="dxa"/>
-            </w:tcMar>
-            <w:vAlign w:val="center"/>
-          </w:tcPr>
-          <w:p>
-            <w:pPr>
-              <w:keepNext w:val="0"/>
-              <w:keepLines w:val="0"/>
-              <w:widowControl/>
-              <w:suppressLineNumbers w:val="0"/>
-              <w:jc w:val="left"/>
-            </w:pPr>
-            <w:r>
-              <w:rPr>
-                <w:rFonts w:ascii="宋体" w:hAnsi="宋体" w:eastAsia="宋体" w:cs="宋体"/>
-                <w:kern w:val="0"/>
-                <w:sz w:val="24"/>
-                <w:szCs w:val="24"/>
-                <w:bdr w:val="none" w:color="auto" w:sz="0" w:space="0"/>
-                <w:lang w:val="en-US" w:eastAsia="zh-CN" w:bidi="ar"/>
-              </w:rPr>
-              <w:t>0（无限）</w:t>
-            </w:r>
-          </w:p>
-        </w:tc>
-        <w:tc>
-          <w:tcPr>
-            <w:tcW w:w="0" w:type="auto"/>
-            <w:tcBorders>
-              <w:top w:val="single" w:color="CCCCCC" w:sz="6" w:space="0"/>
-              <w:left w:val="single" w:color="CCCCCC" w:sz="6" w:space="0"/>
-              <w:bottom w:val="single" w:color="CCCCCC" w:sz="6" w:space="0"/>
-              <w:right w:val="single" w:color="CCCCCC" w:sz="6" w:space="0"/>
-            </w:tcBorders>
-            <w:shd w:val="clear"/>
-            <w:tcMar>
-              <w:top w:w="120" w:type="dxa"/>
-              <w:left w:w="120" w:type="dxa"/>
-              <w:bottom w:w="120" w:type="dxa"/>
-              <w:right w:w="120" w:type="dxa"/>
-            </w:tcMar>
-            <w:vAlign w:val="center"/>
-          </w:tcPr>
-          <w:p>
-            <w:pPr>
-              <w:keepNext w:val="0"/>
-              <w:keepLines w:val="0"/>
-              <w:widowControl/>
-              <w:suppressLineNumbers w:val="0"/>
-              <w:jc w:val="left"/>
-            </w:pPr>
-            <w:r>
-              <w:rPr>
-                <w:rFonts w:ascii="宋体" w:hAnsi="宋体" w:eastAsia="宋体" w:cs="宋体"/>
-                <w:kern w:val="0"/>
-                <w:sz w:val="24"/>
-                <w:szCs w:val="24"/>
-                <w:bdr w:val="none" w:color="auto" w:sz="0" w:space="0"/>
-                <w:lang w:val="en-US" w:eastAsia="zh-CN" w:bidi="ar"/>
-              </w:rPr>
-              <w:t>0</w:t>
-            </w:r>
-          </w:p>
-        </w:tc>
-        <w:tc>
-          <w:tcPr>
-            <w:tcW w:w="0" w:type="auto"/>
-            <w:tcBorders>
-              <w:top w:val="single" w:color="CCCCCC" w:sz="6" w:space="0"/>
-              <w:left w:val="single" w:color="CCCCCC" w:sz="6" w:space="0"/>
-              <w:bottom w:val="single" w:color="CCCCCC" w:sz="6" w:space="0"/>
-              <w:right w:val="single" w:color="CCCCCC" w:sz="6" w:space="0"/>
-            </w:tcBorders>
-            <w:shd w:val="clear"/>
-            <w:tcMar>
-              <w:top w:w="120" w:type="dxa"/>
-              <w:left w:w="120" w:type="dxa"/>
-              <w:bottom w:w="120" w:type="dxa"/>
-              <w:right w:w="120" w:type="dxa"/>
-            </w:tcMar>
-            <w:vAlign w:val="center"/>
-          </w:tcPr>
-          <w:p>
-            <w:pPr>
-              <w:keepNext w:val="0"/>
-              <w:keepLines w:val="0"/>
-              <w:widowControl/>
-              <w:suppressLineNumbers w:val="0"/>
-              <w:jc w:val="left"/>
-            </w:pPr>
-            <w:r>
-              <w:rPr>
-                <w:rFonts w:ascii="宋体" w:hAnsi="宋体" w:eastAsia="宋体" w:cs="宋体"/>
-                <w:kern w:val="0"/>
-                <w:sz w:val="24"/>
-                <w:szCs w:val="24"/>
-                <w:bdr w:val="none" w:color="auto" w:sz="0" w:space="0"/>
-                <w:lang w:val="en-US" w:eastAsia="zh-CN" w:bidi="ar"/>
-              </w:rPr>
-              <w:t>跳过、回看、玩家手动速览</w:t>
-            </w:r>
-          </w:p>
-        </w:tc>
-      </w:tr>
-    </w:tbl>
-    <w:p>
-      <w:pPr>
-        <w:pStyle w:val="5"/>
-        <w:keepNext w:val="0"/>
-        <w:keepLines w:val="0"/>
-        <w:widowControl/>
-        <w:numPr>
-          <w:ilvl w:val="0"/>
-          <w:numId w:val="7"/>
-        </w:numPr>
-        <w:suppressLineNumbers w:val="0"/>
-        <w:ind w:left="0" w:leftChars="0" w:right="0" w:rightChars="0" w:firstLine="0" w:firstLineChars="0"/>
-        <w:rPr>
-          <w:rStyle w:val="10"/>
-          <w:rFonts w:hint="eastAsia"/>
-          <w:i w:val="0"/>
-          <w:iCs/>
-          <w:sz w:val="28"/>
-          <w:szCs w:val="28"/>
-          <w:lang w:val="en-US" w:eastAsia="zh-CN"/>
-        </w:rPr>
-      </w:pPr>
-      <w:r>
-        <w:rPr>
-          <w:rStyle w:val="10"/>
-          <w:rFonts w:hint="eastAsia"/>
-          <w:i w:val="0"/>
-          <w:iCs/>
-          <w:sz w:val="28"/>
-          <w:szCs w:val="28"/>
-          <w:lang w:val="en-US" w:eastAsia="zh-CN"/>
-        </w:rPr>
-        <w:t>文本未显示完时点击，显示全部文本或直接跳转至下一段文本，默认未显示全部文本；</w:t>
-      </w:r>
-    </w:p>
-    <w:p>
-      <w:pPr>
-        <w:pStyle w:val="5"/>
-        <w:keepNext w:val="0"/>
-        <w:keepLines w:val="0"/>
-        <w:widowControl/>
-        <w:numPr>
-          <w:ilvl w:val="0"/>
-          <w:numId w:val="7"/>
-        </w:numPr>
-        <w:suppressLineNumbers w:val="0"/>
-        <w:ind w:left="0" w:leftChars="0" w:right="0" w:rightChars="0" w:firstLine="0" w:firstLineChars="0"/>
-        <w:rPr>
-          <w:rStyle w:val="10"/>
-          <w:rFonts w:hint="default"/>
-          <w:i w:val="0"/>
-          <w:iCs/>
-          <w:sz w:val="28"/>
-          <w:szCs w:val="28"/>
-          <w:lang w:val="en-US" w:eastAsia="zh-CN"/>
-        </w:rPr>
-      </w:pPr>
-      <w:r>
-        <w:rPr>
-          <w:rStyle w:val="10"/>
-          <w:rFonts w:hint="eastAsia"/>
-          <w:i w:val="0"/>
-          <w:iCs/>
-          <w:sz w:val="28"/>
-          <w:szCs w:val="28"/>
-          <w:lang w:val="en-US" w:eastAsia="zh-CN"/>
-        </w:rPr>
-        <w:t>快进方式，全部快进或仅快进已读内容，默认为仅快进已读内容；</w:t>
-      </w:r>
-    </w:p>
-    <w:p>
-      <w:pPr>
-        <w:pStyle w:val="5"/>
-        <w:keepNext w:val="0"/>
-        <w:keepLines w:val="0"/>
-        <w:widowControl/>
-        <w:numPr>
-          <w:ilvl w:val="0"/>
-          <w:numId w:val="7"/>
-        </w:numPr>
-        <w:suppressLineNumbers w:val="0"/>
-        <w:ind w:left="0" w:leftChars="0" w:right="0" w:rightChars="0" w:firstLine="0" w:firstLineChars="0"/>
-        <w:rPr>
-          <w:rStyle w:val="10"/>
-          <w:rFonts w:hint="eastAsia"/>
-          <w:i w:val="0"/>
-          <w:iCs/>
-          <w:sz w:val="28"/>
-          <w:szCs w:val="28"/>
-          <w:lang w:val="en-US" w:eastAsia="zh-CN"/>
-        </w:rPr>
-      </w:pPr>
-      <w:r>
-        <w:rPr>
-          <w:rStyle w:val="10"/>
-          <w:rFonts w:hint="eastAsia"/>
-          <w:i w:val="0"/>
-          <w:iCs/>
-          <w:sz w:val="28"/>
-          <w:szCs w:val="28"/>
-          <w:lang w:val="en-US" w:eastAsia="zh-CN"/>
-        </w:rPr>
-        <w:t>自动播放速度，可参考表格；</w:t>
-      </w:r>
-    </w:p>
-    <w:p>
-      <w:pPr>
-        <w:pStyle w:val="5"/>
-        <w:keepNext w:val="0"/>
-        <w:keepLines w:val="0"/>
-        <w:widowControl/>
-        <w:numPr>
-          <w:numId w:val="0"/>
-        </w:numPr>
-        <w:suppressLineNumbers w:val="0"/>
-        <w:ind w:leftChars="0" w:right="0" w:rightChars="0"/>
-        <w:rPr>
-          <w:rStyle w:val="10"/>
-          <w:rFonts w:hint="eastAsia"/>
-          <w:i w:val="0"/>
-          <w:iCs/>
-          <w:sz w:val="28"/>
-          <w:szCs w:val="28"/>
-          <w:lang w:val="en-US" w:eastAsia="zh-CN"/>
-        </w:rPr>
-      </w:pPr>
-      <w:r>
-        <w:rPr>
-          <w:rStyle w:val="10"/>
-          <w:rFonts w:hint="eastAsia"/>
-          <w:i w:val="0"/>
-          <w:iCs/>
-          <w:sz w:val="28"/>
-          <w:szCs w:val="28"/>
-          <w:lang w:val="en-US" w:eastAsia="zh-CN"/>
-        </w:rPr>
-        <w:t>文字速度：慢（15～25CPS）→ 自动播放：+0.5～1s</w:t>
-      </w:r>
-    </w:p>
-    <w:p>
-      <w:pPr>
-        <w:pStyle w:val="5"/>
-        <w:keepNext w:val="0"/>
-        <w:keepLines w:val="0"/>
-        <w:widowControl/>
-        <w:numPr>
-          <w:numId w:val="0"/>
-        </w:numPr>
-        <w:suppressLineNumbers w:val="0"/>
-        <w:ind w:leftChars="0" w:right="0" w:rightChars="0"/>
-        <w:rPr>
-          <w:rStyle w:val="10"/>
-          <w:rFonts w:hint="eastAsia"/>
-          <w:i w:val="0"/>
-          <w:iCs/>
-          <w:sz w:val="28"/>
-          <w:szCs w:val="28"/>
-          <w:lang w:val="en-US" w:eastAsia="zh-CN"/>
-        </w:rPr>
-      </w:pPr>
-      <w:r>
-        <w:rPr>
-          <w:rStyle w:val="10"/>
-          <w:rFonts w:hint="eastAsia"/>
-          <w:i w:val="0"/>
-          <w:iCs/>
-          <w:sz w:val="28"/>
-          <w:szCs w:val="28"/>
-          <w:lang w:val="en-US" w:eastAsia="zh-CN"/>
-        </w:rPr>
-        <w:t>文字速度：标准（40CPS）→ 自动播放：2.5～3s</w:t>
-      </w:r>
-    </w:p>
-    <w:p>
-      <w:pPr>
-        <w:pStyle w:val="5"/>
-        <w:keepNext w:val="0"/>
-        <w:keepLines w:val="0"/>
-        <w:widowControl/>
-        <w:numPr>
-          <w:numId w:val="0"/>
-        </w:numPr>
-        <w:suppressLineNumbers w:val="0"/>
-        <w:ind w:leftChars="0" w:right="0" w:rightChars="0"/>
-        <w:rPr>
-          <w:rStyle w:val="10"/>
-          <w:rFonts w:hint="default"/>
-          <w:i w:val="0"/>
-          <w:iCs/>
-          <w:sz w:val="28"/>
-          <w:szCs w:val="28"/>
-          <w:lang w:val="en-US" w:eastAsia="zh-CN"/>
-        </w:rPr>
-      </w:pPr>
-      <w:r>
-        <w:rPr>
-          <w:rStyle w:val="10"/>
-          <w:rFonts w:hint="eastAsia"/>
-          <w:i w:val="0"/>
-          <w:iCs/>
-          <w:sz w:val="28"/>
-          <w:szCs w:val="28"/>
-          <w:lang w:val="en-US" w:eastAsia="zh-CN"/>
-        </w:rPr>
-        <w:t>文字速度：快（60CPS+）→ 自动播放：1.5～2s</w:t>
-      </w:r>
-    </w:p>
-    <w:tbl>
-      <w:tblPr>
-        <w:tblW w:w="5000" w:type="pct"/>
-        <w:tblInd w:w="0" w:type="dxa"/>
-        <w:tblBorders>
-          <w:top w:val="none" w:color="auto" w:sz="0" w:space="0"/>
-          <w:left w:val="none" w:color="auto" w:sz="0" w:space="0"/>
-          <w:bottom w:val="none" w:color="auto" w:sz="0" w:space="0"/>
-          <w:right w:val="none" w:color="auto" w:sz="0" w:space="0"/>
-          <w:insideH w:val="none" w:color="auto" w:sz="0" w:space="0"/>
-          <w:insideV w:val="none" w:color="auto" w:sz="0" w:space="0"/>
-        </w:tblBorders>
-        <w:shd w:val="clear"/>
-        <w:tblLayout w:type="autofit"/>
-        <w:tblCellMar>
-          <w:top w:w="15" w:type="dxa"/>
-          <w:left w:w="15" w:type="dxa"/>
-          <w:bottom w:w="15" w:type="dxa"/>
-          <w:right w:w="15" w:type="dxa"/>
-        </w:tblCellMar>
-      </w:tblPr>
-      <w:tblGrid>
-        <w:gridCol w:w="1680"/>
-        <w:gridCol w:w="1842"/>
-        <w:gridCol w:w="5024"/>
-      </w:tblGrid>
-      <w:tr>
-        <w:tblPrEx>
-          <w:tblBorders>
-            <w:top w:val="none" w:color="auto" w:sz="0" w:space="0"/>
-            <w:left w:val="none" w:color="auto" w:sz="0" w:space="0"/>
-            <w:bottom w:val="none" w:color="auto" w:sz="0" w:space="0"/>
-            <w:right w:val="none" w:color="auto" w:sz="0" w:space="0"/>
-            <w:insideH w:val="none" w:color="auto" w:sz="0" w:space="0"/>
-            <w:insideV w:val="none" w:color="auto" w:sz="0" w:space="0"/>
-          </w:tblBorders>
-          <w:tblCellMar>
-            <w:top w:w="15" w:type="dxa"/>
-            <w:left w:w="15" w:type="dxa"/>
-            <w:bottom w:w="15" w:type="dxa"/>
-            <w:right w:w="15" w:type="dxa"/>
-          </w:tblCellMar>
-        </w:tblPrEx>
-        <w:trPr>
-          <w:tblHeader/>
-        </w:trPr>
-        <w:tc>
-          <w:tcPr>
-            <w:tcW w:w="0" w:type="auto"/>
-            <w:tcBorders>
-              <w:top w:val="single" w:color="CCCCCC" w:sz="6" w:space="0"/>
-              <w:left w:val="single" w:color="CCCCCC" w:sz="6" w:space="0"/>
-              <w:bottom w:val="single" w:color="CCCCCC" w:sz="6" w:space="0"/>
-              <w:right w:val="single" w:color="CCCCCC" w:sz="6" w:space="0"/>
-            </w:tcBorders>
-            <w:shd w:val="clear"/>
-            <w:tcMar>
-              <w:top w:w="120" w:type="dxa"/>
-              <w:left w:w="120" w:type="dxa"/>
-              <w:bottom w:w="120" w:type="dxa"/>
-              <w:right w:w="120" w:type="dxa"/>
-            </w:tcMar>
-            <w:vAlign w:val="center"/>
-          </w:tcPr>
-          <w:p>
-            <w:pPr>
-              <w:keepNext w:val="0"/>
-              <w:keepLines w:val="0"/>
-              <w:widowControl/>
-              <w:suppressLineNumbers w:val="0"/>
-              <w:jc w:val="left"/>
-              <w:rPr>
-                <w:b/>
-                <w:bCs/>
-              </w:rPr>
-            </w:pPr>
-            <w:r>
-              <w:rPr>
-                <w:rFonts w:ascii="宋体" w:hAnsi="宋体" w:eastAsia="宋体" w:cs="宋体"/>
-                <w:b/>
-                <w:bCs/>
-                <w:kern w:val="0"/>
-                <w:sz w:val="24"/>
-                <w:szCs w:val="24"/>
-                <w:bdr w:val="none" w:color="auto" w:sz="0" w:space="0"/>
-                <w:lang w:val="en-US" w:eastAsia="zh-CN" w:bidi="ar"/>
-              </w:rPr>
-              <w:t>自动档位</w:t>
-            </w:r>
-          </w:p>
-        </w:tc>
-        <w:tc>
-          <w:tcPr>
-            <w:tcW w:w="0" w:type="auto"/>
-            <w:tcBorders>
-              <w:top w:val="single" w:color="CCCCCC" w:sz="6" w:space="0"/>
-              <w:left w:val="single" w:color="CCCCCC" w:sz="6" w:space="0"/>
-              <w:bottom w:val="single" w:color="CCCCCC" w:sz="6" w:space="0"/>
-              <w:right w:val="single" w:color="CCCCCC" w:sz="6" w:space="0"/>
-            </w:tcBorders>
-            <w:shd w:val="clear"/>
-            <w:tcMar>
-              <w:top w:w="120" w:type="dxa"/>
-              <w:left w:w="120" w:type="dxa"/>
-              <w:bottom w:w="120" w:type="dxa"/>
-              <w:right w:w="120" w:type="dxa"/>
-            </w:tcMar>
-            <w:vAlign w:val="center"/>
-          </w:tcPr>
-          <w:p>
-            <w:pPr>
-              <w:keepNext w:val="0"/>
-              <w:keepLines w:val="0"/>
-              <w:widowControl/>
-              <w:suppressLineNumbers w:val="0"/>
-              <w:jc w:val="left"/>
-              <w:rPr>
-                <w:b/>
-                <w:bCs/>
-              </w:rPr>
-            </w:pPr>
-            <w:r>
-              <w:rPr>
-                <w:rFonts w:ascii="宋体" w:hAnsi="宋体" w:eastAsia="宋体" w:cs="宋体"/>
-                <w:b/>
-                <w:bCs/>
-                <w:kern w:val="0"/>
-                <w:sz w:val="24"/>
-                <w:szCs w:val="24"/>
-                <w:bdr w:val="none" w:color="auto" w:sz="0" w:space="0"/>
-                <w:lang w:val="en-US" w:eastAsia="zh-CN" w:bidi="ar"/>
-              </w:rPr>
-              <w:t>间隔时间</w:t>
-            </w:r>
-          </w:p>
-        </w:tc>
-        <w:tc>
-          <w:tcPr>
-            <w:tcW w:w="0" w:type="auto"/>
-            <w:tcBorders>
-              <w:top w:val="single" w:color="CCCCCC" w:sz="6" w:space="0"/>
-              <w:left w:val="single" w:color="CCCCCC" w:sz="6" w:space="0"/>
-              <w:bottom w:val="single" w:color="CCCCCC" w:sz="6" w:space="0"/>
-              <w:right w:val="single" w:color="CCCCCC" w:sz="6" w:space="0"/>
-            </w:tcBorders>
-            <w:shd w:val="clear"/>
-            <w:tcMar>
-              <w:top w:w="120" w:type="dxa"/>
-              <w:left w:w="120" w:type="dxa"/>
-              <w:bottom w:w="120" w:type="dxa"/>
-              <w:right w:w="120" w:type="dxa"/>
-            </w:tcMar>
-            <w:vAlign w:val="center"/>
-          </w:tcPr>
-          <w:p>
-            <w:pPr>
-              <w:keepNext w:val="0"/>
-              <w:keepLines w:val="0"/>
-              <w:widowControl/>
-              <w:suppressLineNumbers w:val="0"/>
-              <w:jc w:val="left"/>
-              <w:rPr>
-                <w:b/>
-                <w:bCs/>
-              </w:rPr>
-            </w:pPr>
-            <w:r>
-              <w:rPr>
-                <w:rFonts w:ascii="宋体" w:hAnsi="宋体" w:eastAsia="宋体" w:cs="宋体"/>
-                <w:b/>
-                <w:bCs/>
-                <w:kern w:val="0"/>
-                <w:sz w:val="24"/>
-                <w:szCs w:val="24"/>
-                <w:bdr w:val="none" w:color="auto" w:sz="0" w:space="0"/>
                 <w:lang w:val="en-US" w:eastAsia="zh-CN" w:bidi="ar"/>
               </w:rPr>
               <w:t>适用场景</w:t>
@@ -6199,7 +4804,7 @@
               <w:bottom w:val="single" w:color="CCCCCC" w:sz="6" w:space="0"/>
               <w:right w:val="single" w:color="CCCCCC" w:sz="6" w:space="0"/>
             </w:tcBorders>
-            <w:shd w:val="clear"/>
+            <w:shd w:val="clear" w:color="auto" w:fill="auto"/>
             <w:tcMar>
               <w:top w:w="120" w:type="dxa"/>
               <w:left w:w="120" w:type="dxa"/>
@@ -6222,10 +4827,9 @@
                 <w:kern w:val="0"/>
                 <w:sz w:val="24"/>
                 <w:szCs w:val="24"/>
-                <w:bdr w:val="none" w:color="auto" w:sz="0" w:space="0"/>
                 <w:lang w:val="en-US" w:eastAsia="zh-CN" w:bidi="ar"/>
               </w:rPr>
-              <w:t>慢速自动</w:t>
+              <w:t>极慢</w:t>
             </w:r>
           </w:p>
         </w:tc>
@@ -6238,7 +4842,7 @@
               <w:bottom w:val="single" w:color="CCCCCC" w:sz="6" w:space="0"/>
               <w:right w:val="single" w:color="CCCCCC" w:sz="6" w:space="0"/>
             </w:tcBorders>
-            <w:shd w:val="clear"/>
+            <w:shd w:val="clear" w:color="auto" w:fill="auto"/>
             <w:tcMar>
               <w:top w:w="120" w:type="dxa"/>
               <w:left w:w="120" w:type="dxa"/>
@@ -6261,10 +4865,9 @@
                 <w:kern w:val="0"/>
                 <w:sz w:val="24"/>
                 <w:szCs w:val="24"/>
-                <w:bdr w:val="none" w:color="auto" w:sz="0" w:space="0"/>
                 <w:lang w:val="en-US" w:eastAsia="zh-CN" w:bidi="ar"/>
               </w:rPr>
-              <w:t>3.5～4.5s</w:t>
+              <w:t>15</w:t>
             </w:r>
           </w:p>
         </w:tc>
@@ -6277,7 +4880,7 @@
               <w:bottom w:val="single" w:color="CCCCCC" w:sz="6" w:space="0"/>
               <w:right w:val="single" w:color="CCCCCC" w:sz="6" w:space="0"/>
             </w:tcBorders>
-            <w:shd w:val="clear"/>
+            <w:shd w:val="clear" w:color="auto" w:fill="auto"/>
             <w:tcMar>
               <w:top w:w="120" w:type="dxa"/>
               <w:left w:w="120" w:type="dxa"/>
@@ -6300,32 +4903,12 @@
                 <w:kern w:val="0"/>
                 <w:sz w:val="24"/>
                 <w:szCs w:val="24"/>
-                <w:bdr w:val="none" w:color="auto" w:sz="0" w:space="0"/>
                 <w:lang w:val="en-US" w:eastAsia="zh-CN" w:bidi="ar"/>
               </w:rPr>
-              <w:t>抒情、氛围、悬疑、内心独白</w:t>
+              <w:t>67</w:t>
             </w:r>
           </w:p>
         </w:tc>
-      </w:tr>
-      <w:tr>
-        <w:tblPrEx>
-          <w:tblBorders>
-            <w:top w:val="none" w:color="auto" w:sz="0" w:space="0"/>
-            <w:left w:val="none" w:color="auto" w:sz="0" w:space="0"/>
-            <w:bottom w:val="none" w:color="auto" w:sz="0" w:space="0"/>
-            <w:right w:val="none" w:color="auto" w:sz="0" w:space="0"/>
-            <w:insideH w:val="none" w:color="auto" w:sz="0" w:space="0"/>
-            <w:insideV w:val="none" w:color="auto" w:sz="0" w:space="0"/>
-          </w:tblBorders>
-          <w:shd w:val="clear"/>
-          <w:tblCellMar>
-            <w:top w:w="15" w:type="dxa"/>
-            <w:left w:w="15" w:type="dxa"/>
-            <w:bottom w:w="15" w:type="dxa"/>
-            <w:right w:w="15" w:type="dxa"/>
-          </w:tblCellMar>
-        </w:tblPrEx>
         <w:tc>
           <w:tcPr>
             <w:tcW w:w="0" w:type="auto"/>
@@ -6335,7 +4918,7 @@
               <w:bottom w:val="single" w:color="CCCCCC" w:sz="6" w:space="0"/>
               <w:right w:val="single" w:color="CCCCCC" w:sz="6" w:space="0"/>
             </w:tcBorders>
-            <w:shd w:val="clear"/>
+            <w:shd w:val="clear" w:color="auto" w:fill="auto"/>
             <w:tcMar>
               <w:top w:w="120" w:type="dxa"/>
               <w:left w:w="120" w:type="dxa"/>
@@ -6358,224 +4941,9 @@
                 <w:kern w:val="0"/>
                 <w:sz w:val="24"/>
                 <w:szCs w:val="24"/>
-                <w:bdr w:val="none" w:color="auto" w:sz="0" w:space="0"/>
                 <w:lang w:val="en-US" w:eastAsia="zh-CN" w:bidi="ar"/>
               </w:rPr>
-              <w:t>标准自动</w:t>
-            </w:r>
-          </w:p>
-        </w:tc>
-        <w:tc>
-          <w:tcPr>
-            <w:tcW w:w="0" w:type="auto"/>
-            <w:tcBorders>
-              <w:top w:val="single" w:color="CCCCCC" w:sz="6" w:space="0"/>
-              <w:left w:val="single" w:color="CCCCCC" w:sz="6" w:space="0"/>
-              <w:bottom w:val="single" w:color="CCCCCC" w:sz="6" w:space="0"/>
-              <w:right w:val="single" w:color="CCCCCC" w:sz="6" w:space="0"/>
-            </w:tcBorders>
-            <w:shd w:val="clear"/>
-            <w:tcMar>
-              <w:top w:w="120" w:type="dxa"/>
-              <w:left w:w="120" w:type="dxa"/>
-              <w:bottom w:w="120" w:type="dxa"/>
-              <w:right w:w="120" w:type="dxa"/>
-            </w:tcMar>
-            <w:vAlign w:val="center"/>
-          </w:tcPr>
-          <w:p>
-            <w:pPr>
-              <w:keepNext w:val="0"/>
-              <w:keepLines w:val="0"/>
-              <w:widowControl/>
-              <w:suppressLineNumbers w:val="0"/>
-              <w:jc w:val="left"/>
-            </w:pPr>
-            <w:r>
-              <w:rPr>
-                <w:rFonts w:ascii="宋体" w:hAnsi="宋体" w:eastAsia="宋体" w:cs="宋体"/>
-                <w:kern w:val="0"/>
-                <w:sz w:val="24"/>
-                <w:szCs w:val="24"/>
-                <w:bdr w:val="none" w:color="auto" w:sz="0" w:space="0"/>
-                <w:lang w:val="en-US" w:eastAsia="zh-CN" w:bidi="ar"/>
-              </w:rPr>
-              <w:t>2.5～3.0s</w:t>
-            </w:r>
-          </w:p>
-        </w:tc>
-        <w:tc>
-          <w:tcPr>
-            <w:tcW w:w="0" w:type="auto"/>
-            <w:tcBorders>
-              <w:top w:val="single" w:color="CCCCCC" w:sz="6" w:space="0"/>
-              <w:left w:val="single" w:color="CCCCCC" w:sz="6" w:space="0"/>
-              <w:bottom w:val="single" w:color="CCCCCC" w:sz="6" w:space="0"/>
-              <w:right w:val="single" w:color="CCCCCC" w:sz="6" w:space="0"/>
-            </w:tcBorders>
-            <w:shd w:val="clear"/>
-            <w:tcMar>
-              <w:top w:w="120" w:type="dxa"/>
-              <w:left w:w="120" w:type="dxa"/>
-              <w:bottom w:w="120" w:type="dxa"/>
-              <w:right w:w="120" w:type="dxa"/>
-            </w:tcMar>
-            <w:vAlign w:val="center"/>
-          </w:tcPr>
-          <w:p>
-            <w:pPr>
-              <w:keepNext w:val="0"/>
-              <w:keepLines w:val="0"/>
-              <w:widowControl/>
-              <w:suppressLineNumbers w:val="0"/>
-              <w:jc w:val="left"/>
-            </w:pPr>
-            <w:r>
-              <w:rPr>
-                <w:rFonts w:ascii="宋体" w:hAnsi="宋体" w:eastAsia="宋体" w:cs="宋体"/>
-                <w:kern w:val="0"/>
-                <w:sz w:val="24"/>
-                <w:szCs w:val="24"/>
-                <w:bdr w:val="none" w:color="auto" w:sz="0" w:space="0"/>
-                <w:lang w:val="en-US" w:eastAsia="zh-CN" w:bidi="ar"/>
-              </w:rPr>
-              <w:t>主线剧情、日常对话（默认）</w:t>
-            </w:r>
-          </w:p>
-        </w:tc>
-      </w:tr>
-      <w:tr>
-        <w:tblPrEx>
-          <w:tblBorders>
-            <w:top w:val="none" w:color="auto" w:sz="0" w:space="0"/>
-            <w:left w:val="none" w:color="auto" w:sz="0" w:space="0"/>
-            <w:bottom w:val="none" w:color="auto" w:sz="0" w:space="0"/>
-            <w:right w:val="none" w:color="auto" w:sz="0" w:space="0"/>
-            <w:insideH w:val="none" w:color="auto" w:sz="0" w:space="0"/>
-            <w:insideV w:val="none" w:color="auto" w:sz="0" w:space="0"/>
-          </w:tblBorders>
-          <w:shd w:val="clear"/>
-          <w:tblCellMar>
-            <w:top w:w="15" w:type="dxa"/>
-            <w:left w:w="15" w:type="dxa"/>
-            <w:bottom w:w="15" w:type="dxa"/>
-            <w:right w:w="15" w:type="dxa"/>
-          </w:tblCellMar>
-        </w:tblPrEx>
-        <w:tc>
-          <w:tcPr>
-            <w:tcW w:w="0" w:type="auto"/>
-            <w:tcBorders>
-              <w:top w:val="single" w:color="CCCCCC" w:sz="6" w:space="0"/>
-              <w:left w:val="single" w:color="CCCCCC" w:sz="6" w:space="0"/>
-              <w:bottom w:val="single" w:color="CCCCCC" w:sz="6" w:space="0"/>
-              <w:right w:val="single" w:color="CCCCCC" w:sz="6" w:space="0"/>
-            </w:tcBorders>
-            <w:shd w:val="clear"/>
-            <w:tcMar>
-              <w:top w:w="120" w:type="dxa"/>
-              <w:left w:w="120" w:type="dxa"/>
-              <w:bottom w:w="120" w:type="dxa"/>
-              <w:right w:w="120" w:type="dxa"/>
-            </w:tcMar>
-            <w:vAlign w:val="center"/>
-          </w:tcPr>
-          <w:p>
-            <w:pPr>
-              <w:keepNext w:val="0"/>
-              <w:keepLines w:val="0"/>
-              <w:widowControl/>
-              <w:suppressLineNumbers w:val="0"/>
-              <w:jc w:val="left"/>
-            </w:pPr>
-            <w:r>
-              <w:rPr>
-                <w:rFonts w:ascii="宋体" w:hAnsi="宋体" w:eastAsia="宋体" w:cs="宋体"/>
-                <w:kern w:val="0"/>
-                <w:sz w:val="24"/>
-                <w:szCs w:val="24"/>
-                <w:bdr w:val="none" w:color="auto" w:sz="0" w:space="0"/>
-                <w:lang w:val="en-US" w:eastAsia="zh-CN" w:bidi="ar"/>
-              </w:rPr>
-              <w:t>快速自动</w:t>
-            </w:r>
-          </w:p>
-        </w:tc>
-        <w:tc>
-          <w:tcPr>
-            <w:tcW w:w="0" w:type="auto"/>
-            <w:tcBorders>
-              <w:top w:val="single" w:color="CCCCCC" w:sz="6" w:space="0"/>
-              <w:left w:val="single" w:color="CCCCCC" w:sz="6" w:space="0"/>
-              <w:bottom w:val="single" w:color="CCCCCC" w:sz="6" w:space="0"/>
-              <w:right w:val="single" w:color="CCCCCC" w:sz="6" w:space="0"/>
-            </w:tcBorders>
-            <w:shd w:val="clear"/>
-            <w:tcMar>
-              <w:top w:w="120" w:type="dxa"/>
-              <w:left w:w="120" w:type="dxa"/>
-              <w:bottom w:w="120" w:type="dxa"/>
-              <w:right w:w="120" w:type="dxa"/>
-            </w:tcMar>
-            <w:vAlign w:val="center"/>
-          </w:tcPr>
-          <w:p>
-            <w:pPr>
-              <w:keepNext w:val="0"/>
-              <w:keepLines w:val="0"/>
-              <w:widowControl/>
-              <w:suppressLineNumbers w:val="0"/>
-              <w:jc w:val="left"/>
-            </w:pPr>
-            <w:r>
-              <w:rPr>
-                <w:rFonts w:ascii="宋体" w:hAnsi="宋体" w:eastAsia="宋体" w:cs="宋体"/>
-                <w:kern w:val="0"/>
-                <w:sz w:val="24"/>
-                <w:szCs w:val="24"/>
-                <w:bdr w:val="none" w:color="auto" w:sz="0" w:space="0"/>
-                <w:lang w:val="en-US" w:eastAsia="zh-CN" w:bidi="ar"/>
-              </w:rPr>
-              <w:t>1.5～2.0s</w:t>
-            </w:r>
-          </w:p>
-        </w:tc>
-        <w:tc>
-          <w:tcPr>
-            <w:tcW w:w="0" w:type="auto"/>
-            <w:tcBorders>
-              <w:top w:val="single" w:color="CCCCCC" w:sz="6" w:space="0"/>
-              <w:left w:val="single" w:color="CCCCCC" w:sz="6" w:space="0"/>
-              <w:bottom w:val="single" w:color="CCCCCC" w:sz="6" w:space="0"/>
-              <w:right w:val="single" w:color="CCCCCC" w:sz="6" w:space="0"/>
-            </w:tcBorders>
-            <w:shd w:val="clear"/>
-            <w:tcMar>
-              <w:top w:w="120" w:type="dxa"/>
-              <w:left w:w="120" w:type="dxa"/>
-              <w:bottom w:w="120" w:type="dxa"/>
-              <w:right w:w="120" w:type="dxa"/>
-            </w:tcMar>
-            <w:vAlign w:val="center"/>
-          </w:tcPr>
-          <w:p>
-            <w:pPr>
-              <w:keepNext w:val="0"/>
-              <w:keepLines w:val="0"/>
-              <w:widowControl/>
-              <w:suppressLineNumbers w:val="0"/>
-              <w:jc w:val="left"/>
-            </w:pPr>
-            <w:r>
-              <w:rPr>
-                <w:rFonts w:ascii="宋体" w:hAnsi="宋体" w:eastAsia="宋体" w:cs="宋体"/>
-                <w:kern w:val="0"/>
-                <w:sz w:val="24"/>
-                <w:szCs w:val="24"/>
-                <w:bdr w:val="none" w:color="auto" w:sz="0" w:space="0"/>
-                <w:lang w:val="en-US" w:eastAsia="zh-CN" w:bidi="ar"/>
-              </w:rPr>
-              <w:t>节奏紧凑、连续对话、轻松剧情</w:t>
+              <w:t>悬疑低语、悲伤独白、关键伏笔</w:t>
             </w:r>
           </w:p>
         </w:tc>
@@ -6606,7 +4974,7 @@
               <w:bottom w:val="single" w:color="CCCCCC" w:sz="6" w:space="0"/>
               <w:right w:val="single" w:color="CCCCCC" w:sz="6" w:space="0"/>
             </w:tcBorders>
-            <w:shd w:val="clear"/>
+            <w:shd w:val="clear" w:color="auto" w:fill="auto"/>
             <w:tcMar>
               <w:top w:w="120" w:type="dxa"/>
               <w:left w:w="120" w:type="dxa"/>
@@ -6629,10 +4997,9 @@
                 <w:kern w:val="0"/>
                 <w:sz w:val="24"/>
                 <w:szCs w:val="24"/>
-                <w:bdr w:val="none" w:color="auto" w:sz="0" w:space="0"/>
                 <w:lang w:val="en-US" w:eastAsia="zh-CN" w:bidi="ar"/>
               </w:rPr>
-              <w:t>极速自动</w:t>
+              <w:t>慢速</w:t>
             </w:r>
           </w:p>
         </w:tc>
@@ -6645,7 +5012,7 @@
               <w:bottom w:val="single" w:color="CCCCCC" w:sz="6" w:space="0"/>
               <w:right w:val="single" w:color="CCCCCC" w:sz="6" w:space="0"/>
             </w:tcBorders>
-            <w:shd w:val="clear"/>
+            <w:shd w:val="clear" w:color="auto" w:fill="auto"/>
             <w:tcMar>
               <w:top w:w="120" w:type="dxa"/>
               <w:left w:w="120" w:type="dxa"/>
@@ -6668,10 +5035,9 @@
                 <w:kern w:val="0"/>
                 <w:sz w:val="24"/>
                 <w:szCs w:val="24"/>
-                <w:bdr w:val="none" w:color="auto" w:sz="0" w:space="0"/>
                 <w:lang w:val="en-US" w:eastAsia="zh-CN" w:bidi="ar"/>
               </w:rPr>
-              <w:t>0.8～1.2s</w:t>
+              <w:t>25</w:t>
             </w:r>
           </w:p>
         </w:tc>
@@ -6684,7 +5050,7 @@
               <w:bottom w:val="single" w:color="CCCCCC" w:sz="6" w:space="0"/>
               <w:right w:val="single" w:color="CCCCCC" w:sz="6" w:space="0"/>
             </w:tcBorders>
-            <w:shd w:val="clear"/>
+            <w:shd w:val="clear" w:color="auto" w:fill="auto"/>
             <w:tcMar>
               <w:top w:w="120" w:type="dxa"/>
               <w:left w:w="120" w:type="dxa"/>
@@ -6707,10 +5073,727 @@
                 <w:kern w:val="0"/>
                 <w:sz w:val="24"/>
                 <w:szCs w:val="24"/>
-                <w:bdr w:val="none" w:color="auto" w:sz="0" w:space="0"/>
                 <w:lang w:val="en-US" w:eastAsia="zh-CN" w:bidi="ar"/>
               </w:rPr>
-              <w:t>速读、刷剧情、重复内容</w:t>
+              <w:t>40</w:t>
+            </w:r>
+          </w:p>
+        </w:tc>
+        <w:tc>
+          <w:tcPr>
+            <w:tcW w:w="0" w:type="auto"/>
+            <w:tcBorders>
+              <w:top w:val="single" w:color="CCCCCC" w:sz="6" w:space="0"/>
+              <w:left w:val="single" w:color="CCCCCC" w:sz="6" w:space="0"/>
+              <w:bottom w:val="single" w:color="CCCCCC" w:sz="6" w:space="0"/>
+              <w:right w:val="single" w:color="CCCCCC" w:sz="6" w:space="0"/>
+            </w:tcBorders>
+            <w:shd w:val="clear" w:color="auto" w:fill="auto"/>
+            <w:tcMar>
+              <w:top w:w="120" w:type="dxa"/>
+              <w:left w:w="120" w:type="dxa"/>
+              <w:bottom w:w="120" w:type="dxa"/>
+              <w:right w:w="120" w:type="dxa"/>
+            </w:tcMar>
+            <w:vAlign w:val="center"/>
+          </w:tcPr>
+          <w:p>
+            <w:pPr>
+              <w:keepNext w:val="0"/>
+              <w:keepLines w:val="0"/>
+              <w:widowControl/>
+              <w:suppressLineNumbers w:val="0"/>
+              <w:jc w:val="left"/>
+            </w:pPr>
+            <w:r>
+              <w:rPr>
+                <w:rFonts w:ascii="宋体" w:hAnsi="宋体" w:eastAsia="宋体" w:cs="宋体"/>
+                <w:kern w:val="0"/>
+                <w:sz w:val="24"/>
+                <w:szCs w:val="24"/>
+                <w:lang w:val="en-US" w:eastAsia="zh-CN" w:bidi="ar"/>
+              </w:rPr>
+              <w:t>日常对话、细腻情绪、角色内心戏</w:t>
+            </w:r>
+          </w:p>
+        </w:tc>
+      </w:tr>
+      <w:tr>
+        <w:tblPrEx>
+          <w:tblBorders>
+            <w:top w:val="none" w:color="auto" w:sz="0" w:space="0"/>
+            <w:left w:val="none" w:color="auto" w:sz="0" w:space="0"/>
+            <w:bottom w:val="none" w:color="auto" w:sz="0" w:space="0"/>
+            <w:right w:val="none" w:color="auto" w:sz="0" w:space="0"/>
+            <w:insideH w:val="none" w:color="auto" w:sz="0" w:space="0"/>
+            <w:insideV w:val="none" w:color="auto" w:sz="0" w:space="0"/>
+          </w:tblBorders>
+          <w:tblCellMar>
+            <w:top w:w="15" w:type="dxa"/>
+            <w:left w:w="15" w:type="dxa"/>
+            <w:bottom w:w="15" w:type="dxa"/>
+            <w:right w:w="15" w:type="dxa"/>
+          </w:tblCellMar>
+        </w:tblPrEx>
+        <w:tc>
+          <w:tcPr>
+            <w:tcW w:w="0" w:type="auto"/>
+            <w:tcBorders>
+              <w:top w:val="single" w:color="CCCCCC" w:sz="6" w:space="0"/>
+              <w:left w:val="single" w:color="CCCCCC" w:sz="6" w:space="0"/>
+              <w:bottom w:val="single" w:color="CCCCCC" w:sz="6" w:space="0"/>
+              <w:right w:val="single" w:color="CCCCCC" w:sz="6" w:space="0"/>
+            </w:tcBorders>
+            <w:shd w:val="clear" w:color="auto" w:fill="auto"/>
+            <w:tcMar>
+              <w:top w:w="120" w:type="dxa"/>
+              <w:left w:w="120" w:type="dxa"/>
+              <w:bottom w:w="120" w:type="dxa"/>
+              <w:right w:w="120" w:type="dxa"/>
+            </w:tcMar>
+            <w:vAlign w:val="center"/>
+          </w:tcPr>
+          <w:p>
+            <w:pPr>
+              <w:keepNext w:val="0"/>
+              <w:keepLines w:val="0"/>
+              <w:widowControl/>
+              <w:suppressLineNumbers w:val="0"/>
+              <w:jc w:val="left"/>
+            </w:pPr>
+            <w:r>
+              <w:rPr>
+                <w:rFonts w:ascii="宋体" w:hAnsi="宋体" w:eastAsia="宋体" w:cs="宋体"/>
+                <w:kern w:val="0"/>
+                <w:sz w:val="24"/>
+                <w:szCs w:val="24"/>
+                <w:lang w:val="en-US" w:eastAsia="zh-CN" w:bidi="ar"/>
+              </w:rPr>
+              <w:t>标准</w:t>
+            </w:r>
+          </w:p>
+        </w:tc>
+        <w:tc>
+          <w:tcPr>
+            <w:tcW w:w="0" w:type="auto"/>
+            <w:tcBorders>
+              <w:top w:val="single" w:color="CCCCCC" w:sz="6" w:space="0"/>
+              <w:left w:val="single" w:color="CCCCCC" w:sz="6" w:space="0"/>
+              <w:bottom w:val="single" w:color="CCCCCC" w:sz="6" w:space="0"/>
+              <w:right w:val="single" w:color="CCCCCC" w:sz="6" w:space="0"/>
+            </w:tcBorders>
+            <w:shd w:val="clear" w:color="auto" w:fill="auto"/>
+            <w:tcMar>
+              <w:top w:w="120" w:type="dxa"/>
+              <w:left w:w="120" w:type="dxa"/>
+              <w:bottom w:w="120" w:type="dxa"/>
+              <w:right w:w="120" w:type="dxa"/>
+            </w:tcMar>
+            <w:vAlign w:val="center"/>
+          </w:tcPr>
+          <w:p>
+            <w:pPr>
+              <w:keepNext w:val="0"/>
+              <w:keepLines w:val="0"/>
+              <w:widowControl/>
+              <w:suppressLineNumbers w:val="0"/>
+              <w:jc w:val="left"/>
+            </w:pPr>
+            <w:r>
+              <w:rPr>
+                <w:rFonts w:ascii="宋体" w:hAnsi="宋体" w:eastAsia="宋体" w:cs="宋体"/>
+                <w:kern w:val="0"/>
+                <w:sz w:val="24"/>
+                <w:szCs w:val="24"/>
+                <w:lang w:val="en-US" w:eastAsia="zh-CN" w:bidi="ar"/>
+              </w:rPr>
+              <w:t>40</w:t>
+            </w:r>
+          </w:p>
+        </w:tc>
+        <w:tc>
+          <w:tcPr>
+            <w:tcW w:w="0" w:type="auto"/>
+            <w:tcBorders>
+              <w:top w:val="single" w:color="CCCCCC" w:sz="6" w:space="0"/>
+              <w:left w:val="single" w:color="CCCCCC" w:sz="6" w:space="0"/>
+              <w:bottom w:val="single" w:color="CCCCCC" w:sz="6" w:space="0"/>
+              <w:right w:val="single" w:color="CCCCCC" w:sz="6" w:space="0"/>
+            </w:tcBorders>
+            <w:shd w:val="clear" w:color="auto" w:fill="auto"/>
+            <w:tcMar>
+              <w:top w:w="120" w:type="dxa"/>
+              <w:left w:w="120" w:type="dxa"/>
+              <w:bottom w:w="120" w:type="dxa"/>
+              <w:right w:w="120" w:type="dxa"/>
+            </w:tcMar>
+            <w:vAlign w:val="center"/>
+          </w:tcPr>
+          <w:p>
+            <w:pPr>
+              <w:keepNext w:val="0"/>
+              <w:keepLines w:val="0"/>
+              <w:widowControl/>
+              <w:suppressLineNumbers w:val="0"/>
+              <w:jc w:val="left"/>
+            </w:pPr>
+            <w:r>
+              <w:rPr>
+                <w:rFonts w:ascii="宋体" w:hAnsi="宋体" w:eastAsia="宋体" w:cs="宋体"/>
+                <w:kern w:val="0"/>
+                <w:sz w:val="24"/>
+                <w:szCs w:val="24"/>
+                <w:lang w:val="en-US" w:eastAsia="zh-CN" w:bidi="ar"/>
+              </w:rPr>
+              <w:t>25</w:t>
+            </w:r>
+          </w:p>
+        </w:tc>
+        <w:tc>
+          <w:tcPr>
+            <w:tcW w:w="0" w:type="auto"/>
+            <w:tcBorders>
+              <w:top w:val="single" w:color="CCCCCC" w:sz="6" w:space="0"/>
+              <w:left w:val="single" w:color="CCCCCC" w:sz="6" w:space="0"/>
+              <w:bottom w:val="single" w:color="CCCCCC" w:sz="6" w:space="0"/>
+              <w:right w:val="single" w:color="CCCCCC" w:sz="6" w:space="0"/>
+            </w:tcBorders>
+            <w:shd w:val="clear" w:color="auto" w:fill="auto"/>
+            <w:tcMar>
+              <w:top w:w="120" w:type="dxa"/>
+              <w:left w:w="120" w:type="dxa"/>
+              <w:bottom w:w="120" w:type="dxa"/>
+              <w:right w:w="120" w:type="dxa"/>
+            </w:tcMar>
+            <w:vAlign w:val="center"/>
+          </w:tcPr>
+          <w:p>
+            <w:pPr>
+              <w:keepNext w:val="0"/>
+              <w:keepLines w:val="0"/>
+              <w:widowControl/>
+              <w:suppressLineNumbers w:val="0"/>
+              <w:jc w:val="left"/>
+            </w:pPr>
+            <w:r>
+              <w:rPr>
+                <w:rFonts w:ascii="宋体" w:hAnsi="宋体" w:eastAsia="宋体" w:cs="宋体"/>
+                <w:kern w:val="0"/>
+                <w:sz w:val="24"/>
+                <w:szCs w:val="24"/>
+                <w:lang w:val="en-US" w:eastAsia="zh-CN" w:bidi="ar"/>
+              </w:rPr>
+              <w:t>主线剧情、通用叙事（默认推荐）</w:t>
+            </w:r>
+          </w:p>
+        </w:tc>
+      </w:tr>
+      <w:tr>
+        <w:tblPrEx>
+          <w:tblBorders>
+            <w:top w:val="none" w:color="auto" w:sz="0" w:space="0"/>
+            <w:left w:val="none" w:color="auto" w:sz="0" w:space="0"/>
+            <w:bottom w:val="none" w:color="auto" w:sz="0" w:space="0"/>
+            <w:right w:val="none" w:color="auto" w:sz="0" w:space="0"/>
+            <w:insideH w:val="none" w:color="auto" w:sz="0" w:space="0"/>
+            <w:insideV w:val="none" w:color="auto" w:sz="0" w:space="0"/>
+          </w:tblBorders>
+          <w:tblCellMar>
+            <w:top w:w="15" w:type="dxa"/>
+            <w:left w:w="15" w:type="dxa"/>
+            <w:bottom w:w="15" w:type="dxa"/>
+            <w:right w:w="15" w:type="dxa"/>
+          </w:tblCellMar>
+        </w:tblPrEx>
+        <w:tc>
+          <w:tcPr>
+            <w:tcW w:w="0" w:type="auto"/>
+            <w:tcBorders>
+              <w:top w:val="single" w:color="CCCCCC" w:sz="6" w:space="0"/>
+              <w:left w:val="single" w:color="CCCCCC" w:sz="6" w:space="0"/>
+              <w:bottom w:val="single" w:color="CCCCCC" w:sz="6" w:space="0"/>
+              <w:right w:val="single" w:color="CCCCCC" w:sz="6" w:space="0"/>
+            </w:tcBorders>
+            <w:shd w:val="clear" w:color="auto" w:fill="auto"/>
+            <w:tcMar>
+              <w:top w:w="120" w:type="dxa"/>
+              <w:left w:w="120" w:type="dxa"/>
+              <w:bottom w:w="120" w:type="dxa"/>
+              <w:right w:w="120" w:type="dxa"/>
+            </w:tcMar>
+            <w:vAlign w:val="center"/>
+          </w:tcPr>
+          <w:p>
+            <w:pPr>
+              <w:keepNext w:val="0"/>
+              <w:keepLines w:val="0"/>
+              <w:widowControl/>
+              <w:suppressLineNumbers w:val="0"/>
+              <w:jc w:val="left"/>
+            </w:pPr>
+            <w:r>
+              <w:rPr>
+                <w:rFonts w:ascii="宋体" w:hAnsi="宋体" w:eastAsia="宋体" w:cs="宋体"/>
+                <w:kern w:val="0"/>
+                <w:sz w:val="24"/>
+                <w:szCs w:val="24"/>
+                <w:lang w:val="en-US" w:eastAsia="zh-CN" w:bidi="ar"/>
+              </w:rPr>
+              <w:t>快速</w:t>
+            </w:r>
+          </w:p>
+        </w:tc>
+        <w:tc>
+          <w:tcPr>
+            <w:tcW w:w="0" w:type="auto"/>
+            <w:tcBorders>
+              <w:top w:val="single" w:color="CCCCCC" w:sz="6" w:space="0"/>
+              <w:left w:val="single" w:color="CCCCCC" w:sz="6" w:space="0"/>
+              <w:bottom w:val="single" w:color="CCCCCC" w:sz="6" w:space="0"/>
+              <w:right w:val="single" w:color="CCCCCC" w:sz="6" w:space="0"/>
+            </w:tcBorders>
+            <w:shd w:val="clear" w:color="auto" w:fill="auto"/>
+            <w:tcMar>
+              <w:top w:w="120" w:type="dxa"/>
+              <w:left w:w="120" w:type="dxa"/>
+              <w:bottom w:w="120" w:type="dxa"/>
+              <w:right w:w="120" w:type="dxa"/>
+            </w:tcMar>
+            <w:vAlign w:val="center"/>
+          </w:tcPr>
+          <w:p>
+            <w:pPr>
+              <w:keepNext w:val="0"/>
+              <w:keepLines w:val="0"/>
+              <w:widowControl/>
+              <w:suppressLineNumbers w:val="0"/>
+              <w:jc w:val="left"/>
+            </w:pPr>
+            <w:r>
+              <w:rPr>
+                <w:rFonts w:ascii="宋体" w:hAnsi="宋体" w:eastAsia="宋体" w:cs="宋体"/>
+                <w:kern w:val="0"/>
+                <w:sz w:val="24"/>
+                <w:szCs w:val="24"/>
+                <w:lang w:val="en-US" w:eastAsia="zh-CN" w:bidi="ar"/>
+              </w:rPr>
+              <w:t>60</w:t>
+            </w:r>
+          </w:p>
+        </w:tc>
+        <w:tc>
+          <w:tcPr>
+            <w:tcW w:w="0" w:type="auto"/>
+            <w:tcBorders>
+              <w:top w:val="single" w:color="CCCCCC" w:sz="6" w:space="0"/>
+              <w:left w:val="single" w:color="CCCCCC" w:sz="6" w:space="0"/>
+              <w:bottom w:val="single" w:color="CCCCCC" w:sz="6" w:space="0"/>
+              <w:right w:val="single" w:color="CCCCCC" w:sz="6" w:space="0"/>
+            </w:tcBorders>
+            <w:shd w:val="clear" w:color="auto" w:fill="auto"/>
+            <w:tcMar>
+              <w:top w:w="120" w:type="dxa"/>
+              <w:left w:w="120" w:type="dxa"/>
+              <w:bottom w:w="120" w:type="dxa"/>
+              <w:right w:w="120" w:type="dxa"/>
+            </w:tcMar>
+            <w:vAlign w:val="center"/>
+          </w:tcPr>
+          <w:p>
+            <w:pPr>
+              <w:keepNext w:val="0"/>
+              <w:keepLines w:val="0"/>
+              <w:widowControl/>
+              <w:suppressLineNumbers w:val="0"/>
+              <w:jc w:val="left"/>
+            </w:pPr>
+            <w:r>
+              <w:rPr>
+                <w:rFonts w:ascii="宋体" w:hAnsi="宋体" w:eastAsia="宋体" w:cs="宋体"/>
+                <w:kern w:val="0"/>
+                <w:sz w:val="24"/>
+                <w:szCs w:val="24"/>
+                <w:lang w:val="en-US" w:eastAsia="zh-CN" w:bidi="ar"/>
+              </w:rPr>
+              <w:t>17</w:t>
+            </w:r>
+          </w:p>
+        </w:tc>
+        <w:tc>
+          <w:tcPr>
+            <w:tcW w:w="0" w:type="auto"/>
+            <w:tcBorders>
+              <w:top w:val="single" w:color="CCCCCC" w:sz="6" w:space="0"/>
+              <w:left w:val="single" w:color="CCCCCC" w:sz="6" w:space="0"/>
+              <w:bottom w:val="single" w:color="CCCCCC" w:sz="6" w:space="0"/>
+              <w:right w:val="single" w:color="CCCCCC" w:sz="6" w:space="0"/>
+            </w:tcBorders>
+            <w:shd w:val="clear" w:color="auto" w:fill="auto"/>
+            <w:tcMar>
+              <w:top w:w="120" w:type="dxa"/>
+              <w:left w:w="120" w:type="dxa"/>
+              <w:bottom w:w="120" w:type="dxa"/>
+              <w:right w:w="120" w:type="dxa"/>
+            </w:tcMar>
+            <w:vAlign w:val="center"/>
+          </w:tcPr>
+          <w:p>
+            <w:pPr>
+              <w:keepNext w:val="0"/>
+              <w:keepLines w:val="0"/>
+              <w:widowControl/>
+              <w:suppressLineNumbers w:val="0"/>
+              <w:jc w:val="left"/>
+            </w:pPr>
+            <w:r>
+              <w:rPr>
+                <w:rFonts w:ascii="宋体" w:hAnsi="宋体" w:eastAsia="宋体" w:cs="宋体"/>
+                <w:kern w:val="0"/>
+                <w:sz w:val="24"/>
+                <w:szCs w:val="24"/>
+                <w:lang w:val="en-US" w:eastAsia="zh-CN" w:bidi="ar"/>
+              </w:rPr>
+              <w:t>激烈争吵、快节奏行动、信息密集段</w:t>
+            </w:r>
+          </w:p>
+        </w:tc>
+      </w:tr>
+      <w:tr>
+        <w:tblPrEx>
+          <w:tblBorders>
+            <w:top w:val="none" w:color="auto" w:sz="0" w:space="0"/>
+            <w:left w:val="none" w:color="auto" w:sz="0" w:space="0"/>
+            <w:bottom w:val="none" w:color="auto" w:sz="0" w:space="0"/>
+            <w:right w:val="none" w:color="auto" w:sz="0" w:space="0"/>
+            <w:insideH w:val="none" w:color="auto" w:sz="0" w:space="0"/>
+            <w:insideV w:val="none" w:color="auto" w:sz="0" w:space="0"/>
+          </w:tblBorders>
+          <w:tblCellMar>
+            <w:top w:w="15" w:type="dxa"/>
+            <w:left w:w="15" w:type="dxa"/>
+            <w:bottom w:w="15" w:type="dxa"/>
+            <w:right w:w="15" w:type="dxa"/>
+          </w:tblCellMar>
+        </w:tblPrEx>
+        <w:tc>
+          <w:tcPr>
+            <w:tcW w:w="0" w:type="auto"/>
+            <w:tcBorders>
+              <w:top w:val="single" w:color="CCCCCC" w:sz="6" w:space="0"/>
+              <w:left w:val="single" w:color="CCCCCC" w:sz="6" w:space="0"/>
+              <w:bottom w:val="single" w:color="CCCCCC" w:sz="6" w:space="0"/>
+              <w:right w:val="single" w:color="CCCCCC" w:sz="6" w:space="0"/>
+            </w:tcBorders>
+            <w:shd w:val="clear" w:color="auto" w:fill="auto"/>
+            <w:tcMar>
+              <w:top w:w="120" w:type="dxa"/>
+              <w:left w:w="120" w:type="dxa"/>
+              <w:bottom w:w="120" w:type="dxa"/>
+              <w:right w:w="120" w:type="dxa"/>
+            </w:tcMar>
+            <w:vAlign w:val="center"/>
+          </w:tcPr>
+          <w:p>
+            <w:pPr>
+              <w:keepNext w:val="0"/>
+              <w:keepLines w:val="0"/>
+              <w:widowControl/>
+              <w:suppressLineNumbers w:val="0"/>
+              <w:jc w:val="left"/>
+            </w:pPr>
+            <w:r>
+              <w:rPr>
+                <w:rFonts w:ascii="宋体" w:hAnsi="宋体" w:eastAsia="宋体" w:cs="宋体"/>
+                <w:kern w:val="0"/>
+                <w:sz w:val="24"/>
+                <w:szCs w:val="24"/>
+                <w:lang w:val="en-US" w:eastAsia="zh-CN" w:bidi="ar"/>
+              </w:rPr>
+              <w:t>极速</w:t>
+            </w:r>
+          </w:p>
+        </w:tc>
+        <w:tc>
+          <w:tcPr>
+            <w:tcW w:w="0" w:type="auto"/>
+            <w:tcBorders>
+              <w:top w:val="single" w:color="CCCCCC" w:sz="6" w:space="0"/>
+              <w:left w:val="single" w:color="CCCCCC" w:sz="6" w:space="0"/>
+              <w:bottom w:val="single" w:color="CCCCCC" w:sz="6" w:space="0"/>
+              <w:right w:val="single" w:color="CCCCCC" w:sz="6" w:space="0"/>
+            </w:tcBorders>
+            <w:shd w:val="clear" w:color="auto" w:fill="auto"/>
+            <w:tcMar>
+              <w:top w:w="120" w:type="dxa"/>
+              <w:left w:w="120" w:type="dxa"/>
+              <w:bottom w:w="120" w:type="dxa"/>
+              <w:right w:w="120" w:type="dxa"/>
+            </w:tcMar>
+            <w:vAlign w:val="center"/>
+          </w:tcPr>
+          <w:p>
+            <w:pPr>
+              <w:keepNext w:val="0"/>
+              <w:keepLines w:val="0"/>
+              <w:widowControl/>
+              <w:suppressLineNumbers w:val="0"/>
+              <w:jc w:val="left"/>
+            </w:pPr>
+            <w:r>
+              <w:rPr>
+                <w:rFonts w:ascii="宋体" w:hAnsi="宋体" w:eastAsia="宋体" w:cs="宋体"/>
+                <w:kern w:val="0"/>
+                <w:sz w:val="24"/>
+                <w:szCs w:val="24"/>
+                <w:lang w:val="en-US" w:eastAsia="zh-CN" w:bidi="ar"/>
+              </w:rPr>
+              <w:t>90</w:t>
+            </w:r>
+          </w:p>
+        </w:tc>
+        <w:tc>
+          <w:tcPr>
+            <w:tcW w:w="0" w:type="auto"/>
+            <w:tcBorders>
+              <w:top w:val="single" w:color="CCCCCC" w:sz="6" w:space="0"/>
+              <w:left w:val="single" w:color="CCCCCC" w:sz="6" w:space="0"/>
+              <w:bottom w:val="single" w:color="CCCCCC" w:sz="6" w:space="0"/>
+              <w:right w:val="single" w:color="CCCCCC" w:sz="6" w:space="0"/>
+            </w:tcBorders>
+            <w:shd w:val="clear" w:color="auto" w:fill="auto"/>
+            <w:tcMar>
+              <w:top w:w="120" w:type="dxa"/>
+              <w:left w:w="120" w:type="dxa"/>
+              <w:bottom w:w="120" w:type="dxa"/>
+              <w:right w:w="120" w:type="dxa"/>
+            </w:tcMar>
+            <w:vAlign w:val="center"/>
+          </w:tcPr>
+          <w:p>
+            <w:pPr>
+              <w:keepNext w:val="0"/>
+              <w:keepLines w:val="0"/>
+              <w:widowControl/>
+              <w:suppressLineNumbers w:val="0"/>
+              <w:jc w:val="left"/>
+            </w:pPr>
+            <w:r>
+              <w:rPr>
+                <w:rFonts w:ascii="宋体" w:hAnsi="宋体" w:eastAsia="宋体" w:cs="宋体"/>
+                <w:kern w:val="0"/>
+                <w:sz w:val="24"/>
+                <w:szCs w:val="24"/>
+                <w:lang w:val="en-US" w:eastAsia="zh-CN" w:bidi="ar"/>
+              </w:rPr>
+              <w:t>11</w:t>
+            </w:r>
+          </w:p>
+        </w:tc>
+        <w:tc>
+          <w:tcPr>
+            <w:tcW w:w="0" w:type="auto"/>
+            <w:tcBorders>
+              <w:top w:val="single" w:color="CCCCCC" w:sz="6" w:space="0"/>
+              <w:left w:val="single" w:color="CCCCCC" w:sz="6" w:space="0"/>
+              <w:bottom w:val="single" w:color="CCCCCC" w:sz="6" w:space="0"/>
+              <w:right w:val="single" w:color="CCCCCC" w:sz="6" w:space="0"/>
+            </w:tcBorders>
+            <w:shd w:val="clear" w:color="auto" w:fill="auto"/>
+            <w:tcMar>
+              <w:top w:w="120" w:type="dxa"/>
+              <w:left w:w="120" w:type="dxa"/>
+              <w:bottom w:w="120" w:type="dxa"/>
+              <w:right w:w="120" w:type="dxa"/>
+            </w:tcMar>
+            <w:vAlign w:val="center"/>
+          </w:tcPr>
+          <w:p>
+            <w:pPr>
+              <w:keepNext w:val="0"/>
+              <w:keepLines w:val="0"/>
+              <w:widowControl/>
+              <w:suppressLineNumbers w:val="0"/>
+              <w:jc w:val="left"/>
+            </w:pPr>
+            <w:r>
+              <w:rPr>
+                <w:rFonts w:ascii="宋体" w:hAnsi="宋体" w:eastAsia="宋体" w:cs="宋体"/>
+                <w:kern w:val="0"/>
+                <w:sz w:val="24"/>
+                <w:szCs w:val="24"/>
+                <w:lang w:val="en-US" w:eastAsia="zh-CN" w:bidi="ar"/>
+              </w:rPr>
+              <w:t>系统提示、重复剧情、长段速读</w:t>
+            </w:r>
+          </w:p>
+        </w:tc>
+      </w:tr>
+      <w:tr>
+        <w:tblPrEx>
+          <w:tblBorders>
+            <w:top w:val="none" w:color="auto" w:sz="0" w:space="0"/>
+            <w:left w:val="none" w:color="auto" w:sz="0" w:space="0"/>
+            <w:bottom w:val="none" w:color="auto" w:sz="0" w:space="0"/>
+            <w:right w:val="none" w:color="auto" w:sz="0" w:space="0"/>
+            <w:insideH w:val="none" w:color="auto" w:sz="0" w:space="0"/>
+            <w:insideV w:val="none" w:color="auto" w:sz="0" w:space="0"/>
+          </w:tblBorders>
+          <w:tblCellMar>
+            <w:top w:w="15" w:type="dxa"/>
+            <w:left w:w="15" w:type="dxa"/>
+            <w:bottom w:w="15" w:type="dxa"/>
+            <w:right w:w="15" w:type="dxa"/>
+          </w:tblCellMar>
+        </w:tblPrEx>
+        <w:tc>
+          <w:tcPr>
+            <w:tcW w:w="0" w:type="auto"/>
+            <w:tcBorders>
+              <w:top w:val="single" w:color="CCCCCC" w:sz="6" w:space="0"/>
+              <w:left w:val="single" w:color="CCCCCC" w:sz="6" w:space="0"/>
+              <w:bottom w:val="single" w:color="CCCCCC" w:sz="6" w:space="0"/>
+              <w:right w:val="single" w:color="CCCCCC" w:sz="6" w:space="0"/>
+            </w:tcBorders>
+            <w:shd w:val="clear" w:color="auto" w:fill="auto"/>
+            <w:tcMar>
+              <w:top w:w="120" w:type="dxa"/>
+              <w:left w:w="120" w:type="dxa"/>
+              <w:bottom w:w="120" w:type="dxa"/>
+              <w:right w:w="120" w:type="dxa"/>
+            </w:tcMar>
+            <w:vAlign w:val="center"/>
+          </w:tcPr>
+          <w:p>
+            <w:pPr>
+              <w:keepNext w:val="0"/>
+              <w:keepLines w:val="0"/>
+              <w:widowControl/>
+              <w:suppressLineNumbers w:val="0"/>
+              <w:jc w:val="left"/>
+            </w:pPr>
+            <w:r>
+              <w:rPr>
+                <w:rFonts w:ascii="宋体" w:hAnsi="宋体" w:eastAsia="宋体" w:cs="宋体"/>
+                <w:kern w:val="0"/>
+                <w:sz w:val="24"/>
+                <w:szCs w:val="24"/>
+                <w:lang w:val="en-US" w:eastAsia="zh-CN" w:bidi="ar"/>
+              </w:rPr>
+              <w:t>立即</w:t>
+            </w:r>
+          </w:p>
+        </w:tc>
+        <w:tc>
+          <w:tcPr>
+            <w:tcW w:w="0" w:type="auto"/>
+            <w:tcBorders>
+              <w:top w:val="single" w:color="CCCCCC" w:sz="6" w:space="0"/>
+              <w:left w:val="single" w:color="CCCCCC" w:sz="6" w:space="0"/>
+              <w:bottom w:val="single" w:color="CCCCCC" w:sz="6" w:space="0"/>
+              <w:right w:val="single" w:color="CCCCCC" w:sz="6" w:space="0"/>
+            </w:tcBorders>
+            <w:shd w:val="clear" w:color="auto" w:fill="auto"/>
+            <w:tcMar>
+              <w:top w:w="120" w:type="dxa"/>
+              <w:left w:w="120" w:type="dxa"/>
+              <w:bottom w:w="120" w:type="dxa"/>
+              <w:right w:w="120" w:type="dxa"/>
+            </w:tcMar>
+            <w:vAlign w:val="center"/>
+          </w:tcPr>
+          <w:p>
+            <w:pPr>
+              <w:keepNext w:val="0"/>
+              <w:keepLines w:val="0"/>
+              <w:widowControl/>
+              <w:suppressLineNumbers w:val="0"/>
+              <w:jc w:val="left"/>
+            </w:pPr>
+            <w:r>
+              <w:rPr>
+                <w:rFonts w:ascii="宋体" w:hAnsi="宋体" w:eastAsia="宋体" w:cs="宋体"/>
+                <w:kern w:val="0"/>
+                <w:sz w:val="24"/>
+                <w:szCs w:val="24"/>
+                <w:lang w:val="en-US" w:eastAsia="zh-CN" w:bidi="ar"/>
+              </w:rPr>
+              <w:t>0（无限）</w:t>
+            </w:r>
+          </w:p>
+        </w:tc>
+        <w:tc>
+          <w:tcPr>
+            <w:tcW w:w="0" w:type="auto"/>
+            <w:tcBorders>
+              <w:top w:val="single" w:color="CCCCCC" w:sz="6" w:space="0"/>
+              <w:left w:val="single" w:color="CCCCCC" w:sz="6" w:space="0"/>
+              <w:bottom w:val="single" w:color="CCCCCC" w:sz="6" w:space="0"/>
+              <w:right w:val="single" w:color="CCCCCC" w:sz="6" w:space="0"/>
+            </w:tcBorders>
+            <w:shd w:val="clear" w:color="auto" w:fill="auto"/>
+            <w:tcMar>
+              <w:top w:w="120" w:type="dxa"/>
+              <w:left w:w="120" w:type="dxa"/>
+              <w:bottom w:w="120" w:type="dxa"/>
+              <w:right w:w="120" w:type="dxa"/>
+            </w:tcMar>
+            <w:vAlign w:val="center"/>
+          </w:tcPr>
+          <w:p>
+            <w:pPr>
+              <w:keepNext w:val="0"/>
+              <w:keepLines w:val="0"/>
+              <w:widowControl/>
+              <w:suppressLineNumbers w:val="0"/>
+              <w:jc w:val="left"/>
+            </w:pPr>
+            <w:r>
+              <w:rPr>
+                <w:rFonts w:ascii="宋体" w:hAnsi="宋体" w:eastAsia="宋体" w:cs="宋体"/>
+                <w:kern w:val="0"/>
+                <w:sz w:val="24"/>
+                <w:szCs w:val="24"/>
+                <w:lang w:val="en-US" w:eastAsia="zh-CN" w:bidi="ar"/>
+              </w:rPr>
+              <w:t>0</w:t>
+            </w:r>
+          </w:p>
+        </w:tc>
+        <w:tc>
+          <w:tcPr>
+            <w:tcW w:w="0" w:type="auto"/>
+            <w:tcBorders>
+              <w:top w:val="single" w:color="CCCCCC" w:sz="6" w:space="0"/>
+              <w:left w:val="single" w:color="CCCCCC" w:sz="6" w:space="0"/>
+              <w:bottom w:val="single" w:color="CCCCCC" w:sz="6" w:space="0"/>
+              <w:right w:val="single" w:color="CCCCCC" w:sz="6" w:space="0"/>
+            </w:tcBorders>
+            <w:shd w:val="clear" w:color="auto" w:fill="auto"/>
+            <w:tcMar>
+              <w:top w:w="120" w:type="dxa"/>
+              <w:left w:w="120" w:type="dxa"/>
+              <w:bottom w:w="120" w:type="dxa"/>
+              <w:right w:w="120" w:type="dxa"/>
+            </w:tcMar>
+            <w:vAlign w:val="center"/>
+          </w:tcPr>
+          <w:p>
+            <w:pPr>
+              <w:keepNext w:val="0"/>
+              <w:keepLines w:val="0"/>
+              <w:widowControl/>
+              <w:suppressLineNumbers w:val="0"/>
+              <w:jc w:val="left"/>
+            </w:pPr>
+            <w:r>
+              <w:rPr>
+                <w:rFonts w:ascii="宋体" w:hAnsi="宋体" w:eastAsia="宋体" w:cs="宋体"/>
+                <w:kern w:val="0"/>
+                <w:sz w:val="24"/>
+                <w:szCs w:val="24"/>
+                <w:lang w:val="en-US" w:eastAsia="zh-CN" w:bidi="ar"/>
+              </w:rPr>
+              <w:t>跳过、回看、玩家手动速览</w:t>
             </w:r>
           </w:p>
         </w:tc>
@@ -6718,166 +5801,51 @@
     </w:tbl>
     <w:p>
       <w:pPr>
-        <w:keepNext w:val="0"/>
-        <w:keepLines w:val="0"/>
-        <w:widowControl/>
-        <w:suppressLineNumbers w:val="0"/>
-        <w:pBdr>
-          <w:top w:val="none" w:color="auto" w:sz="0" w:space="0"/>
-          <w:left w:val="none" w:color="auto" w:sz="0" w:space="0"/>
-          <w:bottom w:val="none" w:color="auto" w:sz="0" w:space="0"/>
-          <w:right w:val="none" w:color="auto" w:sz="0" w:space="0"/>
-        </w:pBdr>
-        <w:spacing w:before="0" w:beforeAutospacing="0" w:after="0" w:afterAutospacing="0" w:line="360" w:lineRule="atLeast"/>
-        <w:ind w:left="0" w:right="0"/>
-        <w:rPr>
-          <w:rStyle w:val="10"/>
-          <w:rFonts w:hint="eastAsia"/>
-          <w:i w:val="0"/>
-          <w:iCs/>
-          <w:sz w:val="28"/>
-          <w:szCs w:val="28"/>
-          <w:lang w:val="en-US" w:eastAsia="zh-CN"/>
-        </w:rPr>
-      </w:pPr>
-      <w:r>
-        <w:rPr>
-          <w:rStyle w:val="10"/>
-          <w:rFonts w:hint="eastAsia"/>
-          <w:i w:val="0"/>
-          <w:iCs/>
-          <w:sz w:val="28"/>
-          <w:szCs w:val="28"/>
-          <w:lang w:val="en-US" w:eastAsia="zh-CN"/>
-        </w:rPr>
-        <w:t>（6）自动播放显示速度，</w:t>
-      </w:r>
-    </w:p>
-    <w:p>
-      <w:pPr>
-        <w:keepNext w:val="0"/>
-        <w:keepLines w:val="0"/>
-        <w:widowControl/>
-        <w:suppressLineNumbers w:val="0"/>
-        <w:pBdr>
-          <w:top w:val="none" w:color="auto" w:sz="0" w:space="0"/>
-          <w:left w:val="none" w:color="auto" w:sz="0" w:space="0"/>
-          <w:bottom w:val="none" w:color="auto" w:sz="0" w:space="0"/>
-          <w:right w:val="none" w:color="auto" w:sz="0" w:space="0"/>
-        </w:pBdr>
-        <w:spacing w:before="0" w:beforeAutospacing="0" w:after="0" w:afterAutospacing="0" w:line="360" w:lineRule="atLeast"/>
-        <w:ind w:left="0" w:right="0"/>
-        <w:rPr>
-          <w:color w:val="000000"/>
-          <w:sz w:val="24"/>
-          <w:szCs w:val="24"/>
-        </w:rPr>
-      </w:pPr>
-      <w:r>
-        <w:rPr>
-          <w:rFonts w:ascii="Symbol" w:hAnsi="Symbol" w:eastAsia="Symbol" w:cs="Symbol"/>
-          <w:sz w:val="24"/>
-        </w:rPr>
-        <w:t>·</w:t>
-      </w:r>
-      <w:r>
-        <w:rPr>
-          <w:color w:val="000000"/>
-          <w:sz w:val="24"/>
-          <w:szCs w:val="24"/>
-          <w:bdr w:val="none" w:color="auto" w:sz="0" w:space="0"/>
-        </w:rPr>
-        <w:t>默认自动播放：文字速度 40 字 / 秒 + 句子停留 3 秒</w:t>
-      </w:r>
-    </w:p>
-    <w:p>
-      <w:pPr>
-        <w:keepNext w:val="0"/>
-        <w:keepLines w:val="0"/>
-        <w:widowControl/>
-        <w:suppressLineNumbers w:val="0"/>
-        <w:pBdr>
-          <w:top w:val="none" w:color="auto" w:sz="0" w:space="0"/>
-          <w:left w:val="none" w:color="auto" w:sz="0" w:space="0"/>
-          <w:bottom w:val="none" w:color="auto" w:sz="0" w:space="0"/>
-          <w:right w:val="none" w:color="auto" w:sz="0" w:space="0"/>
-        </w:pBdr>
-        <w:spacing w:before="0" w:beforeAutospacing="0" w:after="0" w:afterAutospacing="0" w:line="360" w:lineRule="atLeast"/>
-        <w:ind w:left="0" w:right="0"/>
-        <w:rPr>
-          <w:color w:val="000000"/>
-          <w:sz w:val="24"/>
-          <w:szCs w:val="24"/>
-        </w:rPr>
-      </w:pPr>
-      <w:r>
-        <w:rPr>
-          <w:rFonts w:hint="default" w:ascii="Symbol" w:hAnsi="Symbol" w:eastAsia="Symbol" w:cs="Symbol"/>
-          <w:sz w:val="24"/>
-        </w:rPr>
-        <w:t>·</w:t>
-      </w:r>
-      <w:r>
-        <w:rPr>
-          <w:color w:val="000000"/>
-          <w:sz w:val="24"/>
-          <w:szCs w:val="24"/>
-          <w:bdr w:val="none" w:color="auto" w:sz="0" w:space="0"/>
-        </w:rPr>
-        <w:t>自动最小间隔：1 秒</w:t>
-      </w:r>
-    </w:p>
-    <w:p>
-      <w:pPr>
-        <w:keepNext w:val="0"/>
-        <w:keepLines w:val="0"/>
-        <w:widowControl/>
-        <w:suppressLineNumbers w:val="0"/>
-        <w:pBdr>
-          <w:top w:val="none" w:color="auto" w:sz="0" w:space="0"/>
-          <w:left w:val="none" w:color="auto" w:sz="0" w:space="0"/>
-          <w:bottom w:val="none" w:color="auto" w:sz="0" w:space="0"/>
-          <w:right w:val="none" w:color="auto" w:sz="0" w:space="0"/>
-        </w:pBdr>
-        <w:spacing w:before="0" w:beforeAutospacing="0" w:after="0" w:afterAutospacing="0" w:line="360" w:lineRule="atLeast"/>
-        <w:ind w:left="0" w:right="0"/>
-        <w:rPr>
-          <w:color w:val="000000"/>
-          <w:sz w:val="24"/>
-          <w:szCs w:val="24"/>
-        </w:rPr>
-      </w:pPr>
-      <w:r>
-        <w:rPr>
-          <w:rFonts w:hint="default" w:ascii="Symbol" w:hAnsi="Symbol" w:eastAsia="Symbol" w:cs="Symbol"/>
-          <w:sz w:val="24"/>
-        </w:rPr>
-        <w:t>·</w:t>
-      </w:r>
-      <w:r>
-        <w:rPr>
-          <w:color w:val="000000"/>
-          <w:sz w:val="24"/>
-          <w:szCs w:val="24"/>
-          <w:bdr w:val="none" w:color="auto" w:sz="0" w:space="0"/>
-        </w:rPr>
-        <w:t>自动最大间隔：5 秒</w:t>
-      </w:r>
-    </w:p>
-    <w:p>
-      <w:pPr>
-        <w:keepNext w:val="0"/>
-        <w:keepLines w:val="0"/>
-        <w:widowControl/>
-        <w:suppressLineNumbers w:val="0"/>
-        <w:pBdr>
-          <w:top w:val="none" w:color="auto" w:sz="0" w:space="0"/>
-          <w:left w:val="none" w:color="auto" w:sz="0" w:space="0"/>
-          <w:bottom w:val="none" w:color="auto" w:sz="0" w:space="0"/>
-          <w:right w:val="none" w:color="auto" w:sz="0" w:space="0"/>
-        </w:pBdr>
-        <w:spacing w:before="0" w:beforeAutospacing="0" w:after="0" w:afterAutospacing="0" w:line="360" w:lineRule="atLeast"/>
-        <w:ind w:left="0" w:right="0"/>
+        <w:pStyle w:val="5"/>
+        <w:keepNext w:val="0"/>
+        <w:keepLines w:val="0"/>
+        <w:widowControl/>
+        <w:numPr>
+          <w:ilvl w:val="0"/>
+          <w:numId w:val="7"/>
+        </w:numPr>
+        <w:suppressLineNumbers w:val="0"/>
+        <w:ind w:left="0" w:leftChars="0" w:right="0" w:rightChars="0" w:firstLine="0" w:firstLineChars="0"/>
+        <w:rPr>
+          <w:rStyle w:val="10"/>
+          <w:rFonts w:hint="eastAsia"/>
+          <w:i w:val="0"/>
+          <w:iCs/>
+          <w:sz w:val="28"/>
+          <w:szCs w:val="28"/>
+          <w:lang w:val="en-US" w:eastAsia="zh-CN"/>
+        </w:rPr>
+      </w:pPr>
+      <w:r>
+        <w:rPr>
+          <w:rStyle w:val="10"/>
+          <w:rFonts w:hint="eastAsia"/>
+          <w:i w:val="0"/>
+          <w:iCs/>
+          <w:sz w:val="28"/>
+          <w:szCs w:val="28"/>
+          <w:lang w:val="en-US" w:eastAsia="zh-CN"/>
+        </w:rPr>
+        <w:t>文本未显示完时点击，显示全部文本或直接跳转至下一段文本，默认未显示全部文本；</w:t>
+      </w:r>
+    </w:p>
+    <w:p>
+      <w:pPr>
+        <w:pStyle w:val="5"/>
+        <w:keepNext w:val="0"/>
+        <w:keepLines w:val="0"/>
+        <w:widowControl/>
+        <w:numPr>
+          <w:ilvl w:val="0"/>
+          <w:numId w:val="7"/>
+        </w:numPr>
+        <w:suppressLineNumbers w:val="0"/>
+        <w:ind w:left="0" w:leftChars="0" w:right="0" w:rightChars="0" w:firstLine="0" w:firstLineChars="0"/>
         <w:rPr>
           <w:rStyle w:val="10"/>
           <w:rFonts w:hint="default"/>
@@ -6890,23 +5858,160 @@
       </w:pPr>
       <w:r>
         <w:rPr>
-          <w:rFonts w:hint="default" w:ascii="Symbol" w:hAnsi="Symbol" w:eastAsia="Symbol" w:cs="Symbol"/>
-          <w:sz w:val="24"/>
-        </w:rPr>
-        <w:t>·</w:t>
-      </w:r>
-      <w:r>
-        <w:rPr>
-          <w:color w:val="000000"/>
-          <w:sz w:val="24"/>
-          <w:szCs w:val="24"/>
-          <w:bdr w:val="none" w:color="auto" w:sz="0" w:space="0"/>
-        </w:rPr>
-        <w:t>禁止自动跳过关键选项、警告提示</w:t>
+          <w:rStyle w:val="10"/>
+          <w:rFonts w:hint="eastAsia"/>
+          <w:i w:val="0"/>
+          <w:iCs/>
+          <w:sz w:val="28"/>
+          <w:szCs w:val="28"/>
+          <w:lang w:val="en-US" w:eastAsia="zh-CN"/>
+        </w:rPr>
+        <w:t>快进方式，全部快进或仅快进已读内容，默认为仅快进已读内容；</w:t>
+      </w:r>
+    </w:p>
+    <w:p>
+      <w:pPr>
+        <w:pStyle w:val="5"/>
+        <w:keepNext w:val="0"/>
+        <w:keepLines w:val="0"/>
+        <w:widowControl/>
+        <w:numPr>
+          <w:ilvl w:val="0"/>
+          <w:numId w:val="7"/>
+        </w:numPr>
+        <w:suppressLineNumbers w:val="0"/>
+        <w:ind w:left="0" w:leftChars="0" w:right="0" w:rightChars="0" w:firstLine="0" w:firstLineChars="0"/>
+        <w:rPr>
+          <w:rStyle w:val="10"/>
+          <w:rFonts w:hint="eastAsia"/>
+          <w:i w:val="0"/>
+          <w:iCs/>
+          <w:sz w:val="28"/>
+          <w:szCs w:val="28"/>
+          <w:lang w:val="en-US" w:eastAsia="zh-CN"/>
+        </w:rPr>
+      </w:pPr>
+      <w:r>
+        <w:rPr>
+          <w:rStyle w:val="10"/>
+          <w:rFonts w:hint="eastAsia"/>
+          <w:i w:val="0"/>
+          <w:iCs/>
+          <w:sz w:val="28"/>
+          <w:szCs w:val="28"/>
+          <w:lang w:val="en-US" w:eastAsia="zh-CN"/>
+        </w:rPr>
+        <w:t>自动播放速度，可参考表格；</w:t>
+      </w:r>
+    </w:p>
+    <w:p>
+      <w:pPr>
+        <w:pStyle w:val="5"/>
+        <w:keepNext w:val="0"/>
+        <w:keepLines w:val="0"/>
+        <w:widowControl/>
+        <w:numPr>
+          <w:ilvl w:val="0"/>
+          <w:numId w:val="0"/>
+        </w:numPr>
+        <w:suppressLineNumbers w:val="0"/>
+        <w:ind w:leftChars="0" w:right="0" w:rightChars="0"/>
+        <w:rPr>
+          <w:rStyle w:val="10"/>
+          <w:rFonts w:hint="eastAsia"/>
+          <w:i w:val="0"/>
+          <w:iCs/>
+          <w:sz w:val="28"/>
+          <w:szCs w:val="28"/>
+          <w:lang w:val="en-US" w:eastAsia="zh-CN"/>
+        </w:rPr>
+      </w:pPr>
+      <w:r>
+        <w:rPr>
+          <w:rStyle w:val="10"/>
+          <w:rFonts w:hint="eastAsia"/>
+          <w:i w:val="0"/>
+          <w:iCs/>
+          <w:sz w:val="28"/>
+          <w:szCs w:val="28"/>
+          <w:lang w:val="en-US" w:eastAsia="zh-CN"/>
+        </w:rPr>
+        <w:t>文字速度：慢（15～25CPS）→ 自动播放：+0.5～1s</w:t>
+      </w:r>
+    </w:p>
+    <w:p>
+      <w:pPr>
+        <w:pStyle w:val="5"/>
+        <w:keepNext w:val="0"/>
+        <w:keepLines w:val="0"/>
+        <w:widowControl/>
+        <w:numPr>
+          <w:ilvl w:val="0"/>
+          <w:numId w:val="0"/>
+        </w:numPr>
+        <w:suppressLineNumbers w:val="0"/>
+        <w:ind w:leftChars="0" w:right="0" w:rightChars="0"/>
+        <w:rPr>
+          <w:rStyle w:val="10"/>
+          <w:rFonts w:hint="eastAsia"/>
+          <w:i w:val="0"/>
+          <w:iCs/>
+          <w:sz w:val="28"/>
+          <w:szCs w:val="28"/>
+          <w:lang w:val="en-US" w:eastAsia="zh-CN"/>
+        </w:rPr>
+      </w:pPr>
+      <w:r>
+        <w:rPr>
+          <w:rStyle w:val="10"/>
+          <w:rFonts w:hint="eastAsia"/>
+          <w:i w:val="0"/>
+          <w:iCs/>
+          <w:sz w:val="28"/>
+          <w:szCs w:val="28"/>
+          <w:lang w:val="en-US" w:eastAsia="zh-CN"/>
+        </w:rPr>
+        <w:t>文字速度：标准（40CPS）→ 自动播放：2.5～3s</w:t>
+      </w:r>
+    </w:p>
+    <w:p>
+      <w:pPr>
+        <w:pStyle w:val="5"/>
+        <w:keepNext w:val="0"/>
+        <w:keepLines w:val="0"/>
+        <w:widowControl/>
+        <w:numPr>
+          <w:ilvl w:val="0"/>
+          <w:numId w:val="0"/>
+        </w:numPr>
+        <w:suppressLineNumbers w:val="0"/>
+        <w:ind w:leftChars="0" w:right="0" w:rightChars="0"/>
+        <w:rPr>
+          <w:rStyle w:val="10"/>
+          <w:rFonts w:hint="default"/>
+          <w:i w:val="0"/>
+          <w:iCs/>
+          <w:sz w:val="28"/>
+          <w:szCs w:val="28"/>
+          <w:lang w:val="en-US" w:eastAsia="zh-CN"/>
+        </w:rPr>
+      </w:pPr>
+      <w:r>
+        <w:rPr>
+          <w:rStyle w:val="10"/>
+          <w:rFonts w:hint="eastAsia"/>
+          <w:i w:val="0"/>
+          <w:iCs/>
+          <w:sz w:val="28"/>
+          <w:szCs w:val="28"/>
+          <w:lang w:val="en-US" w:eastAsia="zh-CN"/>
+        </w:rPr>
+        <w:t>文字速度：快（60CPS+）→ 自动播放：1.5～2s</w:t>
       </w:r>
     </w:p>
     <w:tbl>
       <w:tblPr>
+        <w:tblStyle w:val="6"/>
         <w:tblW w:w="5000" w:type="pct"/>
         <w:tblInd w:w="0" w:type="dxa"/>
         <w:tblBorders>
@@ -6917,7 +6022,906 @@
           <w:insideH w:val="none" w:color="auto" w:sz="0" w:space="0"/>
           <w:insideV w:val="none" w:color="auto" w:sz="0" w:space="0"/>
         </w:tblBorders>
-        <w:shd w:val="clear"/>
+        <w:shd w:val="clear" w:color="auto" w:fill="auto"/>
+        <w:tblLayout w:type="autofit"/>
+        <w:tblCellMar>
+          <w:top w:w="15" w:type="dxa"/>
+          <w:left w:w="15" w:type="dxa"/>
+          <w:bottom w:w="15" w:type="dxa"/>
+          <w:right w:w="15" w:type="dxa"/>
+        </w:tblCellMar>
+      </w:tblPr>
+      <w:tblGrid>
+        <w:gridCol w:w="1680"/>
+        <w:gridCol w:w="1842"/>
+        <w:gridCol w:w="5024"/>
+      </w:tblGrid>
+      <w:tr>
+        <w:tblPrEx>
+          <w:tblBorders>
+            <w:top w:val="none" w:color="auto" w:sz="0" w:space="0"/>
+            <w:left w:val="none" w:color="auto" w:sz="0" w:space="0"/>
+            <w:bottom w:val="none" w:color="auto" w:sz="0" w:space="0"/>
+            <w:right w:val="none" w:color="auto" w:sz="0" w:space="0"/>
+            <w:insideH w:val="none" w:color="auto" w:sz="0" w:space="0"/>
+            <w:insideV w:val="none" w:color="auto" w:sz="0" w:space="0"/>
+          </w:tblBorders>
+          <w:shd w:val="clear" w:color="auto" w:fill="auto"/>
+          <w:tblCellMar>
+            <w:top w:w="15" w:type="dxa"/>
+            <w:left w:w="15" w:type="dxa"/>
+            <w:bottom w:w="15" w:type="dxa"/>
+            <w:right w:w="15" w:type="dxa"/>
+          </w:tblCellMar>
+        </w:tblPrEx>
+        <w:trPr>
+          <w:tblHeader/>
+        </w:trPr>
+        <w:tc>
+          <w:tcPr>
+            <w:tcW w:w="0" w:type="auto"/>
+            <w:tcBorders>
+              <w:top w:val="single" w:color="CCCCCC" w:sz="6" w:space="0"/>
+              <w:left w:val="single" w:color="CCCCCC" w:sz="6" w:space="0"/>
+              <w:bottom w:val="single" w:color="CCCCCC" w:sz="6" w:space="0"/>
+              <w:right w:val="single" w:color="CCCCCC" w:sz="6" w:space="0"/>
+            </w:tcBorders>
+            <w:shd w:val="clear" w:color="auto" w:fill="auto"/>
+            <w:tcMar>
+              <w:top w:w="120" w:type="dxa"/>
+              <w:left w:w="120" w:type="dxa"/>
+              <w:bottom w:w="120" w:type="dxa"/>
+              <w:right w:w="120" w:type="dxa"/>
+            </w:tcMar>
+            <w:vAlign w:val="center"/>
+          </w:tcPr>
+          <w:p>
+            <w:pPr>
+              <w:keepNext w:val="0"/>
+              <w:keepLines w:val="0"/>
+              <w:widowControl/>
+              <w:suppressLineNumbers w:val="0"/>
+              <w:jc w:val="left"/>
+              <w:rPr>
+                <w:b/>
+                <w:bCs/>
+              </w:rPr>
+            </w:pPr>
+            <w:r>
+              <w:rPr>
+                <w:rFonts w:ascii="宋体" w:hAnsi="宋体" w:eastAsia="宋体" w:cs="宋体"/>
+                <w:b/>
+                <w:bCs/>
+                <w:kern w:val="0"/>
+                <w:sz w:val="24"/>
+                <w:szCs w:val="24"/>
+                <w:lang w:val="en-US" w:eastAsia="zh-CN" w:bidi="ar"/>
+              </w:rPr>
+              <w:t>自动档位</w:t>
+            </w:r>
+          </w:p>
+        </w:tc>
+        <w:tc>
+          <w:tcPr>
+            <w:tcW w:w="0" w:type="auto"/>
+            <w:tcBorders>
+              <w:top w:val="single" w:color="CCCCCC" w:sz="6" w:space="0"/>
+              <w:left w:val="single" w:color="CCCCCC" w:sz="6" w:space="0"/>
+              <w:bottom w:val="single" w:color="CCCCCC" w:sz="6" w:space="0"/>
+              <w:right w:val="single" w:color="CCCCCC" w:sz="6" w:space="0"/>
+            </w:tcBorders>
+            <w:shd w:val="clear" w:color="auto" w:fill="auto"/>
+            <w:tcMar>
+              <w:top w:w="120" w:type="dxa"/>
+              <w:left w:w="120" w:type="dxa"/>
+              <w:bottom w:w="120" w:type="dxa"/>
+              <w:right w:w="120" w:type="dxa"/>
+            </w:tcMar>
+            <w:vAlign w:val="center"/>
+          </w:tcPr>
+          <w:p>
+            <w:pPr>
+              <w:keepNext w:val="0"/>
+              <w:keepLines w:val="0"/>
+              <w:widowControl/>
+              <w:suppressLineNumbers w:val="0"/>
+              <w:jc w:val="left"/>
+              <w:rPr>
+                <w:b/>
+                <w:bCs/>
+              </w:rPr>
+            </w:pPr>
+            <w:r>
+              <w:rPr>
+                <w:rFonts w:ascii="宋体" w:hAnsi="宋体" w:eastAsia="宋体" w:cs="宋体"/>
+                <w:b/>
+                <w:bCs/>
+                <w:kern w:val="0"/>
+                <w:sz w:val="24"/>
+                <w:szCs w:val="24"/>
+                <w:lang w:val="en-US" w:eastAsia="zh-CN" w:bidi="ar"/>
+              </w:rPr>
+              <w:t>间隔时间</w:t>
+            </w:r>
+          </w:p>
+        </w:tc>
+        <w:tc>
+          <w:tcPr>
+            <w:tcW w:w="0" w:type="auto"/>
+            <w:tcBorders>
+              <w:top w:val="single" w:color="CCCCCC" w:sz="6" w:space="0"/>
+              <w:left w:val="single" w:color="CCCCCC" w:sz="6" w:space="0"/>
+              <w:bottom w:val="single" w:color="CCCCCC" w:sz="6" w:space="0"/>
+              <w:right w:val="single" w:color="CCCCCC" w:sz="6" w:space="0"/>
+            </w:tcBorders>
+            <w:shd w:val="clear" w:color="auto" w:fill="auto"/>
+            <w:tcMar>
+              <w:top w:w="120" w:type="dxa"/>
+              <w:left w:w="120" w:type="dxa"/>
+              <w:bottom w:w="120" w:type="dxa"/>
+              <w:right w:w="120" w:type="dxa"/>
+            </w:tcMar>
+            <w:vAlign w:val="center"/>
+          </w:tcPr>
+          <w:p>
+            <w:pPr>
+              <w:keepNext w:val="0"/>
+              <w:keepLines w:val="0"/>
+              <w:widowControl/>
+              <w:suppressLineNumbers w:val="0"/>
+              <w:jc w:val="left"/>
+              <w:rPr>
+                <w:b/>
+                <w:bCs/>
+              </w:rPr>
+            </w:pPr>
+            <w:r>
+              <w:rPr>
+                <w:rFonts w:ascii="宋体" w:hAnsi="宋体" w:eastAsia="宋体" w:cs="宋体"/>
+                <w:b/>
+                <w:bCs/>
+                <w:kern w:val="0"/>
+                <w:sz w:val="24"/>
+                <w:szCs w:val="24"/>
+                <w:lang w:val="en-US" w:eastAsia="zh-CN" w:bidi="ar"/>
+              </w:rPr>
+              <w:t>适用场景</w:t>
+            </w:r>
+          </w:p>
+        </w:tc>
+      </w:tr>
+      <w:tr>
+        <w:tblPrEx>
+          <w:tblBorders>
+            <w:top w:val="none" w:color="auto" w:sz="0" w:space="0"/>
+            <w:left w:val="none" w:color="auto" w:sz="0" w:space="0"/>
+            <w:bottom w:val="none" w:color="auto" w:sz="0" w:space="0"/>
+            <w:right w:val="none" w:color="auto" w:sz="0" w:space="0"/>
+            <w:insideH w:val="none" w:color="auto" w:sz="0" w:space="0"/>
+            <w:insideV w:val="none" w:color="auto" w:sz="0" w:space="0"/>
+          </w:tblBorders>
+          <w:shd w:val="clear" w:color="auto" w:fill="auto"/>
+          <w:tblCellMar>
+            <w:top w:w="15" w:type="dxa"/>
+            <w:left w:w="15" w:type="dxa"/>
+            <w:bottom w:w="15" w:type="dxa"/>
+            <w:right w:w="15" w:type="dxa"/>
+          </w:tblCellMar>
+        </w:tblPrEx>
+        <w:tc>
+          <w:tcPr>
+            <w:tcW w:w="0" w:type="auto"/>
+            <w:tcBorders>
+              <w:top w:val="single" w:color="CCCCCC" w:sz="6" w:space="0"/>
+              <w:left w:val="single" w:color="CCCCCC" w:sz="6" w:space="0"/>
+              <w:bottom w:val="single" w:color="CCCCCC" w:sz="6" w:space="0"/>
+              <w:right w:val="single" w:color="CCCCCC" w:sz="6" w:space="0"/>
+            </w:tcBorders>
+            <w:shd w:val="clear" w:color="auto" w:fill="auto"/>
+            <w:tcMar>
+              <w:top w:w="120" w:type="dxa"/>
+              <w:left w:w="120" w:type="dxa"/>
+              <w:bottom w:w="120" w:type="dxa"/>
+              <w:right w:w="120" w:type="dxa"/>
+            </w:tcMar>
+            <w:vAlign w:val="center"/>
+          </w:tcPr>
+          <w:p>
+            <w:pPr>
+              <w:keepNext w:val="0"/>
+              <w:keepLines w:val="0"/>
+              <w:widowControl/>
+              <w:suppressLineNumbers w:val="0"/>
+              <w:jc w:val="left"/>
+            </w:pPr>
+            <w:r>
+              <w:rPr>
+                <w:rFonts w:ascii="宋体" w:hAnsi="宋体" w:eastAsia="宋体" w:cs="宋体"/>
+                <w:kern w:val="0"/>
+                <w:sz w:val="24"/>
+                <w:szCs w:val="24"/>
+                <w:lang w:val="en-US" w:eastAsia="zh-CN" w:bidi="ar"/>
+              </w:rPr>
+              <w:t>慢速自动</w:t>
+            </w:r>
+          </w:p>
+        </w:tc>
+        <w:tc>
+          <w:tcPr>
+            <w:tcW w:w="0" w:type="auto"/>
+            <w:tcBorders>
+              <w:top w:val="single" w:color="CCCCCC" w:sz="6" w:space="0"/>
+              <w:left w:val="single" w:color="CCCCCC" w:sz="6" w:space="0"/>
+              <w:bottom w:val="single" w:color="CCCCCC" w:sz="6" w:space="0"/>
+              <w:right w:val="single" w:color="CCCCCC" w:sz="6" w:space="0"/>
+            </w:tcBorders>
+            <w:shd w:val="clear" w:color="auto" w:fill="auto"/>
+            <w:tcMar>
+              <w:top w:w="120" w:type="dxa"/>
+              <w:left w:w="120" w:type="dxa"/>
+              <w:bottom w:w="120" w:type="dxa"/>
+              <w:right w:w="120" w:type="dxa"/>
+            </w:tcMar>
+            <w:vAlign w:val="center"/>
+          </w:tcPr>
+          <w:p>
+            <w:pPr>
+              <w:keepNext w:val="0"/>
+              <w:keepLines w:val="0"/>
+              <w:widowControl/>
+              <w:suppressLineNumbers w:val="0"/>
+              <w:jc w:val="left"/>
+            </w:pPr>
+            <w:r>
+              <w:rPr>
+                <w:rFonts w:ascii="宋体" w:hAnsi="宋体" w:eastAsia="宋体" w:cs="宋体"/>
+                <w:kern w:val="0"/>
+                <w:sz w:val="24"/>
+                <w:szCs w:val="24"/>
+                <w:lang w:val="en-US" w:eastAsia="zh-CN" w:bidi="ar"/>
+              </w:rPr>
+              <w:t>3.5～4.5s</w:t>
+            </w:r>
+          </w:p>
+        </w:tc>
+        <w:tc>
+          <w:tcPr>
+            <w:tcW w:w="0" w:type="auto"/>
+            <w:tcBorders>
+              <w:top w:val="single" w:color="CCCCCC" w:sz="6" w:space="0"/>
+              <w:left w:val="single" w:color="CCCCCC" w:sz="6" w:space="0"/>
+              <w:bottom w:val="single" w:color="CCCCCC" w:sz="6" w:space="0"/>
+              <w:right w:val="single" w:color="CCCCCC" w:sz="6" w:space="0"/>
+            </w:tcBorders>
+            <w:shd w:val="clear" w:color="auto" w:fill="auto"/>
+            <w:tcMar>
+              <w:top w:w="120" w:type="dxa"/>
+              <w:left w:w="120" w:type="dxa"/>
+              <w:bottom w:w="120" w:type="dxa"/>
+              <w:right w:w="120" w:type="dxa"/>
+            </w:tcMar>
+            <w:vAlign w:val="center"/>
+          </w:tcPr>
+          <w:p>
+            <w:pPr>
+              <w:keepNext w:val="0"/>
+              <w:keepLines w:val="0"/>
+              <w:widowControl/>
+              <w:suppressLineNumbers w:val="0"/>
+              <w:jc w:val="left"/>
+            </w:pPr>
+            <w:r>
+              <w:rPr>
+                <w:rFonts w:ascii="宋体" w:hAnsi="宋体" w:eastAsia="宋体" w:cs="宋体"/>
+                <w:kern w:val="0"/>
+                <w:sz w:val="24"/>
+                <w:szCs w:val="24"/>
+                <w:lang w:val="en-US" w:eastAsia="zh-CN" w:bidi="ar"/>
+              </w:rPr>
+              <w:t>抒情、氛围、悬疑、内心独白</w:t>
+            </w:r>
+          </w:p>
+        </w:tc>
+      </w:tr>
+      <w:tr>
+        <w:tblPrEx>
+          <w:tblBorders>
+            <w:top w:val="none" w:color="auto" w:sz="0" w:space="0"/>
+            <w:left w:val="none" w:color="auto" w:sz="0" w:space="0"/>
+            <w:bottom w:val="none" w:color="auto" w:sz="0" w:space="0"/>
+            <w:right w:val="none" w:color="auto" w:sz="0" w:space="0"/>
+            <w:insideH w:val="none" w:color="auto" w:sz="0" w:space="0"/>
+            <w:insideV w:val="none" w:color="auto" w:sz="0" w:space="0"/>
+          </w:tblBorders>
+          <w:shd w:val="clear" w:color="auto" w:fill="auto"/>
+          <w:tblCellMar>
+            <w:top w:w="15" w:type="dxa"/>
+            <w:left w:w="15" w:type="dxa"/>
+            <w:bottom w:w="15" w:type="dxa"/>
+            <w:right w:w="15" w:type="dxa"/>
+          </w:tblCellMar>
+        </w:tblPrEx>
+        <w:tc>
+          <w:tcPr>
+            <w:tcW w:w="0" w:type="auto"/>
+            <w:tcBorders>
+              <w:top w:val="single" w:color="CCCCCC" w:sz="6" w:space="0"/>
+              <w:left w:val="single" w:color="CCCCCC" w:sz="6" w:space="0"/>
+              <w:bottom w:val="single" w:color="CCCCCC" w:sz="6" w:space="0"/>
+              <w:right w:val="single" w:color="CCCCCC" w:sz="6" w:space="0"/>
+            </w:tcBorders>
+            <w:shd w:val="clear" w:color="auto" w:fill="auto"/>
+            <w:tcMar>
+              <w:top w:w="120" w:type="dxa"/>
+              <w:left w:w="120" w:type="dxa"/>
+              <w:bottom w:w="120" w:type="dxa"/>
+              <w:right w:w="120" w:type="dxa"/>
+            </w:tcMar>
+            <w:vAlign w:val="center"/>
+          </w:tcPr>
+          <w:p>
+            <w:pPr>
+              <w:keepNext w:val="0"/>
+              <w:keepLines w:val="0"/>
+              <w:widowControl/>
+              <w:suppressLineNumbers w:val="0"/>
+              <w:jc w:val="left"/>
+            </w:pPr>
+            <w:r>
+              <w:rPr>
+                <w:rFonts w:ascii="宋体" w:hAnsi="宋体" w:eastAsia="宋体" w:cs="宋体"/>
+                <w:kern w:val="0"/>
+                <w:sz w:val="24"/>
+                <w:szCs w:val="24"/>
+                <w:lang w:val="en-US" w:eastAsia="zh-CN" w:bidi="ar"/>
+              </w:rPr>
+              <w:t>标准自动</w:t>
+            </w:r>
+          </w:p>
+        </w:tc>
+        <w:tc>
+          <w:tcPr>
+            <w:tcW w:w="0" w:type="auto"/>
+            <w:tcBorders>
+              <w:top w:val="single" w:color="CCCCCC" w:sz="6" w:space="0"/>
+              <w:left w:val="single" w:color="CCCCCC" w:sz="6" w:space="0"/>
+              <w:bottom w:val="single" w:color="CCCCCC" w:sz="6" w:space="0"/>
+              <w:right w:val="single" w:color="CCCCCC" w:sz="6" w:space="0"/>
+            </w:tcBorders>
+            <w:shd w:val="clear" w:color="auto" w:fill="auto"/>
+            <w:tcMar>
+              <w:top w:w="120" w:type="dxa"/>
+              <w:left w:w="120" w:type="dxa"/>
+              <w:bottom w:w="120" w:type="dxa"/>
+              <w:right w:w="120" w:type="dxa"/>
+            </w:tcMar>
+            <w:vAlign w:val="center"/>
+          </w:tcPr>
+          <w:p>
+            <w:pPr>
+              <w:keepNext w:val="0"/>
+              <w:keepLines w:val="0"/>
+              <w:widowControl/>
+              <w:suppressLineNumbers w:val="0"/>
+              <w:jc w:val="left"/>
+            </w:pPr>
+            <w:r>
+              <w:rPr>
+                <w:rFonts w:ascii="宋体" w:hAnsi="宋体" w:eastAsia="宋体" w:cs="宋体"/>
+                <w:kern w:val="0"/>
+                <w:sz w:val="24"/>
+                <w:szCs w:val="24"/>
+                <w:lang w:val="en-US" w:eastAsia="zh-CN" w:bidi="ar"/>
+              </w:rPr>
+              <w:t>2.5～3.0s</w:t>
+            </w:r>
+          </w:p>
+        </w:tc>
+        <w:tc>
+          <w:tcPr>
+            <w:tcW w:w="0" w:type="auto"/>
+            <w:tcBorders>
+              <w:top w:val="single" w:color="CCCCCC" w:sz="6" w:space="0"/>
+              <w:left w:val="single" w:color="CCCCCC" w:sz="6" w:space="0"/>
+              <w:bottom w:val="single" w:color="CCCCCC" w:sz="6" w:space="0"/>
+              <w:right w:val="single" w:color="CCCCCC" w:sz="6" w:space="0"/>
+            </w:tcBorders>
+            <w:shd w:val="clear" w:color="auto" w:fill="auto"/>
+            <w:tcMar>
+              <w:top w:w="120" w:type="dxa"/>
+              <w:left w:w="120" w:type="dxa"/>
+              <w:bottom w:w="120" w:type="dxa"/>
+              <w:right w:w="120" w:type="dxa"/>
+            </w:tcMar>
+            <w:vAlign w:val="center"/>
+          </w:tcPr>
+          <w:p>
+            <w:pPr>
+              <w:keepNext w:val="0"/>
+              <w:keepLines w:val="0"/>
+              <w:widowControl/>
+              <w:suppressLineNumbers w:val="0"/>
+              <w:jc w:val="left"/>
+            </w:pPr>
+            <w:r>
+              <w:rPr>
+                <w:rFonts w:ascii="宋体" w:hAnsi="宋体" w:eastAsia="宋体" w:cs="宋体"/>
+                <w:kern w:val="0"/>
+                <w:sz w:val="24"/>
+                <w:szCs w:val="24"/>
+                <w:lang w:val="en-US" w:eastAsia="zh-CN" w:bidi="ar"/>
+              </w:rPr>
+              <w:t>主线剧情、日常对话（默认）</w:t>
+            </w:r>
+          </w:p>
+        </w:tc>
+      </w:tr>
+      <w:tr>
+        <w:tblPrEx>
+          <w:tblBorders>
+            <w:top w:val="none" w:color="auto" w:sz="0" w:space="0"/>
+            <w:left w:val="none" w:color="auto" w:sz="0" w:space="0"/>
+            <w:bottom w:val="none" w:color="auto" w:sz="0" w:space="0"/>
+            <w:right w:val="none" w:color="auto" w:sz="0" w:space="0"/>
+            <w:insideH w:val="none" w:color="auto" w:sz="0" w:space="0"/>
+            <w:insideV w:val="none" w:color="auto" w:sz="0" w:space="0"/>
+          </w:tblBorders>
+          <w:shd w:val="clear" w:color="auto" w:fill="auto"/>
+          <w:tblCellMar>
+            <w:top w:w="15" w:type="dxa"/>
+            <w:left w:w="15" w:type="dxa"/>
+            <w:bottom w:w="15" w:type="dxa"/>
+            <w:right w:w="15" w:type="dxa"/>
+          </w:tblCellMar>
+        </w:tblPrEx>
+        <w:tc>
+          <w:tcPr>
+            <w:tcW w:w="0" w:type="auto"/>
+            <w:tcBorders>
+              <w:top w:val="single" w:color="CCCCCC" w:sz="6" w:space="0"/>
+              <w:left w:val="single" w:color="CCCCCC" w:sz="6" w:space="0"/>
+              <w:bottom w:val="single" w:color="CCCCCC" w:sz="6" w:space="0"/>
+              <w:right w:val="single" w:color="CCCCCC" w:sz="6" w:space="0"/>
+            </w:tcBorders>
+            <w:shd w:val="clear" w:color="auto" w:fill="auto"/>
+            <w:tcMar>
+              <w:top w:w="120" w:type="dxa"/>
+              <w:left w:w="120" w:type="dxa"/>
+              <w:bottom w:w="120" w:type="dxa"/>
+              <w:right w:w="120" w:type="dxa"/>
+            </w:tcMar>
+            <w:vAlign w:val="center"/>
+          </w:tcPr>
+          <w:p>
+            <w:pPr>
+              <w:keepNext w:val="0"/>
+              <w:keepLines w:val="0"/>
+              <w:widowControl/>
+              <w:suppressLineNumbers w:val="0"/>
+              <w:jc w:val="left"/>
+            </w:pPr>
+            <w:r>
+              <w:rPr>
+                <w:rFonts w:ascii="宋体" w:hAnsi="宋体" w:eastAsia="宋体" w:cs="宋体"/>
+                <w:kern w:val="0"/>
+                <w:sz w:val="24"/>
+                <w:szCs w:val="24"/>
+                <w:lang w:val="en-US" w:eastAsia="zh-CN" w:bidi="ar"/>
+              </w:rPr>
+              <w:t>快速自动</w:t>
+            </w:r>
+          </w:p>
+        </w:tc>
+        <w:tc>
+          <w:tcPr>
+            <w:tcW w:w="0" w:type="auto"/>
+            <w:tcBorders>
+              <w:top w:val="single" w:color="CCCCCC" w:sz="6" w:space="0"/>
+              <w:left w:val="single" w:color="CCCCCC" w:sz="6" w:space="0"/>
+              <w:bottom w:val="single" w:color="CCCCCC" w:sz="6" w:space="0"/>
+              <w:right w:val="single" w:color="CCCCCC" w:sz="6" w:space="0"/>
+            </w:tcBorders>
+            <w:shd w:val="clear" w:color="auto" w:fill="auto"/>
+            <w:tcMar>
+              <w:top w:w="120" w:type="dxa"/>
+              <w:left w:w="120" w:type="dxa"/>
+              <w:bottom w:w="120" w:type="dxa"/>
+              <w:right w:w="120" w:type="dxa"/>
+            </w:tcMar>
+            <w:vAlign w:val="center"/>
+          </w:tcPr>
+          <w:p>
+            <w:pPr>
+              <w:keepNext w:val="0"/>
+              <w:keepLines w:val="0"/>
+              <w:widowControl/>
+              <w:suppressLineNumbers w:val="0"/>
+              <w:jc w:val="left"/>
+            </w:pPr>
+            <w:r>
+              <w:rPr>
+                <w:rFonts w:ascii="宋体" w:hAnsi="宋体" w:eastAsia="宋体" w:cs="宋体"/>
+                <w:kern w:val="0"/>
+                <w:sz w:val="24"/>
+                <w:szCs w:val="24"/>
+                <w:lang w:val="en-US" w:eastAsia="zh-CN" w:bidi="ar"/>
+              </w:rPr>
+              <w:t>1.5～2.0s</w:t>
+            </w:r>
+          </w:p>
+        </w:tc>
+        <w:tc>
+          <w:tcPr>
+            <w:tcW w:w="0" w:type="auto"/>
+            <w:tcBorders>
+              <w:top w:val="single" w:color="CCCCCC" w:sz="6" w:space="0"/>
+              <w:left w:val="single" w:color="CCCCCC" w:sz="6" w:space="0"/>
+              <w:bottom w:val="single" w:color="CCCCCC" w:sz="6" w:space="0"/>
+              <w:right w:val="single" w:color="CCCCCC" w:sz="6" w:space="0"/>
+            </w:tcBorders>
+            <w:shd w:val="clear" w:color="auto" w:fill="auto"/>
+            <w:tcMar>
+              <w:top w:w="120" w:type="dxa"/>
+              <w:left w:w="120" w:type="dxa"/>
+              <w:bottom w:w="120" w:type="dxa"/>
+              <w:right w:w="120" w:type="dxa"/>
+            </w:tcMar>
+            <w:vAlign w:val="center"/>
+          </w:tcPr>
+          <w:p>
+            <w:pPr>
+              <w:keepNext w:val="0"/>
+              <w:keepLines w:val="0"/>
+              <w:widowControl/>
+              <w:suppressLineNumbers w:val="0"/>
+              <w:jc w:val="left"/>
+            </w:pPr>
+            <w:r>
+              <w:rPr>
+                <w:rFonts w:ascii="宋体" w:hAnsi="宋体" w:eastAsia="宋体" w:cs="宋体"/>
+                <w:kern w:val="0"/>
+                <w:sz w:val="24"/>
+                <w:szCs w:val="24"/>
+                <w:lang w:val="en-US" w:eastAsia="zh-CN" w:bidi="ar"/>
+              </w:rPr>
+              <w:t>节奏紧凑、连续对话、轻松剧情</w:t>
+            </w:r>
+          </w:p>
+        </w:tc>
+      </w:tr>
+      <w:tr>
+        <w:tblPrEx>
+          <w:tblBorders>
+            <w:top w:val="none" w:color="auto" w:sz="0" w:space="0"/>
+            <w:left w:val="none" w:color="auto" w:sz="0" w:space="0"/>
+            <w:bottom w:val="none" w:color="auto" w:sz="0" w:space="0"/>
+            <w:right w:val="none" w:color="auto" w:sz="0" w:space="0"/>
+            <w:insideH w:val="none" w:color="auto" w:sz="0" w:space="0"/>
+            <w:insideV w:val="none" w:color="auto" w:sz="0" w:space="0"/>
+          </w:tblBorders>
+          <w:shd w:val="clear" w:color="auto" w:fill="auto"/>
+          <w:tblCellMar>
+            <w:top w:w="15" w:type="dxa"/>
+            <w:left w:w="15" w:type="dxa"/>
+            <w:bottom w:w="15" w:type="dxa"/>
+            <w:right w:w="15" w:type="dxa"/>
+          </w:tblCellMar>
+        </w:tblPrEx>
+        <w:tc>
+          <w:tcPr>
+            <w:tcW w:w="0" w:type="auto"/>
+            <w:tcBorders>
+              <w:top w:val="single" w:color="CCCCCC" w:sz="6" w:space="0"/>
+              <w:left w:val="single" w:color="CCCCCC" w:sz="6" w:space="0"/>
+              <w:bottom w:val="single" w:color="CCCCCC" w:sz="6" w:space="0"/>
+              <w:right w:val="single" w:color="CCCCCC" w:sz="6" w:space="0"/>
+            </w:tcBorders>
+            <w:shd w:val="clear" w:color="auto" w:fill="auto"/>
+            <w:tcMar>
+              <w:top w:w="120" w:type="dxa"/>
+              <w:left w:w="120" w:type="dxa"/>
+              <w:bottom w:w="120" w:type="dxa"/>
+              <w:right w:w="120" w:type="dxa"/>
+            </w:tcMar>
+            <w:vAlign w:val="center"/>
+          </w:tcPr>
+          <w:p>
+            <w:pPr>
+              <w:keepNext w:val="0"/>
+              <w:keepLines w:val="0"/>
+              <w:widowControl/>
+              <w:suppressLineNumbers w:val="0"/>
+              <w:jc w:val="left"/>
+            </w:pPr>
+            <w:r>
+              <w:rPr>
+                <w:rFonts w:ascii="宋体" w:hAnsi="宋体" w:eastAsia="宋体" w:cs="宋体"/>
+                <w:kern w:val="0"/>
+                <w:sz w:val="24"/>
+                <w:szCs w:val="24"/>
+                <w:lang w:val="en-US" w:eastAsia="zh-CN" w:bidi="ar"/>
+              </w:rPr>
+              <w:t>极速自动</w:t>
+            </w:r>
+          </w:p>
+        </w:tc>
+        <w:tc>
+          <w:tcPr>
+            <w:tcW w:w="0" w:type="auto"/>
+            <w:tcBorders>
+              <w:top w:val="single" w:color="CCCCCC" w:sz="6" w:space="0"/>
+              <w:left w:val="single" w:color="CCCCCC" w:sz="6" w:space="0"/>
+              <w:bottom w:val="single" w:color="CCCCCC" w:sz="6" w:space="0"/>
+              <w:right w:val="single" w:color="CCCCCC" w:sz="6" w:space="0"/>
+            </w:tcBorders>
+            <w:shd w:val="clear" w:color="auto" w:fill="auto"/>
+            <w:tcMar>
+              <w:top w:w="120" w:type="dxa"/>
+              <w:left w:w="120" w:type="dxa"/>
+              <w:bottom w:w="120" w:type="dxa"/>
+              <w:right w:w="120" w:type="dxa"/>
+            </w:tcMar>
+            <w:vAlign w:val="center"/>
+          </w:tcPr>
+          <w:p>
+            <w:pPr>
+              <w:keepNext w:val="0"/>
+              <w:keepLines w:val="0"/>
+              <w:widowControl/>
+              <w:suppressLineNumbers w:val="0"/>
+              <w:jc w:val="left"/>
+            </w:pPr>
+            <w:r>
+              <w:rPr>
+                <w:rFonts w:ascii="宋体" w:hAnsi="宋体" w:eastAsia="宋体" w:cs="宋体"/>
+                <w:kern w:val="0"/>
+                <w:sz w:val="24"/>
+                <w:szCs w:val="24"/>
+                <w:lang w:val="en-US" w:eastAsia="zh-CN" w:bidi="ar"/>
+              </w:rPr>
+              <w:t>0.8～1.2s</w:t>
+            </w:r>
+          </w:p>
+        </w:tc>
+        <w:tc>
+          <w:tcPr>
+            <w:tcW w:w="0" w:type="auto"/>
+            <w:tcBorders>
+              <w:top w:val="single" w:color="CCCCCC" w:sz="6" w:space="0"/>
+              <w:left w:val="single" w:color="CCCCCC" w:sz="6" w:space="0"/>
+              <w:bottom w:val="single" w:color="CCCCCC" w:sz="6" w:space="0"/>
+              <w:right w:val="single" w:color="CCCCCC" w:sz="6" w:space="0"/>
+            </w:tcBorders>
+            <w:shd w:val="clear" w:color="auto" w:fill="auto"/>
+            <w:tcMar>
+              <w:top w:w="120" w:type="dxa"/>
+              <w:left w:w="120" w:type="dxa"/>
+              <w:bottom w:w="120" w:type="dxa"/>
+              <w:right w:w="120" w:type="dxa"/>
+            </w:tcMar>
+            <w:vAlign w:val="center"/>
+          </w:tcPr>
+          <w:p>
+            <w:pPr>
+              <w:keepNext w:val="0"/>
+              <w:keepLines w:val="0"/>
+              <w:widowControl/>
+              <w:suppressLineNumbers w:val="0"/>
+              <w:jc w:val="left"/>
+            </w:pPr>
+            <w:r>
+              <w:rPr>
+                <w:rFonts w:ascii="宋体" w:hAnsi="宋体" w:eastAsia="宋体" w:cs="宋体"/>
+                <w:kern w:val="0"/>
+                <w:sz w:val="24"/>
+                <w:szCs w:val="24"/>
+                <w:lang w:val="en-US" w:eastAsia="zh-CN" w:bidi="ar"/>
+              </w:rPr>
+              <w:t>速读、刷剧情、重复内容</w:t>
+            </w:r>
+          </w:p>
+        </w:tc>
+      </w:tr>
+    </w:tbl>
+    <w:p>
+      <w:pPr>
+        <w:keepNext w:val="0"/>
+        <w:keepLines w:val="0"/>
+        <w:widowControl/>
+        <w:suppressLineNumbers w:val="0"/>
+        <w:pBdr>
+          <w:top w:val="none" w:color="auto" w:sz="0" w:space="0"/>
+          <w:left w:val="none" w:color="auto" w:sz="0" w:space="0"/>
+          <w:bottom w:val="none" w:color="auto" w:sz="0" w:space="0"/>
+          <w:right w:val="none" w:color="auto" w:sz="0" w:space="0"/>
+        </w:pBdr>
+        <w:spacing w:before="0" w:beforeAutospacing="0" w:after="0" w:afterAutospacing="0" w:line="360" w:lineRule="atLeast"/>
+        <w:ind w:left="0" w:right="0"/>
+        <w:rPr>
+          <w:rStyle w:val="10"/>
+          <w:rFonts w:hint="eastAsia"/>
+          <w:i w:val="0"/>
+          <w:iCs/>
+          <w:sz w:val="28"/>
+          <w:szCs w:val="28"/>
+          <w:lang w:val="en-US" w:eastAsia="zh-CN"/>
+        </w:rPr>
+      </w:pPr>
+      <w:r>
+        <w:rPr>
+          <w:rStyle w:val="10"/>
+          <w:rFonts w:hint="eastAsia"/>
+          <w:i w:val="0"/>
+          <w:iCs/>
+          <w:sz w:val="28"/>
+          <w:szCs w:val="28"/>
+          <w:lang w:val="en-US" w:eastAsia="zh-CN"/>
+        </w:rPr>
+        <w:t>（6）自动播放显示速度，</w:t>
+      </w:r>
+    </w:p>
+    <w:p>
+      <w:pPr>
+        <w:keepNext w:val="0"/>
+        <w:keepLines w:val="0"/>
+        <w:widowControl/>
+        <w:suppressLineNumbers w:val="0"/>
+        <w:pBdr>
+          <w:top w:val="none" w:color="auto" w:sz="0" w:space="0"/>
+          <w:left w:val="none" w:color="auto" w:sz="0" w:space="0"/>
+          <w:bottom w:val="none" w:color="auto" w:sz="0" w:space="0"/>
+          <w:right w:val="none" w:color="auto" w:sz="0" w:space="0"/>
+        </w:pBdr>
+        <w:spacing w:before="0" w:beforeAutospacing="0" w:after="0" w:afterAutospacing="0" w:line="360" w:lineRule="atLeast"/>
+        <w:ind w:left="0" w:right="0"/>
+        <w:rPr>
+          <w:color w:val="000000"/>
+          <w:sz w:val="24"/>
+          <w:szCs w:val="24"/>
+        </w:rPr>
+      </w:pPr>
+      <w:r>
+        <w:rPr>
+          <w:rFonts w:ascii="Symbol" w:hAnsi="Symbol" w:eastAsia="Symbol" w:cs="Symbol"/>
+          <w:sz w:val="24"/>
+        </w:rPr>
+        <w:t>·</w:t>
+      </w:r>
+      <w:r>
+        <w:rPr>
+          <w:color w:val="000000"/>
+          <w:sz w:val="24"/>
+          <w:szCs w:val="24"/>
+        </w:rPr>
+        <w:t>默认自动播放：文字速度 40 字 / 秒 + 句子停留 3 秒</w:t>
+      </w:r>
+    </w:p>
+    <w:p>
+      <w:pPr>
+        <w:keepNext w:val="0"/>
+        <w:keepLines w:val="0"/>
+        <w:widowControl/>
+        <w:suppressLineNumbers w:val="0"/>
+        <w:pBdr>
+          <w:top w:val="none" w:color="auto" w:sz="0" w:space="0"/>
+          <w:left w:val="none" w:color="auto" w:sz="0" w:space="0"/>
+          <w:bottom w:val="none" w:color="auto" w:sz="0" w:space="0"/>
+          <w:right w:val="none" w:color="auto" w:sz="0" w:space="0"/>
+        </w:pBdr>
+        <w:spacing w:before="0" w:beforeAutospacing="0" w:after="0" w:afterAutospacing="0" w:line="360" w:lineRule="atLeast"/>
+        <w:ind w:left="0" w:right="0"/>
+        <w:rPr>
+          <w:color w:val="000000"/>
+          <w:sz w:val="24"/>
+          <w:szCs w:val="24"/>
+        </w:rPr>
+      </w:pPr>
+      <w:r>
+        <w:rPr>
+          <w:rFonts w:hint="default" w:ascii="Symbol" w:hAnsi="Symbol" w:eastAsia="Symbol" w:cs="Symbol"/>
+          <w:sz w:val="24"/>
+        </w:rPr>
+        <w:t>·</w:t>
+      </w:r>
+      <w:r>
+        <w:rPr>
+          <w:color w:val="000000"/>
+          <w:sz w:val="24"/>
+          <w:szCs w:val="24"/>
+        </w:rPr>
+        <w:t>自动最小间隔：1 秒</w:t>
+      </w:r>
+    </w:p>
+    <w:p>
+      <w:pPr>
+        <w:keepNext w:val="0"/>
+        <w:keepLines w:val="0"/>
+        <w:widowControl/>
+        <w:suppressLineNumbers w:val="0"/>
+        <w:pBdr>
+          <w:top w:val="none" w:color="auto" w:sz="0" w:space="0"/>
+          <w:left w:val="none" w:color="auto" w:sz="0" w:space="0"/>
+          <w:bottom w:val="none" w:color="auto" w:sz="0" w:space="0"/>
+          <w:right w:val="none" w:color="auto" w:sz="0" w:space="0"/>
+        </w:pBdr>
+        <w:spacing w:before="0" w:beforeAutospacing="0" w:after="0" w:afterAutospacing="0" w:line="360" w:lineRule="atLeast"/>
+        <w:ind w:left="0" w:right="0"/>
+        <w:rPr>
+          <w:color w:val="000000"/>
+          <w:sz w:val="24"/>
+          <w:szCs w:val="24"/>
+        </w:rPr>
+      </w:pPr>
+      <w:r>
+        <w:rPr>
+          <w:rFonts w:hint="default" w:ascii="Symbol" w:hAnsi="Symbol" w:eastAsia="Symbol" w:cs="Symbol"/>
+          <w:sz w:val="24"/>
+        </w:rPr>
+        <w:t>·</w:t>
+      </w:r>
+      <w:r>
+        <w:rPr>
+          <w:color w:val="000000"/>
+          <w:sz w:val="24"/>
+          <w:szCs w:val="24"/>
+        </w:rPr>
+        <w:t>自动最大间隔：5 秒</w:t>
+      </w:r>
+    </w:p>
+    <w:p>
+      <w:pPr>
+        <w:keepNext w:val="0"/>
+        <w:keepLines w:val="0"/>
+        <w:widowControl/>
+        <w:suppressLineNumbers w:val="0"/>
+        <w:pBdr>
+          <w:top w:val="none" w:color="auto" w:sz="0" w:space="0"/>
+          <w:left w:val="none" w:color="auto" w:sz="0" w:space="0"/>
+          <w:bottom w:val="none" w:color="auto" w:sz="0" w:space="0"/>
+          <w:right w:val="none" w:color="auto" w:sz="0" w:space="0"/>
+        </w:pBdr>
+        <w:spacing w:before="0" w:beforeAutospacing="0" w:after="0" w:afterAutospacing="0" w:line="360" w:lineRule="atLeast"/>
+        <w:ind w:left="0" w:right="0"/>
+        <w:rPr>
+          <w:rStyle w:val="10"/>
+          <w:rFonts w:hint="default"/>
+          <w:i w:val="0"/>
+          <w:iCs/>
+          <w:sz w:val="28"/>
+          <w:szCs w:val="28"/>
+          <w:lang w:val="en-US" w:eastAsia="zh-CN"/>
+        </w:rPr>
+      </w:pPr>
+      <w:r>
+        <w:rPr>
+          <w:rFonts w:hint="default" w:ascii="Symbol" w:hAnsi="Symbol" w:eastAsia="Symbol" w:cs="Symbol"/>
+          <w:sz w:val="24"/>
+        </w:rPr>
+        <w:t>·</w:t>
+      </w:r>
+      <w:r>
+        <w:rPr>
+          <w:color w:val="000000"/>
+          <w:sz w:val="24"/>
+          <w:szCs w:val="24"/>
+        </w:rPr>
+        <w:t>禁止自动跳过关键选项、警告提示</w:t>
+      </w:r>
+    </w:p>
+    <w:tbl>
+      <w:tblPr>
+        <w:tblStyle w:val="6"/>
+        <w:tblW w:w="5000" w:type="pct"/>
+        <w:tblInd w:w="0" w:type="dxa"/>
+        <w:tblBorders>
+          <w:top w:val="none" w:color="auto" w:sz="0" w:space="0"/>
+          <w:left w:val="none" w:color="auto" w:sz="0" w:space="0"/>
+          <w:bottom w:val="none" w:color="auto" w:sz="0" w:space="0"/>
+          <w:right w:val="none" w:color="auto" w:sz="0" w:space="0"/>
+          <w:insideH w:val="none" w:color="auto" w:sz="0" w:space="0"/>
+          <w:insideV w:val="none" w:color="auto" w:sz="0" w:space="0"/>
+        </w:tblBorders>
+        <w:shd w:val="clear" w:color="auto" w:fill="auto"/>
         <w:tblLayout w:type="autofit"/>
         <w:tblCellMar>
           <w:top w:w="15" w:type="dxa"/>
@@ -6942,7 +6946,7 @@
             <w:insideH w:val="none" w:color="auto" w:sz="0" w:space="0"/>
             <w:insideV w:val="none" w:color="auto" w:sz="0" w:space="0"/>
           </w:tblBorders>
-          <w:shd w:val="clear"/>
+          <w:shd w:val="clear" w:color="auto" w:fill="auto"/>
           <w:tblCellMar>
             <w:top w:w="15" w:type="dxa"/>
             <w:left w:w="15" w:type="dxa"/>
@@ -6962,7 +6966,7 @@
               <w:bottom w:val="single" w:color="CCCCCC" w:sz="6" w:space="0"/>
               <w:right w:val="single" w:color="CCCCCC" w:sz="6" w:space="0"/>
             </w:tcBorders>
-            <w:shd w:val="clear"/>
+            <w:shd w:val="clear" w:color="auto" w:fill="auto"/>
             <w:tcMar>
               <w:top w:w="120" w:type="dxa"/>
               <w:left w:w="120" w:type="dxa"/>
@@ -6991,7 +6995,6 @@
                 <w:kern w:val="0"/>
                 <w:sz w:val="24"/>
                 <w:szCs w:val="24"/>
-                <w:bdr w:val="none" w:color="auto" w:sz="0" w:space="0"/>
                 <w:lang w:val="en-US" w:eastAsia="zh-CN" w:bidi="ar"/>
               </w:rPr>
               <w:t>档位</w:t>
@@ -7007,7 +7010,7 @@
               <w:bottom w:val="single" w:color="CCCCCC" w:sz="6" w:space="0"/>
               <w:right w:val="single" w:color="CCCCCC" w:sz="6" w:space="0"/>
             </w:tcBorders>
-            <w:shd w:val="clear"/>
+            <w:shd w:val="clear" w:color="auto" w:fill="auto"/>
             <w:tcMar>
               <w:top w:w="120" w:type="dxa"/>
               <w:left w:w="120" w:type="dxa"/>
@@ -7036,7 +7039,6 @@
                 <w:kern w:val="0"/>
                 <w:sz w:val="24"/>
                 <w:szCs w:val="24"/>
-                <w:bdr w:val="none" w:color="auto" w:sz="0" w:space="0"/>
                 <w:lang w:val="en-US" w:eastAsia="zh-CN" w:bidi="ar"/>
               </w:rPr>
               <w:t>文字打字速度</w:t>
@@ -7052,7 +7054,7 @@
               <w:bottom w:val="single" w:color="CCCCCC" w:sz="6" w:space="0"/>
               <w:right w:val="single" w:color="CCCCCC" w:sz="6" w:space="0"/>
             </w:tcBorders>
-            <w:shd w:val="clear"/>
+            <w:shd w:val="clear" w:color="auto" w:fill="auto"/>
             <w:tcMar>
               <w:top w:w="120" w:type="dxa"/>
               <w:left w:w="120" w:type="dxa"/>
@@ -7081,7 +7083,6 @@
                 <w:kern w:val="0"/>
                 <w:sz w:val="24"/>
                 <w:szCs w:val="24"/>
-                <w:bdr w:val="none" w:color="auto" w:sz="0" w:space="0"/>
                 <w:lang w:val="en-US" w:eastAsia="zh-CN" w:bidi="ar"/>
               </w:rPr>
               <w:t>句子停留时间</w:t>
@@ -7097,7 +7098,7 @@
               <w:bottom w:val="single" w:color="CCCCCC" w:sz="6" w:space="0"/>
               <w:right w:val="single" w:color="CCCCCC" w:sz="6" w:space="0"/>
             </w:tcBorders>
-            <w:shd w:val="clear"/>
+            <w:shd w:val="clear" w:color="auto" w:fill="auto"/>
             <w:tcMar>
               <w:top w:w="120" w:type="dxa"/>
               <w:left w:w="120" w:type="dxa"/>
@@ -7126,7 +7127,6 @@
                 <w:kern w:val="0"/>
                 <w:sz w:val="24"/>
                 <w:szCs w:val="24"/>
-                <w:bdr w:val="none" w:color="auto" w:sz="0" w:space="0"/>
                 <w:lang w:val="en-US" w:eastAsia="zh-CN" w:bidi="ar"/>
               </w:rPr>
               <w:t>总体验节奏</w:t>
@@ -7144,7 +7144,7 @@
             <w:insideH w:val="none" w:color="auto" w:sz="0" w:space="0"/>
             <w:insideV w:val="none" w:color="auto" w:sz="0" w:space="0"/>
           </w:tblBorders>
-          <w:shd w:val="clear"/>
+          <w:shd w:val="clear" w:color="auto" w:fill="auto"/>
           <w:tblCellMar>
             <w:top w:w="15" w:type="dxa"/>
             <w:left w:w="15" w:type="dxa"/>
@@ -7161,7 +7161,7 @@
               <w:bottom w:val="single" w:color="CCCCCC" w:sz="6" w:space="0"/>
               <w:right w:val="single" w:color="CCCCCC" w:sz="6" w:space="0"/>
             </w:tcBorders>
-            <w:shd w:val="clear"/>
+            <w:shd w:val="clear" w:color="auto" w:fill="auto"/>
             <w:tcMar>
               <w:top w:w="120" w:type="dxa"/>
               <w:left w:w="120" w:type="dxa"/>
@@ -7184,7 +7184,6 @@
                 <w:kern w:val="0"/>
                 <w:sz w:val="24"/>
                 <w:szCs w:val="24"/>
-                <w:bdr w:val="none" w:color="auto" w:sz="0" w:space="0"/>
                 <w:lang w:val="en-US" w:eastAsia="zh-CN" w:bidi="ar"/>
               </w:rPr>
               <w:t>慢自动</w:t>
@@ -7200,7 +7199,7 @@
               <w:bottom w:val="single" w:color="CCCCCC" w:sz="6" w:space="0"/>
               <w:right w:val="single" w:color="CCCCCC" w:sz="6" w:space="0"/>
             </w:tcBorders>
-            <w:shd w:val="clear"/>
+            <w:shd w:val="clear" w:color="auto" w:fill="auto"/>
             <w:tcMar>
               <w:top w:w="120" w:type="dxa"/>
               <w:left w:w="120" w:type="dxa"/>
@@ -7223,7 +7222,6 @@
                 <w:kern w:val="0"/>
                 <w:sz w:val="24"/>
                 <w:szCs w:val="24"/>
-                <w:bdr w:val="none" w:color="auto" w:sz="0" w:space="0"/>
                 <w:lang w:val="en-US" w:eastAsia="zh-CN" w:bidi="ar"/>
               </w:rPr>
               <w:t>20 字 / 秒</w:t>
@@ -7239,7 +7237,7 @@
               <w:bottom w:val="single" w:color="CCCCCC" w:sz="6" w:space="0"/>
               <w:right w:val="single" w:color="CCCCCC" w:sz="6" w:space="0"/>
             </w:tcBorders>
-            <w:shd w:val="clear"/>
+            <w:shd w:val="clear" w:color="auto" w:fill="auto"/>
             <w:tcMar>
               <w:top w:w="120" w:type="dxa"/>
               <w:left w:w="120" w:type="dxa"/>
@@ -7262,7 +7260,6 @@
                 <w:kern w:val="0"/>
                 <w:sz w:val="24"/>
                 <w:szCs w:val="24"/>
-                <w:bdr w:val="none" w:color="auto" w:sz="0" w:space="0"/>
                 <w:lang w:val="en-US" w:eastAsia="zh-CN" w:bidi="ar"/>
               </w:rPr>
               <w:t>3.5～4.5 秒</w:t>
@@ -7278,7 +7275,7 @@
               <w:bottom w:val="single" w:color="CCCCCC" w:sz="6" w:space="0"/>
               <w:right w:val="single" w:color="CCCCCC" w:sz="6" w:space="0"/>
             </w:tcBorders>
-            <w:shd w:val="clear"/>
+            <w:shd w:val="clear" w:color="auto" w:fill="auto"/>
             <w:tcMar>
               <w:top w:w="120" w:type="dxa"/>
               <w:left w:w="120" w:type="dxa"/>
@@ -7301,7 +7298,6 @@
                 <w:kern w:val="0"/>
                 <w:sz w:val="24"/>
                 <w:szCs w:val="24"/>
-                <w:bdr w:val="none" w:color="auto" w:sz="0" w:space="0"/>
                 <w:lang w:val="en-US" w:eastAsia="zh-CN" w:bidi="ar"/>
               </w:rPr>
               <w:t>抒情、悬疑、氛围剧情</w:t>
@@ -7319,7 +7315,6 @@
             <w:insideH w:val="none" w:color="auto" w:sz="0" w:space="0"/>
             <w:insideV w:val="none" w:color="auto" w:sz="0" w:space="0"/>
           </w:tblBorders>
-          <w:shd w:val="clear"/>
           <w:tblCellMar>
             <w:top w:w="15" w:type="dxa"/>
             <w:left w:w="15" w:type="dxa"/>
@@ -7336,7 +7331,7 @@
               <w:bottom w:val="single" w:color="CCCCCC" w:sz="6" w:space="0"/>
               <w:right w:val="single" w:color="CCCCCC" w:sz="6" w:space="0"/>
             </w:tcBorders>
-            <w:shd w:val="clear"/>
+            <w:shd w:val="clear" w:color="auto" w:fill="auto"/>
             <w:tcMar>
               <w:top w:w="120" w:type="dxa"/>
               <w:left w:w="120" w:type="dxa"/>
@@ -7359,7 +7354,6 @@
                 <w:kern w:val="0"/>
                 <w:sz w:val="24"/>
                 <w:szCs w:val="24"/>
-                <w:bdr w:val="none" w:color="auto" w:sz="0" w:space="0"/>
                 <w:lang w:val="en-US" w:eastAsia="zh-CN" w:bidi="ar"/>
               </w:rPr>
               <w:t>标准自动</w:t>
@@ -7375,7 +7369,7 @@
               <w:bottom w:val="single" w:color="CCCCCC" w:sz="6" w:space="0"/>
               <w:right w:val="single" w:color="CCCCCC" w:sz="6" w:space="0"/>
             </w:tcBorders>
-            <w:shd w:val="clear"/>
+            <w:shd w:val="clear" w:color="auto" w:fill="auto"/>
             <w:tcMar>
               <w:top w:w="120" w:type="dxa"/>
               <w:left w:w="120" w:type="dxa"/>
@@ -7398,7 +7392,6 @@
                 <w:kern w:val="0"/>
                 <w:sz w:val="24"/>
                 <w:szCs w:val="24"/>
-                <w:bdr w:val="none" w:color="auto" w:sz="0" w:space="0"/>
                 <w:lang w:val="en-US" w:eastAsia="zh-CN" w:bidi="ar"/>
               </w:rPr>
               <w:t>40 字 / 秒</w:t>
@@ -7414,7 +7407,7 @@
               <w:bottom w:val="single" w:color="CCCCCC" w:sz="6" w:space="0"/>
               <w:right w:val="single" w:color="CCCCCC" w:sz="6" w:space="0"/>
             </w:tcBorders>
-            <w:shd w:val="clear"/>
+            <w:shd w:val="clear" w:color="auto" w:fill="auto"/>
             <w:tcMar>
               <w:top w:w="120" w:type="dxa"/>
               <w:left w:w="120" w:type="dxa"/>
@@ -7437,7 +7430,6 @@
                 <w:kern w:val="0"/>
                 <w:sz w:val="24"/>
                 <w:szCs w:val="24"/>
-                <w:bdr w:val="none" w:color="auto" w:sz="0" w:space="0"/>
                 <w:lang w:val="en-US" w:eastAsia="zh-CN" w:bidi="ar"/>
               </w:rPr>
               <w:t>2.5～3.0 秒</w:t>
@@ -7453,7 +7445,7 @@
               <w:bottom w:val="single" w:color="CCCCCC" w:sz="6" w:space="0"/>
               <w:right w:val="single" w:color="CCCCCC" w:sz="6" w:space="0"/>
             </w:tcBorders>
-            <w:shd w:val="clear"/>
+            <w:shd w:val="clear" w:color="auto" w:fill="auto"/>
             <w:tcMar>
               <w:top w:w="120" w:type="dxa"/>
               <w:left w:w="120" w:type="dxa"/>
@@ -7476,7 +7468,6 @@
                 <w:kern w:val="0"/>
                 <w:sz w:val="24"/>
                 <w:szCs w:val="24"/>
-                <w:bdr w:val="none" w:color="auto" w:sz="0" w:space="0"/>
                 <w:lang w:val="en-US" w:eastAsia="zh-CN" w:bidi="ar"/>
               </w:rPr>
               <w:t>通用主线、日常对话</w:t>
@@ -7494,7 +7485,6 @@
             <w:insideH w:val="none" w:color="auto" w:sz="0" w:space="0"/>
             <w:insideV w:val="none" w:color="auto" w:sz="0" w:space="0"/>
           </w:tblBorders>
-          <w:shd w:val="clear"/>
           <w:tblCellMar>
             <w:top w:w="15" w:type="dxa"/>
             <w:left w:w="15" w:type="dxa"/>
@@ -7511,7 +7501,7 @@
               <w:bottom w:val="single" w:color="CCCCCC" w:sz="6" w:space="0"/>
               <w:right w:val="single" w:color="CCCCCC" w:sz="6" w:space="0"/>
             </w:tcBorders>
-            <w:shd w:val="clear"/>
+            <w:shd w:val="clear" w:color="auto" w:fill="auto"/>
             <w:tcMar>
               <w:top w:w="120" w:type="dxa"/>
               <w:left w:w="120" w:type="dxa"/>
@@ -7534,7 +7524,6 @@
                 <w:kern w:val="0"/>
                 <w:sz w:val="24"/>
                 <w:szCs w:val="24"/>
-                <w:bdr w:val="none" w:color="auto" w:sz="0" w:space="0"/>
                 <w:lang w:val="en-US" w:eastAsia="zh-CN" w:bidi="ar"/>
               </w:rPr>
               <w:t>快自动</w:t>
@@ -7550,7 +7539,7 @@
               <w:bottom w:val="single" w:color="CCCCCC" w:sz="6" w:space="0"/>
               <w:right w:val="single" w:color="CCCCCC" w:sz="6" w:space="0"/>
             </w:tcBorders>
-            <w:shd w:val="clear"/>
+            <w:shd w:val="clear" w:color="auto" w:fill="auto"/>
             <w:tcMar>
               <w:top w:w="120" w:type="dxa"/>
               <w:left w:w="120" w:type="dxa"/>
@@ -7573,7 +7562,6 @@
                 <w:kern w:val="0"/>
                 <w:sz w:val="24"/>
                 <w:szCs w:val="24"/>
-                <w:bdr w:val="none" w:color="auto" w:sz="0" w:space="0"/>
                 <w:lang w:val="en-US" w:eastAsia="zh-CN" w:bidi="ar"/>
               </w:rPr>
               <w:t>60 字 / 秒</w:t>
@@ -7589,7 +7577,7 @@
               <w:bottom w:val="single" w:color="CCCCCC" w:sz="6" w:space="0"/>
               <w:right w:val="single" w:color="CCCCCC" w:sz="6" w:space="0"/>
             </w:tcBorders>
-            <w:shd w:val="clear"/>
+            <w:shd w:val="clear" w:color="auto" w:fill="auto"/>
             <w:tcMar>
               <w:top w:w="120" w:type="dxa"/>
               <w:left w:w="120" w:type="dxa"/>
@@ -7612,7 +7600,6 @@
                 <w:kern w:val="0"/>
                 <w:sz w:val="24"/>
                 <w:szCs w:val="24"/>
-                <w:bdr w:val="none" w:color="auto" w:sz="0" w:space="0"/>
                 <w:lang w:val="en-US" w:eastAsia="zh-CN" w:bidi="ar"/>
               </w:rPr>
               <w:t>1.5～2.0 秒</w:t>
@@ -7628,7 +7615,7 @@
               <w:bottom w:val="single" w:color="CCCCCC" w:sz="6" w:space="0"/>
               <w:right w:val="single" w:color="CCCCCC" w:sz="6" w:space="0"/>
             </w:tcBorders>
-            <w:shd w:val="clear"/>
+            <w:shd w:val="clear" w:color="auto" w:fill="auto"/>
             <w:tcMar>
               <w:top w:w="120" w:type="dxa"/>
               <w:left w:w="120" w:type="dxa"/>
@@ -7651,7 +7638,6 @@
                 <w:kern w:val="0"/>
                 <w:sz w:val="24"/>
                 <w:szCs w:val="24"/>
-                <w:bdr w:val="none" w:color="auto" w:sz="0" w:space="0"/>
                 <w:lang w:val="en-US" w:eastAsia="zh-CN" w:bidi="ar"/>
               </w:rPr>
               <w:t>紧凑对话、轻快剧情</w:t>
@@ -7669,7 +7655,6 @@
             <w:insideH w:val="none" w:color="auto" w:sz="0" w:space="0"/>
             <w:insideV w:val="none" w:color="auto" w:sz="0" w:space="0"/>
           </w:tblBorders>
-          <w:shd w:val="clear"/>
           <w:tblCellMar>
             <w:top w:w="15" w:type="dxa"/>
             <w:left w:w="15" w:type="dxa"/>
@@ -7686,7 +7671,7 @@
               <w:bottom w:val="single" w:color="CCCCCC" w:sz="6" w:space="0"/>
               <w:right w:val="single" w:color="CCCCCC" w:sz="6" w:space="0"/>
             </w:tcBorders>
-            <w:shd w:val="clear"/>
+            <w:shd w:val="clear" w:color="auto" w:fill="auto"/>
             <w:tcMar>
               <w:top w:w="120" w:type="dxa"/>
               <w:left w:w="120" w:type="dxa"/>
@@ -7709,7 +7694,6 @@
                 <w:kern w:val="0"/>
                 <w:sz w:val="24"/>
                 <w:szCs w:val="24"/>
-                <w:bdr w:val="none" w:color="auto" w:sz="0" w:space="0"/>
                 <w:lang w:val="en-US" w:eastAsia="zh-CN" w:bidi="ar"/>
               </w:rPr>
               <w:t>极速自动</w:t>
@@ -7725,7 +7709,7 @@
               <w:bottom w:val="single" w:color="CCCCCC" w:sz="6" w:space="0"/>
               <w:right w:val="single" w:color="CCCCCC" w:sz="6" w:space="0"/>
             </w:tcBorders>
-            <w:shd w:val="clear"/>
+            <w:shd w:val="clear" w:color="auto" w:fill="auto"/>
             <w:tcMar>
               <w:top w:w="120" w:type="dxa"/>
               <w:left w:w="120" w:type="dxa"/>
@@ -7748,7 +7732,6 @@
                 <w:kern w:val="0"/>
                 <w:sz w:val="24"/>
                 <w:szCs w:val="24"/>
-                <w:bdr w:val="none" w:color="auto" w:sz="0" w:space="0"/>
                 <w:lang w:val="en-US" w:eastAsia="zh-CN" w:bidi="ar"/>
               </w:rPr>
               <w:t>立即显示</w:t>
@@ -7764,7 +7747,7 @@
               <w:bottom w:val="single" w:color="CCCCCC" w:sz="6" w:space="0"/>
               <w:right w:val="single" w:color="CCCCCC" w:sz="6" w:space="0"/>
             </w:tcBorders>
-            <w:shd w:val="clear"/>
+            <w:shd w:val="clear" w:color="auto" w:fill="auto"/>
             <w:tcMar>
               <w:top w:w="120" w:type="dxa"/>
               <w:left w:w="120" w:type="dxa"/>
@@ -7787,7 +7770,6 @@
                 <w:kern w:val="0"/>
                 <w:sz w:val="24"/>
                 <w:szCs w:val="24"/>
-                <w:bdr w:val="none" w:color="auto" w:sz="0" w:space="0"/>
                 <w:lang w:val="en-US" w:eastAsia="zh-CN" w:bidi="ar"/>
               </w:rPr>
               <w:t>0.8～1.2 秒</w:t>
@@ -7803,7 +7785,7 @@
               <w:bottom w:val="single" w:color="CCCCCC" w:sz="6" w:space="0"/>
               <w:right w:val="single" w:color="CCCCCC" w:sz="6" w:space="0"/>
             </w:tcBorders>
-            <w:shd w:val="clear"/>
+            <w:shd w:val="clear" w:color="auto" w:fill="auto"/>
             <w:tcMar>
               <w:top w:w="120" w:type="dxa"/>
               <w:left w:w="120" w:type="dxa"/>
@@ -7826,7 +7808,6 @@
                 <w:kern w:val="0"/>
                 <w:sz w:val="24"/>
                 <w:szCs w:val="24"/>
-                <w:bdr w:val="none" w:color="auto" w:sz="0" w:space="0"/>
                 <w:lang w:val="en-US" w:eastAsia="zh-CN" w:bidi="ar"/>
               </w:rPr>
               <w:t>速读、刷剧情</w:t>
@@ -7842,6 +7823,7 @@
         <w:keepLines w:val="0"/>
         <w:widowControl/>
         <w:numPr>
+          <w:ilvl w:val="0"/>
           <w:numId w:val="0"/>
         </w:numPr>
         <w:suppressLineNumbers w:val="0"/>
@@ -7876,6 +7858,7 @@
         <w:keepLines w:val="0"/>
         <w:widowControl/>
         <w:numPr>
+          <w:ilvl w:val="0"/>
           <w:numId w:val="0"/>
         </w:numPr>
         <w:suppressLineNumbers w:val="0"/>
@@ -7910,6 +7893,7 @@
         <w:keepLines w:val="0"/>
         <w:widowControl/>
         <w:numPr>
+          <w:ilvl w:val="0"/>
           <w:numId w:val="0"/>
         </w:numPr>
         <w:suppressLineNumbers w:val="0"/>
@@ -7944,6 +7928,7 @@
         <w:keepLines w:val="0"/>
         <w:widowControl/>
         <w:numPr>
+          <w:ilvl w:val="0"/>
           <w:numId w:val="0"/>
         </w:numPr>
         <w:suppressLineNumbers w:val="0"/>
@@ -7978,6 +7963,7 @@
         <w:keepLines w:val="0"/>
         <w:widowControl/>
         <w:numPr>
+          <w:ilvl w:val="0"/>
           <w:numId w:val="0"/>
         </w:numPr>
         <w:suppressLineNumbers w:val="0"/>
@@ -8261,6 +8247,422 @@
         <w:t>）。</w:t>
       </w:r>
     </w:p>
+    <w:p>
+      <w:pPr>
+        <w:pStyle w:val="5"/>
+        <w:keepNext w:val="0"/>
+        <w:keepLines w:val="0"/>
+        <w:widowControl/>
+        <w:numPr>
+          <w:ilvl w:val="0"/>
+          <w:numId w:val="9"/>
+        </w:numPr>
+        <w:suppressLineNumbers w:val="0"/>
+        <w:rPr>
+          <w:rFonts w:hint="default"/>
+          <w:b/>
+          <w:bCs/>
+          <w:color w:val="000000" w:themeColor="text1"/>
+          <w:sz w:val="32"/>
+          <w:szCs w:val="32"/>
+          <w:highlight w:val="none"/>
+          <w:lang w:val="en-US" w:eastAsia="zh-CN"/>
+          <w14:textFill>
+            <w14:solidFill>
+              <w14:schemeClr w14:val="tx1"/>
+            </w14:solidFill>
+          </w14:textFill>
+        </w:rPr>
+      </w:pPr>
+      <w:r>
+        <w:rPr>
+          <w:rFonts w:hint="eastAsia"/>
+          <w:b/>
+          <w:bCs/>
+          <w:color w:val="000000" w:themeColor="text1"/>
+          <w:sz w:val="32"/>
+          <w:szCs w:val="32"/>
+          <w:highlight w:val="none"/>
+          <w:lang w:val="en-US" w:eastAsia="zh-CN"/>
+          <w14:textFill>
+            <w14:solidFill>
+              <w14:schemeClr w14:val="tx1"/>
+            </w14:solidFill>
+          </w14:textFill>
+        </w:rPr>
+        <w:t>玩家名字设置界面</w:t>
+      </w:r>
+    </w:p>
+    <w:p>
+      <w:pPr>
+        <w:pStyle w:val="5"/>
+        <w:keepNext w:val="0"/>
+        <w:keepLines w:val="0"/>
+        <w:widowControl/>
+        <w:numPr>
+          <w:numId w:val="0"/>
+        </w:numPr>
+        <w:suppressLineNumbers w:val="0"/>
+        <w:ind w:right="0" w:rightChars="0"/>
+        <w:rPr>
+          <w:rStyle w:val="10"/>
+          <w:rFonts w:hint="eastAsia" w:ascii="Times New Roman" w:hAnsi="Times New Roman" w:eastAsia="宋体" w:cs="Times New Roman"/>
+          <w:i w:val="0"/>
+          <w:iCs/>
+          <w:sz w:val="28"/>
+          <w:szCs w:val="28"/>
+          <w:lang w:val="en-US" w:eastAsia="zh-CN"/>
+        </w:rPr>
+      </w:pPr>
+      <w:r>
+        <w:rPr>
+          <w:rFonts w:hint="default"/>
+          <w:b/>
+          <w:bCs/>
+          <w:color w:val="000000" w:themeColor="text1"/>
+          <w:sz w:val="32"/>
+          <w:szCs w:val="32"/>
+          <w:highlight w:val="none"/>
+          <w:lang w:val="en-US" w:eastAsia="zh-CN"/>
+          <w14:textFill>
+            <w14:solidFill>
+              <w14:schemeClr w14:val="tx1"/>
+            </w14:solidFill>
+          </w14:textFill>
+        </w:rPr>
+        <w:drawing>
+          <wp:inline distT="0" distB="0" distL="114300" distR="114300">
+            <wp:extent cx="5264785" cy="2950845"/>
+            <wp:effectExtent l="0" t="0" r="12065" b="1905"/>
+            <wp:docPr id="5" name="图片 5" descr="81c8d8ffd71f1f0f0d060a82b48477a7"/>
+            <wp:cNvGraphicFramePr>
+              <a:graphicFrameLocks xmlns:a="http://schemas.openxmlformats.org/drawingml/2006/main" noChangeAspect="1"/>
+            </wp:cNvGraphicFramePr>
+            <a:graphic xmlns:a="http://schemas.openxmlformats.org/drawingml/2006/main">
+              <a:graphicData uri="http://schemas.openxmlformats.org/drawingml/2006/picture">
+                <pic:pic xmlns:pic="http://schemas.openxmlformats.org/drawingml/2006/picture">
+                  <pic:nvPicPr>
+                    <pic:cNvPr id="5" name="图片 5" descr="81c8d8ffd71f1f0f0d060a82b48477a7"/>
+                    <pic:cNvPicPr>
+                      <a:picLocks noChangeAspect="1"/>
+                    </pic:cNvPicPr>
+                  </pic:nvPicPr>
+                  <pic:blipFill>
+                    <a:blip r:embed="rId15"/>
+                    <a:stretch>
+                      <a:fillRect/>
+                    </a:stretch>
+                  </pic:blipFill>
+                  <pic:spPr>
+                    <a:xfrm>
+                      <a:off x="0" y="0"/>
+                      <a:ext cx="5264785" cy="2950845"/>
+                    </a:xfrm>
+                    <a:prstGeom prst="rect">
+                      <a:avLst/>
+                    </a:prstGeom>
+                  </pic:spPr>
+                </pic:pic>
+              </a:graphicData>
+            </a:graphic>
+          </wp:inline>
+        </w:drawing>
+      </w:r>
+      <w:r>
+        <w:rPr>
+          <w:rStyle w:val="10"/>
+          <w:rFonts w:hint="eastAsia" w:ascii="Times New Roman" w:hAnsi="Times New Roman" w:eastAsia="宋体" w:cs="Times New Roman"/>
+          <w:i w:val="0"/>
+          <w:iCs/>
+          <w:sz w:val="28"/>
+          <w:szCs w:val="28"/>
+          <w:lang w:val="en-US" w:eastAsia="zh-CN"/>
+        </w:rPr>
+        <w:t>（1）文本显示，“请输入您的昵称”；</w:t>
+      </w:r>
+    </w:p>
+    <w:p>
+      <w:pPr>
+        <w:pStyle w:val="5"/>
+        <w:keepNext w:val="0"/>
+        <w:keepLines w:val="0"/>
+        <w:widowControl/>
+        <w:numPr>
+          <w:ilvl w:val="0"/>
+          <w:numId w:val="10"/>
+        </w:numPr>
+        <w:suppressLineNumbers w:val="0"/>
+        <w:ind w:right="0" w:rightChars="0"/>
+        <w:rPr>
+          <w:rStyle w:val="10"/>
+          <w:rFonts w:hint="eastAsia" w:ascii="Times New Roman" w:hAnsi="Times New Roman" w:eastAsia="宋体" w:cs="Times New Roman"/>
+          <w:i w:val="0"/>
+          <w:iCs/>
+          <w:sz w:val="28"/>
+          <w:szCs w:val="28"/>
+          <w:lang w:val="en-US" w:eastAsia="zh-CN"/>
+        </w:rPr>
+      </w:pPr>
+      <w:r>
+        <w:rPr>
+          <w:rStyle w:val="10"/>
+          <w:rFonts w:hint="eastAsia" w:ascii="Times New Roman" w:hAnsi="Times New Roman" w:eastAsia="宋体" w:cs="Times New Roman"/>
+          <w:i w:val="0"/>
+          <w:iCs/>
+          <w:sz w:val="28"/>
+          <w:szCs w:val="28"/>
+          <w:lang w:val="en-US" w:eastAsia="zh-CN"/>
+        </w:rPr>
+        <w:t>输入框，默认提示词为“林初棠”，玩家点击时可对文本进行修改，可输入文字上限为3，下限为1；</w:t>
+      </w:r>
+    </w:p>
+    <w:p>
+      <w:pPr>
+        <w:pStyle w:val="5"/>
+        <w:keepNext w:val="0"/>
+        <w:keepLines w:val="0"/>
+        <w:widowControl/>
+        <w:numPr>
+          <w:ilvl w:val="0"/>
+          <w:numId w:val="10"/>
+        </w:numPr>
+        <w:suppressLineNumbers w:val="0"/>
+        <w:ind w:right="0" w:rightChars="0"/>
+        <w:rPr>
+          <w:rStyle w:val="10"/>
+          <w:rFonts w:hint="default" w:ascii="Times New Roman" w:hAnsi="Times New Roman" w:eastAsia="宋体" w:cs="Times New Roman"/>
+          <w:i w:val="0"/>
+          <w:iCs/>
+          <w:sz w:val="28"/>
+          <w:szCs w:val="28"/>
+          <w:lang w:val="en-US" w:eastAsia="zh-CN"/>
+        </w:rPr>
+      </w:pPr>
+      <w:r>
+        <w:rPr>
+          <w:rStyle w:val="10"/>
+          <w:rFonts w:hint="eastAsia" w:ascii="Times New Roman" w:hAnsi="Times New Roman" w:eastAsia="宋体" w:cs="Times New Roman"/>
+          <w:i w:val="0"/>
+          <w:iCs/>
+          <w:sz w:val="28"/>
+          <w:szCs w:val="28"/>
+          <w:lang w:val="en-US" w:eastAsia="zh-CN"/>
+        </w:rPr>
+        <w:t>文本显示，“*不输入时使用默认名称”；</w:t>
+      </w:r>
+    </w:p>
+    <w:p>
+      <w:pPr>
+        <w:pStyle w:val="5"/>
+        <w:keepNext w:val="0"/>
+        <w:keepLines w:val="0"/>
+        <w:widowControl/>
+        <w:numPr>
+          <w:ilvl w:val="0"/>
+          <w:numId w:val="10"/>
+        </w:numPr>
+        <w:suppressLineNumbers w:val="0"/>
+        <w:ind w:right="0" w:rightChars="0"/>
+        <w:rPr>
+          <w:rStyle w:val="10"/>
+          <w:rFonts w:hint="default" w:ascii="Times New Roman" w:hAnsi="Times New Roman" w:eastAsia="宋体" w:cs="Times New Roman"/>
+          <w:i w:val="0"/>
+          <w:iCs/>
+          <w:sz w:val="28"/>
+          <w:szCs w:val="28"/>
+          <w:lang w:val="en-US" w:eastAsia="zh-CN"/>
+        </w:rPr>
+      </w:pPr>
+      <w:r>
+        <w:rPr>
+          <w:rStyle w:val="10"/>
+          <w:rFonts w:hint="eastAsia" w:ascii="Times New Roman" w:hAnsi="Times New Roman" w:eastAsia="宋体" w:cs="Times New Roman"/>
+          <w:i w:val="0"/>
+          <w:iCs/>
+          <w:sz w:val="28"/>
+          <w:szCs w:val="28"/>
+          <w:lang w:val="en-US" w:eastAsia="zh-CN"/>
+        </w:rPr>
+        <w:t>确认按钮，玩家点击后出现二次确认弹窗；</w:t>
+      </w:r>
+    </w:p>
+    <w:p>
+      <w:pPr>
+        <w:pStyle w:val="5"/>
+        <w:keepNext w:val="0"/>
+        <w:keepLines w:val="0"/>
+        <w:widowControl/>
+        <w:numPr>
+          <w:numId w:val="0"/>
+        </w:numPr>
+        <w:suppressLineNumbers w:val="0"/>
+        <w:ind w:right="0" w:rightChars="0"/>
+        <w:rPr>
+          <w:rStyle w:val="10"/>
+          <w:rFonts w:hint="default" w:ascii="Times New Roman" w:hAnsi="Times New Roman" w:eastAsia="宋体" w:cs="Times New Roman"/>
+          <w:i w:val="0"/>
+          <w:iCs/>
+          <w:sz w:val="28"/>
+          <w:szCs w:val="28"/>
+          <w:lang w:val="en-US" w:eastAsia="zh-CN"/>
+        </w:rPr>
+      </w:pPr>
+      <w:r>
+        <w:rPr>
+          <w:rStyle w:val="10"/>
+          <w:rFonts w:hint="default" w:ascii="Times New Roman" w:hAnsi="Times New Roman" w:eastAsia="宋体" w:cs="Times New Roman"/>
+          <w:i w:val="0"/>
+          <w:iCs/>
+          <w:sz w:val="28"/>
+          <w:szCs w:val="28"/>
+          <w:lang w:val="en-US" w:eastAsia="zh-CN"/>
+        </w:rPr>
+        <w:drawing>
+          <wp:inline distT="0" distB="0" distL="114300" distR="114300">
+            <wp:extent cx="5271135" cy="2953385"/>
+            <wp:effectExtent l="0" t="0" r="5715" b="18415"/>
+            <wp:docPr id="12" name="图片 12" descr="e6f01cc90efd30029e1da8086dbbfa2c"/>
+            <wp:cNvGraphicFramePr>
+              <a:graphicFrameLocks xmlns:a="http://schemas.openxmlformats.org/drawingml/2006/main" noChangeAspect="1"/>
+            </wp:cNvGraphicFramePr>
+            <a:graphic xmlns:a="http://schemas.openxmlformats.org/drawingml/2006/main">
+              <a:graphicData uri="http://schemas.openxmlformats.org/drawingml/2006/picture">
+                <pic:pic xmlns:pic="http://schemas.openxmlformats.org/drawingml/2006/picture">
+                  <pic:nvPicPr>
+                    <pic:cNvPr id="12" name="图片 12" descr="e6f01cc90efd30029e1da8086dbbfa2c"/>
+                    <pic:cNvPicPr>
+                      <a:picLocks noChangeAspect="1"/>
+                    </pic:cNvPicPr>
+                  </pic:nvPicPr>
+                  <pic:blipFill>
+                    <a:blip r:embed="rId16"/>
+                    <a:stretch>
+                      <a:fillRect/>
+                    </a:stretch>
+                  </pic:blipFill>
+                  <pic:spPr>
+                    <a:xfrm>
+                      <a:off x="0" y="0"/>
+                      <a:ext cx="5271135" cy="2953385"/>
+                    </a:xfrm>
+                    <a:prstGeom prst="rect">
+                      <a:avLst/>
+                    </a:prstGeom>
+                  </pic:spPr>
+                </pic:pic>
+              </a:graphicData>
+            </a:graphic>
+          </wp:inline>
+        </w:drawing>
+      </w:r>
+    </w:p>
+    <w:p>
+      <w:pPr>
+        <w:pStyle w:val="5"/>
+        <w:keepNext w:val="0"/>
+        <w:keepLines w:val="0"/>
+        <w:widowControl/>
+        <w:numPr>
+          <w:ilvl w:val="0"/>
+          <w:numId w:val="10"/>
+        </w:numPr>
+        <w:suppressLineNumbers w:val="0"/>
+        <w:ind w:left="0" w:leftChars="0" w:right="0" w:rightChars="0" w:firstLine="0" w:firstLineChars="0"/>
+        <w:rPr>
+          <w:rStyle w:val="10"/>
+          <w:rFonts w:hint="eastAsia" w:ascii="Times New Roman" w:hAnsi="Times New Roman" w:eastAsia="宋体" w:cs="Times New Roman"/>
+          <w:i w:val="0"/>
+          <w:iCs/>
+          <w:sz w:val="28"/>
+          <w:szCs w:val="28"/>
+          <w:lang w:val="en-US" w:eastAsia="zh-CN"/>
+        </w:rPr>
+      </w:pPr>
+      <w:r>
+        <w:rPr>
+          <w:rStyle w:val="10"/>
+          <w:rFonts w:hint="eastAsia" w:ascii="Times New Roman" w:hAnsi="Times New Roman" w:eastAsia="宋体" w:cs="Times New Roman"/>
+          <w:i w:val="0"/>
+          <w:iCs/>
+          <w:sz w:val="28"/>
+          <w:szCs w:val="28"/>
+          <w:lang w:val="en-US" w:eastAsia="zh-CN"/>
+        </w:rPr>
+        <w:t>文本显示，“是否使用该名字进入游戏？”；</w:t>
+      </w:r>
+    </w:p>
+    <w:p>
+      <w:pPr>
+        <w:pStyle w:val="5"/>
+        <w:keepNext w:val="0"/>
+        <w:keepLines w:val="0"/>
+        <w:widowControl/>
+        <w:numPr>
+          <w:ilvl w:val="0"/>
+          <w:numId w:val="10"/>
+        </w:numPr>
+        <w:suppressLineNumbers w:val="0"/>
+        <w:ind w:left="0" w:leftChars="0" w:right="0" w:rightChars="0" w:firstLine="0" w:firstLineChars="0"/>
+        <w:rPr>
+          <w:rStyle w:val="10"/>
+          <w:rFonts w:hint="default" w:ascii="Times New Roman" w:hAnsi="Times New Roman" w:eastAsia="宋体" w:cs="Times New Roman"/>
+          <w:i w:val="0"/>
+          <w:iCs/>
+          <w:sz w:val="28"/>
+          <w:szCs w:val="28"/>
+          <w:lang w:val="en-US" w:eastAsia="zh-CN"/>
+        </w:rPr>
+      </w:pPr>
+      <w:r>
+        <w:rPr>
+          <w:rStyle w:val="10"/>
+          <w:rFonts w:hint="eastAsia" w:ascii="Times New Roman" w:hAnsi="Times New Roman" w:eastAsia="宋体" w:cs="Times New Roman"/>
+          <w:i w:val="0"/>
+          <w:iCs/>
+          <w:sz w:val="28"/>
+          <w:szCs w:val="28"/>
+          <w:lang w:val="en-US" w:eastAsia="zh-CN"/>
+        </w:rPr>
+        <w:t>确认按钮，玩家点击确认时进入序章；</w:t>
+      </w:r>
+    </w:p>
+    <w:p>
+      <w:pPr>
+        <w:pStyle w:val="5"/>
+        <w:keepNext w:val="0"/>
+        <w:keepLines w:val="0"/>
+        <w:widowControl/>
+        <w:numPr>
+          <w:ilvl w:val="0"/>
+          <w:numId w:val="10"/>
+        </w:numPr>
+        <w:suppressLineNumbers w:val="0"/>
+        <w:ind w:left="0" w:leftChars="0" w:right="0" w:rightChars="0" w:firstLine="0" w:firstLineChars="0"/>
+        <w:rPr>
+          <w:rStyle w:val="10"/>
+          <w:rFonts w:hint="default" w:ascii="Times New Roman" w:hAnsi="Times New Roman" w:eastAsia="宋体" w:cs="Times New Roman"/>
+          <w:i w:val="0"/>
+          <w:iCs/>
+          <w:sz w:val="28"/>
+          <w:szCs w:val="28"/>
+          <w:lang w:val="en-US" w:eastAsia="zh-CN"/>
+        </w:rPr>
+      </w:pPr>
+      <w:r>
+        <w:rPr>
+          <w:rStyle w:val="10"/>
+          <w:rFonts w:hint="eastAsia" w:ascii="Times New Roman" w:hAnsi="Times New Roman" w:eastAsia="宋体" w:cs="Times New Roman"/>
+          <w:i w:val="0"/>
+          <w:iCs/>
+          <w:sz w:val="28"/>
+          <w:szCs w:val="28"/>
+          <w:lang w:val="en-US" w:eastAsia="zh-CN"/>
+        </w:rPr>
+        <w:t>取消按钮，玩家点击时退回取名界面，保留玩家输入内容；</w:t>
+      </w:r>
+      <w:bookmarkStart w:id="0" w:name="_GoBack"/>
+      <w:bookmarkEnd w:id="0"/>
+    </w:p>
     <w:sectPr>
       <w:pgSz w:w="11906" w:h="16838"/>
       <w:pgMar w:top="1440" w:right="1800" w:bottom="1440" w:left="1800" w:header="851" w:footer="992" w:gutter="0"/>
@@ -8298,6 +8700,18 @@
     </w:lvl>
   </w:abstractNum>
   <w:abstractNum w:abstractNumId="2">
+    <w:nsid w:val="93ADA69D"/>
+    <w:multiLevelType w:val="singleLevel"/>
+    <w:tmpl w:val="93ADA69D"/>
+    <w:lvl w:ilvl="0" w:tentative="0">
+      <w:start w:val="2"/>
+      <w:numFmt w:val="decimal"/>
+      <w:suff w:val="nothing"/>
+      <w:lvlText w:val="（%1）"/>
+      <w:lvlJc w:val="left"/>
+    </w:lvl>
+  </w:abstractNum>
+  <w:abstractNum w:abstractNumId="3">
     <w:nsid w:val="DC5B499F"/>
     <w:multiLevelType w:val="singleLevel"/>
     <w:tmpl w:val="DC5B499F"/>
@@ -8309,7 +8723,7 @@
       <w:lvlJc w:val="left"/>
     </w:lvl>
   </w:abstractNum>
-  <w:abstractNum w:abstractNumId="3">
+  <w:abstractNum w:abstractNumId="4">
     <w:nsid w:val="FD4733EE"/>
     <w:multiLevelType w:val="singleLevel"/>
     <w:tmpl w:val="FD4733EE"/>
@@ -8321,7 +8735,7 @@
       <w:lvlJc w:val="left"/>
     </w:lvl>
   </w:abstractNum>
-  <w:abstractNum w:abstractNumId="4">
+  <w:abstractNum w:abstractNumId="5">
     <w:nsid w:val="03A79AF2"/>
     <w:multiLevelType w:val="singleLevel"/>
     <w:tmpl w:val="03A79AF2"/>
@@ -8333,7 +8747,7 @@
       <w:lvlJc w:val="left"/>
     </w:lvl>
   </w:abstractNum>
-  <w:abstractNum w:abstractNumId="5">
+  <w:abstractNum w:abstractNumId="6">
     <w:nsid w:val="29EA4D0C"/>
     <w:multiLevelType w:val="singleLevel"/>
     <w:tmpl w:val="29EA4D0C"/>
@@ -8345,7 +8759,7 @@
       <w:lvlJc w:val="left"/>
     </w:lvl>
   </w:abstractNum>
-  <w:abstractNum w:abstractNumId="6">
+  <w:abstractNum w:abstractNumId="7">
     <w:nsid w:val="34A9AD42"/>
     <w:multiLevelType w:val="singleLevel"/>
     <w:tmpl w:val="34A9AD42"/>
@@ -8357,7 +8771,7 @@
       <w:lvlJc w:val="left"/>
     </w:lvl>
   </w:abstractNum>
-  <w:abstractNum w:abstractNumId="7">
+  <w:abstractNum w:abstractNumId="8">
     <w:nsid w:val="457C1CC9"/>
     <w:multiLevelType w:val="singleLevel"/>
     <w:tmpl w:val="457C1CC9"/>
@@ -8369,29 +8783,51 @@
       <w:lvlJc w:val="left"/>
     </w:lvl>
   </w:abstractNum>
+  <w:abstractNum w:abstractNumId="9">
+    <w:nsid w:val="5E47B365"/>
+    <w:multiLevelType w:val="singleLevel"/>
+    <w:tmpl w:val="5E47B365"/>
+    <w:lvl w:ilvl="0" w:tentative="0">
+      <w:start w:val="8"/>
+      <w:numFmt w:val="decimal"/>
+      <w:lvlText w:val="%1."/>
+      <w:lvlJc w:val="left"/>
+      <w:pPr>
+        <w:tabs>
+          <w:tab w:val="left" w:pos="312"/>
+        </w:tabs>
+      </w:pPr>
+    </w:lvl>
+  </w:abstractNum>
   <w:num w:numId="1">
     <w:abstractNumId w:val="0"/>
   </w:num>
   <w:num w:numId="2">
-    <w:abstractNumId w:val="6"/>
+    <w:abstractNumId w:val="7"/>
   </w:num>
   <w:num w:numId="3">
     <w:abstractNumId w:val="1"/>
   </w:num>
   <w:num w:numId="4">
-    <w:abstractNumId w:val="2"/>
+    <w:abstractNumId w:val="3"/>
   </w:num>
   <w:num w:numId="5">
-    <w:abstractNumId w:val="7"/>
+    <w:abstractNumId w:val="8"/>
   </w:num>
   <w:num w:numId="6">
+    <w:abstractNumId w:val="5"/>
+  </w:num>
+  <w:num w:numId="7">
     <w:abstractNumId w:val="4"/>
   </w:num>
-  <w:num w:numId="7">
-    <w:abstractNumId w:val="3"/>
+  <w:num w:numId="8">
+    <w:abstractNumId w:val="6"/>
   </w:num>
-  <w:num w:numId="8">
-    <w:abstractNumId w:val="5"/>
+  <w:num w:numId="9">
+    <w:abstractNumId w:val="9"/>
+  </w:num>
+  <w:num w:numId="10">
+    <w:abstractNumId w:val="2"/>
   </w:num>
 </w:numbering>
 </file>
@@ -8472,7 +8908,7 @@
     <w:lsdException w:qFormat="1" w:unhideWhenUsed="0" w:uiPriority="0" w:semiHidden="0" w:name="Title"/>
     <w:lsdException w:unhideWhenUsed="0" w:uiPriority="0" w:semiHidden="0" w:name="Closing"/>
     <w:lsdException w:unhideWhenUsed="0" w:uiPriority="0" w:semiHidden="0" w:name="Signature"/>
-    <w:lsdException w:unhideWhenUsed="0" w:uiPriority="0" w:name="Default Paragraph Font"/>
+    <w:lsdException w:qFormat="1" w:unhideWhenUsed="0" w:uiPriority="0" w:name="Default Paragraph Font"/>
     <w:lsdException w:unhideWhenUsed="0" w:uiPriority="0" w:semiHidden="0" w:name="Body Text"/>
     <w:lsdException w:unhideWhenUsed="0" w:uiPriority="0" w:semiHidden="0" w:name="Body Text Indent"/>
     <w:lsdException w:unhideWhenUsed="0" w:uiPriority="0" w:semiHidden="0" w:name="List Continue"/>
@@ -8738,6 +9174,7 @@
   <w:style w:type="character" w:default="1" w:styleId="8">
     <w:name w:val="Default Paragraph Font"/>
     <w:semiHidden/>
+    <w:qFormat/>
     <w:uiPriority w:val="0"/>
   </w:style>
   <w:style w:type="table" w:default="1" w:styleId="6">

--- a/Assets/Document/new/7.系统功能文档/文字游戏核心系统功能策划案.docx
+++ b/Assets/Document/new/7.系统功能文档/文字游戏核心系统功能策划案.docx
@@ -342,7 +342,7 @@
                 <w:vertAlign w:val="baseline"/>
                 <w:lang w:val="en-US" w:eastAsia="zh-CN"/>
               </w:rPr>
-              <w:t>v0.1</w:t>
+              <w:t>V0.1</w:t>
             </w:r>
           </w:p>
         </w:tc>
@@ -603,7 +603,160 @@
                 <w:vertAlign w:val="baseline"/>
                 <w:lang w:val="en-US" w:eastAsia="zh-CN"/>
               </w:rPr>
-              <w:t>加在了8</w:t>
+              <w:t>8</w:t>
+            </w:r>
+          </w:p>
+        </w:tc>
+      </w:tr>
+      <w:tr>
+        <w:tblPrEx>
+          <w:tblBorders>
+            <w:top w:val="single" w:color="auto" w:sz="4" w:space="0"/>
+            <w:left w:val="single" w:color="auto" w:sz="4" w:space="0"/>
+            <w:bottom w:val="single" w:color="auto" w:sz="4" w:space="0"/>
+            <w:right w:val="single" w:color="auto" w:sz="4" w:space="0"/>
+            <w:insideH w:val="single" w:color="auto" w:sz="4" w:space="0"/>
+            <w:insideV w:val="single" w:color="auto" w:sz="4" w:space="0"/>
+          </w:tblBorders>
+          <w:tblCellMar>
+            <w:top w:w="0" w:type="dxa"/>
+            <w:left w:w="108" w:type="dxa"/>
+            <w:bottom w:w="0" w:type="dxa"/>
+            <w:right w:w="108" w:type="dxa"/>
+          </w:tblCellMar>
+        </w:tblPrEx>
+        <w:tc>
+          <w:tcPr>
+            <w:tcW w:w="1697" w:type="dxa"/>
+          </w:tcPr>
+          <w:p>
+            <w:pPr>
+              <w:jc w:val="center"/>
+              <w:rPr>
+                <w:rFonts w:hint="default"/>
+                <w:sz w:val="28"/>
+                <w:szCs w:val="28"/>
+                <w:vertAlign w:val="baseline"/>
+                <w:lang w:val="en-US" w:eastAsia="zh-CN"/>
+              </w:rPr>
+            </w:pPr>
+            <w:r>
+              <w:rPr>
+                <w:rFonts w:hint="eastAsia"/>
+                <w:sz w:val="28"/>
+                <w:szCs w:val="28"/>
+                <w:vertAlign w:val="baseline"/>
+                <w:lang w:val="en-US" w:eastAsia="zh-CN"/>
+              </w:rPr>
+              <w:t>V0.3</w:t>
+            </w:r>
+          </w:p>
+        </w:tc>
+        <w:tc>
+          <w:tcPr>
+            <w:tcW w:w="1425" w:type="dxa"/>
+          </w:tcPr>
+          <w:p>
+            <w:pPr>
+              <w:jc w:val="center"/>
+              <w:rPr>
+                <w:rFonts w:hint="default"/>
+                <w:sz w:val="28"/>
+                <w:szCs w:val="28"/>
+                <w:vertAlign w:val="baseline"/>
+                <w:lang w:val="en-US" w:eastAsia="zh-CN"/>
+              </w:rPr>
+            </w:pPr>
+            <w:r>
+              <w:rPr>
+                <w:rFonts w:hint="eastAsia"/>
+                <w:sz w:val="28"/>
+                <w:szCs w:val="28"/>
+                <w:vertAlign w:val="baseline"/>
+                <w:lang w:val="en-US" w:eastAsia="zh-CN"/>
+              </w:rPr>
+              <w:t>吴心怡</w:t>
+            </w:r>
+          </w:p>
+        </w:tc>
+        <w:tc>
+          <w:tcPr>
+            <w:tcW w:w="1819" w:type="dxa"/>
+          </w:tcPr>
+          <w:p>
+            <w:pPr>
+              <w:jc w:val="center"/>
+              <w:rPr>
+                <w:rFonts w:hint="default"/>
+                <w:sz w:val="28"/>
+                <w:szCs w:val="28"/>
+                <w:vertAlign w:val="baseline"/>
+                <w:lang w:val="en-US" w:eastAsia="zh-CN"/>
+              </w:rPr>
+            </w:pPr>
+            <w:r>
+              <w:rPr>
+                <w:rFonts w:hint="eastAsia"/>
+                <w:sz w:val="28"/>
+                <w:szCs w:val="28"/>
+                <w:vertAlign w:val="baseline"/>
+                <w:lang w:val="en-US" w:eastAsia="zh-CN"/>
+              </w:rPr>
+              <w:t>2026.3.29</w:t>
+            </w:r>
+          </w:p>
+        </w:tc>
+        <w:tc>
+          <w:tcPr>
+            <w:tcW w:w="3825" w:type="dxa"/>
+          </w:tcPr>
+          <w:p>
+            <w:pPr>
+              <w:jc w:val="center"/>
+              <w:rPr>
+                <w:rFonts w:hint="default"/>
+                <w:sz w:val="28"/>
+                <w:szCs w:val="28"/>
+                <w:vertAlign w:val="baseline"/>
+                <w:lang w:val="en-US" w:eastAsia="zh-CN"/>
+              </w:rPr>
+            </w:pPr>
+            <w:r>
+              <w:rPr>
+                <w:rFonts w:hint="eastAsia"/>
+                <w:sz w:val="28"/>
+                <w:szCs w:val="28"/>
+                <w:vertAlign w:val="baseline"/>
+                <w:lang w:val="en-US" w:eastAsia="zh-CN"/>
+              </w:rPr>
+              <w:t>新增核心玩法与事件系统</w:t>
+            </w:r>
+          </w:p>
+        </w:tc>
+        <w:tc>
+          <w:tcPr>
+            <w:tcW w:w="2597" w:type="dxa"/>
+          </w:tcPr>
+          <w:p>
+            <w:pPr>
+              <w:jc w:val="center"/>
+              <w:rPr>
+                <w:rFonts w:hint="default"/>
+                <w:sz w:val="28"/>
+                <w:szCs w:val="28"/>
+                <w:vertAlign w:val="baseline"/>
+                <w:lang w:val="en-US" w:eastAsia="zh-CN"/>
+              </w:rPr>
+            </w:pPr>
+            <w:r>
+              <w:rPr>
+                <w:rFonts w:hint="eastAsia"/>
+                <w:sz w:val="28"/>
+                <w:szCs w:val="28"/>
+                <w:vertAlign w:val="baseline"/>
+                <w:lang w:val="en-US" w:eastAsia="zh-CN"/>
+              </w:rPr>
+              <w:t>9</w:t>
             </w:r>
           </w:p>
         </w:tc>
@@ -4597,6 +4750,12 @@
             <w:insideV w:val="none" w:color="auto" w:sz="0" w:space="0"/>
           </w:tblBorders>
           <w:shd w:val="clear" w:color="auto" w:fill="auto"/>
+          <w:tblCellMar>
+            <w:top w:w="15" w:type="dxa"/>
+            <w:left w:w="15" w:type="dxa"/>
+            <w:bottom w:w="15" w:type="dxa"/>
+            <w:right w:w="15" w:type="dxa"/>
+          </w:tblCellMar>
         </w:tblPrEx>
         <w:trPr>
           <w:tblHeader/>
@@ -7485,6 +7644,7 @@
             <w:insideH w:val="none" w:color="auto" w:sz="0" w:space="0"/>
             <w:insideV w:val="none" w:color="auto" w:sz="0" w:space="0"/>
           </w:tblBorders>
+          <w:shd w:val="clear" w:color="auto" w:fill="auto"/>
           <w:tblCellMar>
             <w:top w:w="15" w:type="dxa"/>
             <w:left w:w="15" w:type="dxa"/>
@@ -8300,6 +8460,7 @@
         <w:keepLines w:val="0"/>
         <w:widowControl/>
         <w:numPr>
+          <w:ilvl w:val="0"/>
           <w:numId w:val="0"/>
         </w:numPr>
         <w:suppressLineNumbers w:val="0"/>
@@ -8413,7 +8574,7 @@
           <w:szCs w:val="28"/>
           <w:lang w:val="en-US" w:eastAsia="zh-CN"/>
         </w:rPr>
-        <w:t>输入框，默认提示词为“林初棠”，玩家点击时可对文本进行修改，可输入文字上限为3，下限为1；</w:t>
+        <w:t>输入框，默认提示词为“林云熹”，玩家点击时可对文本进行修改，姓氏无法修改，可输入文字上限为3，下限为1；</w:t>
       </w:r>
     </w:p>
     <w:p>
@@ -8493,6 +8654,7 @@
         <w:keepLines w:val="0"/>
         <w:widowControl/>
         <w:numPr>
+          <w:ilvl w:val="0"/>
           <w:numId w:val="0"/>
         </w:numPr>
         <w:suppressLineNumbers w:val="0"/>
@@ -8660,8 +8822,842 @@
         </w:rPr>
         <w:t>取消按钮，玩家点击时退回取名界面，保留玩家输入内容；</w:t>
       </w:r>
+    </w:p>
+    <w:p>
+      <w:pPr>
+        <w:pStyle w:val="3"/>
+        <w:bidi w:val="0"/>
+        <w:rPr>
+          <w:rFonts w:hint="default" w:asciiTheme="minorHAnsi" w:hAnsiTheme="minorHAnsi" w:eastAsiaTheme="minorEastAsia" w:cstheme="minorBidi"/>
+          <w:b/>
+          <w:bCs/>
+          <w:color w:val="000000" w:themeColor="text1"/>
+          <w:kern w:val="0"/>
+          <w:sz w:val="32"/>
+          <w:szCs w:val="32"/>
+          <w:highlight w:val="none"/>
+          <w:lang w:val="en-US" w:eastAsia="zh-CN" w:bidi="ar"/>
+          <w14:textFill>
+            <w14:solidFill>
+              <w14:schemeClr w14:val="tx1"/>
+            </w14:solidFill>
+          </w14:textFill>
+        </w:rPr>
+      </w:pPr>
+      <w:r>
+        <w:rPr>
+          <w:rFonts w:hint="eastAsia" w:asciiTheme="minorHAnsi" w:hAnsiTheme="minorHAnsi" w:eastAsiaTheme="minorEastAsia" w:cstheme="minorBidi"/>
+          <w:b/>
+          <w:bCs/>
+          <w:color w:val="000000" w:themeColor="text1"/>
+          <w:kern w:val="0"/>
+          <w:sz w:val="32"/>
+          <w:szCs w:val="32"/>
+          <w:highlight w:val="none"/>
+          <w:lang w:val="en-US" w:eastAsia="zh-CN" w:bidi="ar"/>
+          <w14:textFill>
+            <w14:solidFill>
+              <w14:schemeClr w14:val="tx1"/>
+            </w14:solidFill>
+          </w14:textFill>
+        </w:rPr>
+        <w:t>9.</w:t>
+      </w:r>
+      <w:r>
+        <w:rPr>
+          <w:rFonts w:hint="default" w:asciiTheme="minorHAnsi" w:hAnsiTheme="minorHAnsi" w:eastAsiaTheme="minorEastAsia" w:cstheme="minorBidi"/>
+          <w:b/>
+          <w:bCs/>
+          <w:color w:val="000000" w:themeColor="text1"/>
+          <w:kern w:val="0"/>
+          <w:sz w:val="32"/>
+          <w:szCs w:val="32"/>
+          <w:highlight w:val="none"/>
+          <w:lang w:val="en-US" w:eastAsia="zh-CN" w:bidi="ar"/>
+          <w14:textFill>
+            <w14:solidFill>
+              <w14:schemeClr w14:val="tx1"/>
+            </w14:solidFill>
+          </w14:textFill>
+        </w:rPr>
+        <w:t>核心玩法与事件系统 (Core Gameplay &amp; Event System)</w:t>
+      </w:r>
+    </w:p>
+    <w:p>
+      <w:pPr>
+        <w:pStyle w:val="5"/>
+        <w:keepNext w:val="0"/>
+        <w:keepLines w:val="0"/>
+        <w:widowControl/>
+        <w:numPr>
+          <w:numId w:val="0"/>
+        </w:numPr>
+        <w:suppressLineNumbers w:val="0"/>
+        <w:ind w:leftChars="0" w:right="0" w:rightChars="0" w:firstLine="560" w:firstLineChars="200"/>
+        <w:rPr>
+          <w:rStyle w:val="10"/>
+          <w:rFonts w:hint="default" w:ascii="Times New Roman" w:hAnsi="Times New Roman" w:eastAsia="宋体" w:cs="Times New Roman"/>
+          <w:i w:val="0"/>
+          <w:iCs/>
+          <w:sz w:val="28"/>
+          <w:szCs w:val="28"/>
+          <w:lang w:val="en-US" w:eastAsia="zh-CN"/>
+        </w:rPr>
+      </w:pPr>
+      <w:r>
+        <w:rPr>
+          <w:rStyle w:val="10"/>
+          <w:rFonts w:hint="default" w:ascii="Times New Roman" w:hAnsi="Times New Roman" w:eastAsia="宋体" w:cs="Times New Roman"/>
+          <w:i w:val="0"/>
+          <w:iCs/>
+          <w:sz w:val="28"/>
+          <w:szCs w:val="28"/>
+          <w:lang w:val="en-US" w:eastAsia="zh-CN"/>
+        </w:rPr>
+        <w:t>本模块定义了玩家在游戏中的主要交互逻辑、资源管理及剧情推进机制。</w:t>
+      </w:r>
+    </w:p>
+    <w:p>
+      <w:pPr>
+        <w:pStyle w:val="5"/>
+        <w:keepNext w:val="0"/>
+        <w:keepLines w:val="0"/>
+        <w:widowControl/>
+        <w:numPr>
+          <w:numId w:val="0"/>
+        </w:numPr>
+        <w:suppressLineNumbers w:val="0"/>
+        <w:ind w:leftChars="0" w:right="0" w:rightChars="0"/>
+        <w:rPr>
+          <w:rStyle w:val="9"/>
+          <w:rFonts w:hint="default" w:cs="Times New Roman"/>
+          <w:bCs/>
+          <w:kern w:val="0"/>
+          <w:sz w:val="30"/>
+          <w:szCs w:val="30"/>
+          <w:lang w:val="en-US" w:eastAsia="zh-CN" w:bidi="ar"/>
+        </w:rPr>
+      </w:pPr>
+      <w:r>
+        <w:rPr>
+          <w:rStyle w:val="9"/>
+          <w:rFonts w:hint="eastAsia" w:cs="Times New Roman"/>
+          <w:bCs/>
+          <w:kern w:val="0"/>
+          <w:sz w:val="30"/>
+          <w:szCs w:val="30"/>
+          <w:lang w:val="en-US" w:eastAsia="zh-CN" w:bidi="ar"/>
+        </w:rPr>
+        <w:t>9.1</w:t>
+      </w:r>
+      <w:r>
+        <w:rPr>
+          <w:rStyle w:val="9"/>
+          <w:rFonts w:hint="default" w:cs="Times New Roman"/>
+          <w:bCs/>
+          <w:kern w:val="0"/>
+          <w:sz w:val="30"/>
+          <w:szCs w:val="30"/>
+          <w:lang w:val="en-US" w:eastAsia="zh-CN" w:bidi="ar"/>
+        </w:rPr>
+        <w:t>资源与属性管理 (Resources &amp; Stats)</w:t>
+      </w:r>
+    </w:p>
+    <w:p>
+      <w:pPr>
+        <w:pStyle w:val="5"/>
+        <w:keepNext w:val="0"/>
+        <w:keepLines w:val="0"/>
+        <w:widowControl/>
+        <w:numPr>
+          <w:numId w:val="0"/>
+        </w:numPr>
+        <w:suppressLineNumbers w:val="0"/>
+        <w:ind w:leftChars="0" w:right="0" w:rightChars="0" w:firstLine="560" w:firstLineChars="200"/>
+        <w:rPr>
+          <w:rStyle w:val="10"/>
+          <w:rFonts w:hint="default" w:ascii="Times New Roman" w:hAnsi="Times New Roman" w:eastAsia="宋体" w:cs="Times New Roman"/>
+          <w:i w:val="0"/>
+          <w:iCs/>
+          <w:sz w:val="28"/>
+          <w:szCs w:val="28"/>
+          <w:lang w:val="en-US" w:eastAsia="zh-CN"/>
+        </w:rPr>
+      </w:pPr>
+      <w:r>
+        <w:rPr>
+          <w:rStyle w:val="10"/>
+          <w:rFonts w:hint="default" w:ascii="Times New Roman" w:hAnsi="Times New Roman" w:eastAsia="宋体" w:cs="Times New Roman"/>
+          <w:i w:val="0"/>
+          <w:iCs/>
+          <w:sz w:val="28"/>
+          <w:szCs w:val="28"/>
+          <w:highlight w:val="yellow"/>
+          <w:lang w:val="en-US" w:eastAsia="zh-CN"/>
+        </w:rPr>
+        <w:t>行动点(Action Points, AP)</w:t>
+      </w:r>
+      <w:r>
+        <w:rPr>
+          <w:rStyle w:val="10"/>
+          <w:rFonts w:hint="default" w:ascii="Times New Roman" w:hAnsi="Times New Roman" w:eastAsia="宋体" w:cs="Times New Roman"/>
+          <w:i w:val="0"/>
+          <w:iCs/>
+          <w:sz w:val="28"/>
+          <w:szCs w:val="28"/>
+          <w:lang w:val="en-US" w:eastAsia="zh-CN"/>
+        </w:rPr>
+        <w:t>：玩家执行各类事件的核心资源。初始默认发放10点。</w:t>
+      </w:r>
+    </w:p>
+    <w:p>
+      <w:pPr>
+        <w:pStyle w:val="5"/>
+        <w:keepNext w:val="0"/>
+        <w:keepLines w:val="0"/>
+        <w:widowControl/>
+        <w:numPr>
+          <w:numId w:val="0"/>
+        </w:numPr>
+        <w:suppressLineNumbers w:val="0"/>
+        <w:ind w:leftChars="0" w:right="0" w:rightChars="0"/>
+        <w:rPr>
+          <w:rStyle w:val="10"/>
+          <w:rFonts w:hint="default" w:ascii="Times New Roman" w:hAnsi="Times New Roman" w:eastAsia="宋体" w:cs="Times New Roman"/>
+          <w:i w:val="0"/>
+          <w:iCs/>
+          <w:sz w:val="28"/>
+          <w:szCs w:val="28"/>
+          <w:lang w:val="en-US" w:eastAsia="zh-CN"/>
+        </w:rPr>
+      </w:pPr>
+    </w:p>
+    <w:p>
+      <w:pPr>
+        <w:pStyle w:val="5"/>
+        <w:keepNext w:val="0"/>
+        <w:keepLines w:val="0"/>
+        <w:widowControl/>
+        <w:numPr>
+          <w:numId w:val="0"/>
+        </w:numPr>
+        <w:suppressLineNumbers w:val="0"/>
+        <w:ind w:leftChars="0" w:right="0" w:rightChars="0" w:firstLine="560" w:firstLineChars="200"/>
+        <w:rPr>
+          <w:rStyle w:val="10"/>
+          <w:rFonts w:hint="default" w:ascii="Times New Roman" w:hAnsi="Times New Roman" w:eastAsia="宋体" w:cs="Times New Roman"/>
+          <w:i w:val="0"/>
+          <w:iCs/>
+          <w:sz w:val="28"/>
+          <w:szCs w:val="28"/>
+          <w:lang w:val="en-US" w:eastAsia="zh-CN"/>
+        </w:rPr>
+      </w:pPr>
+      <w:r>
+        <w:rPr>
+          <w:rStyle w:val="10"/>
+          <w:rFonts w:hint="default" w:ascii="Times New Roman" w:hAnsi="Times New Roman" w:eastAsia="宋体" w:cs="Times New Roman"/>
+          <w:i w:val="0"/>
+          <w:iCs/>
+          <w:sz w:val="28"/>
+          <w:szCs w:val="28"/>
+          <w:highlight w:val="yellow"/>
+          <w:lang w:val="en-US" w:eastAsia="zh-CN"/>
+        </w:rPr>
+        <w:t>基础三值属性</w:t>
+      </w:r>
+      <w:r>
+        <w:rPr>
+          <w:rStyle w:val="10"/>
+          <w:rFonts w:hint="default" w:ascii="Times New Roman" w:hAnsi="Times New Roman" w:eastAsia="宋体" w:cs="Times New Roman"/>
+          <w:i w:val="0"/>
+          <w:iCs/>
+          <w:sz w:val="28"/>
+          <w:szCs w:val="28"/>
+          <w:lang w:val="en-US" w:eastAsia="zh-CN"/>
+        </w:rPr>
+        <w:t>：包含魅力值、理智值、灵感值。通过探索“常规事件”获取并积累。</w:t>
+      </w:r>
+    </w:p>
+    <w:p>
+      <w:pPr>
+        <w:pStyle w:val="5"/>
+        <w:keepNext w:val="0"/>
+        <w:keepLines w:val="0"/>
+        <w:widowControl/>
+        <w:numPr>
+          <w:numId w:val="0"/>
+        </w:numPr>
+        <w:suppressLineNumbers w:val="0"/>
+        <w:ind w:leftChars="0" w:right="0" w:rightChars="0"/>
+        <w:rPr>
+          <w:rStyle w:val="10"/>
+          <w:rFonts w:hint="default" w:ascii="Times New Roman" w:hAnsi="Times New Roman" w:eastAsia="宋体" w:cs="Times New Roman"/>
+          <w:i w:val="0"/>
+          <w:iCs/>
+          <w:sz w:val="28"/>
+          <w:szCs w:val="28"/>
+          <w:lang w:val="en-US" w:eastAsia="zh-CN"/>
+        </w:rPr>
+      </w:pPr>
+      <w:r>
+        <w:rPr>
+          <w:rStyle w:val="9"/>
+          <w:rFonts w:hint="eastAsia" w:cs="Times New Roman"/>
+          <w:bCs/>
+          <w:kern w:val="0"/>
+          <w:sz w:val="30"/>
+          <w:szCs w:val="30"/>
+          <w:lang w:val="en-US" w:eastAsia="zh-CN" w:bidi="ar"/>
+        </w:rPr>
+        <w:t>9.2</w:t>
+      </w:r>
+      <w:r>
+        <w:rPr>
+          <w:rStyle w:val="9"/>
+          <w:rFonts w:hint="default" w:cs="Times New Roman"/>
+          <w:bCs/>
+          <w:kern w:val="0"/>
+          <w:sz w:val="30"/>
+          <w:szCs w:val="30"/>
+          <w:lang w:val="en-US" w:eastAsia="zh-CN" w:bidi="ar"/>
+        </w:rPr>
+        <w:t>常规事件与常规结局 (Normal Events &amp; Endings)</w:t>
+      </w:r>
+    </w:p>
+    <w:p>
+      <w:pPr>
+        <w:pStyle w:val="5"/>
+        <w:keepNext w:val="0"/>
+        <w:keepLines w:val="0"/>
+        <w:widowControl/>
+        <w:numPr>
+          <w:numId w:val="0"/>
+        </w:numPr>
+        <w:suppressLineNumbers w:val="0"/>
+        <w:ind w:leftChars="0" w:right="0" w:rightChars="0" w:firstLine="560" w:firstLineChars="200"/>
+        <w:rPr>
+          <w:rStyle w:val="10"/>
+          <w:rFonts w:hint="default" w:ascii="Times New Roman" w:hAnsi="Times New Roman" w:eastAsia="宋体" w:cs="Times New Roman"/>
+          <w:i w:val="0"/>
+          <w:iCs/>
+          <w:sz w:val="28"/>
+          <w:szCs w:val="28"/>
+          <w:lang w:val="en-US" w:eastAsia="zh-CN"/>
+        </w:rPr>
+      </w:pPr>
+      <w:r>
+        <w:rPr>
+          <w:rStyle w:val="10"/>
+          <w:rFonts w:hint="default" w:ascii="Times New Roman" w:hAnsi="Times New Roman" w:eastAsia="宋体" w:cs="Times New Roman"/>
+          <w:i w:val="0"/>
+          <w:iCs/>
+          <w:sz w:val="28"/>
+          <w:szCs w:val="28"/>
+          <w:highlight w:val="yellow"/>
+          <w:lang w:val="en-US" w:eastAsia="zh-CN"/>
+        </w:rPr>
+        <w:t>事件执行</w:t>
+      </w:r>
+      <w:r>
+        <w:rPr>
+          <w:rStyle w:val="10"/>
+          <w:rFonts w:hint="default" w:ascii="Times New Roman" w:hAnsi="Times New Roman" w:eastAsia="宋体" w:cs="Times New Roman"/>
+          <w:i w:val="0"/>
+          <w:iCs/>
+          <w:sz w:val="28"/>
+          <w:szCs w:val="28"/>
+          <w:lang w:val="en-US" w:eastAsia="zh-CN"/>
+        </w:rPr>
+        <w:t>：玩家消耗行动点进入常规事件，完成后获得对应的三值属性（魅力/理智/灵感）提升。</w:t>
+      </w:r>
+    </w:p>
+    <w:p>
+      <w:pPr>
+        <w:pStyle w:val="5"/>
+        <w:keepNext w:val="0"/>
+        <w:keepLines w:val="0"/>
+        <w:widowControl/>
+        <w:numPr>
+          <w:numId w:val="0"/>
+        </w:numPr>
+        <w:suppressLineNumbers w:val="0"/>
+        <w:ind w:right="0" w:rightChars="0" w:firstLine="560" w:firstLineChars="200"/>
+        <w:rPr>
+          <w:rStyle w:val="10"/>
+          <w:rFonts w:hint="default" w:ascii="Times New Roman" w:hAnsi="Times New Roman" w:eastAsia="宋体" w:cs="Times New Roman"/>
+          <w:i w:val="0"/>
+          <w:iCs/>
+          <w:sz w:val="28"/>
+          <w:szCs w:val="28"/>
+          <w:lang w:val="en-US" w:eastAsia="zh-CN"/>
+        </w:rPr>
+      </w:pPr>
       <w:bookmarkStart w:id="0" w:name="_GoBack"/>
       <w:bookmarkEnd w:id="0"/>
+      <w:r>
+        <w:rPr>
+          <w:rStyle w:val="10"/>
+          <w:rFonts w:hint="default" w:ascii="Times New Roman" w:hAnsi="Times New Roman" w:eastAsia="宋体" w:cs="Times New Roman"/>
+          <w:i w:val="0"/>
+          <w:iCs/>
+          <w:sz w:val="28"/>
+          <w:szCs w:val="28"/>
+          <w:highlight w:val="yellow"/>
+          <w:lang w:val="en-US" w:eastAsia="zh-CN"/>
+        </w:rPr>
+        <w:t>常规结局触发</w:t>
+      </w:r>
+      <w:r>
+        <w:rPr>
+          <w:rStyle w:val="10"/>
+          <w:rFonts w:hint="default" w:ascii="Times New Roman" w:hAnsi="Times New Roman" w:eastAsia="宋体" w:cs="Times New Roman"/>
+          <w:i w:val="0"/>
+          <w:iCs/>
+          <w:sz w:val="28"/>
+          <w:szCs w:val="28"/>
+          <w:highlight w:val="none"/>
+          <w:lang w:val="en-US" w:eastAsia="zh-CN"/>
+        </w:rPr>
+        <w:t>：</w:t>
+      </w:r>
+      <w:r>
+        <w:rPr>
+          <w:rStyle w:val="10"/>
+          <w:rFonts w:hint="default" w:ascii="Times New Roman" w:hAnsi="Times New Roman" w:eastAsia="宋体" w:cs="Times New Roman"/>
+          <w:i w:val="0"/>
+          <w:iCs/>
+          <w:sz w:val="28"/>
+          <w:szCs w:val="28"/>
+          <w:lang w:val="en-US" w:eastAsia="zh-CN"/>
+        </w:rPr>
+        <w:t>当常规属性（三值）累积达到满数值门槛时，触发特定的“常规结局”。</w:t>
+      </w:r>
+    </w:p>
+    <w:p>
+      <w:pPr>
+        <w:pStyle w:val="5"/>
+        <w:keepNext w:val="0"/>
+        <w:keepLines w:val="0"/>
+        <w:widowControl/>
+        <w:numPr>
+          <w:numId w:val="0"/>
+        </w:numPr>
+        <w:suppressLineNumbers w:val="0"/>
+        <w:ind w:leftChars="0" w:right="0" w:rightChars="0" w:firstLine="560" w:firstLineChars="200"/>
+        <w:rPr>
+          <w:rStyle w:val="10"/>
+          <w:rFonts w:hint="default" w:ascii="Times New Roman" w:hAnsi="Times New Roman" w:eastAsia="宋体" w:cs="Times New Roman"/>
+          <w:i w:val="0"/>
+          <w:iCs/>
+          <w:sz w:val="28"/>
+          <w:szCs w:val="28"/>
+          <w:lang w:val="en-US" w:eastAsia="zh-CN"/>
+        </w:rPr>
+      </w:pPr>
+      <w:r>
+        <w:rPr>
+          <w:rStyle w:val="10"/>
+          <w:rFonts w:hint="default" w:ascii="Times New Roman" w:hAnsi="Times New Roman" w:eastAsia="宋体" w:cs="Times New Roman"/>
+          <w:i w:val="0"/>
+          <w:iCs/>
+          <w:sz w:val="28"/>
+          <w:szCs w:val="28"/>
+          <w:highlight w:val="yellow"/>
+          <w:lang w:val="en-US" w:eastAsia="zh-CN"/>
+        </w:rPr>
+        <w:t>周目奖励联动</w:t>
+      </w:r>
+      <w:r>
+        <w:rPr>
+          <w:rStyle w:val="10"/>
+          <w:rFonts w:hint="default" w:ascii="Times New Roman" w:hAnsi="Times New Roman" w:eastAsia="宋体" w:cs="Times New Roman"/>
+          <w:i w:val="0"/>
+          <w:iCs/>
+          <w:sz w:val="28"/>
+          <w:szCs w:val="28"/>
+          <w:lang w:val="en-US" w:eastAsia="zh-CN"/>
+        </w:rPr>
+        <w:t>：完成常规结局后，系统将激活多周目奖励（联动【系统6：结局查看】），使玩家在开启新周目时，初始行动点永久增加1点。</w:t>
+      </w:r>
+    </w:p>
+    <w:p>
+      <w:pPr>
+        <w:pStyle w:val="5"/>
+        <w:keepNext w:val="0"/>
+        <w:keepLines w:val="0"/>
+        <w:widowControl/>
+        <w:numPr>
+          <w:numId w:val="0"/>
+        </w:numPr>
+        <w:suppressLineNumbers w:val="0"/>
+        <w:ind w:leftChars="0" w:right="0" w:rightChars="0"/>
+        <w:rPr>
+          <w:rStyle w:val="10"/>
+          <w:rFonts w:hint="default" w:ascii="Times New Roman" w:hAnsi="Times New Roman" w:eastAsia="宋体" w:cs="Times New Roman"/>
+          <w:i w:val="0"/>
+          <w:iCs/>
+          <w:sz w:val="28"/>
+          <w:szCs w:val="28"/>
+          <w:lang w:val="en-US" w:eastAsia="zh-CN"/>
+        </w:rPr>
+      </w:pPr>
+      <w:r>
+        <w:rPr>
+          <w:rStyle w:val="9"/>
+          <w:rFonts w:hint="eastAsia" w:cs="Times New Roman"/>
+          <w:bCs/>
+          <w:kern w:val="0"/>
+          <w:sz w:val="30"/>
+          <w:szCs w:val="30"/>
+          <w:lang w:val="en-US" w:eastAsia="zh-CN" w:bidi="ar"/>
+        </w:rPr>
+        <w:t>9.3</w:t>
+      </w:r>
+      <w:r>
+        <w:rPr>
+          <w:rStyle w:val="9"/>
+          <w:rFonts w:hint="default" w:cs="Times New Roman"/>
+          <w:bCs/>
+          <w:kern w:val="0"/>
+          <w:sz w:val="30"/>
+          <w:szCs w:val="30"/>
+          <w:lang w:val="en-US" w:eastAsia="zh-CN" w:bidi="ar"/>
+        </w:rPr>
+        <w:t>男主特殊事件 (Male Lead Special Events)</w:t>
+      </w:r>
+    </w:p>
+    <w:p>
+      <w:pPr>
+        <w:pStyle w:val="5"/>
+        <w:keepNext w:val="0"/>
+        <w:keepLines w:val="0"/>
+        <w:widowControl/>
+        <w:numPr>
+          <w:numId w:val="0"/>
+        </w:numPr>
+        <w:suppressLineNumbers w:val="0"/>
+        <w:ind w:leftChars="0" w:right="0" w:rightChars="0" w:firstLine="560" w:firstLineChars="200"/>
+        <w:rPr>
+          <w:rStyle w:val="10"/>
+          <w:rFonts w:hint="default" w:ascii="Times New Roman" w:hAnsi="Times New Roman" w:eastAsia="宋体" w:cs="Times New Roman"/>
+          <w:i w:val="0"/>
+          <w:iCs/>
+          <w:sz w:val="28"/>
+          <w:szCs w:val="28"/>
+          <w:lang w:val="en-US" w:eastAsia="zh-CN"/>
+        </w:rPr>
+      </w:pPr>
+      <w:r>
+        <w:rPr>
+          <w:rStyle w:val="10"/>
+          <w:rFonts w:hint="default" w:ascii="Times New Roman" w:hAnsi="Times New Roman" w:eastAsia="宋体" w:cs="Times New Roman"/>
+          <w:i w:val="0"/>
+          <w:iCs/>
+          <w:sz w:val="28"/>
+          <w:szCs w:val="28"/>
+          <w:lang w:val="en-US" w:eastAsia="zh-CN"/>
+        </w:rPr>
+        <w:t>游戏共包含 5个男主专属事件线</w:t>
+      </w:r>
+      <w:r>
+        <w:rPr>
+          <w:rStyle w:val="10"/>
+          <w:rFonts w:hint="eastAsia" w:ascii="Times New Roman" w:hAnsi="Times New Roman" w:eastAsia="宋体" w:cs="Times New Roman"/>
+          <w:i w:val="0"/>
+          <w:iCs/>
+          <w:sz w:val="28"/>
+          <w:szCs w:val="28"/>
+          <w:lang w:val="en-US" w:eastAsia="zh-CN"/>
+        </w:rPr>
+        <w:t>，</w:t>
+      </w:r>
+      <w:r>
+        <w:rPr>
+          <w:rStyle w:val="10"/>
+          <w:rFonts w:hint="default" w:ascii="Times New Roman" w:hAnsi="Times New Roman" w:eastAsia="宋体" w:cs="Times New Roman"/>
+          <w:i w:val="0"/>
+          <w:iCs/>
+          <w:sz w:val="28"/>
+          <w:szCs w:val="28"/>
+          <w:lang w:val="en-US" w:eastAsia="zh-CN"/>
+        </w:rPr>
+        <w:t>进入这些特殊事件需要同时满足严格的三个前置条件：</w:t>
+      </w:r>
+    </w:p>
+    <w:p>
+      <w:pPr>
+        <w:pStyle w:val="5"/>
+        <w:keepNext w:val="0"/>
+        <w:keepLines w:val="0"/>
+        <w:widowControl/>
+        <w:numPr>
+          <w:numId w:val="0"/>
+        </w:numPr>
+        <w:suppressLineNumbers w:val="0"/>
+        <w:ind w:leftChars="0" w:right="0" w:rightChars="0"/>
+        <w:rPr>
+          <w:rStyle w:val="10"/>
+          <w:rFonts w:hint="default" w:ascii="Times New Roman" w:hAnsi="Times New Roman" w:eastAsia="宋体" w:cs="Times New Roman"/>
+          <w:i w:val="0"/>
+          <w:iCs/>
+          <w:sz w:val="28"/>
+          <w:szCs w:val="28"/>
+          <w:lang w:val="en-US" w:eastAsia="zh-CN"/>
+        </w:rPr>
+      </w:pPr>
+      <w:r>
+        <w:rPr>
+          <w:rStyle w:val="10"/>
+          <w:rFonts w:hint="eastAsia" w:ascii="Times New Roman" w:hAnsi="Times New Roman" w:eastAsia="宋体" w:cs="Times New Roman"/>
+          <w:i w:val="0"/>
+          <w:iCs/>
+          <w:sz w:val="28"/>
+          <w:szCs w:val="28"/>
+          <w:lang w:val="en-US" w:eastAsia="zh-CN"/>
+        </w:rPr>
+        <w:t>（1）</w:t>
+      </w:r>
+      <w:r>
+        <w:rPr>
+          <w:rStyle w:val="10"/>
+          <w:rFonts w:hint="default" w:ascii="Times New Roman" w:hAnsi="Times New Roman" w:eastAsia="宋体" w:cs="Times New Roman"/>
+          <w:i w:val="0"/>
+          <w:iCs/>
+          <w:sz w:val="28"/>
+          <w:szCs w:val="28"/>
+          <w:lang w:val="en-US" w:eastAsia="zh-CN"/>
+        </w:rPr>
+        <w:t>前置事件约束：如果当前特殊事件存在逻辑上的前置事件，必须先将其完成。</w:t>
+      </w:r>
+    </w:p>
+    <w:p>
+      <w:pPr>
+        <w:pStyle w:val="5"/>
+        <w:keepNext w:val="0"/>
+        <w:keepLines w:val="0"/>
+        <w:widowControl/>
+        <w:numPr>
+          <w:numId w:val="0"/>
+        </w:numPr>
+        <w:suppressLineNumbers w:val="0"/>
+        <w:ind w:leftChars="0" w:right="0" w:rightChars="0"/>
+        <w:rPr>
+          <w:rStyle w:val="10"/>
+          <w:rFonts w:hint="default" w:ascii="Times New Roman" w:hAnsi="Times New Roman" w:eastAsia="宋体" w:cs="Times New Roman"/>
+          <w:i w:val="0"/>
+          <w:iCs/>
+          <w:sz w:val="28"/>
+          <w:szCs w:val="28"/>
+          <w:lang w:val="en-US" w:eastAsia="zh-CN"/>
+        </w:rPr>
+      </w:pPr>
+      <w:r>
+        <w:rPr>
+          <w:rStyle w:val="10"/>
+          <w:rFonts w:hint="eastAsia" w:ascii="Times New Roman" w:hAnsi="Times New Roman" w:eastAsia="宋体" w:cs="Times New Roman"/>
+          <w:i w:val="0"/>
+          <w:iCs/>
+          <w:sz w:val="28"/>
+          <w:szCs w:val="28"/>
+          <w:lang w:val="en-US" w:eastAsia="zh-CN"/>
+        </w:rPr>
+        <w:t>（2）</w:t>
+      </w:r>
+      <w:r>
+        <w:rPr>
+          <w:rStyle w:val="10"/>
+          <w:rFonts w:hint="default" w:ascii="Times New Roman" w:hAnsi="Times New Roman" w:eastAsia="宋体" w:cs="Times New Roman"/>
+          <w:i w:val="0"/>
+          <w:iCs/>
+          <w:sz w:val="28"/>
+          <w:szCs w:val="28"/>
+          <w:lang w:val="en-US" w:eastAsia="zh-CN"/>
+        </w:rPr>
+        <w:t>属性门槛约束：玩家的【魅力值】必须达到该事件配表中规定的特定数额。</w:t>
+      </w:r>
+    </w:p>
+    <w:p>
+      <w:pPr>
+        <w:pStyle w:val="5"/>
+        <w:keepNext w:val="0"/>
+        <w:keepLines w:val="0"/>
+        <w:widowControl/>
+        <w:numPr>
+          <w:numId w:val="0"/>
+        </w:numPr>
+        <w:suppressLineNumbers w:val="0"/>
+        <w:ind w:leftChars="0" w:right="0" w:rightChars="0"/>
+        <w:rPr>
+          <w:rStyle w:val="10"/>
+          <w:rFonts w:hint="default" w:ascii="Times New Roman" w:hAnsi="Times New Roman" w:eastAsia="宋体" w:cs="Times New Roman"/>
+          <w:i w:val="0"/>
+          <w:iCs/>
+          <w:sz w:val="28"/>
+          <w:szCs w:val="28"/>
+          <w:lang w:val="en-US" w:eastAsia="zh-CN"/>
+        </w:rPr>
+      </w:pPr>
+    </w:p>
+    <w:p>
+      <w:pPr>
+        <w:pStyle w:val="5"/>
+        <w:keepNext w:val="0"/>
+        <w:keepLines w:val="0"/>
+        <w:widowControl/>
+        <w:numPr>
+          <w:numId w:val="0"/>
+        </w:numPr>
+        <w:suppressLineNumbers w:val="0"/>
+        <w:ind w:leftChars="0" w:right="0" w:rightChars="0"/>
+        <w:rPr>
+          <w:rStyle w:val="10"/>
+          <w:rFonts w:hint="default" w:ascii="Times New Roman" w:hAnsi="Times New Roman" w:eastAsia="宋体" w:cs="Times New Roman"/>
+          <w:i w:val="0"/>
+          <w:iCs/>
+          <w:sz w:val="28"/>
+          <w:szCs w:val="28"/>
+          <w:lang w:val="en-US" w:eastAsia="zh-CN"/>
+        </w:rPr>
+      </w:pPr>
+      <w:r>
+        <w:rPr>
+          <w:rStyle w:val="10"/>
+          <w:rFonts w:hint="eastAsia" w:ascii="Times New Roman" w:hAnsi="Times New Roman" w:eastAsia="宋体" w:cs="Times New Roman"/>
+          <w:i w:val="0"/>
+          <w:iCs/>
+          <w:sz w:val="28"/>
+          <w:szCs w:val="28"/>
+          <w:lang w:val="en-US" w:eastAsia="zh-CN"/>
+        </w:rPr>
+        <w:t>（3）</w:t>
+      </w:r>
+      <w:r>
+        <w:rPr>
+          <w:rStyle w:val="10"/>
+          <w:rFonts w:hint="default" w:ascii="Times New Roman" w:hAnsi="Times New Roman" w:eastAsia="宋体" w:cs="Times New Roman"/>
+          <w:i w:val="0"/>
+          <w:iCs/>
+          <w:sz w:val="28"/>
+          <w:szCs w:val="28"/>
+          <w:lang w:val="en-US" w:eastAsia="zh-CN"/>
+        </w:rPr>
+        <w:t>资源约束：玩家当前必须拥有足够消耗的行动点（AP）。</w:t>
+      </w:r>
+    </w:p>
+    <w:p>
+      <w:pPr>
+        <w:pStyle w:val="5"/>
+        <w:keepNext w:val="0"/>
+        <w:keepLines w:val="0"/>
+        <w:widowControl/>
+        <w:numPr>
+          <w:numId w:val="0"/>
+        </w:numPr>
+        <w:suppressLineNumbers w:val="0"/>
+        <w:ind w:leftChars="0" w:right="0" w:rightChars="0"/>
+        <w:rPr>
+          <w:rStyle w:val="10"/>
+          <w:rFonts w:hint="default" w:ascii="Times New Roman" w:hAnsi="Times New Roman" w:eastAsia="宋体" w:cs="Times New Roman"/>
+          <w:i w:val="0"/>
+          <w:iCs/>
+          <w:sz w:val="28"/>
+          <w:szCs w:val="28"/>
+          <w:lang w:val="en-US" w:eastAsia="zh-CN"/>
+        </w:rPr>
+      </w:pPr>
+      <w:r>
+        <w:rPr>
+          <w:rStyle w:val="9"/>
+          <w:rFonts w:hint="eastAsia" w:cs="Times New Roman"/>
+          <w:bCs/>
+          <w:kern w:val="0"/>
+          <w:sz w:val="30"/>
+          <w:szCs w:val="30"/>
+          <w:lang w:val="en-US" w:eastAsia="zh-CN" w:bidi="ar"/>
+        </w:rPr>
+        <w:t>9.4</w:t>
+      </w:r>
+      <w:r>
+        <w:rPr>
+          <w:rStyle w:val="9"/>
+          <w:rFonts w:hint="default" w:cs="Times New Roman"/>
+          <w:bCs/>
+          <w:kern w:val="0"/>
+          <w:sz w:val="30"/>
+          <w:szCs w:val="30"/>
+          <w:lang w:val="en-US" w:eastAsia="zh-CN" w:bidi="ar"/>
+        </w:rPr>
+        <w:t>事件奖励与资源循环：</w:t>
+      </w:r>
+    </w:p>
+    <w:p>
+      <w:pPr>
+        <w:pStyle w:val="5"/>
+        <w:keepNext w:val="0"/>
+        <w:keepLines w:val="0"/>
+        <w:widowControl/>
+        <w:numPr>
+          <w:numId w:val="0"/>
+        </w:numPr>
+        <w:suppressLineNumbers w:val="0"/>
+        <w:ind w:leftChars="0" w:right="0" w:rightChars="0" w:firstLine="560" w:firstLineChars="200"/>
+        <w:rPr>
+          <w:rStyle w:val="10"/>
+          <w:rFonts w:hint="default" w:ascii="Times New Roman" w:hAnsi="Times New Roman" w:eastAsia="宋体" w:cs="Times New Roman"/>
+          <w:i w:val="0"/>
+          <w:iCs/>
+          <w:sz w:val="28"/>
+          <w:szCs w:val="28"/>
+          <w:lang w:val="en-US" w:eastAsia="zh-CN"/>
+        </w:rPr>
+      </w:pPr>
+      <w:r>
+        <w:rPr>
+          <w:rStyle w:val="10"/>
+          <w:rFonts w:hint="default" w:ascii="Times New Roman" w:hAnsi="Times New Roman" w:eastAsia="宋体" w:cs="Times New Roman"/>
+          <w:i w:val="0"/>
+          <w:iCs/>
+          <w:sz w:val="28"/>
+          <w:szCs w:val="28"/>
+          <w:lang w:val="en-US" w:eastAsia="zh-CN"/>
+        </w:rPr>
+        <w:t>当玩家成功完成某一位男主的完整一条特殊事件线，并成功获取对应的“约定”（联动【系统2：约定系统】）后，系统将立即返还3点行动点。</w:t>
+      </w:r>
+    </w:p>
+    <w:p>
+      <w:pPr>
+        <w:pStyle w:val="5"/>
+        <w:keepNext w:val="0"/>
+        <w:keepLines w:val="0"/>
+        <w:widowControl/>
+        <w:numPr>
+          <w:numId w:val="0"/>
+        </w:numPr>
+        <w:suppressLineNumbers w:val="0"/>
+        <w:ind w:leftChars="0" w:right="0" w:rightChars="0" w:firstLine="560" w:firstLineChars="200"/>
+        <w:rPr>
+          <w:rStyle w:val="10"/>
+          <w:rFonts w:hint="default" w:ascii="Times New Roman" w:hAnsi="Times New Roman" w:eastAsia="宋体" w:cs="Times New Roman"/>
+          <w:i w:val="0"/>
+          <w:iCs/>
+          <w:sz w:val="28"/>
+          <w:szCs w:val="28"/>
+          <w:lang w:val="en-US" w:eastAsia="zh-CN"/>
+        </w:rPr>
+      </w:pPr>
+      <w:r>
+        <w:rPr>
+          <w:rStyle w:val="10"/>
+          <w:rFonts w:hint="default" w:ascii="Times New Roman" w:hAnsi="Times New Roman" w:eastAsia="宋体" w:cs="Times New Roman"/>
+          <w:i w:val="0"/>
+          <w:iCs/>
+          <w:sz w:val="28"/>
+          <w:szCs w:val="28"/>
+          <w:lang w:val="en-US" w:eastAsia="zh-CN"/>
+        </w:rPr>
+        <w:t>该机制鼓励玩家在消耗AP与获取返还之间寻找策略平衡，以在单局游戏中达成更完美的进度。</w:t>
+      </w:r>
     </w:p>
     <w:sectPr>
       <w:pgSz w:w="11906" w:h="16838"/>

--- a/Assets/Document/new/7.系统功能文档/文字游戏核心系统功能策划案.docx
+++ b/Assets/Document/new/7.系统功能文档/文字游戏核心系统功能策划案.docx
@@ -145,6 +145,12 @@
             <w:insideH w:val="single" w:color="auto" w:sz="4" w:space="0"/>
             <w:insideV w:val="single" w:color="auto" w:sz="4" w:space="0"/>
           </w:tblBorders>
+          <w:tblCellMar>
+            <w:top w:w="0" w:type="dxa"/>
+            <w:left w:w="108" w:type="dxa"/>
+            <w:bottom w:w="0" w:type="dxa"/>
+            <w:right w:w="108" w:type="dxa"/>
+          </w:tblCellMar>
         </w:tblPrEx>
         <w:tc>
           <w:tcPr>
@@ -2396,7 +2402,18 @@
           <w:szCs w:val="28"/>
           <w:lang w:val="en-US" w:eastAsia="zh-CN"/>
         </w:rPr>
-        <w:t>男主好感度达到95（事件中两个选项分别+15好感/+20好感）且在最终选项中选择接受选项；</w:t>
+        <w:t>男主好感度达到95</w:t>
+      </w:r>
+      <w:bookmarkStart w:id="0" w:name="_GoBack"/>
+      <w:bookmarkEnd w:id="0"/>
+      <w:r>
+        <w:rPr>
+          <w:rFonts w:hint="eastAsia"/>
+          <w:sz w:val="28"/>
+          <w:szCs w:val="28"/>
+          <w:lang w:val="en-US" w:eastAsia="zh-CN"/>
+        </w:rPr>
+        <w:t>且在最终选项中选择接受选项；</w:t>
       </w:r>
     </w:p>
     <w:p>
@@ -4947,6 +4964,7 @@
             <w:insideH w:val="none" w:color="auto" w:sz="0" w:space="0"/>
             <w:insideV w:val="none" w:color="auto" w:sz="0" w:space="0"/>
           </w:tblBorders>
+          <w:shd w:val="clear" w:color="auto" w:fill="auto"/>
           <w:tblCellMar>
             <w:top w:w="15" w:type="dxa"/>
             <w:left w:w="15" w:type="dxa"/>
@@ -5287,6 +5305,7 @@
             <w:insideH w:val="none" w:color="auto" w:sz="0" w:space="0"/>
             <w:insideV w:val="none" w:color="auto" w:sz="0" w:space="0"/>
           </w:tblBorders>
+          <w:shd w:val="clear" w:color="auto" w:fill="auto"/>
           <w:tblCellMar>
             <w:top w:w="15" w:type="dxa"/>
             <w:left w:w="15" w:type="dxa"/>
@@ -6359,7 +6378,6 @@
             <w:insideH w:val="none" w:color="auto" w:sz="0" w:space="0"/>
             <w:insideV w:val="none" w:color="auto" w:sz="0" w:space="0"/>
           </w:tblBorders>
-          <w:shd w:val="clear" w:color="auto" w:fill="auto"/>
           <w:tblCellMar>
             <w:top w:w="15" w:type="dxa"/>
             <w:left w:w="15" w:type="dxa"/>
@@ -6625,7 +6643,6 @@
             <w:insideH w:val="none" w:color="auto" w:sz="0" w:space="0"/>
             <w:insideV w:val="none" w:color="auto" w:sz="0" w:space="0"/>
           </w:tblBorders>
-          <w:shd w:val="clear" w:color="auto" w:fill="auto"/>
           <w:tblCellMar>
             <w:top w:w="15" w:type="dxa"/>
             <w:left w:w="15" w:type="dxa"/>
@@ -6758,7 +6775,6 @@
             <w:insideH w:val="none" w:color="auto" w:sz="0" w:space="0"/>
             <w:insideV w:val="none" w:color="auto" w:sz="0" w:space="0"/>
           </w:tblBorders>
-          <w:shd w:val="clear" w:color="auto" w:fill="auto"/>
           <w:tblCellMar>
             <w:top w:w="15" w:type="dxa"/>
             <w:left w:w="15" w:type="dxa"/>
@@ -7105,7 +7121,6 @@
             <w:insideH w:val="none" w:color="auto" w:sz="0" w:space="0"/>
             <w:insideV w:val="none" w:color="auto" w:sz="0" w:space="0"/>
           </w:tblBorders>
-          <w:shd w:val="clear" w:color="auto" w:fill="auto"/>
           <w:tblCellMar>
             <w:top w:w="15" w:type="dxa"/>
             <w:left w:w="15" w:type="dxa"/>
@@ -7644,7 +7659,6 @@
             <w:insideH w:val="none" w:color="auto" w:sz="0" w:space="0"/>
             <w:insideV w:val="none" w:color="auto" w:sz="0" w:space="0"/>
           </w:tblBorders>
-          <w:shd w:val="clear" w:color="auto" w:fill="auto"/>
           <w:tblCellMar>
             <w:top w:w="15" w:type="dxa"/>
             <w:left w:w="15" w:type="dxa"/>
@@ -8890,6 +8904,7 @@
         <w:keepLines w:val="0"/>
         <w:widowControl/>
         <w:numPr>
+          <w:ilvl w:val="0"/>
           <w:numId w:val="0"/>
         </w:numPr>
         <w:suppressLineNumbers w:val="0"/>
@@ -8924,6 +8939,7 @@
         <w:keepLines w:val="0"/>
         <w:widowControl/>
         <w:numPr>
+          <w:ilvl w:val="0"/>
           <w:numId w:val="0"/>
         </w:numPr>
         <w:suppressLineNumbers w:val="0"/>
@@ -8970,6 +8986,7 @@
         <w:keepLines w:val="0"/>
         <w:widowControl/>
         <w:numPr>
+          <w:ilvl w:val="0"/>
           <w:numId w:val="0"/>
         </w:numPr>
         <w:suppressLineNumbers w:val="0"/>
@@ -9017,6 +9034,7 @@
         <w:keepLines w:val="0"/>
         <w:widowControl/>
         <w:numPr>
+          <w:ilvl w:val="0"/>
           <w:numId w:val="0"/>
         </w:numPr>
         <w:suppressLineNumbers w:val="0"/>
@@ -9039,6 +9057,7 @@
         <w:keepLines w:val="0"/>
         <w:widowControl/>
         <w:numPr>
+          <w:ilvl w:val="0"/>
           <w:numId w:val="0"/>
         </w:numPr>
         <w:suppressLineNumbers w:val="0"/>
@@ -9086,6 +9105,7 @@
         <w:keepLines w:val="0"/>
         <w:widowControl/>
         <w:numPr>
+          <w:ilvl w:val="0"/>
           <w:numId w:val="0"/>
         </w:numPr>
         <w:suppressLineNumbers w:val="0"/>
@@ -9132,6 +9152,7 @@
         <w:keepLines w:val="0"/>
         <w:widowControl/>
         <w:numPr>
+          <w:ilvl w:val="0"/>
           <w:numId w:val="0"/>
         </w:numPr>
         <w:suppressLineNumbers w:val="0"/>
@@ -9179,6 +9200,7 @@
         <w:keepLines w:val="0"/>
         <w:widowControl/>
         <w:numPr>
+          <w:ilvl w:val="0"/>
           <w:numId w:val="0"/>
         </w:numPr>
         <w:suppressLineNumbers w:val="0"/>
@@ -9193,8 +9215,6 @@
           <w:lang w:val="en-US" w:eastAsia="zh-CN"/>
         </w:rPr>
       </w:pPr>
-      <w:bookmarkStart w:id="0" w:name="_GoBack"/>
-      <w:bookmarkEnd w:id="0"/>
       <w:r>
         <w:rPr>
           <w:rStyle w:val="10"/>
@@ -9241,6 +9261,7 @@
         <w:keepLines w:val="0"/>
         <w:widowControl/>
         <w:numPr>
+          <w:ilvl w:val="0"/>
           <w:numId w:val="0"/>
         </w:numPr>
         <w:suppressLineNumbers w:val="0"/>
@@ -9288,6 +9309,7 @@
         <w:keepLines w:val="0"/>
         <w:widowControl/>
         <w:numPr>
+          <w:ilvl w:val="0"/>
           <w:numId w:val="0"/>
         </w:numPr>
         <w:suppressLineNumbers w:val="0"/>
@@ -9334,6 +9356,7 @@
         <w:keepLines w:val="0"/>
         <w:widowControl/>
         <w:numPr>
+          <w:ilvl w:val="0"/>
           <w:numId w:val="0"/>
         </w:numPr>
         <w:suppressLineNumbers w:val="0"/>
@@ -9392,6 +9415,7 @@
         <w:keepLines w:val="0"/>
         <w:widowControl/>
         <w:numPr>
+          <w:ilvl w:val="0"/>
           <w:numId w:val="0"/>
         </w:numPr>
         <w:suppressLineNumbers w:val="0"/>
@@ -9438,6 +9462,7 @@
         <w:keepLines w:val="0"/>
         <w:widowControl/>
         <w:numPr>
+          <w:ilvl w:val="0"/>
           <w:numId w:val="0"/>
         </w:numPr>
         <w:suppressLineNumbers w:val="0"/>
@@ -9484,6 +9509,7 @@
         <w:keepLines w:val="0"/>
         <w:widowControl/>
         <w:numPr>
+          <w:ilvl w:val="0"/>
           <w:numId w:val="0"/>
         </w:numPr>
         <w:suppressLineNumbers w:val="0"/>
@@ -9506,6 +9532,7 @@
         <w:keepLines w:val="0"/>
         <w:widowControl/>
         <w:numPr>
+          <w:ilvl w:val="0"/>
           <w:numId w:val="0"/>
         </w:numPr>
         <w:suppressLineNumbers w:val="0"/>
@@ -9552,6 +9579,7 @@
         <w:keepLines w:val="0"/>
         <w:widowControl/>
         <w:numPr>
+          <w:ilvl w:val="0"/>
           <w:numId w:val="0"/>
         </w:numPr>
         <w:suppressLineNumbers w:val="0"/>
@@ -9598,6 +9626,7 @@
         <w:keepLines w:val="0"/>
         <w:widowControl/>
         <w:numPr>
+          <w:ilvl w:val="0"/>
           <w:numId w:val="0"/>
         </w:numPr>
         <w:suppressLineNumbers w:val="0"/>
@@ -9632,6 +9661,7 @@
         <w:keepLines w:val="0"/>
         <w:widowControl/>
         <w:numPr>
+          <w:ilvl w:val="0"/>
           <w:numId w:val="0"/>
         </w:numPr>
         <w:suppressLineNumbers w:val="0"/>
@@ -9942,7 +9972,7 @@
     <w:lsdException w:unhideWhenUsed="0" w:uiPriority="0" w:semiHidden="0" w:name="HTML Sample"/>
     <w:lsdException w:unhideWhenUsed="0" w:uiPriority="0" w:semiHidden="0" w:name="HTML Typewriter"/>
     <w:lsdException w:unhideWhenUsed="0" w:uiPriority="0" w:semiHidden="0" w:name="HTML Variable"/>
-    <w:lsdException w:unhideWhenUsed="0" w:uiPriority="0" w:name="Normal Table"/>
+    <w:lsdException w:qFormat="1" w:unhideWhenUsed="0" w:uiPriority="0" w:name="Normal Table"/>
     <w:lsdException w:unhideWhenUsed="0" w:uiPriority="0" w:semiHidden="0" w:name="annotation subject"/>
     <w:lsdException w:unhideWhenUsed="0" w:uiPriority="0" w:semiHidden="0" w:name="Table Simple 1"/>
     <w:lsdException w:unhideWhenUsed="0" w:uiPriority="0" w:semiHidden="0" w:name="Table Simple 2"/>
@@ -10176,6 +10206,7 @@
   <w:style w:type="table" w:default="1" w:styleId="6">
     <w:name w:val="Normal Table"/>
     <w:semiHidden/>
+    <w:qFormat/>
     <w:uiPriority w:val="0"/>
     <w:tblPr>
       <w:tblCellMar>

--- a/Assets/Document/new/7.系统功能文档/文字游戏核心系统功能策划案.docx
+++ b/Assets/Document/new/7.系统功能文档/文字游戏核心系统功能策划案.docx
@@ -2402,7 +2402,7 @@
           <w:szCs w:val="28"/>
           <w:lang w:val="en-US" w:eastAsia="zh-CN"/>
         </w:rPr>
-        <w:t>男主好感度达到95</w:t>
+        <w:t>男主好感度≥</w:t>
       </w:r>
       <w:bookmarkStart w:id="0" w:name="_GoBack"/>
       <w:bookmarkEnd w:id="0"/>
@@ -2413,7 +2413,7 @@
           <w:szCs w:val="28"/>
           <w:lang w:val="en-US" w:eastAsia="zh-CN"/>
         </w:rPr>
-        <w:t>且在最终选项中选择接受选项；</w:t>
+        <w:t>95且在最终选项中选择接受选项；</w:t>
       </w:r>
     </w:p>
     <w:p>
@@ -5135,6 +5135,7 @@
             <w:insideH w:val="none" w:color="auto" w:sz="0" w:space="0"/>
             <w:insideV w:val="none" w:color="auto" w:sz="0" w:space="0"/>
           </w:tblBorders>
+          <w:shd w:val="clear" w:color="auto" w:fill="auto"/>
           <w:tblCellMar>
             <w:top w:w="15" w:type="dxa"/>
             <w:left w:w="15" w:type="dxa"/>
@@ -5476,6 +5477,7 @@
             <w:insideH w:val="none" w:color="auto" w:sz="0" w:space="0"/>
             <w:insideV w:val="none" w:color="auto" w:sz="0" w:space="0"/>
           </w:tblBorders>
+          <w:shd w:val="clear" w:color="auto" w:fill="auto"/>
           <w:tblCellMar>
             <w:top w:w="15" w:type="dxa"/>
             <w:left w:w="15" w:type="dxa"/>
@@ -6378,6 +6380,7 @@
             <w:insideH w:val="none" w:color="auto" w:sz="0" w:space="0"/>
             <w:insideV w:val="none" w:color="auto" w:sz="0" w:space="0"/>
           </w:tblBorders>
+          <w:shd w:val="clear" w:color="auto" w:fill="auto"/>
           <w:tblCellMar>
             <w:top w:w="15" w:type="dxa"/>
             <w:left w:w="15" w:type="dxa"/>
@@ -7121,6 +7124,7 @@
             <w:insideH w:val="none" w:color="auto" w:sz="0" w:space="0"/>
             <w:insideV w:val="none" w:color="auto" w:sz="0" w:space="0"/>
           </w:tblBorders>
+          <w:shd w:val="clear" w:color="auto" w:fill="auto"/>
           <w:tblCellMar>
             <w:top w:w="15" w:type="dxa"/>
             <w:left w:w="15" w:type="dxa"/>
@@ -7318,7 +7322,6 @@
             <w:insideH w:val="none" w:color="auto" w:sz="0" w:space="0"/>
             <w:insideV w:val="none" w:color="auto" w:sz="0" w:space="0"/>
           </w:tblBorders>
-          <w:shd w:val="clear" w:color="auto" w:fill="auto"/>
           <w:tblCellMar>
             <w:top w:w="15" w:type="dxa"/>
             <w:left w:w="15" w:type="dxa"/>
@@ -7659,6 +7662,7 @@
             <w:insideH w:val="none" w:color="auto" w:sz="0" w:space="0"/>
             <w:insideV w:val="none" w:color="auto" w:sz="0" w:space="0"/>
           </w:tblBorders>
+          <w:shd w:val="clear" w:color="auto" w:fill="auto"/>
           <w:tblCellMar>
             <w:top w:w="15" w:type="dxa"/>
             <w:left w:w="15" w:type="dxa"/>
@@ -9961,7 +9965,7 @@
     <w:lsdException w:unhideWhenUsed="0" w:uiPriority="0" w:semiHidden="0" w:name="Document Map"/>
     <w:lsdException w:unhideWhenUsed="0" w:uiPriority="0" w:semiHidden="0" w:name="Plain Text"/>
     <w:lsdException w:unhideWhenUsed="0" w:uiPriority="0" w:semiHidden="0" w:name="E-mail Signature"/>
-    <w:lsdException w:unhideWhenUsed="0" w:uiPriority="0" w:semiHidden="0" w:name="Normal (Web)"/>
+    <w:lsdException w:qFormat="1" w:unhideWhenUsed="0" w:uiPriority="0" w:semiHidden="0" w:name="Normal (Web)"/>
     <w:lsdException w:unhideWhenUsed="0" w:uiPriority="0" w:semiHidden="0" w:name="HTML Acronym"/>
     <w:lsdException w:unhideWhenUsed="0" w:uiPriority="0" w:semiHidden="0" w:name="HTML Address"/>
     <w:lsdException w:unhideWhenUsed="0" w:uiPriority="0" w:semiHidden="0" w:name="HTML Cite"/>
@@ -10017,7 +10021,7 @@
     <w:lsdException w:unhideWhenUsed="0" w:uiPriority="0" w:semiHidden="0" w:name="Table Web 2"/>
     <w:lsdException w:unhideWhenUsed="0" w:uiPriority="0" w:semiHidden="0" w:name="Table Web 3"/>
     <w:lsdException w:unhideWhenUsed="0" w:uiPriority="0" w:semiHidden="0" w:name="Balloon Text"/>
-    <w:lsdException w:unhideWhenUsed="0" w:uiPriority="0" w:semiHidden="0" w:name="Table Grid"/>
+    <w:lsdException w:qFormat="1" w:unhideWhenUsed="0" w:uiPriority="0" w:semiHidden="0" w:name="Table Grid"/>
     <w:lsdException w:unhideWhenUsed="0" w:uiPriority="0" w:semiHidden="0" w:name="Table Theme"/>
     <w:lsdException w:unhideWhenUsed="0" w:uiPriority="60" w:semiHidden="0" w:name="Light Shading"/>
     <w:lsdException w:unhideWhenUsed="0" w:uiPriority="61" w:semiHidden="0" w:name="Light List"/>
@@ -10220,6 +10224,7 @@
   <w:style w:type="paragraph" w:styleId="5">
     <w:name w:val="Normal (Web)"/>
     <w:basedOn w:val="1"/>
+    <w:qFormat/>
     <w:uiPriority w:val="0"/>
     <w:pPr>
       <w:spacing w:before="0" w:beforeAutospacing="1" w:after="0" w:afterAutospacing="1"/>
@@ -10235,6 +10240,7 @@
   <w:style w:type="table" w:styleId="7">
     <w:name w:val="Table Grid"/>
     <w:basedOn w:val="6"/>
+    <w:qFormat/>
     <w:uiPriority w:val="0"/>
     <w:pPr>
       <w:widowControl w:val="0"/>
